--- a/CV_Nurul_Arefin_Nabil_ICT_Lecturer.docx
+++ b/CV_Nurul_Arefin_Nabil_ICT_Lecturer.docx
@@ -4,37 +4,35 @@
   <w:body>
     <w:tbl>
       <w:tblPr>
-        <w:tblW w:w="0" w:type="auto"/>
+        <w:tblW w:w="9500" w:type="dxa"/>
         <w:jc w:val="center"/>
         <w:tblLayout w:type="fixed"/>
         <w:tblLook w:val="04A0" w:firstRow="1" w:lastRow="0" w:firstColumn="1" w:lastColumn="0" w:noHBand="0" w:noVBand="1"/>
       </w:tblPr>
       <w:tblGrid>
-        <w:gridCol w:w="7632"/>
-        <w:gridCol w:w="2376"/>
+        <w:gridCol w:w="7382"/>
+        <w:gridCol w:w="2118"/>
       </w:tblGrid>
       <w:tr>
         <w:trPr>
+          <w:trHeight w:val="2220"/>
           <w:jc w:val="center"/>
         </w:trPr>
         <w:tc>
           <w:tcPr>
-            <w:tcW w:w="7632" w:type="dxa"/>
+            <w:tcW w:w="7382" w:type="dxa"/>
             <w:tcMar>
               <w:top w:w="0" w:type="dxa"/>
               <w:left w:w="0" w:type="dxa"/>
-              <w:bottom w:w="50" w:type="dxa"/>
-              <w:right w:w="100" w:type="dxa"/>
+              <w:bottom w:w="30" w:type="dxa"/>
+              <w:right w:w="70" w:type="dxa"/>
             </w:tcMar>
           </w:tcPr>
           <w:p>
             <w:pPr>
               <w:spacing w:after="40"/>
-              <w:jc w:val="both"/>
               <w:rPr>
                 <w:rFonts w:asciiTheme="majorBidi" w:hAnsiTheme="majorBidi" w:cstheme="majorBidi"/>
-                <w:sz w:val="22"/>
-                <w:szCs w:val="24"/>
               </w:rPr>
             </w:pPr>
             <w:r>
@@ -42,20 +40,16 @@
                 <w:rFonts w:asciiTheme="majorBidi" w:hAnsiTheme="majorBidi" w:cstheme="majorBidi"/>
                 <w:b/>
                 <w:color w:val="0F4C81"/>
-                <w:sz w:val="42"/>
-                <w:szCs w:val="24"/>
+                <w:sz w:val="40"/>
               </w:rPr>
               <w:t>NURUL AREFIN NABIL</w:t>
             </w:r>
           </w:p>
           <w:p>
             <w:pPr>
-              <w:spacing w:after="120"/>
-              <w:jc w:val="both"/>
+              <w:spacing w:after="100"/>
               <w:rPr>
                 <w:rFonts w:asciiTheme="majorBidi" w:hAnsiTheme="majorBidi" w:cstheme="majorBidi"/>
-                <w:sz w:val="22"/>
-                <w:szCs w:val="24"/>
               </w:rPr>
             </w:pPr>
             <w:r>
@@ -63,20 +57,16 @@
                 <w:rFonts w:asciiTheme="majorBidi" w:hAnsiTheme="majorBidi" w:cstheme="majorBidi"/>
                 <w:b/>
                 <w:color w:val="10735F"/>
-                <w:sz w:val="24"/>
-                <w:szCs w:val="24"/>
+                <w:sz w:val="22"/>
               </w:rPr>
-              <w:t>Lecturer in ICT | Computer Science &amp; Engineering Educator</w:t>
+              <w:t>ICT &amp; Computer Science Teacher | B.Sc. in CSE</w:t>
             </w:r>
           </w:p>
           <w:p>
             <w:pPr>
-              <w:spacing w:after="30" w:line="252" w:lineRule="auto"/>
-              <w:jc w:val="both"/>
+              <w:spacing w:after="20" w:line="252" w:lineRule="auto"/>
               <w:rPr>
                 <w:rFonts w:asciiTheme="majorBidi" w:hAnsiTheme="majorBidi" w:cstheme="majorBidi"/>
-                <w:sz w:val="22"/>
-                <w:szCs w:val="24"/>
               </w:rPr>
             </w:pPr>
             <w:r>
@@ -84,7 +74,7 @@
                 <w:rFonts w:ascii="Segoe UI Emoji" w:hAnsi="Segoe UI Emoji" w:cs="Segoe UI Emoji"/>
                 <w:b/>
                 <w:color w:val="475569"/>
-                <w:szCs w:val="24"/>
+                <w:sz w:val="17"/>
               </w:rPr>
               <w:t>📍</w:t>
             </w:r>
@@ -93,51 +83,23 @@
                 <w:rFonts w:asciiTheme="majorBidi" w:hAnsiTheme="majorBidi" w:cstheme="majorBidi"/>
                 <w:b/>
                 <w:color w:val="475569"/>
-                <w:szCs w:val="24"/>
+                <w:sz w:val="17"/>
               </w:rPr>
               <w:t xml:space="preserve"> Address: </w:t>
             </w:r>
-            <w:proofErr w:type="spellStart"/>
             <w:r>
               <w:rPr>
                 <w:rFonts w:asciiTheme="majorBidi" w:hAnsiTheme="majorBidi" w:cstheme="majorBidi"/>
-                <w:szCs w:val="24"/>
+                <w:sz w:val="17"/>
               </w:rPr>
-              <w:t>Barmi</w:t>
-            </w:r>
-            <w:proofErr w:type="spellEnd"/>
-            <w:r>
-              <w:rPr>
-                <w:rFonts w:asciiTheme="majorBidi" w:hAnsiTheme="majorBidi" w:cstheme="majorBidi"/>
-                <w:szCs w:val="24"/>
-              </w:rPr>
-              <w:t xml:space="preserve">, </w:t>
-            </w:r>
-            <w:proofErr w:type="spellStart"/>
-            <w:r>
-              <w:rPr>
-                <w:rFonts w:asciiTheme="majorBidi" w:hAnsiTheme="majorBidi" w:cstheme="majorBidi"/>
-                <w:szCs w:val="24"/>
-              </w:rPr>
-              <w:t>Sreepur</w:t>
-            </w:r>
-            <w:proofErr w:type="spellEnd"/>
-            <w:r>
-              <w:rPr>
-                <w:rFonts w:asciiTheme="majorBidi" w:hAnsiTheme="majorBidi" w:cstheme="majorBidi"/>
-                <w:szCs w:val="24"/>
-              </w:rPr>
-              <w:t>, Gazipur-1743, Bangladesh</w:t>
+              <w:t>Barmi, Sreepur, Gazipur-1743, Bangladesh</w:t>
             </w:r>
           </w:p>
           <w:p>
             <w:pPr>
-              <w:spacing w:after="30" w:line="252" w:lineRule="auto"/>
-              <w:jc w:val="both"/>
+              <w:spacing w:after="20" w:line="252" w:lineRule="auto"/>
               <w:rPr>
                 <w:rFonts w:asciiTheme="majorBidi" w:hAnsiTheme="majorBidi" w:cstheme="majorBidi"/>
-                <w:sz w:val="22"/>
-                <w:szCs w:val="24"/>
               </w:rPr>
             </w:pPr>
             <w:r>
@@ -145,7 +107,7 @@
                 <w:rFonts w:ascii="Segoe UI Emoji" w:hAnsi="Segoe UI Emoji" w:cs="Segoe UI Emoji"/>
                 <w:b/>
                 <w:color w:val="475569"/>
-                <w:szCs w:val="24"/>
+                <w:sz w:val="17"/>
               </w:rPr>
               <w:t>📞</w:t>
             </w:r>
@@ -154,26 +116,23 @@
                 <w:rFonts w:asciiTheme="majorBidi" w:hAnsiTheme="majorBidi" w:cstheme="majorBidi"/>
                 <w:b/>
                 <w:color w:val="475569"/>
-                <w:szCs w:val="24"/>
+                <w:sz w:val="17"/>
               </w:rPr>
               <w:t xml:space="preserve"> Phone: </w:t>
             </w:r>
             <w:r>
               <w:rPr>
                 <w:rFonts w:asciiTheme="majorBidi" w:hAnsiTheme="majorBidi" w:cstheme="majorBidi"/>
-                <w:szCs w:val="24"/>
+                <w:sz w:val="17"/>
               </w:rPr>
               <w:t>+880 1881-196146</w:t>
             </w:r>
           </w:p>
           <w:p>
             <w:pPr>
-              <w:spacing w:after="30" w:line="252" w:lineRule="auto"/>
-              <w:jc w:val="both"/>
+              <w:spacing w:after="20" w:line="252" w:lineRule="auto"/>
               <w:rPr>
                 <w:rFonts w:asciiTheme="majorBidi" w:hAnsiTheme="majorBidi" w:cstheme="majorBidi"/>
-                <w:sz w:val="22"/>
-                <w:szCs w:val="24"/>
               </w:rPr>
             </w:pPr>
             <w:r>
@@ -181,7 +140,7 @@
                 <w:rFonts w:ascii="Segoe UI Emoji" w:hAnsi="Segoe UI Emoji" w:cs="Segoe UI Emoji"/>
                 <w:b/>
                 <w:color w:val="475569"/>
-                <w:szCs w:val="24"/>
+                <w:sz w:val="17"/>
               </w:rPr>
               <w:t>✉</w:t>
             </w:r>
@@ -190,26 +149,23 @@
                 <w:rFonts w:asciiTheme="majorBidi" w:hAnsiTheme="majorBidi" w:cstheme="majorBidi"/>
                 <w:b/>
                 <w:color w:val="475569"/>
-                <w:szCs w:val="24"/>
+                <w:sz w:val="17"/>
               </w:rPr>
               <w:t xml:space="preserve"> Email: </w:t>
             </w:r>
             <w:r>
               <w:rPr>
                 <w:rFonts w:asciiTheme="majorBidi" w:hAnsiTheme="majorBidi" w:cstheme="majorBidi"/>
-                <w:szCs w:val="24"/>
+                <w:sz w:val="17"/>
               </w:rPr>
               <w:t>nurularefinnabil@gmail.com</w:t>
             </w:r>
           </w:p>
           <w:p>
             <w:pPr>
-              <w:spacing w:after="30" w:line="252" w:lineRule="auto"/>
-              <w:jc w:val="both"/>
+              <w:spacing w:after="20" w:line="252" w:lineRule="auto"/>
               <w:rPr>
                 <w:rFonts w:asciiTheme="majorBidi" w:hAnsiTheme="majorBidi" w:cstheme="majorBidi"/>
-                <w:sz w:val="22"/>
-                <w:szCs w:val="24"/>
               </w:rPr>
             </w:pPr>
             <w:r>
@@ -217,7 +173,7 @@
                 <w:rFonts w:ascii="Segoe UI Emoji" w:hAnsi="Segoe UI Emoji" w:cs="Segoe UI Emoji"/>
                 <w:b/>
                 <w:color w:val="475569"/>
-                <w:szCs w:val="24"/>
+                <w:sz w:val="17"/>
               </w:rPr>
               <w:t>🌐</w:t>
             </w:r>
@@ -226,67 +182,33 @@
                 <w:rFonts w:asciiTheme="majorBidi" w:hAnsiTheme="majorBidi" w:cstheme="majorBidi"/>
                 <w:b/>
                 <w:color w:val="475569"/>
-                <w:szCs w:val="24"/>
+                <w:sz w:val="17"/>
               </w:rPr>
               <w:t xml:space="preserve"> Portfolio: </w:t>
             </w:r>
             <w:r>
               <w:rPr>
                 <w:rFonts w:asciiTheme="majorBidi" w:hAnsiTheme="majorBidi" w:cstheme="majorBidi"/>
-                <w:szCs w:val="24"/>
+                <w:sz w:val="17"/>
               </w:rPr>
-              <w:t>www.areefin.me   |   LinkedIn: in/n-</w:t>
+              <w:t xml:space="preserve">www.areefin.me   |   LinkedIn: </w:t>
             </w:r>
-            <w:proofErr w:type="spellStart"/>
             <w:r>
               <w:rPr>
                 <w:rFonts w:asciiTheme="majorBidi" w:hAnsiTheme="majorBidi" w:cstheme="majorBidi"/>
-                <w:szCs w:val="24"/>
+                <w:sz w:val="17"/>
               </w:rPr>
-              <w:t>arefin</w:t>
+              <w:t>in/n-arefin-nabil   |   GitHub: arefin-nabil</w:t>
             </w:r>
-            <w:proofErr w:type="spellEnd"/>
-            <w:r>
-              <w:rPr>
-                <w:rFonts w:asciiTheme="majorBidi" w:hAnsiTheme="majorBidi" w:cstheme="majorBidi"/>
-                <w:szCs w:val="24"/>
-              </w:rPr>
-              <w:t>-</w:t>
-            </w:r>
-            <w:proofErr w:type="spellStart"/>
-            <w:r>
-              <w:rPr>
-                <w:rFonts w:asciiTheme="majorBidi" w:hAnsiTheme="majorBidi" w:cstheme="majorBidi"/>
-                <w:szCs w:val="24"/>
-              </w:rPr>
-              <w:t>nabil</w:t>
-            </w:r>
-            <w:proofErr w:type="spellEnd"/>
-            <w:r>
-              <w:rPr>
-                <w:rFonts w:asciiTheme="majorBidi" w:hAnsiTheme="majorBidi" w:cstheme="majorBidi"/>
-                <w:szCs w:val="24"/>
-              </w:rPr>
-              <w:t xml:space="preserve">   |   GitHub: </w:t>
-            </w:r>
-            <w:proofErr w:type="spellStart"/>
-            <w:r>
-              <w:rPr>
-                <w:rFonts w:asciiTheme="majorBidi" w:hAnsiTheme="majorBidi" w:cstheme="majorBidi"/>
-                <w:szCs w:val="24"/>
-              </w:rPr>
-              <w:t>arefin-nabil</w:t>
-            </w:r>
-            <w:proofErr w:type="spellEnd"/>
           </w:p>
         </w:tc>
         <w:tc>
           <w:tcPr>
-            <w:tcW w:w="2376" w:type="dxa"/>
+            <w:tcW w:w="2118" w:type="dxa"/>
             <w:tcMar>
               <w:top w:w="0" w:type="dxa"/>
-              <w:left w:w="50" w:type="dxa"/>
-              <w:bottom w:w="50" w:type="dxa"/>
+              <w:left w:w="30" w:type="dxa"/>
+              <w:bottom w:w="30" w:type="dxa"/>
               <w:right w:w="0" w:type="dxa"/>
             </w:tcMar>
             <w:vAlign w:val="center"/>
@@ -294,32 +216,20 @@
           <w:p>
             <w:pPr>
               <w:spacing w:after="0"/>
-              <w:jc w:val="both"/>
+              <w:jc w:val="right"/>
               <w:rPr>
                 <w:rFonts w:asciiTheme="majorBidi" w:hAnsiTheme="majorBidi" w:cstheme="majorBidi"/>
-                <w:sz w:val="22"/>
-                <w:szCs w:val="24"/>
               </w:rPr>
             </w:pPr>
             <w:r>
               <w:rPr>
                 <w:rFonts w:asciiTheme="majorBidi" w:hAnsiTheme="majorBidi" w:cstheme="majorBidi"/>
                 <w:noProof/>
-                <w:sz w:val="22"/>
-                <w:szCs w:val="24"/>
               </w:rPr>
               <w:drawing>
-                <wp:anchor distT="0" distB="0" distL="114300" distR="114300" simplePos="0" relativeHeight="251658240" behindDoc="0" locked="0" layoutInCell="1" allowOverlap="1" wp14:anchorId="5ADABE14" wp14:editId="24044135">
-                  <wp:simplePos x="0" y="0"/>
-                  <wp:positionH relativeFrom="column">
-                    <wp:posOffset>318</wp:posOffset>
-                  </wp:positionH>
-                  <wp:positionV relativeFrom="paragraph">
-                    <wp:posOffset>3810</wp:posOffset>
-                  </wp:positionV>
-                  <wp:extent cx="1400175" cy="1400175"/>
-                  <wp:effectExtent l="0" t="0" r="9525" b="9525"/>
-                  <wp:wrapNone/>
+                <wp:inline distT="0" distB="0" distL="0" distR="0" wp14:anchorId="6079EBF5" wp14:editId="44C942DD">
+                  <wp:extent cx="1325880" cy="1325880"/>
+                  <wp:effectExtent l="0" t="0" r="7620" b="7620"/>
                   <wp:docPr id="2" name="Picture 2"/>
                   <wp:cNvGraphicFramePr>
                     <a:graphicFrameLocks xmlns:a="http://schemas.openxmlformats.org/drawingml/2006/main" noChangeAspect="1"/>
@@ -340,7 +250,7 @@
                         <pic:spPr>
                           <a:xfrm>
                             <a:off x="0" y="0"/>
-                            <a:ext cx="1400175" cy="1400175"/>
+                            <a:ext cx="1325880" cy="1325880"/>
                           </a:xfrm>
                           <a:prstGeom prst="rect">
                             <a:avLst/>
@@ -349,13 +259,7 @@
                       </pic:pic>
                     </a:graphicData>
                   </a:graphic>
-                  <wp14:sizeRelH relativeFrom="page">
-                    <wp14:pctWidth>0</wp14:pctWidth>
-                  </wp14:sizeRelH>
-                  <wp14:sizeRelV relativeFrom="page">
-                    <wp14:pctHeight>0</wp14:pctHeight>
-                  </wp14:sizeRelV>
-                </wp:anchor>
+                </wp:inline>
               </w:drawing>
             </w:r>
           </w:p>
@@ -366,13 +270,13 @@
       <w:pPr>
         <w:keepNext/>
         <w:pBdr>
-          <w:bottom w:val="single" w:sz="10" w:space="2" w:color="0F4C81"/>
+          <w:bottom w:val="single" w:sz="8" w:space="2" w:color="0F4C81"/>
         </w:pBdr>
-        <w:spacing w:before="280" w:after="80"/>
+        <w:spacing w:before="220" w:after="60"/>
         <w:jc w:val="both"/>
         <w:rPr>
           <w:rFonts w:asciiTheme="majorBidi" w:hAnsiTheme="majorBidi" w:cstheme="majorBidi"/>
-          <w:sz w:val="22"/>
+          <w:sz w:val="21"/>
           <w:szCs w:val="24"/>
         </w:rPr>
       </w:pPr>
@@ -381,7 +285,7 @@
           <w:rFonts w:asciiTheme="majorBidi" w:hAnsiTheme="majorBidi" w:cstheme="majorBidi"/>
           <w:b/>
           <w:color w:val="0F4C81"/>
-          <w:sz w:val="25"/>
+          <w:sz w:val="24"/>
           <w:szCs w:val="24"/>
         </w:rPr>
         <w:t>1. CAREER OBJECTIVE</w:t>
@@ -393,30 +297,37 @@
         <w:jc w:val="both"/>
         <w:rPr>
           <w:rFonts w:asciiTheme="majorBidi" w:hAnsiTheme="majorBidi" w:cstheme="majorBidi"/>
-          <w:sz w:val="22"/>
-          <w:szCs w:val="24"/>
+          <w:sz w:val="20"/>
+          <w:szCs w:val="20"/>
         </w:rPr>
       </w:pPr>
       <w:r>
         <w:rPr>
           <w:rFonts w:asciiTheme="majorBidi" w:hAnsiTheme="majorBidi" w:cstheme="majorBidi"/>
-          <w:sz w:val="21"/>
-          <w:szCs w:val="24"/>
+          <w:sz w:val="20"/>
+          <w:szCs w:val="20"/>
         </w:rPr>
-        <w:t>Energetic and technically proficient Computer Science &amp; Engineering graduate with a distinguished academic record and 3+ years of dedicated teaching experience in ICT and computer science. Seeking to contribute as an ICT Lecturer / Computer Instructor in a reputed College, Higher Secondary Institution, or Vocational/Technical Institute. Committed to delivering structured board curriculum lectures (HSC &amp; BTEB), facilitating hands-on computer lab sessions, and developing students' problem-solving and analytical thinking abilities.</w:t>
+        <w:t>To work as an ICT Teacher where I can use my academic background, teaching experience, and practical computer skills to deliver clear, engaging lessons and help students develop strong ICT</w:t>
+      </w:r>
+      <w:r>
+        <w:rPr>
+          <w:rFonts w:asciiTheme="majorBidi" w:hAnsiTheme="majorBidi" w:cstheme="majorBidi"/>
+          <w:sz w:val="20"/>
+          <w:szCs w:val="20"/>
+        </w:rPr>
+        <w:t xml:space="preserve"> knowledge, programming skills, and problem-solving abilities through effective classroom and lab-based teaching.</w:t>
       </w:r>
     </w:p>
     <w:p>
       <w:pPr>
         <w:keepNext/>
         <w:pBdr>
-          <w:bottom w:val="single" w:sz="10" w:space="2" w:color="0F4C81"/>
+          <w:bottom w:val="single" w:sz="8" w:space="2" w:color="0F4C81"/>
         </w:pBdr>
-        <w:spacing w:before="280" w:after="80"/>
-        <w:jc w:val="both"/>
+        <w:spacing w:before="220" w:after="60"/>
         <w:rPr>
           <w:rFonts w:asciiTheme="majorBidi" w:hAnsiTheme="majorBidi" w:cstheme="majorBidi"/>
-          <w:sz w:val="22"/>
+          <w:sz w:val="21"/>
           <w:szCs w:val="24"/>
         </w:rPr>
       </w:pPr>
@@ -425,15 +336,387 @@
           <w:rFonts w:asciiTheme="majorBidi" w:hAnsiTheme="majorBidi" w:cstheme="majorBidi"/>
           <w:b/>
           <w:color w:val="0F4C81"/>
-          <w:sz w:val="25"/>
+          <w:sz w:val="24"/>
           <w:szCs w:val="24"/>
         </w:rPr>
-        <w:t>2. EDUCATIONAL QUALIFICATIONS</w:t>
+        <w:t>2. TEACHING EXPERIENCE</w:t>
+      </w:r>
+    </w:p>
+    <w:p>
+      <w:pPr>
+        <w:spacing w:before="60" w:after="20"/>
+        <w:jc w:val="both"/>
+        <w:rPr>
+          <w:rFonts w:asciiTheme="majorBidi" w:hAnsiTheme="majorBidi" w:cstheme="majorBidi"/>
+          <w:sz w:val="21"/>
+          <w:szCs w:val="24"/>
+        </w:rPr>
+      </w:pPr>
+      <w:r>
+        <w:rPr>
+          <w:rFonts w:asciiTheme="majorBidi" w:hAnsiTheme="majorBidi" w:cstheme="majorBidi"/>
+          <w:b/>
+          <w:color w:val="0F4C81"/>
+          <w:sz w:val="21"/>
+          <w:szCs w:val="24"/>
+        </w:rPr>
+        <w:t>ICT &amp; Programming Instructor / Academic Tutor</w:t>
+      </w:r>
+      <w:r>
+        <w:rPr>
+          <w:rFonts w:asciiTheme="majorBidi" w:hAnsiTheme="majorBidi" w:cstheme="majorBidi"/>
+          <w:sz w:val="20"/>
+          <w:szCs w:val="24"/>
+        </w:rPr>
+        <w:t xml:space="preserve">   |   Tongi, Uttara &amp; Sreepur</w:t>
+      </w:r>
+      <w:r>
+        <w:rPr>
+          <w:rFonts w:asciiTheme="majorBidi" w:hAnsiTheme="majorBidi" w:cstheme="majorBidi"/>
+          <w:i/>
+          <w:color w:val="64748B"/>
+          <w:szCs w:val="24"/>
+        </w:rPr>
+        <w:t xml:space="preserve"> | 2024 – Present (1+ Year)</w:t>
+      </w:r>
+    </w:p>
+    <w:p>
+      <w:pPr>
+        <w:pStyle w:val="ListBullet"/>
+        <w:spacing w:after="20" w:line="259" w:lineRule="auto"/>
+        <w:jc w:val="both"/>
+        <w:rPr>
+          <w:rFonts w:asciiTheme="majorBidi" w:hAnsiTheme="majorBidi" w:cstheme="majorBidi"/>
+          <w:sz w:val="21"/>
+          <w:szCs w:val="24"/>
+        </w:rPr>
+      </w:pPr>
+      <w:r>
+        <w:rPr>
+          <w:rFonts w:asciiTheme="majorBidi" w:hAnsiTheme="majorBidi" w:cstheme="majorBidi"/>
+          <w:szCs w:val="24"/>
+        </w:rPr>
+        <w:t xml:space="preserve">Delivered structured lessons on </w:t>
+      </w:r>
+      <w:r>
+        <w:rPr>
+          <w:rFonts w:asciiTheme="majorBidi" w:hAnsiTheme="majorBidi" w:cstheme="majorBidi"/>
+          <w:b/>
+          <w:szCs w:val="24"/>
+        </w:rPr>
+        <w:t>HSC ICT (National Curriculum)</w:t>
+      </w:r>
+      <w:r>
+        <w:rPr>
+          <w:rFonts w:asciiTheme="majorBidi" w:hAnsiTheme="majorBidi" w:cstheme="majorBidi"/>
+          <w:szCs w:val="24"/>
+        </w:rPr>
+        <w:t xml:space="preserve">, specializing in </w:t>
+      </w:r>
+      <w:r>
+        <w:rPr>
+          <w:rFonts w:asciiTheme="majorBidi" w:hAnsiTheme="majorBidi" w:cstheme="majorBidi"/>
+          <w:b/>
+          <w:szCs w:val="24"/>
+        </w:rPr>
+        <w:t>C Programming (Ch 5)</w:t>
+      </w:r>
+      <w:r>
+        <w:rPr>
+          <w:rFonts w:asciiTheme="majorBidi" w:hAnsiTheme="majorBidi" w:cstheme="majorBidi"/>
+          <w:szCs w:val="24"/>
+        </w:rPr>
+        <w:t xml:space="preserve">, </w:t>
+      </w:r>
+      <w:r>
+        <w:rPr>
+          <w:rFonts w:asciiTheme="majorBidi" w:hAnsiTheme="majorBidi" w:cstheme="majorBidi"/>
+          <w:b/>
+          <w:szCs w:val="24"/>
+        </w:rPr>
+        <w:t>HTML/Web Design (Ch 4)</w:t>
+      </w:r>
+      <w:r>
+        <w:rPr>
+          <w:rFonts w:asciiTheme="majorBidi" w:hAnsiTheme="majorBidi" w:cstheme="majorBidi"/>
+          <w:szCs w:val="24"/>
+        </w:rPr>
+        <w:t xml:space="preserve">, </w:t>
+      </w:r>
+      <w:r>
+        <w:rPr>
+          <w:rFonts w:asciiTheme="majorBidi" w:hAnsiTheme="majorBidi" w:cstheme="majorBidi"/>
+          <w:b/>
+          <w:szCs w:val="24"/>
+        </w:rPr>
+        <w:t>Database/SQL (Ch 6)</w:t>
+      </w:r>
+      <w:r>
+        <w:rPr>
+          <w:rFonts w:asciiTheme="majorBidi" w:hAnsiTheme="majorBidi" w:cstheme="majorBidi"/>
+          <w:szCs w:val="24"/>
+        </w:rPr>
+        <w:t>, and Number Systems.</w:t>
+      </w:r>
+    </w:p>
+    <w:p>
+      <w:pPr>
+        <w:pStyle w:val="ListBullet"/>
+        <w:spacing w:after="20" w:line="259" w:lineRule="auto"/>
+        <w:jc w:val="both"/>
+        <w:rPr>
+          <w:rFonts w:asciiTheme="majorBidi" w:hAnsiTheme="majorBidi" w:cstheme="majorBidi"/>
+          <w:sz w:val="21"/>
+          <w:szCs w:val="24"/>
+        </w:rPr>
+      </w:pPr>
+      <w:r>
+        <w:rPr>
+          <w:rFonts w:asciiTheme="majorBidi" w:hAnsiTheme="majorBidi" w:cstheme="majorBidi"/>
+          <w:szCs w:val="24"/>
+        </w:rPr>
+        <w:t>Conducted hands-on practical lab sessions, guiding students to write, debug, and execute c</w:t>
+      </w:r>
+      <w:r>
+        <w:rPr>
+          <w:rFonts w:asciiTheme="majorBidi" w:hAnsiTheme="majorBidi" w:cstheme="majorBidi"/>
+          <w:szCs w:val="24"/>
+        </w:rPr>
+        <w:t>ode using Code::Blocks and text editors.</w:t>
+      </w:r>
+    </w:p>
+    <w:p>
+      <w:pPr>
+        <w:pStyle w:val="ListBullet"/>
+        <w:spacing w:after="20" w:line="259" w:lineRule="auto"/>
+        <w:jc w:val="both"/>
+        <w:rPr>
+          <w:rFonts w:asciiTheme="majorBidi" w:hAnsiTheme="majorBidi" w:cstheme="majorBidi"/>
+          <w:sz w:val="21"/>
+          <w:szCs w:val="24"/>
+        </w:rPr>
+      </w:pPr>
+      <w:r>
+        <w:rPr>
+          <w:rFonts w:asciiTheme="majorBidi" w:hAnsiTheme="majorBidi" w:cstheme="majorBidi"/>
+          <w:szCs w:val="24"/>
+        </w:rPr>
+        <w:t>Used previous years' board questions, model tests, and structured worksheets to support exam preparation and improve problem-solving skills.</w:t>
+      </w:r>
+    </w:p>
+    <w:p>
+      <w:pPr>
+        <w:pStyle w:val="ListBullet"/>
+        <w:spacing w:after="20" w:line="259" w:lineRule="auto"/>
+        <w:jc w:val="both"/>
+        <w:rPr>
+          <w:rFonts w:asciiTheme="majorBidi" w:hAnsiTheme="majorBidi" w:cstheme="majorBidi"/>
+          <w:sz w:val="21"/>
+          <w:szCs w:val="24"/>
+        </w:rPr>
+      </w:pPr>
+      <w:r>
+        <w:rPr>
+          <w:rFonts w:asciiTheme="majorBidi" w:hAnsiTheme="majorBidi" w:cstheme="majorBidi"/>
+          <w:szCs w:val="24"/>
+        </w:rPr>
+        <w:t xml:space="preserve">Integrated digital teaching tools and modern AI-assisted study methods to </w:t>
+      </w:r>
+      <w:r>
+        <w:rPr>
+          <w:rFonts w:asciiTheme="majorBidi" w:hAnsiTheme="majorBidi" w:cstheme="majorBidi"/>
+          <w:szCs w:val="24"/>
+        </w:rPr>
+        <w:t>simplify abstract algorithmic concepts.</w:t>
+      </w:r>
+    </w:p>
+    <w:p>
+      <w:pPr>
+        <w:spacing w:before="80" w:after="20"/>
+        <w:jc w:val="both"/>
+        <w:rPr>
+          <w:rFonts w:asciiTheme="majorBidi" w:hAnsiTheme="majorBidi" w:cstheme="majorBidi"/>
+          <w:sz w:val="21"/>
+          <w:szCs w:val="24"/>
+        </w:rPr>
+      </w:pPr>
+      <w:r>
+        <w:rPr>
+          <w:rFonts w:asciiTheme="majorBidi" w:hAnsiTheme="majorBidi" w:cstheme="majorBidi"/>
+          <w:b/>
+          <w:color w:val="0F4C81"/>
+          <w:sz w:val="21"/>
+          <w:szCs w:val="24"/>
+        </w:rPr>
+        <w:t>Assistant Teacher (ICT &amp; Science)</w:t>
+      </w:r>
+      <w:r>
+        <w:rPr>
+          <w:rFonts w:asciiTheme="majorBidi" w:hAnsiTheme="majorBidi" w:cstheme="majorBidi"/>
+          <w:sz w:val="20"/>
+          <w:szCs w:val="24"/>
+        </w:rPr>
+        <w:t xml:space="preserve">   |   Barmi Al-Madina School &amp; Plus Coaching</w:t>
+      </w:r>
+      <w:r>
+        <w:rPr>
+          <w:rFonts w:asciiTheme="majorBidi" w:hAnsiTheme="majorBidi" w:cstheme="majorBidi"/>
+          <w:i/>
+          <w:color w:val="64748B"/>
+          <w:szCs w:val="24"/>
+        </w:rPr>
+        <w:t xml:space="preserve"> | 1+ Year</w:t>
+      </w:r>
+    </w:p>
+    <w:p>
+      <w:pPr>
+        <w:pStyle w:val="ListBullet"/>
+        <w:spacing w:after="20" w:line="259" w:lineRule="auto"/>
+        <w:jc w:val="both"/>
+        <w:rPr>
+          <w:rFonts w:asciiTheme="majorBidi" w:hAnsiTheme="majorBidi" w:cstheme="majorBidi"/>
+          <w:sz w:val="21"/>
+          <w:szCs w:val="24"/>
+        </w:rPr>
+      </w:pPr>
+      <w:r>
+        <w:rPr>
+          <w:rFonts w:asciiTheme="majorBidi" w:hAnsiTheme="majorBidi" w:cstheme="majorBidi"/>
+          <w:b/>
+          <w:szCs w:val="24"/>
+        </w:rPr>
+        <w:t>Classroom Management:</w:t>
+      </w:r>
+      <w:r>
+        <w:rPr>
+          <w:rFonts w:asciiTheme="majorBidi" w:hAnsiTheme="majorBidi" w:cstheme="majorBidi"/>
+          <w:szCs w:val="24"/>
+        </w:rPr>
+        <w:t xml:space="preserve"> Maintained a supportive and disciplined classroom environment and addressed individual student learning n</w:t>
+      </w:r>
+      <w:r>
+        <w:rPr>
+          <w:rFonts w:asciiTheme="majorBidi" w:hAnsiTheme="majorBidi" w:cstheme="majorBidi"/>
+          <w:szCs w:val="24"/>
+        </w:rPr>
+        <w:t>eeds.</w:t>
+      </w:r>
+    </w:p>
+    <w:p>
+      <w:pPr>
+        <w:pStyle w:val="ListBullet"/>
+        <w:spacing w:after="20" w:line="259" w:lineRule="auto"/>
+        <w:jc w:val="both"/>
+        <w:rPr>
+          <w:rFonts w:asciiTheme="majorBidi" w:hAnsiTheme="majorBidi" w:cstheme="majorBidi"/>
+          <w:sz w:val="21"/>
+          <w:szCs w:val="24"/>
+        </w:rPr>
+      </w:pPr>
+      <w:r>
+        <w:rPr>
+          <w:rFonts w:asciiTheme="majorBidi" w:hAnsiTheme="majorBidi" w:cstheme="majorBidi"/>
+          <w:b/>
+          <w:szCs w:val="24"/>
+        </w:rPr>
+        <w:t>Lesson Planning:</w:t>
+      </w:r>
+      <w:r>
+        <w:rPr>
+          <w:rFonts w:asciiTheme="majorBidi" w:hAnsiTheme="majorBidi" w:cstheme="majorBidi"/>
+          <w:szCs w:val="24"/>
+        </w:rPr>
+        <w:t xml:space="preserve"> Prepared structured lesson plans, class notes, worksheets, and practice materials aligned with curriculum standards.</w:t>
+      </w:r>
+    </w:p>
+    <w:p>
+      <w:pPr>
+        <w:pStyle w:val="ListBullet"/>
+        <w:spacing w:after="20" w:line="259" w:lineRule="auto"/>
+        <w:jc w:val="both"/>
+        <w:rPr>
+          <w:rFonts w:asciiTheme="majorBidi" w:hAnsiTheme="majorBidi" w:cstheme="majorBidi"/>
+          <w:sz w:val="21"/>
+          <w:szCs w:val="24"/>
+        </w:rPr>
+      </w:pPr>
+      <w:r>
+        <w:rPr>
+          <w:rFonts w:asciiTheme="majorBidi" w:hAnsiTheme="majorBidi" w:cstheme="majorBidi"/>
+          <w:b/>
+          <w:szCs w:val="24"/>
+        </w:rPr>
+        <w:t>Assessment &amp; Evaluation:</w:t>
+      </w:r>
+      <w:r>
+        <w:rPr>
+          <w:rFonts w:asciiTheme="majorBidi" w:hAnsiTheme="majorBidi" w:cstheme="majorBidi"/>
+          <w:szCs w:val="24"/>
+        </w:rPr>
+        <w:t xml:space="preserve"> Conducted periodic class tests, practical lab quizzes, and model exams; provided constructi</w:t>
+      </w:r>
+      <w:r>
+        <w:rPr>
+          <w:rFonts w:asciiTheme="majorBidi" w:hAnsiTheme="majorBidi" w:cstheme="majorBidi"/>
+          <w:szCs w:val="24"/>
+        </w:rPr>
+        <w:t>ve feedback to boost student confidence.</w:t>
+      </w:r>
+    </w:p>
+    <w:p>
+      <w:pPr>
+        <w:pStyle w:val="ListBullet"/>
+        <w:spacing w:after="20" w:line="259" w:lineRule="auto"/>
+        <w:jc w:val="both"/>
+        <w:rPr>
+          <w:rFonts w:asciiTheme="majorBidi" w:hAnsiTheme="majorBidi" w:cstheme="majorBidi"/>
+          <w:sz w:val="21"/>
+          <w:szCs w:val="24"/>
+        </w:rPr>
+      </w:pPr>
+      <w:r>
+        <w:rPr>
+          <w:rFonts w:asciiTheme="majorBidi" w:hAnsiTheme="majorBidi" w:cstheme="majorBidi"/>
+          <w:b/>
+          <w:szCs w:val="24"/>
+        </w:rPr>
+        <w:t>Lab Supervision:</w:t>
+      </w:r>
+      <w:r>
+        <w:rPr>
+          <w:rFonts w:asciiTheme="majorBidi" w:hAnsiTheme="majorBidi" w:cstheme="majorBidi"/>
+          <w:szCs w:val="24"/>
+        </w:rPr>
+        <w:t xml:space="preserve"> Supervised computer lab sessions, trained students in touch-typing, MS Office applications, and safe internet practices.</w:t>
+      </w:r>
+    </w:p>
+    <w:p>
+      <w:pPr>
+        <w:keepNext/>
+        <w:pBdr>
+          <w:bottom w:val="single" w:sz="8" w:space="2" w:color="0F4C81"/>
+        </w:pBdr>
+        <w:spacing w:before="220" w:after="60"/>
+        <w:rPr>
+          <w:rFonts w:asciiTheme="majorBidi" w:hAnsiTheme="majorBidi" w:cstheme="majorBidi"/>
+          <w:sz w:val="21"/>
+          <w:szCs w:val="24"/>
+        </w:rPr>
+      </w:pPr>
+      <w:r>
+        <w:rPr>
+          <w:rFonts w:asciiTheme="majorBidi" w:hAnsiTheme="majorBidi" w:cstheme="majorBidi"/>
+          <w:b/>
+          <w:color w:val="0F4C81"/>
+          <w:sz w:val="24"/>
+          <w:szCs w:val="24"/>
+        </w:rPr>
+        <w:t>3. EDUCATIONAL QUALIFICATIONS</w:t>
       </w:r>
     </w:p>
     <w:tbl>
       <w:tblPr>
-        <w:tblW w:w="0" w:type="auto"/>
+        <w:tblW w:w="9547" w:type="dxa"/>
         <w:jc w:val="center"/>
         <w:tblBorders>
           <w:top w:val="single" w:sz="4" w:space="0" w:color="CBD5E1"/>
@@ -444,35 +727,33 @@
         <w:tblLook w:val="04A0" w:firstRow="1" w:lastRow="0" w:firstColumn="1" w:lastColumn="0" w:noHBand="0" w:noVBand="1"/>
       </w:tblPr>
       <w:tblGrid>
-        <w:gridCol w:w="2304"/>
-        <w:gridCol w:w="3384"/>
-        <w:gridCol w:w="1872"/>
-        <w:gridCol w:w="1224"/>
-        <w:gridCol w:w="1224"/>
+        <w:gridCol w:w="2397"/>
+        <w:gridCol w:w="3151"/>
+        <w:gridCol w:w="1781"/>
+        <w:gridCol w:w="1095"/>
+        <w:gridCol w:w="1123"/>
       </w:tblGrid>
       <w:tr>
         <w:trPr>
+          <w:trHeight w:val="233"/>
           <w:jc w:val="center"/>
         </w:trPr>
         <w:tc>
           <w:tcPr>
-            <w:tcW w:w="2304" w:type="dxa"/>
+            <w:tcW w:w="2397" w:type="dxa"/>
             <w:shd w:val="clear" w:color="auto" w:fill="F1F5F9"/>
             <w:tcMar>
-              <w:top w:w="80" w:type="dxa"/>
-              <w:left w:w="80" w:type="dxa"/>
-              <w:bottom w:w="80" w:type="dxa"/>
-              <w:right w:w="80" w:type="dxa"/>
+              <w:top w:w="65" w:type="dxa"/>
+              <w:left w:w="65" w:type="dxa"/>
+              <w:bottom w:w="65" w:type="dxa"/>
+              <w:right w:w="65" w:type="dxa"/>
             </w:tcMar>
           </w:tcPr>
           <w:p>
             <w:pPr>
               <w:spacing w:after="0"/>
-              <w:jc w:val="both"/>
               <w:rPr>
                 <w:rFonts w:asciiTheme="majorBidi" w:hAnsiTheme="majorBidi" w:cstheme="majorBidi"/>
-                <w:sz w:val="22"/>
-                <w:szCs w:val="24"/>
               </w:rPr>
             </w:pPr>
             <w:r>
@@ -480,7 +761,7 @@
                 <w:rFonts w:asciiTheme="majorBidi" w:hAnsiTheme="majorBidi" w:cstheme="majorBidi"/>
                 <w:b/>
                 <w:color w:val="0F4C81"/>
-                <w:szCs w:val="24"/>
+                <w:sz w:val="17"/>
               </w:rPr>
               <w:t>Exam / Degree</w:t>
             </w:r>
@@ -488,23 +769,20 @@
         </w:tc>
         <w:tc>
           <w:tcPr>
-            <w:tcW w:w="3384" w:type="dxa"/>
+            <w:tcW w:w="3151" w:type="dxa"/>
             <w:shd w:val="clear" w:color="auto" w:fill="F1F5F9"/>
             <w:tcMar>
-              <w:top w:w="80" w:type="dxa"/>
-              <w:left w:w="80" w:type="dxa"/>
-              <w:bottom w:w="80" w:type="dxa"/>
-              <w:right w:w="80" w:type="dxa"/>
+              <w:top w:w="65" w:type="dxa"/>
+              <w:left w:w="65" w:type="dxa"/>
+              <w:bottom w:w="65" w:type="dxa"/>
+              <w:right w:w="65" w:type="dxa"/>
             </w:tcMar>
           </w:tcPr>
           <w:p>
             <w:pPr>
               <w:spacing w:after="0"/>
-              <w:jc w:val="both"/>
               <w:rPr>
                 <w:rFonts w:asciiTheme="majorBidi" w:hAnsiTheme="majorBidi" w:cstheme="majorBidi"/>
-                <w:sz w:val="22"/>
-                <w:szCs w:val="24"/>
               </w:rPr>
             </w:pPr>
             <w:r>
@@ -512,7 +790,7 @@
                 <w:rFonts w:asciiTheme="majorBidi" w:hAnsiTheme="majorBidi" w:cstheme="majorBidi"/>
                 <w:b/>
                 <w:color w:val="0F4C81"/>
-                <w:szCs w:val="24"/>
+                <w:sz w:val="17"/>
               </w:rPr>
               <w:t>Institution / Board</w:t>
             </w:r>
@@ -520,23 +798,20 @@
         </w:tc>
         <w:tc>
           <w:tcPr>
-            <w:tcW w:w="1872" w:type="dxa"/>
+            <w:tcW w:w="1781" w:type="dxa"/>
             <w:shd w:val="clear" w:color="auto" w:fill="F1F5F9"/>
             <w:tcMar>
-              <w:top w:w="80" w:type="dxa"/>
-              <w:left w:w="80" w:type="dxa"/>
-              <w:bottom w:w="80" w:type="dxa"/>
-              <w:right w:w="80" w:type="dxa"/>
+              <w:top w:w="65" w:type="dxa"/>
+              <w:left w:w="65" w:type="dxa"/>
+              <w:bottom w:w="65" w:type="dxa"/>
+              <w:right w:w="65" w:type="dxa"/>
             </w:tcMar>
           </w:tcPr>
           <w:p>
             <w:pPr>
               <w:spacing w:after="0"/>
-              <w:jc w:val="both"/>
               <w:rPr>
                 <w:rFonts w:asciiTheme="majorBidi" w:hAnsiTheme="majorBidi" w:cstheme="majorBidi"/>
-                <w:sz w:val="22"/>
-                <w:szCs w:val="24"/>
               </w:rPr>
             </w:pPr>
             <w:r>
@@ -544,31 +819,38 @@
                 <w:rFonts w:asciiTheme="majorBidi" w:hAnsiTheme="majorBidi" w:cstheme="majorBidi"/>
                 <w:b/>
                 <w:color w:val="0F4C81"/>
-                <w:szCs w:val="24"/>
+                <w:sz w:val="17"/>
               </w:rPr>
-              <w:t>Major / Group</w:t>
+              <w:t xml:space="preserve">Major / </w:t>
+            </w:r>
+            <w:r>
+              <w:rPr>
+                <w:rFonts w:asciiTheme="majorBidi" w:hAnsiTheme="majorBidi" w:cstheme="majorBidi"/>
+                <w:b/>
+                <w:color w:val="0F4C81"/>
+                <w:sz w:val="17"/>
+              </w:rPr>
+              <w:t>Group</w:t>
             </w:r>
           </w:p>
         </w:tc>
         <w:tc>
           <w:tcPr>
-            <w:tcW w:w="1224" w:type="dxa"/>
+            <w:tcW w:w="1095" w:type="dxa"/>
             <w:shd w:val="clear" w:color="auto" w:fill="F1F5F9"/>
             <w:tcMar>
-              <w:top w:w="80" w:type="dxa"/>
-              <w:left w:w="80" w:type="dxa"/>
-              <w:bottom w:w="80" w:type="dxa"/>
-              <w:right w:w="80" w:type="dxa"/>
+              <w:top w:w="65" w:type="dxa"/>
+              <w:left w:w="65" w:type="dxa"/>
+              <w:bottom w:w="65" w:type="dxa"/>
+              <w:right w:w="65" w:type="dxa"/>
             </w:tcMar>
           </w:tcPr>
           <w:p>
             <w:pPr>
               <w:spacing w:after="0"/>
-              <w:jc w:val="both"/>
+              <w:jc w:val="center"/>
               <w:rPr>
                 <w:rFonts w:asciiTheme="majorBidi" w:hAnsiTheme="majorBidi" w:cstheme="majorBidi"/>
-                <w:sz w:val="22"/>
-                <w:szCs w:val="24"/>
               </w:rPr>
             </w:pPr>
             <w:r>
@@ -576,7 +858,7 @@
                 <w:rFonts w:asciiTheme="majorBidi" w:hAnsiTheme="majorBidi" w:cstheme="majorBidi"/>
                 <w:b/>
                 <w:color w:val="0F4C81"/>
-                <w:szCs w:val="24"/>
+                <w:sz w:val="17"/>
               </w:rPr>
               <w:t>Year</w:t>
             </w:r>
@@ -584,23 +866,21 @@
         </w:tc>
         <w:tc>
           <w:tcPr>
-            <w:tcW w:w="1224" w:type="dxa"/>
+            <w:tcW w:w="1123" w:type="dxa"/>
             <w:shd w:val="clear" w:color="auto" w:fill="F1F5F9"/>
             <w:tcMar>
-              <w:top w:w="80" w:type="dxa"/>
-              <w:left w:w="80" w:type="dxa"/>
-              <w:bottom w:w="80" w:type="dxa"/>
-              <w:right w:w="80" w:type="dxa"/>
+              <w:top w:w="65" w:type="dxa"/>
+              <w:left w:w="65" w:type="dxa"/>
+              <w:bottom w:w="65" w:type="dxa"/>
+              <w:right w:w="65" w:type="dxa"/>
             </w:tcMar>
           </w:tcPr>
           <w:p>
             <w:pPr>
               <w:spacing w:after="0"/>
-              <w:jc w:val="both"/>
+              <w:jc w:val="center"/>
               <w:rPr>
                 <w:rFonts w:asciiTheme="majorBidi" w:hAnsiTheme="majorBidi" w:cstheme="majorBidi"/>
-                <w:sz w:val="22"/>
-                <w:szCs w:val="24"/>
               </w:rPr>
             </w:pPr>
             <w:r>
@@ -608,7 +888,7 @@
                 <w:rFonts w:asciiTheme="majorBidi" w:hAnsiTheme="majorBidi" w:cstheme="majorBidi"/>
                 <w:b/>
                 <w:color w:val="0F4C81"/>
-                <w:szCs w:val="24"/>
+                <w:sz w:val="17"/>
               </w:rPr>
               <w:t>Result</w:t>
             </w:r>
@@ -617,16 +897,17 @@
       </w:tr>
       <w:tr>
         <w:trPr>
+          <w:trHeight w:val="431"/>
           <w:jc w:val="center"/>
         </w:trPr>
         <w:tc>
           <w:tcPr>
-            <w:tcW w:w="2304" w:type="dxa"/>
+            <w:tcW w:w="2397" w:type="dxa"/>
             <w:tcMar>
-              <w:top w:w="70" w:type="dxa"/>
-              <w:left w:w="80" w:type="dxa"/>
-              <w:bottom w:w="70" w:type="dxa"/>
-              <w:right w:w="80" w:type="dxa"/>
+              <w:top w:w="55" w:type="dxa"/>
+              <w:left w:w="65" w:type="dxa"/>
+              <w:bottom w:w="55" w:type="dxa"/>
+              <w:right w:w="65" w:type="dxa"/>
             </w:tcMar>
           </w:tcPr>
           <w:p>
@@ -634,42 +915,26 @@
               <w:spacing w:after="0" w:line="252" w:lineRule="auto"/>
               <w:rPr>
                 <w:rFonts w:asciiTheme="majorBidi" w:hAnsiTheme="majorBidi" w:cstheme="majorBidi"/>
-                <w:sz w:val="22"/>
-                <w:szCs w:val="24"/>
               </w:rPr>
             </w:pPr>
-            <w:proofErr w:type="spellStart"/>
-            <w:proofErr w:type="gramStart"/>
             <w:r>
               <w:rPr>
                 <w:rFonts w:asciiTheme="majorBidi" w:hAnsiTheme="majorBidi" w:cstheme="majorBidi"/>
                 <w:b/>
-                <w:sz w:val="19"/>
-                <w:szCs w:val="24"/>
+                <w:sz w:val="17"/>
               </w:rPr>
-              <w:t>B.Sc</w:t>
-            </w:r>
-            <w:proofErr w:type="spellEnd"/>
-            <w:proofErr w:type="gramEnd"/>
-            <w:r>
-              <w:rPr>
-                <w:rFonts w:asciiTheme="majorBidi" w:hAnsiTheme="majorBidi" w:cstheme="majorBidi"/>
-                <w:b/>
-                <w:sz w:val="19"/>
-                <w:szCs w:val="24"/>
-              </w:rPr>
-              <w:t xml:space="preserve"> in Computer Science &amp; Engineering (CSE)</w:t>
+              <w:t>B.Sc. in Computer Science &amp; Engineering (CSE)</w:t>
             </w:r>
           </w:p>
         </w:tc>
         <w:tc>
           <w:tcPr>
-            <w:tcW w:w="3384" w:type="dxa"/>
+            <w:tcW w:w="3151" w:type="dxa"/>
             <w:tcMar>
-              <w:top w:w="70" w:type="dxa"/>
-              <w:left w:w="80" w:type="dxa"/>
-              <w:bottom w:w="70" w:type="dxa"/>
-              <w:right w:w="80" w:type="dxa"/>
+              <w:top w:w="55" w:type="dxa"/>
+              <w:left w:w="65" w:type="dxa"/>
+              <w:bottom w:w="55" w:type="dxa"/>
+              <w:right w:w="65" w:type="dxa"/>
             </w:tcMar>
           </w:tcPr>
           <w:p>
@@ -677,15 +942,12 @@
               <w:spacing w:after="0" w:line="252" w:lineRule="auto"/>
               <w:rPr>
                 <w:rFonts w:asciiTheme="majorBidi" w:hAnsiTheme="majorBidi" w:cstheme="majorBidi"/>
-                <w:sz w:val="22"/>
-                <w:szCs w:val="24"/>
               </w:rPr>
             </w:pPr>
             <w:r>
               <w:rPr>
                 <w:rFonts w:asciiTheme="majorBidi" w:hAnsiTheme="majorBidi" w:cstheme="majorBidi"/>
-                <w:sz w:val="19"/>
-                <w:szCs w:val="24"/>
+                <w:sz w:val="17"/>
               </w:rPr>
               <w:t>Uttara University, Dhaka</w:t>
             </w:r>
@@ -693,12 +955,12 @@
         </w:tc>
         <w:tc>
           <w:tcPr>
-            <w:tcW w:w="1872" w:type="dxa"/>
+            <w:tcW w:w="1781" w:type="dxa"/>
             <w:tcMar>
-              <w:top w:w="70" w:type="dxa"/>
-              <w:left w:w="80" w:type="dxa"/>
-              <w:bottom w:w="70" w:type="dxa"/>
-              <w:right w:w="80" w:type="dxa"/>
+              <w:top w:w="55" w:type="dxa"/>
+              <w:left w:w="65" w:type="dxa"/>
+              <w:bottom w:w="55" w:type="dxa"/>
+              <w:right w:w="65" w:type="dxa"/>
             </w:tcMar>
           </w:tcPr>
           <w:p>
@@ -706,15 +968,12 @@
               <w:spacing w:after="0" w:line="252" w:lineRule="auto"/>
               <w:rPr>
                 <w:rFonts w:asciiTheme="majorBidi" w:hAnsiTheme="majorBidi" w:cstheme="majorBidi"/>
-                <w:sz w:val="22"/>
-                <w:szCs w:val="24"/>
               </w:rPr>
             </w:pPr>
             <w:r>
               <w:rPr>
                 <w:rFonts w:asciiTheme="majorBidi" w:hAnsiTheme="majorBidi" w:cstheme="majorBidi"/>
-                <w:sz w:val="19"/>
-                <w:szCs w:val="24"/>
+                <w:sz w:val="17"/>
               </w:rPr>
               <w:t>Computer Science</w:t>
             </w:r>
@@ -722,41 +981,12 @@
         </w:tc>
         <w:tc>
           <w:tcPr>
-            <w:tcW w:w="1224" w:type="dxa"/>
+            <w:tcW w:w="1095" w:type="dxa"/>
             <w:tcMar>
-              <w:top w:w="70" w:type="dxa"/>
-              <w:left w:w="80" w:type="dxa"/>
-              <w:bottom w:w="70" w:type="dxa"/>
-              <w:right w:w="80" w:type="dxa"/>
-            </w:tcMar>
-          </w:tcPr>
-          <w:p>
-            <w:pPr>
-              <w:spacing w:after="0" w:line="252" w:lineRule="auto"/>
-              <w:rPr>
-                <w:rFonts w:asciiTheme="majorBidi" w:hAnsiTheme="majorBidi" w:cstheme="majorBidi"/>
-                <w:sz w:val="22"/>
-                <w:szCs w:val="24"/>
-              </w:rPr>
-            </w:pPr>
-            <w:r>
-              <w:rPr>
-                <w:rFonts w:asciiTheme="majorBidi" w:hAnsiTheme="majorBidi" w:cstheme="majorBidi"/>
-                <w:sz w:val="19"/>
-                <w:szCs w:val="24"/>
-              </w:rPr>
-              <w:t>2026</w:t>
-            </w:r>
-          </w:p>
-        </w:tc>
-        <w:tc>
-          <w:tcPr>
-            <w:tcW w:w="1224" w:type="dxa"/>
-            <w:tcMar>
-              <w:top w:w="70" w:type="dxa"/>
-              <w:left w:w="80" w:type="dxa"/>
-              <w:bottom w:w="70" w:type="dxa"/>
-              <w:right w:w="80" w:type="dxa"/>
+              <w:top w:w="55" w:type="dxa"/>
+              <w:left w:w="65" w:type="dxa"/>
+              <w:bottom w:w="55" w:type="dxa"/>
+              <w:right w:w="65" w:type="dxa"/>
             </w:tcMar>
           </w:tcPr>
           <w:p>
@@ -765,42 +995,66 @@
               <w:jc w:val="center"/>
               <w:rPr>
                 <w:rFonts w:asciiTheme="majorBidi" w:hAnsiTheme="majorBidi" w:cstheme="majorBidi"/>
-                <w:sz w:val="22"/>
-                <w:szCs w:val="24"/>
               </w:rPr>
             </w:pPr>
             <w:r>
               <w:rPr>
                 <w:rFonts w:asciiTheme="majorBidi" w:hAnsiTheme="majorBidi" w:cstheme="majorBidi"/>
-                <w:sz w:val="19"/>
-                <w:szCs w:val="24"/>
+                <w:sz w:val="17"/>
+              </w:rPr>
+              <w:t>2026</w:t>
+            </w:r>
+          </w:p>
+        </w:tc>
+        <w:tc>
+          <w:tcPr>
+            <w:tcW w:w="1123" w:type="dxa"/>
+            <w:tcMar>
+              <w:top w:w="55" w:type="dxa"/>
+              <w:left w:w="65" w:type="dxa"/>
+              <w:bottom w:w="55" w:type="dxa"/>
+              <w:right w:w="65" w:type="dxa"/>
+            </w:tcMar>
+          </w:tcPr>
+          <w:p>
+            <w:pPr>
+              <w:spacing w:after="0" w:line="252" w:lineRule="auto"/>
+              <w:jc w:val="center"/>
+              <w:rPr>
+                <w:rFonts w:asciiTheme="majorBidi" w:hAnsiTheme="majorBidi" w:cstheme="majorBidi"/>
+              </w:rPr>
+            </w:pPr>
+            <w:r>
+              <w:rPr>
+                <w:rFonts w:asciiTheme="majorBidi" w:hAnsiTheme="majorBidi" w:cstheme="majorBidi"/>
+                <w:sz w:val="17"/>
               </w:rPr>
               <w:t>CGPA: 3.40</w:t>
             </w:r>
             <w:r>
               <w:rPr>
                 <w:rFonts w:asciiTheme="majorBidi" w:hAnsiTheme="majorBidi" w:cstheme="majorBidi"/>
-                <w:sz w:val="19"/>
-                <w:szCs w:val="24"/>
+                <w:sz w:val="17"/>
               </w:rPr>
               <w:br/>
-              <w:t>(Scale 4.00)</w:t>
+              <w:t>/ 4.00</w:t>
             </w:r>
           </w:p>
         </w:tc>
       </w:tr>
       <w:tr>
         <w:trPr>
+          <w:trHeight w:val="431"/>
           <w:jc w:val="center"/>
         </w:trPr>
         <w:tc>
           <w:tcPr>
-            <w:tcW w:w="2304" w:type="dxa"/>
+            <w:tcW w:w="2397" w:type="dxa"/>
             <w:tcMar>
-              <w:top w:w="70" w:type="dxa"/>
-              <w:left w:w="80" w:type="dxa"/>
-              <w:bottom w:w="70" w:type="dxa"/>
-              <w:right w:w="80" w:type="dxa"/>
+              <w:top w:w="55" w:type="dxa"/>
+              <w:left w:w="65" w:type="dxa"/>
+              <w:bottom w:w="55" w:type="dxa"/>
+              <w:right w:w="65" w:type="dxa"/>
             </w:tcMar>
           </w:tcPr>
           <w:p>
@@ -808,49 +1062,26 @@
               <w:spacing w:after="0" w:line="252" w:lineRule="auto"/>
               <w:rPr>
                 <w:rFonts w:asciiTheme="majorBidi" w:hAnsiTheme="majorBidi" w:cstheme="majorBidi"/>
-                <w:b/>
-                <w:sz w:val="19"/>
-                <w:szCs w:val="24"/>
               </w:rPr>
             </w:pPr>
             <w:r>
               <w:rPr>
                 <w:rFonts w:asciiTheme="majorBidi" w:hAnsiTheme="majorBidi" w:cstheme="majorBidi"/>
                 <w:b/>
-                <w:sz w:val="19"/>
-                <w:szCs w:val="24"/>
+                <w:sz w:val="17"/>
               </w:rPr>
-              <w:t xml:space="preserve">Alim </w:t>
-            </w:r>
-          </w:p>
-          <w:p>
-            <w:pPr>
-              <w:spacing w:after="0" w:line="252" w:lineRule="auto"/>
-              <w:rPr>
-                <w:rFonts w:asciiTheme="majorBidi" w:hAnsiTheme="majorBidi" w:cstheme="majorBidi"/>
-                <w:sz w:val="22"/>
-                <w:szCs w:val="24"/>
-              </w:rPr>
-            </w:pPr>
-            <w:r>
-              <w:rPr>
-                <w:rFonts w:asciiTheme="majorBidi" w:hAnsiTheme="majorBidi" w:cstheme="majorBidi"/>
-                <w:b/>
-                <w:sz w:val="19"/>
-                <w:szCs w:val="24"/>
-              </w:rPr>
-              <w:t>(Equivalent to HSC)</w:t>
+              <w:t>Alim (Equivalent to HSC)</w:t>
             </w:r>
           </w:p>
         </w:tc>
         <w:tc>
           <w:tcPr>
-            <w:tcW w:w="3384" w:type="dxa"/>
+            <w:tcW w:w="3151" w:type="dxa"/>
             <w:tcMar>
-              <w:top w:w="70" w:type="dxa"/>
-              <w:left w:w="80" w:type="dxa"/>
-              <w:bottom w:w="70" w:type="dxa"/>
-              <w:right w:w="80" w:type="dxa"/>
+              <w:top w:w="55" w:type="dxa"/>
+              <w:left w:w="65" w:type="dxa"/>
+              <w:bottom w:w="55" w:type="dxa"/>
+              <w:right w:w="65" w:type="dxa"/>
             </w:tcMar>
           </w:tcPr>
           <w:p>
@@ -858,43 +1089,19 @@
               <w:spacing w:after="0" w:line="252" w:lineRule="auto"/>
               <w:rPr>
                 <w:rFonts w:asciiTheme="majorBidi" w:hAnsiTheme="majorBidi" w:cstheme="majorBidi"/>
-                <w:sz w:val="22"/>
-                <w:szCs w:val="24"/>
               </w:rPr>
             </w:pPr>
-            <w:proofErr w:type="spellStart"/>
             <w:r>
               <w:rPr>
                 <w:rFonts w:asciiTheme="majorBidi" w:hAnsiTheme="majorBidi" w:cstheme="majorBidi"/>
-                <w:sz w:val="19"/>
-                <w:szCs w:val="24"/>
+                <w:sz w:val="17"/>
               </w:rPr>
-              <w:t>Tamirul</w:t>
+              <w:t>Tamirul Millat Kamil Madrasha</w:t>
             </w:r>
-            <w:proofErr w:type="spellEnd"/>
             <w:r>
               <w:rPr>
                 <w:rFonts w:asciiTheme="majorBidi" w:hAnsiTheme="majorBidi" w:cstheme="majorBidi"/>
-                <w:sz w:val="19"/>
-                <w:szCs w:val="24"/>
-              </w:rPr>
-              <w:t xml:space="preserve"> Millat Kamil </w:t>
-            </w:r>
-            <w:proofErr w:type="spellStart"/>
-            <w:r>
-              <w:rPr>
-                <w:rFonts w:asciiTheme="majorBidi" w:hAnsiTheme="majorBidi" w:cstheme="majorBidi"/>
-                <w:sz w:val="19"/>
-                <w:szCs w:val="24"/>
-              </w:rPr>
-              <w:t>Madrasha</w:t>
-            </w:r>
-            <w:proofErr w:type="spellEnd"/>
-            <w:r>
-              <w:rPr>
-                <w:rFonts w:asciiTheme="majorBidi" w:hAnsiTheme="majorBidi" w:cstheme="majorBidi"/>
-                <w:sz w:val="19"/>
-                <w:szCs w:val="24"/>
+                <w:sz w:val="17"/>
               </w:rPr>
               <w:br/>
               <w:t>(Madrasah Education Board)</w:t>
@@ -903,12 +1110,12 @@
         </w:tc>
         <w:tc>
           <w:tcPr>
-            <w:tcW w:w="1872" w:type="dxa"/>
+            <w:tcW w:w="1781" w:type="dxa"/>
             <w:tcMar>
-              <w:top w:w="70" w:type="dxa"/>
-              <w:left w:w="80" w:type="dxa"/>
-              <w:bottom w:w="70" w:type="dxa"/>
-              <w:right w:w="80" w:type="dxa"/>
+              <w:top w:w="55" w:type="dxa"/>
+              <w:left w:w="65" w:type="dxa"/>
+              <w:bottom w:w="55" w:type="dxa"/>
+              <w:right w:w="65" w:type="dxa"/>
             </w:tcMar>
           </w:tcPr>
           <w:p>
@@ -916,15 +1123,12 @@
               <w:spacing w:after="0" w:line="252" w:lineRule="auto"/>
               <w:rPr>
                 <w:rFonts w:asciiTheme="majorBidi" w:hAnsiTheme="majorBidi" w:cstheme="majorBidi"/>
-                <w:sz w:val="22"/>
-                <w:szCs w:val="24"/>
               </w:rPr>
             </w:pPr>
             <w:r>
               <w:rPr>
                 <w:rFonts w:asciiTheme="majorBidi" w:hAnsiTheme="majorBidi" w:cstheme="majorBidi"/>
-                <w:sz w:val="19"/>
-                <w:szCs w:val="24"/>
+                <w:sz w:val="17"/>
               </w:rPr>
               <w:t>Science Group</w:t>
             </w:r>
@@ -932,41 +1136,12 @@
         </w:tc>
         <w:tc>
           <w:tcPr>
-            <w:tcW w:w="1224" w:type="dxa"/>
+            <w:tcW w:w="1095" w:type="dxa"/>
             <w:tcMar>
-              <w:top w:w="70" w:type="dxa"/>
-              <w:left w:w="80" w:type="dxa"/>
-              <w:bottom w:w="70" w:type="dxa"/>
-              <w:right w:w="80" w:type="dxa"/>
-            </w:tcMar>
-          </w:tcPr>
-          <w:p>
-            <w:pPr>
-              <w:spacing w:after="0" w:line="252" w:lineRule="auto"/>
-              <w:rPr>
-                <w:rFonts w:asciiTheme="majorBidi" w:hAnsiTheme="majorBidi" w:cstheme="majorBidi"/>
-                <w:sz w:val="22"/>
-                <w:szCs w:val="24"/>
-              </w:rPr>
-            </w:pPr>
-            <w:r>
-              <w:rPr>
-                <w:rFonts w:asciiTheme="majorBidi" w:hAnsiTheme="majorBidi" w:cstheme="majorBidi"/>
-                <w:sz w:val="19"/>
-                <w:szCs w:val="24"/>
-              </w:rPr>
-              <w:t>2021</w:t>
-            </w:r>
-          </w:p>
-        </w:tc>
-        <w:tc>
-          <w:tcPr>
-            <w:tcW w:w="1224" w:type="dxa"/>
-            <w:tcMar>
-              <w:top w:w="70" w:type="dxa"/>
-              <w:left w:w="80" w:type="dxa"/>
-              <w:bottom w:w="70" w:type="dxa"/>
-              <w:right w:w="80" w:type="dxa"/>
+              <w:top w:w="55" w:type="dxa"/>
+              <w:left w:w="65" w:type="dxa"/>
+              <w:bottom w:w="55" w:type="dxa"/>
+              <w:right w:w="65" w:type="dxa"/>
             </w:tcMar>
           </w:tcPr>
           <w:p>
@@ -975,45 +1150,68 @@
               <w:jc w:val="center"/>
               <w:rPr>
                 <w:rFonts w:asciiTheme="majorBidi" w:hAnsiTheme="majorBidi" w:cstheme="majorBidi"/>
-                <w:bCs/>
-                <w:sz w:val="22"/>
-                <w:szCs w:val="24"/>
               </w:rPr>
             </w:pPr>
             <w:r>
               <w:rPr>
                 <w:rFonts w:asciiTheme="majorBidi" w:hAnsiTheme="majorBidi" w:cstheme="majorBidi"/>
-                <w:bCs/>
-                <w:sz w:val="19"/>
-                <w:szCs w:val="24"/>
+                <w:sz w:val="17"/>
+              </w:rPr>
+              <w:t>2021</w:t>
+            </w:r>
+          </w:p>
+        </w:tc>
+        <w:tc>
+          <w:tcPr>
+            <w:tcW w:w="1123" w:type="dxa"/>
+            <w:tcMar>
+              <w:top w:w="55" w:type="dxa"/>
+              <w:left w:w="65" w:type="dxa"/>
+              <w:bottom w:w="55" w:type="dxa"/>
+              <w:right w:w="65" w:type="dxa"/>
+            </w:tcMar>
+          </w:tcPr>
+          <w:p>
+            <w:pPr>
+              <w:spacing w:after="0" w:line="252" w:lineRule="auto"/>
+              <w:jc w:val="center"/>
+              <w:rPr>
+                <w:rFonts w:asciiTheme="majorBidi" w:hAnsiTheme="majorBidi" w:cstheme="majorBidi"/>
+              </w:rPr>
+            </w:pPr>
+            <w:r>
+              <w:rPr>
+                <w:rFonts w:asciiTheme="majorBidi" w:hAnsiTheme="majorBidi" w:cstheme="majorBidi"/>
+                <w:b/>
+                <w:sz w:val="17"/>
               </w:rPr>
               <w:t>GPA: 5.00</w:t>
             </w:r>
             <w:r>
               <w:rPr>
                 <w:rFonts w:asciiTheme="majorBidi" w:hAnsiTheme="majorBidi" w:cstheme="majorBidi"/>
-                <w:bCs/>
-                <w:sz w:val="19"/>
-                <w:szCs w:val="24"/>
+                <w:b/>
+                <w:sz w:val="17"/>
               </w:rPr>
               <w:br/>
-              <w:t>(Scale 5.00)</w:t>
+              <w:t>/ 5.00</w:t>
             </w:r>
           </w:p>
         </w:tc>
       </w:tr>
       <w:tr>
         <w:trPr>
+          <w:trHeight w:val="431"/>
           <w:jc w:val="center"/>
         </w:trPr>
         <w:tc>
           <w:tcPr>
-            <w:tcW w:w="2304" w:type="dxa"/>
+            <w:tcW w:w="2397" w:type="dxa"/>
             <w:tcMar>
-              <w:top w:w="70" w:type="dxa"/>
-              <w:left w:w="80" w:type="dxa"/>
-              <w:bottom w:w="70" w:type="dxa"/>
-              <w:right w:w="80" w:type="dxa"/>
+              <w:top w:w="55" w:type="dxa"/>
+              <w:left w:w="65" w:type="dxa"/>
+              <w:bottom w:w="55" w:type="dxa"/>
+              <w:right w:w="65" w:type="dxa"/>
             </w:tcMar>
           </w:tcPr>
           <w:p>
@@ -1021,60 +1219,26 @@
               <w:spacing w:after="0" w:line="252" w:lineRule="auto"/>
               <w:rPr>
                 <w:rFonts w:asciiTheme="majorBidi" w:hAnsiTheme="majorBidi" w:cstheme="majorBidi"/>
-                <w:b/>
-                <w:sz w:val="19"/>
-                <w:szCs w:val="24"/>
-              </w:rPr>
-            </w:pPr>
-            <w:proofErr w:type="spellStart"/>
-            <w:r>
-              <w:rPr>
-                <w:rFonts w:asciiTheme="majorBidi" w:hAnsiTheme="majorBidi" w:cstheme="majorBidi"/>
-                <w:b/>
-                <w:sz w:val="19"/>
-                <w:szCs w:val="24"/>
-              </w:rPr>
-              <w:t>Dakhil</w:t>
-            </w:r>
-            <w:proofErr w:type="spellEnd"/>
-            <w:r>
-              <w:rPr>
-                <w:rFonts w:asciiTheme="majorBidi" w:hAnsiTheme="majorBidi" w:cstheme="majorBidi"/>
-                <w:b/>
-                <w:sz w:val="19"/>
-                <w:szCs w:val="24"/>
-              </w:rPr>
-              <w:t xml:space="preserve"> </w:t>
-            </w:r>
-          </w:p>
-          <w:p>
-            <w:pPr>
-              <w:spacing w:after="0" w:line="252" w:lineRule="auto"/>
-              <w:rPr>
-                <w:rFonts w:asciiTheme="majorBidi" w:hAnsiTheme="majorBidi" w:cstheme="majorBidi"/>
-                <w:sz w:val="22"/>
-                <w:szCs w:val="24"/>
               </w:rPr>
             </w:pPr>
             <w:r>
               <w:rPr>
                 <w:rFonts w:asciiTheme="majorBidi" w:hAnsiTheme="majorBidi" w:cstheme="majorBidi"/>
                 <w:b/>
-                <w:sz w:val="19"/>
-                <w:szCs w:val="24"/>
+                <w:sz w:val="17"/>
               </w:rPr>
-              <w:t>(Equivalent to SSC)</w:t>
+              <w:t>Dakhil (Equivalent to SSC)</w:t>
             </w:r>
           </w:p>
         </w:tc>
         <w:tc>
           <w:tcPr>
-            <w:tcW w:w="3384" w:type="dxa"/>
+            <w:tcW w:w="3151" w:type="dxa"/>
             <w:tcMar>
-              <w:top w:w="70" w:type="dxa"/>
-              <w:left w:w="80" w:type="dxa"/>
-              <w:bottom w:w="70" w:type="dxa"/>
-              <w:right w:w="80" w:type="dxa"/>
+              <w:top w:w="55" w:type="dxa"/>
+              <w:left w:w="65" w:type="dxa"/>
+              <w:bottom w:w="55" w:type="dxa"/>
+              <w:right w:w="65" w:type="dxa"/>
             </w:tcMar>
           </w:tcPr>
           <w:p>
@@ -1082,61 +1246,19 @@
               <w:spacing w:after="0" w:line="252" w:lineRule="auto"/>
               <w:rPr>
                 <w:rFonts w:asciiTheme="majorBidi" w:hAnsiTheme="majorBidi" w:cstheme="majorBidi"/>
-                <w:sz w:val="22"/>
-                <w:szCs w:val="24"/>
               </w:rPr>
             </w:pPr>
-            <w:proofErr w:type="spellStart"/>
             <w:r>
               <w:rPr>
                 <w:rFonts w:asciiTheme="majorBidi" w:hAnsiTheme="majorBidi" w:cstheme="majorBidi"/>
-                <w:sz w:val="19"/>
-                <w:szCs w:val="24"/>
+                <w:sz w:val="17"/>
               </w:rPr>
-              <w:t>Patka</w:t>
+              <w:t>Patka Dakhil Madrasha</w:t>
             </w:r>
-            <w:proofErr w:type="spellEnd"/>
             <w:r>
               <w:rPr>
                 <w:rFonts w:asciiTheme="majorBidi" w:hAnsiTheme="majorBidi" w:cstheme="majorBidi"/>
-                <w:sz w:val="19"/>
-                <w:szCs w:val="24"/>
-              </w:rPr>
-              <w:t xml:space="preserve"> </w:t>
-            </w:r>
-            <w:proofErr w:type="spellStart"/>
-            <w:r>
-              <w:rPr>
-                <w:rFonts w:asciiTheme="majorBidi" w:hAnsiTheme="majorBidi" w:cstheme="majorBidi"/>
-                <w:sz w:val="19"/>
-                <w:szCs w:val="24"/>
-              </w:rPr>
-              <w:t>Dakhil</w:t>
-            </w:r>
-            <w:proofErr w:type="spellEnd"/>
-            <w:r>
-              <w:rPr>
-                <w:rFonts w:asciiTheme="majorBidi" w:hAnsiTheme="majorBidi" w:cstheme="majorBidi"/>
-                <w:sz w:val="19"/>
-                <w:szCs w:val="24"/>
-              </w:rPr>
-              <w:t xml:space="preserve"> </w:t>
-            </w:r>
-            <w:proofErr w:type="spellStart"/>
-            <w:r>
-              <w:rPr>
-                <w:rFonts w:asciiTheme="majorBidi" w:hAnsiTheme="majorBidi" w:cstheme="majorBidi"/>
-                <w:sz w:val="19"/>
-                <w:szCs w:val="24"/>
-              </w:rPr>
-              <w:t>Madrasha</w:t>
-            </w:r>
-            <w:proofErr w:type="spellEnd"/>
-            <w:r>
-              <w:rPr>
-                <w:rFonts w:asciiTheme="majorBidi" w:hAnsiTheme="majorBidi" w:cstheme="majorBidi"/>
-                <w:sz w:val="19"/>
-                <w:szCs w:val="24"/>
+                <w:sz w:val="17"/>
               </w:rPr>
               <w:br/>
               <w:t>(Madrasah Education Board)</w:t>
@@ -1145,12 +1267,12 @@
         </w:tc>
         <w:tc>
           <w:tcPr>
-            <w:tcW w:w="1872" w:type="dxa"/>
+            <w:tcW w:w="1781" w:type="dxa"/>
             <w:tcMar>
-              <w:top w:w="70" w:type="dxa"/>
-              <w:left w:w="80" w:type="dxa"/>
-              <w:bottom w:w="70" w:type="dxa"/>
-              <w:right w:w="80" w:type="dxa"/>
+              <w:top w:w="55" w:type="dxa"/>
+              <w:left w:w="65" w:type="dxa"/>
+              <w:bottom w:w="55" w:type="dxa"/>
+              <w:right w:w="65" w:type="dxa"/>
             </w:tcMar>
           </w:tcPr>
           <w:p>
@@ -1158,15 +1280,12 @@
               <w:spacing w:after="0" w:line="252" w:lineRule="auto"/>
               <w:rPr>
                 <w:rFonts w:asciiTheme="majorBidi" w:hAnsiTheme="majorBidi" w:cstheme="majorBidi"/>
-                <w:sz w:val="22"/>
-                <w:szCs w:val="24"/>
               </w:rPr>
             </w:pPr>
             <w:r>
               <w:rPr>
                 <w:rFonts w:asciiTheme="majorBidi" w:hAnsiTheme="majorBidi" w:cstheme="majorBidi"/>
-                <w:sz w:val="19"/>
-                <w:szCs w:val="24"/>
+                <w:sz w:val="17"/>
               </w:rPr>
               <w:t>Science Group</w:t>
             </w:r>
@@ -1174,41 +1293,12 @@
         </w:tc>
         <w:tc>
           <w:tcPr>
-            <w:tcW w:w="1224" w:type="dxa"/>
+            <w:tcW w:w="1095" w:type="dxa"/>
             <w:tcMar>
-              <w:top w:w="70" w:type="dxa"/>
-              <w:left w:w="80" w:type="dxa"/>
-              <w:bottom w:w="70" w:type="dxa"/>
-              <w:right w:w="80" w:type="dxa"/>
-            </w:tcMar>
-          </w:tcPr>
-          <w:p>
-            <w:pPr>
-              <w:spacing w:after="0" w:line="252" w:lineRule="auto"/>
-              <w:rPr>
-                <w:rFonts w:asciiTheme="majorBidi" w:hAnsiTheme="majorBidi" w:cstheme="majorBidi"/>
-                <w:sz w:val="22"/>
-                <w:szCs w:val="24"/>
-              </w:rPr>
-            </w:pPr>
-            <w:r>
-              <w:rPr>
-                <w:rFonts w:asciiTheme="majorBidi" w:hAnsiTheme="majorBidi" w:cstheme="majorBidi"/>
-                <w:sz w:val="19"/>
-                <w:szCs w:val="24"/>
-              </w:rPr>
-              <w:t>2019</w:t>
-            </w:r>
-          </w:p>
-        </w:tc>
-        <w:tc>
-          <w:tcPr>
-            <w:tcW w:w="1224" w:type="dxa"/>
-            <w:tcMar>
-              <w:top w:w="70" w:type="dxa"/>
-              <w:left w:w="80" w:type="dxa"/>
-              <w:bottom w:w="70" w:type="dxa"/>
-              <w:right w:w="80" w:type="dxa"/>
+              <w:top w:w="55" w:type="dxa"/>
+              <w:left w:w="65" w:type="dxa"/>
+              <w:bottom w:w="55" w:type="dxa"/>
+              <w:right w:w="65" w:type="dxa"/>
             </w:tcMar>
           </w:tcPr>
           <w:p>
@@ -1217,37 +1307,58 @@
               <w:jc w:val="center"/>
               <w:rPr>
                 <w:rFonts w:asciiTheme="majorBidi" w:hAnsiTheme="majorBidi" w:cstheme="majorBidi"/>
-                <w:bCs/>
-                <w:sz w:val="22"/>
-                <w:szCs w:val="24"/>
               </w:rPr>
             </w:pPr>
             <w:r>
               <w:rPr>
                 <w:rFonts w:asciiTheme="majorBidi" w:hAnsiTheme="majorBidi" w:cstheme="majorBidi"/>
-                <w:bCs/>
-                <w:sz w:val="19"/>
-                <w:szCs w:val="24"/>
+                <w:sz w:val="17"/>
+              </w:rPr>
+              <w:t>2019</w:t>
+            </w:r>
+          </w:p>
+        </w:tc>
+        <w:tc>
+          <w:tcPr>
+            <w:tcW w:w="1123" w:type="dxa"/>
+            <w:tcMar>
+              <w:top w:w="55" w:type="dxa"/>
+              <w:left w:w="65" w:type="dxa"/>
+              <w:bottom w:w="55" w:type="dxa"/>
+              <w:right w:w="65" w:type="dxa"/>
+            </w:tcMar>
+          </w:tcPr>
+          <w:p>
+            <w:pPr>
+              <w:spacing w:after="0" w:line="252" w:lineRule="auto"/>
+              <w:jc w:val="center"/>
+              <w:rPr>
+                <w:rFonts w:asciiTheme="majorBidi" w:hAnsiTheme="majorBidi" w:cstheme="majorBidi"/>
+              </w:rPr>
+            </w:pPr>
+            <w:r>
+              <w:rPr>
+                <w:rFonts w:asciiTheme="majorBidi" w:hAnsiTheme="majorBidi" w:cstheme="majorBidi"/>
+                <w:b/>
+                <w:sz w:val="17"/>
               </w:rPr>
               <w:t>GPA: 5.00</w:t>
             </w:r>
             <w:r>
               <w:rPr>
                 <w:rFonts w:asciiTheme="majorBidi" w:hAnsiTheme="majorBidi" w:cstheme="majorBidi"/>
-                <w:bCs/>
-                <w:sz w:val="19"/>
-                <w:szCs w:val="24"/>
+                <w:b/>
+                <w:sz w:val="17"/>
               </w:rPr>
               <w:br/>
             </w:r>
             <w:r>
               <w:rPr>
                 <w:rFonts w:asciiTheme="majorBidi" w:hAnsiTheme="majorBidi" w:cstheme="majorBidi"/>
-                <w:bCs/>
-                <w:sz w:val="19"/>
-                <w:szCs w:val="24"/>
+                <w:b/>
+                <w:sz w:val="17"/>
               </w:rPr>
-              <w:t>(Scale 5.00)</w:t>
+              <w:t>/ 5.00</w:t>
             </w:r>
           </w:p>
         </w:tc>
@@ -1257,13 +1368,12 @@
       <w:pPr>
         <w:keepNext/>
         <w:pBdr>
-          <w:bottom w:val="single" w:sz="10" w:space="2" w:color="0F4C81"/>
+          <w:bottom w:val="single" w:sz="8" w:space="2" w:color="0F4C81"/>
         </w:pBdr>
-        <w:spacing w:before="280" w:after="80"/>
-        <w:jc w:val="both"/>
+        <w:spacing w:before="220" w:after="60"/>
         <w:rPr>
           <w:rFonts w:asciiTheme="majorBidi" w:hAnsiTheme="majorBidi" w:cstheme="majorBidi"/>
-          <w:sz w:val="22"/>
+          <w:sz w:val="21"/>
           <w:szCs w:val="24"/>
         </w:rPr>
       </w:pPr>
@@ -1272,458 +1382,19 @@
           <w:rFonts w:asciiTheme="majorBidi" w:hAnsiTheme="majorBidi" w:cstheme="majorBidi"/>
           <w:b/>
           <w:color w:val="0F4C81"/>
-          <w:sz w:val="25"/>
+          <w:sz w:val="24"/>
           <w:szCs w:val="24"/>
         </w:rPr>
-        <w:t>3. TEACHING &amp; PROFESSIONAL EXPERIENCE</w:t>
+        <w:t>4. TEACHING COMPETENCIES &amp; CURRICULUM EXPERTISE</w:t>
       </w:r>
     </w:p>
     <w:p>
       <w:pPr>
-        <w:spacing w:before="80" w:after="20"/>
+        <w:spacing w:after="30" w:line="252" w:lineRule="auto"/>
         <w:jc w:val="both"/>
         <w:rPr>
           <w:rFonts w:asciiTheme="majorBidi" w:hAnsiTheme="majorBidi" w:cstheme="majorBidi"/>
-          <w:sz w:val="22"/>
-          <w:szCs w:val="24"/>
-        </w:rPr>
-      </w:pPr>
-      <w:r>
-        <w:rPr>
-          <w:rFonts w:asciiTheme="majorBidi" w:hAnsiTheme="majorBidi" w:cstheme="majorBidi"/>
-          <w:b/>
-          <w:color w:val="0F4C81"/>
-          <w:sz w:val="22"/>
-          <w:szCs w:val="24"/>
-        </w:rPr>
-        <w:t>Specialist ICT &amp; Programming Instructor / Academic Tutor</w:t>
-      </w:r>
-      <w:r>
-        <w:rPr>
-          <w:rFonts w:asciiTheme="majorBidi" w:hAnsiTheme="majorBidi" w:cstheme="majorBidi"/>
-          <w:szCs w:val="24"/>
-        </w:rPr>
-        <w:t xml:space="preserve">   |   </w:t>
-      </w:r>
-      <w:proofErr w:type="spellStart"/>
-      <w:r>
-        <w:rPr>
-          <w:rFonts w:asciiTheme="majorBidi" w:hAnsiTheme="majorBidi" w:cstheme="majorBidi"/>
-          <w:szCs w:val="24"/>
-        </w:rPr>
-        <w:t>Tongi</w:t>
-      </w:r>
-      <w:proofErr w:type="spellEnd"/>
-      <w:r>
-        <w:rPr>
-          <w:rFonts w:asciiTheme="majorBidi" w:hAnsiTheme="majorBidi" w:cstheme="majorBidi"/>
-          <w:szCs w:val="24"/>
-        </w:rPr>
-        <w:t xml:space="preserve"> &amp; Uttara, </w:t>
-      </w:r>
-      <w:r>
-        <w:rPr>
-          <w:rFonts w:asciiTheme="majorBidi" w:hAnsiTheme="majorBidi" w:cstheme="majorBidi"/>
-          <w:i/>
-          <w:color w:val="64748B"/>
-          <w:szCs w:val="24"/>
-        </w:rPr>
-        <w:t>(1+ Years)</w:t>
-      </w:r>
-    </w:p>
-    <w:p>
-      <w:pPr>
-        <w:pStyle w:val="ListBullet"/>
-        <w:spacing w:after="30" w:line="264" w:lineRule="auto"/>
-        <w:jc w:val="both"/>
-        <w:rPr>
-          <w:rFonts w:asciiTheme="majorBidi" w:hAnsiTheme="majorBidi" w:cstheme="majorBidi"/>
-          <w:sz w:val="22"/>
-          <w:szCs w:val="24"/>
-        </w:rPr>
-      </w:pPr>
-      <w:r>
-        <w:rPr>
-          <w:rFonts w:asciiTheme="majorBidi" w:hAnsiTheme="majorBidi" w:cstheme="majorBidi"/>
-          <w:sz w:val="19"/>
-          <w:szCs w:val="24"/>
-        </w:rPr>
-        <w:t xml:space="preserve">Delivered comprehensive coaching on </w:t>
-      </w:r>
-      <w:r>
-        <w:rPr>
-          <w:rFonts w:asciiTheme="majorBidi" w:hAnsiTheme="majorBidi" w:cstheme="majorBidi"/>
-          <w:b/>
-          <w:sz w:val="19"/>
-          <w:szCs w:val="24"/>
-        </w:rPr>
-        <w:t>HSC ICT (National Board Curriculum)</w:t>
-      </w:r>
-      <w:r>
-        <w:rPr>
-          <w:rFonts w:asciiTheme="majorBidi" w:hAnsiTheme="majorBidi" w:cstheme="majorBidi"/>
-          <w:sz w:val="19"/>
-          <w:szCs w:val="24"/>
-        </w:rPr>
-        <w:t xml:space="preserve"> covering Chapter 1 through 6, with primary emphasis on </w:t>
-      </w:r>
-      <w:r>
-        <w:rPr>
-          <w:rFonts w:asciiTheme="majorBidi" w:hAnsiTheme="majorBidi" w:cstheme="majorBidi"/>
-          <w:b/>
-          <w:sz w:val="19"/>
-          <w:szCs w:val="24"/>
-        </w:rPr>
-        <w:t>C Programming (Ch 5)</w:t>
-      </w:r>
-      <w:r>
-        <w:rPr>
-          <w:rFonts w:asciiTheme="majorBidi" w:hAnsiTheme="majorBidi" w:cstheme="majorBidi"/>
-          <w:sz w:val="19"/>
-          <w:szCs w:val="24"/>
-        </w:rPr>
-        <w:t xml:space="preserve">, </w:t>
-      </w:r>
-      <w:r>
-        <w:rPr>
-          <w:rFonts w:asciiTheme="majorBidi" w:hAnsiTheme="majorBidi" w:cstheme="majorBidi"/>
-          <w:b/>
-          <w:sz w:val="19"/>
-          <w:szCs w:val="24"/>
-        </w:rPr>
-        <w:t>HTML/Web Design (Ch 4)</w:t>
-      </w:r>
-      <w:r>
-        <w:rPr>
-          <w:rFonts w:asciiTheme="majorBidi" w:hAnsiTheme="majorBidi" w:cstheme="majorBidi"/>
-          <w:sz w:val="19"/>
-          <w:szCs w:val="24"/>
-        </w:rPr>
-        <w:t xml:space="preserve">, and </w:t>
-      </w:r>
-      <w:r>
-        <w:rPr>
-          <w:rFonts w:asciiTheme="majorBidi" w:hAnsiTheme="majorBidi" w:cstheme="majorBidi"/>
-          <w:b/>
-          <w:sz w:val="19"/>
-          <w:szCs w:val="24"/>
-        </w:rPr>
-        <w:t>DBMS/SQL (Ch 6)</w:t>
-      </w:r>
-      <w:r>
-        <w:rPr>
-          <w:rFonts w:asciiTheme="majorBidi" w:hAnsiTheme="majorBidi" w:cstheme="majorBidi"/>
-          <w:sz w:val="19"/>
-          <w:szCs w:val="24"/>
-        </w:rPr>
-        <w:t>.</w:t>
-      </w:r>
-    </w:p>
-    <w:p>
-      <w:pPr>
-        <w:pStyle w:val="ListBullet"/>
-        <w:spacing w:after="30" w:line="264" w:lineRule="auto"/>
-        <w:jc w:val="both"/>
-        <w:rPr>
-          <w:rFonts w:asciiTheme="majorBidi" w:hAnsiTheme="majorBidi" w:cstheme="majorBidi"/>
-          <w:sz w:val="22"/>
-          <w:szCs w:val="24"/>
-        </w:rPr>
-      </w:pPr>
-      <w:r>
-        <w:rPr>
-          <w:rFonts w:asciiTheme="majorBidi" w:hAnsiTheme="majorBidi" w:cstheme="majorBidi"/>
-          <w:sz w:val="19"/>
-          <w:szCs w:val="24"/>
-        </w:rPr>
-        <w:t xml:space="preserve">Conducted hands-on laptop programming lab sessions, enabling students to write, debug, and execute code in </w:t>
-      </w:r>
-      <w:proofErr w:type="gramStart"/>
-      <w:r>
-        <w:rPr>
-          <w:rFonts w:asciiTheme="majorBidi" w:hAnsiTheme="majorBidi" w:cstheme="majorBidi"/>
-          <w:sz w:val="19"/>
-          <w:szCs w:val="24"/>
-        </w:rPr>
-        <w:t>Code::</w:t>
-      </w:r>
-      <w:proofErr w:type="gramEnd"/>
-      <w:r>
-        <w:rPr>
-          <w:rFonts w:asciiTheme="majorBidi" w:hAnsiTheme="majorBidi" w:cstheme="majorBidi"/>
-          <w:sz w:val="19"/>
-          <w:szCs w:val="24"/>
-        </w:rPr>
-        <w:t>Blocks and text editors.</w:t>
-      </w:r>
-    </w:p>
-    <w:p>
-      <w:pPr>
-        <w:pStyle w:val="ListBullet"/>
-        <w:spacing w:after="30" w:line="264" w:lineRule="auto"/>
-        <w:jc w:val="both"/>
-        <w:rPr>
-          <w:rFonts w:asciiTheme="majorBidi" w:hAnsiTheme="majorBidi" w:cstheme="majorBidi"/>
-          <w:sz w:val="22"/>
-          <w:szCs w:val="24"/>
-        </w:rPr>
-      </w:pPr>
-      <w:r>
-        <w:rPr>
-          <w:rFonts w:asciiTheme="majorBidi" w:hAnsiTheme="majorBidi" w:cstheme="majorBidi"/>
-          <w:sz w:val="19"/>
-          <w:szCs w:val="24"/>
-        </w:rPr>
-        <w:t>Designed creative question (CQ) worksheets, solved 10+ years of previous board question papers, and guided multiple batches to achieve A+ grades.</w:t>
-      </w:r>
-    </w:p>
-    <w:p>
-      <w:pPr>
-        <w:pStyle w:val="ListBullet"/>
-        <w:spacing w:after="30" w:line="264" w:lineRule="auto"/>
-        <w:jc w:val="both"/>
-        <w:rPr>
-          <w:rFonts w:asciiTheme="majorBidi" w:hAnsiTheme="majorBidi" w:cstheme="majorBidi"/>
-          <w:sz w:val="22"/>
-          <w:szCs w:val="24"/>
-        </w:rPr>
-      </w:pPr>
-      <w:r>
-        <w:rPr>
-          <w:rFonts w:asciiTheme="majorBidi" w:hAnsiTheme="majorBidi" w:cstheme="majorBidi"/>
-          <w:sz w:val="19"/>
-          <w:szCs w:val="24"/>
-        </w:rPr>
-        <w:t>Introduced modern AI-assisted learning techniques (</w:t>
-      </w:r>
-      <w:proofErr w:type="spellStart"/>
-      <w:r>
-        <w:rPr>
-          <w:rFonts w:asciiTheme="majorBidi" w:hAnsiTheme="majorBidi" w:cstheme="majorBidi"/>
-          <w:sz w:val="19"/>
-          <w:szCs w:val="24"/>
-        </w:rPr>
-        <w:t>ChatGPT</w:t>
-      </w:r>
-      <w:proofErr w:type="spellEnd"/>
-      <w:r>
-        <w:rPr>
-          <w:rFonts w:asciiTheme="majorBidi" w:hAnsiTheme="majorBidi" w:cstheme="majorBidi"/>
-          <w:sz w:val="19"/>
-          <w:szCs w:val="24"/>
-        </w:rPr>
-        <w:t>, Copilot) to help students grasp abstract logic and data structures easily.</w:t>
-      </w:r>
-    </w:p>
-    <w:p>
-      <w:pPr>
-        <w:spacing w:before="80" w:after="20"/>
-        <w:jc w:val="both"/>
-        <w:rPr>
-          <w:rFonts w:asciiTheme="majorBidi" w:hAnsiTheme="majorBidi" w:cstheme="majorBidi"/>
-          <w:sz w:val="22"/>
-          <w:szCs w:val="24"/>
-        </w:rPr>
-      </w:pPr>
-      <w:r>
-        <w:rPr>
-          <w:rFonts w:asciiTheme="majorBidi" w:hAnsiTheme="majorBidi" w:cstheme="majorBidi"/>
-          <w:b/>
-          <w:color w:val="0F4C81"/>
-          <w:sz w:val="22"/>
-          <w:szCs w:val="24"/>
-        </w:rPr>
-        <w:t xml:space="preserve">Assistant Teacher (ICT, Mathematics &amp; </w:t>
-      </w:r>
-      <w:proofErr w:type="gramStart"/>
-      <w:r>
-        <w:rPr>
-          <w:rFonts w:asciiTheme="majorBidi" w:hAnsiTheme="majorBidi" w:cstheme="majorBidi"/>
-          <w:b/>
-          <w:color w:val="0F4C81"/>
-          <w:sz w:val="22"/>
-          <w:szCs w:val="24"/>
-        </w:rPr>
-        <w:t>Science)</w:t>
-      </w:r>
-      <w:r>
-        <w:rPr>
-          <w:rFonts w:asciiTheme="majorBidi" w:hAnsiTheme="majorBidi" w:cstheme="majorBidi"/>
-          <w:szCs w:val="24"/>
-        </w:rPr>
-        <w:t xml:space="preserve">   </w:t>
-      </w:r>
-      <w:proofErr w:type="gramEnd"/>
-      <w:r>
-        <w:rPr>
-          <w:rFonts w:asciiTheme="majorBidi" w:hAnsiTheme="majorBidi" w:cstheme="majorBidi"/>
-          <w:szCs w:val="24"/>
-        </w:rPr>
-        <w:t>|   Plus Coaching Center &amp;</w:t>
-      </w:r>
-      <w:r>
-        <w:rPr>
-          <w:rFonts w:asciiTheme="majorBidi" w:hAnsiTheme="majorBidi" w:cstheme="majorBidi"/>
-          <w:i/>
-          <w:color w:val="64748B"/>
-          <w:szCs w:val="24"/>
-        </w:rPr>
-        <w:t xml:space="preserve"> </w:t>
-      </w:r>
-      <w:proofErr w:type="spellStart"/>
-      <w:r>
-        <w:rPr>
-          <w:rFonts w:asciiTheme="majorBidi" w:hAnsiTheme="majorBidi" w:cstheme="majorBidi"/>
-          <w:szCs w:val="24"/>
-        </w:rPr>
-        <w:t>Barmi</w:t>
-      </w:r>
-      <w:proofErr w:type="spellEnd"/>
-      <w:r>
-        <w:rPr>
-          <w:rFonts w:asciiTheme="majorBidi" w:hAnsiTheme="majorBidi" w:cstheme="majorBidi"/>
-          <w:szCs w:val="24"/>
-        </w:rPr>
-        <w:t xml:space="preserve"> Al-</w:t>
-      </w:r>
-      <w:proofErr w:type="spellStart"/>
-      <w:r>
-        <w:rPr>
-          <w:rFonts w:asciiTheme="majorBidi" w:hAnsiTheme="majorBidi" w:cstheme="majorBidi"/>
-          <w:szCs w:val="24"/>
-        </w:rPr>
-        <w:t>Madina</w:t>
-      </w:r>
-      <w:proofErr w:type="spellEnd"/>
-      <w:r>
-        <w:rPr>
-          <w:rFonts w:asciiTheme="majorBidi" w:hAnsiTheme="majorBidi" w:cstheme="majorBidi"/>
-          <w:szCs w:val="24"/>
-        </w:rPr>
-        <w:t xml:space="preserve"> Pre-Cadet School  </w:t>
-      </w:r>
-      <w:r>
-        <w:rPr>
-          <w:rFonts w:asciiTheme="majorBidi" w:hAnsiTheme="majorBidi" w:cstheme="majorBidi"/>
-          <w:i/>
-          <w:color w:val="64748B"/>
-          <w:szCs w:val="24"/>
-        </w:rPr>
-        <w:t>(1+ Years)</w:t>
-      </w:r>
-    </w:p>
-    <w:p>
-      <w:pPr>
-        <w:pStyle w:val="ListBullet"/>
-        <w:spacing w:after="30" w:line="264" w:lineRule="auto"/>
-        <w:jc w:val="both"/>
-        <w:rPr>
-          <w:rFonts w:asciiTheme="majorBidi" w:hAnsiTheme="majorBidi" w:cstheme="majorBidi"/>
-          <w:sz w:val="22"/>
-          <w:szCs w:val="24"/>
-        </w:rPr>
-      </w:pPr>
-      <w:r>
-        <w:rPr>
-          <w:rFonts w:asciiTheme="majorBidi" w:hAnsiTheme="majorBidi" w:cstheme="majorBidi"/>
-          <w:sz w:val="19"/>
-          <w:szCs w:val="24"/>
-        </w:rPr>
-        <w:t>Conducted classroom lectures on Computer Applications, Information Technology, General Mathematics, and Science.</w:t>
-      </w:r>
-    </w:p>
-    <w:p>
-      <w:pPr>
-        <w:pStyle w:val="ListBullet"/>
-        <w:spacing w:after="30" w:line="264" w:lineRule="auto"/>
-        <w:jc w:val="both"/>
-        <w:rPr>
-          <w:rFonts w:asciiTheme="majorBidi" w:hAnsiTheme="majorBidi" w:cstheme="majorBidi"/>
-          <w:sz w:val="22"/>
-          <w:szCs w:val="24"/>
-        </w:rPr>
-      </w:pPr>
-      <w:r>
-        <w:rPr>
-          <w:rFonts w:asciiTheme="majorBidi" w:hAnsiTheme="majorBidi" w:cstheme="majorBidi"/>
-          <w:sz w:val="19"/>
-          <w:szCs w:val="24"/>
-        </w:rPr>
-        <w:t>Supervised school computer labs, trained students in touch-typing, MS Office applications, and safe internet usage.</w:t>
-      </w:r>
-    </w:p>
-    <w:p>
-      <w:pPr>
-        <w:pStyle w:val="ListBullet"/>
-        <w:spacing w:after="30" w:line="264" w:lineRule="auto"/>
-        <w:jc w:val="both"/>
-        <w:rPr>
-          <w:rFonts w:asciiTheme="majorBidi" w:hAnsiTheme="majorBidi" w:cstheme="majorBidi"/>
-          <w:sz w:val="22"/>
-          <w:szCs w:val="24"/>
-        </w:rPr>
-      </w:pPr>
-      <w:r>
-        <w:rPr>
-          <w:rFonts w:asciiTheme="majorBidi" w:hAnsiTheme="majorBidi" w:cstheme="majorBidi"/>
-          <w:sz w:val="19"/>
-          <w:szCs w:val="24"/>
-        </w:rPr>
-        <w:t>Managed multimedia smart classrooms, created interactive slide presentations, and evaluated mid-term and annual examination answer scripts.</w:t>
-      </w:r>
-    </w:p>
-    <w:p>
-      <w:pPr>
-        <w:pStyle w:val="ListBullet"/>
-        <w:spacing w:after="30" w:line="264" w:lineRule="auto"/>
-        <w:jc w:val="both"/>
-        <w:rPr>
-          <w:rFonts w:asciiTheme="majorBidi" w:hAnsiTheme="majorBidi" w:cstheme="majorBidi"/>
-          <w:sz w:val="22"/>
-          <w:szCs w:val="24"/>
-        </w:rPr>
-      </w:pPr>
-      <w:r>
-        <w:rPr>
-          <w:rFonts w:asciiTheme="majorBidi" w:hAnsiTheme="majorBidi" w:cstheme="majorBidi"/>
-          <w:sz w:val="19"/>
-          <w:szCs w:val="24"/>
-        </w:rPr>
-        <w:t>Maintained proactive communication with parents through bi-weekly progress reports and counseling sessions.</w:t>
-      </w:r>
-    </w:p>
-    <w:p>
-      <w:pPr>
-        <w:keepNext/>
-        <w:pBdr>
-          <w:bottom w:val="single" w:sz="10" w:space="2" w:color="0F4C81"/>
-        </w:pBdr>
-        <w:spacing w:before="280" w:after="80"/>
-        <w:jc w:val="both"/>
-        <w:rPr>
-          <w:rFonts w:asciiTheme="majorBidi" w:hAnsiTheme="majorBidi" w:cstheme="majorBidi"/>
-          <w:sz w:val="22"/>
-          <w:szCs w:val="24"/>
-        </w:rPr>
-      </w:pPr>
-      <w:r>
-        <w:rPr>
-          <w:rFonts w:asciiTheme="majorBidi" w:hAnsiTheme="majorBidi" w:cstheme="majorBidi"/>
-          <w:b/>
-          <w:color w:val="0F4C81"/>
-          <w:sz w:val="25"/>
-          <w:szCs w:val="24"/>
-        </w:rPr>
-        <w:t>4. SUBJECT SPECIALIZATION (HSC &amp; VOCATIONAL CURRICULUM)</w:t>
-      </w:r>
-    </w:p>
-    <w:p>
-      <w:pPr>
-        <w:spacing w:after="40" w:line="264" w:lineRule="auto"/>
-        <w:jc w:val="both"/>
-        <w:rPr>
-          <w:rFonts w:asciiTheme="majorBidi" w:hAnsiTheme="majorBidi" w:cstheme="majorBidi"/>
-          <w:sz w:val="22"/>
+          <w:sz w:val="21"/>
           <w:szCs w:val="24"/>
         </w:rPr>
       </w:pPr>
@@ -1734,24 +1405,30 @@
           <w:color w:val="0F4C81"/>
           <w:szCs w:val="24"/>
         </w:rPr>
-        <w:t xml:space="preserve">•  HSC ICT Chapters: </w:t>
+        <w:t xml:space="preserve">•  Curriculum Knowledge: </w:t>
       </w:r>
       <w:r>
         <w:rPr>
           <w:rFonts w:asciiTheme="majorBidi" w:hAnsiTheme="majorBidi" w:cstheme="majorBidi"/>
-          <w:sz w:val="19"/>
           <w:szCs w:val="24"/>
         </w:rPr>
-        <w:t>World &amp; BD Perspective (Ch 1), Communication Systems &amp; Networking (Ch 2), Number Systems &amp; Digital Logic (Ch 3), Web Design &amp; HTML (Ch 4), C Programming Language (Ch 5), Database Management Systems / SQL (Ch 6).</w:t>
+        <w:t xml:space="preserve">Comprehensive grasp of National Curriculum HSC ICT </w:t>
+      </w:r>
+      <w:r>
+        <w:rPr>
+          <w:rFonts w:asciiTheme="majorBidi" w:hAnsiTheme="majorBidi" w:cstheme="majorBidi"/>
+          <w:szCs w:val="24"/>
+        </w:rPr>
+        <w:t>(Chapters 1–6) and Secondary ICT.</w:t>
       </w:r>
     </w:p>
     <w:p>
       <w:pPr>
-        <w:spacing w:after="40" w:line="264" w:lineRule="auto"/>
+        <w:spacing w:after="30" w:line="252" w:lineRule="auto"/>
         <w:jc w:val="both"/>
         <w:rPr>
           <w:rFonts w:asciiTheme="majorBidi" w:hAnsiTheme="majorBidi" w:cstheme="majorBidi"/>
-          <w:sz w:val="22"/>
+          <w:sz w:val="21"/>
           <w:szCs w:val="24"/>
         </w:rPr>
       </w:pPr>
@@ -1762,24 +1439,23 @@
           <w:color w:val="0F4C81"/>
           <w:szCs w:val="24"/>
         </w:rPr>
-        <w:t xml:space="preserve">•  Vocational &amp; Practical Labs: </w:t>
+        <w:t xml:space="preserve">•  Programming &amp; Web: </w:t>
       </w:r>
       <w:r>
         <w:rPr>
           <w:rFonts w:asciiTheme="majorBidi" w:hAnsiTheme="majorBidi" w:cstheme="majorBidi"/>
-          <w:sz w:val="19"/>
           <w:szCs w:val="24"/>
         </w:rPr>
-        <w:t>Computer Fundamentals &amp; Operating Systems, Office Applications (MS Word, Excel, PowerPoint, Access), Hardware Assembly &amp; Maintenance, LAN Cabling &amp; Basic Networking, Software Installation &amp; Troubleshooting.</w:t>
+        <w:t>Strong command in teaching C Programming fundamentals, algorithm design, HTML &amp; CSS web basics.</w:t>
       </w:r>
     </w:p>
     <w:p>
       <w:pPr>
-        <w:spacing w:after="40" w:line="264" w:lineRule="auto"/>
+        <w:spacing w:after="30" w:line="252" w:lineRule="auto"/>
         <w:jc w:val="both"/>
         <w:rPr>
           <w:rFonts w:asciiTheme="majorBidi" w:hAnsiTheme="majorBidi" w:cstheme="majorBidi"/>
-          <w:sz w:val="22"/>
+          <w:sz w:val="21"/>
           <w:szCs w:val="24"/>
         </w:rPr>
       </w:pPr>
@@ -1790,29 +1466,30 @@
           <w:color w:val="0F4C81"/>
           <w:szCs w:val="24"/>
         </w:rPr>
-        <w:lastRenderedPageBreak/>
-        <w:t xml:space="preserve">•  Pedagogy &amp; Classroom Skills: </w:t>
+        <w:t xml:space="preserve">•  Database &amp; Systems: </w:t>
       </w:r>
       <w:r>
         <w:rPr>
           <w:rFonts w:asciiTheme="majorBidi" w:hAnsiTheme="majorBidi" w:cstheme="majorBidi"/>
-          <w:sz w:val="19"/>
           <w:szCs w:val="24"/>
         </w:rPr>
-        <w:t>Multimedia Presentation, Board Question Bank Solution, Personalized Student Mentoring, Continuous Assessment &amp; Exam Preparation.</w:t>
+        <w:t>Relational Database Management Concepts, SQL queries, Number Systems, and Digital</w:t>
+      </w:r>
+      <w:r>
+        <w:rPr>
+          <w:rFonts w:asciiTheme="majorBidi" w:hAnsiTheme="majorBidi" w:cstheme="majorBidi"/>
+          <w:szCs w:val="24"/>
+        </w:rPr>
+        <w:t xml:space="preserve"> Logic.</w:t>
       </w:r>
     </w:p>
     <w:p>
       <w:pPr>
-        <w:keepNext/>
-        <w:pBdr>
-          <w:bottom w:val="single" w:sz="10" w:space="2" w:color="0F4C81"/>
-        </w:pBdr>
-        <w:spacing w:before="280" w:after="80"/>
+        <w:spacing w:after="30" w:line="252" w:lineRule="auto"/>
         <w:jc w:val="both"/>
         <w:rPr>
           <w:rFonts w:asciiTheme="majorBidi" w:hAnsiTheme="majorBidi" w:cstheme="majorBidi"/>
-          <w:sz w:val="22"/>
+          <w:sz w:val="21"/>
           <w:szCs w:val="24"/>
         </w:rPr>
       </w:pPr>
@@ -1821,19 +1498,144 @@
           <w:rFonts w:asciiTheme="majorBidi" w:hAnsiTheme="majorBidi" w:cstheme="majorBidi"/>
           <w:b/>
           <w:color w:val="0F4C81"/>
-          <w:sz w:val="25"/>
           <w:szCs w:val="24"/>
         </w:rPr>
-        <w:t>5. TECHNICAL &amp; ENGINEERING SKILLS</w:t>
+        <w:t xml:space="preserve">•  Laboratory &amp; Practical: </w:t>
+      </w:r>
+      <w:r>
+        <w:rPr>
+          <w:rFonts w:asciiTheme="majorBidi" w:hAnsiTheme="majorBidi" w:cstheme="majorBidi"/>
+          <w:szCs w:val="24"/>
+        </w:rPr>
+        <w:t>Hands-on computer lab conducting, typing training, software installation, and hardware troubleshooting.</w:t>
       </w:r>
     </w:p>
     <w:p>
       <w:pPr>
-        <w:spacing w:after="40" w:line="252" w:lineRule="auto"/>
+        <w:spacing w:after="30" w:line="252" w:lineRule="auto"/>
         <w:jc w:val="both"/>
         <w:rPr>
           <w:rFonts w:asciiTheme="majorBidi" w:hAnsiTheme="majorBidi" w:cstheme="majorBidi"/>
-          <w:sz w:val="22"/>
+          <w:sz w:val="21"/>
+          <w:szCs w:val="24"/>
+        </w:rPr>
+      </w:pPr>
+      <w:r>
+        <w:rPr>
+          <w:rFonts w:asciiTheme="majorBidi" w:hAnsiTheme="majorBidi" w:cstheme="majorBidi"/>
+          <w:b/>
+          <w:color w:val="0F4C81"/>
+          <w:szCs w:val="24"/>
+        </w:rPr>
+        <w:t xml:space="preserve">•  Pedagogy &amp; Classroom: </w:t>
+      </w:r>
+      <w:r>
+        <w:rPr>
+          <w:rFonts w:asciiTheme="majorBidi" w:hAnsiTheme="majorBidi" w:cstheme="majorBidi"/>
+          <w:szCs w:val="24"/>
+        </w:rPr>
+        <w:t xml:space="preserve">Structured lesson planning, customized worksheets, continuous student assessment, and board </w:t>
+      </w:r>
+      <w:r>
+        <w:rPr>
+          <w:rFonts w:asciiTheme="majorBidi" w:hAnsiTheme="majorBidi" w:cstheme="majorBidi"/>
+          <w:szCs w:val="24"/>
+        </w:rPr>
+        <w:t>exam model tests.</w:t>
+      </w:r>
+    </w:p>
+    <w:p>
+      <w:pPr>
+        <w:spacing w:after="30" w:line="252" w:lineRule="auto"/>
+        <w:jc w:val="both"/>
+        <w:rPr>
+          <w:rFonts w:asciiTheme="majorBidi" w:hAnsiTheme="majorBidi" w:cstheme="majorBidi"/>
+          <w:sz w:val="21"/>
+          <w:szCs w:val="24"/>
+        </w:rPr>
+      </w:pPr>
+      <w:r>
+        <w:rPr>
+          <w:rFonts w:asciiTheme="majorBidi" w:hAnsiTheme="majorBidi" w:cstheme="majorBidi"/>
+          <w:b/>
+          <w:color w:val="0F4C81"/>
+          <w:szCs w:val="24"/>
+        </w:rPr>
+        <w:t xml:space="preserve">•  Digital Instruction: </w:t>
+      </w:r>
+      <w:r>
+        <w:rPr>
+          <w:rFonts w:asciiTheme="majorBidi" w:hAnsiTheme="majorBidi" w:cstheme="majorBidi"/>
+          <w:szCs w:val="24"/>
+        </w:rPr>
+        <w:t>Smart classroom technologies, multimedia slide design, and technology-assisted teaching methodologies.</w:t>
+      </w:r>
+    </w:p>
+    <w:p>
+      <w:pPr>
+        <w:keepNext/>
+        <w:pBdr>
+          <w:bottom w:val="single" w:sz="8" w:space="2" w:color="0F4C81"/>
+        </w:pBdr>
+        <w:spacing w:before="220" w:after="60"/>
+        <w:rPr>
+          <w:rFonts w:asciiTheme="majorBidi" w:hAnsiTheme="majorBidi" w:cstheme="majorBidi"/>
+          <w:sz w:val="21"/>
+          <w:szCs w:val="24"/>
+        </w:rPr>
+      </w:pPr>
+      <w:r>
+        <w:rPr>
+          <w:rFonts w:asciiTheme="majorBidi" w:hAnsiTheme="majorBidi" w:cstheme="majorBidi"/>
+          <w:b/>
+          <w:color w:val="0F4C81"/>
+          <w:sz w:val="24"/>
+          <w:szCs w:val="24"/>
+        </w:rPr>
+        <w:lastRenderedPageBreak/>
+        <w:t>5. ICT &amp; COMPUTER SKILLS</w:t>
+      </w:r>
+    </w:p>
+    <w:p>
+      <w:pPr>
+        <w:spacing w:after="30" w:line="252" w:lineRule="auto"/>
+        <w:jc w:val="both"/>
+        <w:rPr>
+          <w:rFonts w:asciiTheme="majorBidi" w:hAnsiTheme="majorBidi" w:cstheme="majorBidi"/>
+          <w:sz w:val="21"/>
+          <w:szCs w:val="24"/>
+        </w:rPr>
+      </w:pPr>
+      <w:r>
+        <w:rPr>
+          <w:rFonts w:asciiTheme="majorBidi" w:hAnsiTheme="majorBidi" w:cstheme="majorBidi"/>
+          <w:b/>
+          <w:szCs w:val="24"/>
+        </w:rPr>
+        <w:t xml:space="preserve">•  ICT &amp; Office Applications: </w:t>
+      </w:r>
+      <w:r>
+        <w:rPr>
+          <w:rFonts w:asciiTheme="majorBidi" w:hAnsiTheme="majorBidi" w:cstheme="majorBidi"/>
+          <w:szCs w:val="24"/>
+        </w:rPr>
+        <w:t xml:space="preserve">MS Word, MS Excel, MS PowerPoint, MS Access, Internet &amp; </w:t>
+      </w:r>
+      <w:r>
+        <w:rPr>
+          <w:rFonts w:asciiTheme="majorBidi" w:hAnsiTheme="majorBidi" w:cstheme="majorBidi"/>
+          <w:szCs w:val="24"/>
+        </w:rPr>
+        <w:t>Email, Google Workspace</w:t>
+      </w:r>
+    </w:p>
+    <w:p>
+      <w:pPr>
+        <w:spacing w:after="30" w:line="252" w:lineRule="auto"/>
+        <w:jc w:val="both"/>
+        <w:rPr>
+          <w:rFonts w:asciiTheme="majorBidi" w:hAnsiTheme="majorBidi" w:cstheme="majorBidi"/>
+          <w:sz w:val="21"/>
           <w:szCs w:val="24"/>
         </w:rPr>
       </w:pPr>
@@ -1848,19 +1650,18 @@
       <w:r>
         <w:rPr>
           <w:rFonts w:asciiTheme="majorBidi" w:hAnsiTheme="majorBidi" w:cstheme="majorBidi"/>
-          <w:sz w:val="19"/>
           <w:szCs w:val="24"/>
         </w:rPr>
-        <w:t>C, C++, Java, Python, Dart, PHP (Basics)</w:t>
+        <w:t>C, C++, Python, Java, Basic Web Development (HTML5, CSS3)</w:t>
       </w:r>
     </w:p>
     <w:p>
       <w:pPr>
-        <w:spacing w:after="40" w:line="252" w:lineRule="auto"/>
+        <w:spacing w:after="30" w:line="252" w:lineRule="auto"/>
         <w:jc w:val="both"/>
         <w:rPr>
           <w:rFonts w:asciiTheme="majorBidi" w:hAnsiTheme="majorBidi" w:cstheme="majorBidi"/>
-          <w:sz w:val="22"/>
+          <w:sz w:val="21"/>
           <w:szCs w:val="24"/>
         </w:rPr>
       </w:pPr>
@@ -1870,24 +1671,23 @@
           <w:b/>
           <w:szCs w:val="24"/>
         </w:rPr>
-        <w:t xml:space="preserve">•  Web &amp; Frontend: </w:t>
+        <w:t xml:space="preserve">•  Database &amp; Data: </w:t>
       </w:r>
       <w:r>
         <w:rPr>
           <w:rFonts w:asciiTheme="majorBidi" w:hAnsiTheme="majorBidi" w:cstheme="majorBidi"/>
-          <w:sz w:val="19"/>
           <w:szCs w:val="24"/>
         </w:rPr>
-        <w:t>HTML5, CSS3, JavaScript, Responsive UI Design</w:t>
+        <w:t>MySQL, SQLite, Relational Database Concepts &amp; Basic SQL</w:t>
       </w:r>
     </w:p>
     <w:p>
       <w:pPr>
-        <w:spacing w:after="40" w:line="252" w:lineRule="auto"/>
+        <w:spacing w:after="30" w:line="252" w:lineRule="auto"/>
         <w:jc w:val="both"/>
         <w:rPr>
           <w:rFonts w:asciiTheme="majorBidi" w:hAnsiTheme="majorBidi" w:cstheme="majorBidi"/>
-          <w:sz w:val="22"/>
+          <w:sz w:val="21"/>
           <w:szCs w:val="24"/>
         </w:rPr>
       </w:pPr>
@@ -1897,24 +1697,30 @@
           <w:b/>
           <w:szCs w:val="24"/>
         </w:rPr>
-        <w:t xml:space="preserve">•  Database Management: </w:t>
+        <w:t xml:space="preserve">•  Computing &amp; Hardware: </w:t>
       </w:r>
       <w:r>
         <w:rPr>
           <w:rFonts w:asciiTheme="majorBidi" w:hAnsiTheme="majorBidi" w:cstheme="majorBidi"/>
-          <w:sz w:val="19"/>
           <w:szCs w:val="24"/>
         </w:rPr>
-        <w:t>MySQL, SQLite, Relational Database Modeling &amp; SQL Queries</w:t>
+        <w:t>Operating Systems (Windows/Linux), Hardware Tro</w:t>
+      </w:r>
+      <w:r>
+        <w:rPr>
+          <w:rFonts w:asciiTheme="majorBidi" w:hAnsiTheme="majorBidi" w:cstheme="majorBidi"/>
+          <w:szCs w:val="24"/>
+        </w:rPr>
+        <w:t>ubleshooting, Basic LAN Networking</w:t>
       </w:r>
     </w:p>
     <w:p>
       <w:pPr>
-        <w:spacing w:after="40" w:line="252" w:lineRule="auto"/>
+        <w:spacing w:after="30" w:line="252" w:lineRule="auto"/>
         <w:jc w:val="both"/>
         <w:rPr>
           <w:rFonts w:asciiTheme="majorBidi" w:hAnsiTheme="majorBidi" w:cstheme="majorBidi"/>
-          <w:sz w:val="22"/>
+          <w:sz w:val="21"/>
           <w:szCs w:val="24"/>
         </w:rPr>
       </w:pPr>
@@ -1924,24 +1730,23 @@
           <w:b/>
           <w:szCs w:val="24"/>
         </w:rPr>
-        <w:t xml:space="preserve">•  Mobile App Development: </w:t>
+        <w:t xml:space="preserve">•  Teaching Technology: </w:t>
       </w:r>
       <w:r>
         <w:rPr>
           <w:rFonts w:asciiTheme="majorBidi" w:hAnsiTheme="majorBidi" w:cstheme="majorBidi"/>
-          <w:sz w:val="19"/>
           <w:szCs w:val="24"/>
         </w:rPr>
-        <w:t>Flutter Framework, Android Studio, REST API Integration</w:t>
+        <w:t>Smart Classroom Systems, Multimedia Projectors, Interactive Online Learning Tools</w:t>
       </w:r>
     </w:p>
     <w:p>
       <w:pPr>
-        <w:spacing w:after="40" w:line="252" w:lineRule="auto"/>
+        <w:spacing w:after="30" w:line="252" w:lineRule="auto"/>
         <w:jc w:val="both"/>
         <w:rPr>
           <w:rFonts w:asciiTheme="majorBidi" w:hAnsiTheme="majorBidi" w:cstheme="majorBidi"/>
-          <w:sz w:val="22"/>
+          <w:sz w:val="21"/>
           <w:szCs w:val="24"/>
         </w:rPr>
       </w:pPr>
@@ -1951,46 +1756,26 @@
           <w:b/>
           <w:szCs w:val="24"/>
         </w:rPr>
-        <w:t xml:space="preserve">•  Software &amp; Tools: </w:t>
+        <w:t xml:space="preserve">•  Additional Technical Stack: </w:t>
       </w:r>
       <w:r>
         <w:rPr>
           <w:rFonts w:asciiTheme="majorBidi" w:hAnsiTheme="majorBidi" w:cstheme="majorBidi"/>
-          <w:sz w:val="19"/>
           <w:szCs w:val="24"/>
         </w:rPr>
-        <w:t xml:space="preserve">MS Office Suite (Word, Excel, PowerPoint), </w:t>
-      </w:r>
-      <w:proofErr w:type="gramStart"/>
-      <w:r>
-        <w:rPr>
-          <w:rFonts w:asciiTheme="majorBidi" w:hAnsiTheme="majorBidi" w:cstheme="majorBidi"/>
-          <w:sz w:val="19"/>
-          <w:szCs w:val="24"/>
-        </w:rPr>
-        <w:t>Code::</w:t>
-      </w:r>
-      <w:proofErr w:type="gramEnd"/>
-      <w:r>
-        <w:rPr>
-          <w:rFonts w:asciiTheme="majorBidi" w:hAnsiTheme="majorBidi" w:cstheme="majorBidi"/>
-          <w:sz w:val="19"/>
-          <w:szCs w:val="24"/>
-        </w:rPr>
-        <w:t>Blocks, VS Code, Git, GitHub</w:t>
+        <w:t>Flutter/Dart, REST API, VS Code, Code::Blocks, Git/GitHub</w:t>
       </w:r>
     </w:p>
     <w:p>
       <w:pPr>
         <w:keepNext/>
         <w:pBdr>
-          <w:bottom w:val="single" w:sz="10" w:space="2" w:color="0F4C81"/>
+          <w:bottom w:val="single" w:sz="8" w:space="2" w:color="0F4C81"/>
         </w:pBdr>
-        <w:spacing w:before="280" w:after="80"/>
-        <w:jc w:val="both"/>
+        <w:spacing w:before="220" w:after="60"/>
         <w:rPr>
           <w:rFonts w:asciiTheme="majorBidi" w:hAnsiTheme="majorBidi" w:cstheme="majorBidi"/>
-          <w:sz w:val="22"/>
+          <w:sz w:val="21"/>
           <w:szCs w:val="24"/>
         </w:rPr>
       </w:pPr>
@@ -1999,19 +1784,28 @@
           <w:rFonts w:asciiTheme="majorBidi" w:hAnsiTheme="majorBidi" w:cstheme="majorBidi"/>
           <w:b/>
           <w:color w:val="0F4C81"/>
-          <w:sz w:val="25"/>
+          <w:sz w:val="24"/>
           <w:szCs w:val="24"/>
         </w:rPr>
-        <w:t>6. KEY ACADEMIC &amp; SOFTWARE PROJECTS</w:t>
+        <w:t>6. SELECTED PRACTICAL &amp; RE</w:t>
+      </w:r>
+      <w:r>
+        <w:rPr>
+          <w:rFonts w:asciiTheme="majorBidi" w:hAnsiTheme="majorBidi" w:cstheme="majorBidi"/>
+          <w:b/>
+          <w:color w:val="0F4C81"/>
+          <w:sz w:val="24"/>
+          <w:szCs w:val="24"/>
+        </w:rPr>
+        <w:t>SEARCH PROJECTS</w:t>
       </w:r>
     </w:p>
     <w:p>
       <w:pPr>
-        <w:spacing w:before="60" w:after="20"/>
-        <w:jc w:val="both"/>
+        <w:spacing w:before="50" w:after="20"/>
         <w:rPr>
           <w:rFonts w:asciiTheme="majorBidi" w:hAnsiTheme="majorBidi" w:cstheme="majorBidi"/>
-          <w:sz w:val="22"/>
+          <w:sz w:val="21"/>
           <w:szCs w:val="24"/>
         </w:rPr>
       </w:pPr>
@@ -2020,205 +1814,60 @@
           <w:rFonts w:asciiTheme="majorBidi" w:hAnsiTheme="majorBidi" w:cstheme="majorBidi"/>
           <w:b/>
           <w:color w:val="0F4C81"/>
-          <w:sz w:val="21"/>
+          <w:sz w:val="20"/>
           <w:szCs w:val="24"/>
         </w:rPr>
-        <w:t xml:space="preserve">1. </w:t>
-      </w:r>
-      <w:proofErr w:type="spellStart"/>
-      <w:r>
-        <w:rPr>
-          <w:rFonts w:ascii="Shonar Bangla" w:hAnsi="Shonar Bangla" w:cs="Shonar Bangla"/>
-          <w:b/>
-          <w:color w:val="0F4C81"/>
-          <w:sz w:val="21"/>
-          <w:szCs w:val="24"/>
-        </w:rPr>
-        <w:t>সাপ</w:t>
-      </w:r>
-      <w:proofErr w:type="spellEnd"/>
-      <w:r>
-        <w:rPr>
-          <w:rFonts w:asciiTheme="majorBidi" w:hAnsiTheme="majorBidi" w:cstheme="majorBidi"/>
-          <w:b/>
-          <w:color w:val="0F4C81"/>
-          <w:sz w:val="21"/>
-          <w:szCs w:val="24"/>
-        </w:rPr>
-        <w:t xml:space="preserve"> </w:t>
-      </w:r>
-      <w:r>
-        <w:rPr>
-          <w:rFonts w:ascii="Shonar Bangla" w:hAnsi="Shonar Bangla" w:cs="Shonar Bangla"/>
-          <w:b/>
-          <w:color w:val="0F4C81"/>
-          <w:sz w:val="21"/>
-          <w:szCs w:val="24"/>
-        </w:rPr>
-        <w:t>ও</w:t>
-      </w:r>
-      <w:r>
-        <w:rPr>
-          <w:rFonts w:asciiTheme="majorBidi" w:hAnsiTheme="majorBidi" w:cstheme="majorBidi"/>
-          <w:b/>
-          <w:color w:val="0F4C81"/>
-          <w:sz w:val="21"/>
-          <w:szCs w:val="24"/>
-        </w:rPr>
-        <w:t xml:space="preserve"> </w:t>
-      </w:r>
-      <w:proofErr w:type="spellStart"/>
-      <w:r>
-        <w:rPr>
-          <w:rFonts w:ascii="Shonar Bangla" w:hAnsi="Shonar Bangla" w:cs="Shonar Bangla"/>
-          <w:b/>
-          <w:color w:val="0F4C81"/>
-          <w:sz w:val="21"/>
-          <w:szCs w:val="24"/>
-        </w:rPr>
-        <w:t>বন্যপ্রাণী</w:t>
-      </w:r>
-      <w:proofErr w:type="spellEnd"/>
-      <w:r>
-        <w:rPr>
-          <w:rFonts w:asciiTheme="majorBidi" w:hAnsiTheme="majorBidi" w:cstheme="majorBidi"/>
-          <w:b/>
-          <w:color w:val="0F4C81"/>
-          <w:sz w:val="21"/>
-          <w:szCs w:val="24"/>
-        </w:rPr>
-        <w:t xml:space="preserve"> - </w:t>
-      </w:r>
-      <w:proofErr w:type="spellStart"/>
-      <w:r>
-        <w:rPr>
-          <w:rFonts w:ascii="Shonar Bangla" w:hAnsi="Shonar Bangla" w:cs="Shonar Bangla"/>
-          <w:b/>
-          <w:color w:val="0F4C81"/>
-          <w:sz w:val="21"/>
-          <w:szCs w:val="24"/>
-        </w:rPr>
-        <w:t>রেসকিউ</w:t>
-      </w:r>
-      <w:proofErr w:type="spellEnd"/>
-      <w:r>
-        <w:rPr>
-          <w:rFonts w:asciiTheme="majorBidi" w:hAnsiTheme="majorBidi" w:cstheme="majorBidi"/>
-          <w:b/>
-          <w:color w:val="0F4C81"/>
-          <w:sz w:val="21"/>
-          <w:szCs w:val="24"/>
-        </w:rPr>
-        <w:t xml:space="preserve"> </w:t>
-      </w:r>
-      <w:proofErr w:type="spellStart"/>
-      <w:r>
-        <w:rPr>
-          <w:rFonts w:ascii="Shonar Bangla" w:hAnsi="Shonar Bangla" w:cs="Shonar Bangla"/>
-          <w:b/>
-          <w:color w:val="0F4C81"/>
-          <w:sz w:val="21"/>
-          <w:szCs w:val="24"/>
-        </w:rPr>
-        <w:t>বিডি</w:t>
-      </w:r>
-      <w:proofErr w:type="spellEnd"/>
-      <w:r>
-        <w:rPr>
-          <w:rFonts w:asciiTheme="majorBidi" w:hAnsiTheme="majorBidi" w:cstheme="majorBidi"/>
-          <w:b/>
-          <w:color w:val="0F4C81"/>
-          <w:sz w:val="21"/>
-          <w:szCs w:val="24"/>
-        </w:rPr>
-        <w:t xml:space="preserve"> (Snake &amp; Wildlife Rescue </w:t>
-      </w:r>
-      <w:proofErr w:type="gramStart"/>
-      <w:r>
-        <w:rPr>
-          <w:rFonts w:asciiTheme="majorBidi" w:hAnsiTheme="majorBidi" w:cstheme="majorBidi"/>
-          <w:b/>
-          <w:color w:val="0F4C81"/>
-          <w:sz w:val="21"/>
-          <w:szCs w:val="24"/>
-        </w:rPr>
-        <w:t>BD)</w:t>
+        <w:t>1. Snake &amp; Wildlife BD – Android Application</w:t>
       </w:r>
       <w:r>
         <w:rPr>
           <w:rFonts w:asciiTheme="majorBidi" w:hAnsiTheme="majorBidi" w:cstheme="majorBidi"/>
           <w:b/>
           <w:color w:val="10735F"/>
-          <w:sz w:val="19"/>
           <w:szCs w:val="24"/>
         </w:rPr>
-        <w:t xml:space="preserve">   </w:t>
-      </w:r>
-      <w:proofErr w:type="gramEnd"/>
-      <w:r>
-        <w:rPr>
-          <w:rFonts w:asciiTheme="majorBidi" w:hAnsiTheme="majorBidi" w:cstheme="majorBidi"/>
-          <w:b/>
-          <w:color w:val="10735F"/>
-          <w:sz w:val="19"/>
-          <w:szCs w:val="24"/>
-        </w:rPr>
-        <w:t>|   Live on Google Play Store</w:t>
+        <w:t xml:space="preserve">   |   Published on Google Play Store</w:t>
       </w:r>
     </w:p>
     <w:p>
       <w:pPr>
-        <w:spacing w:after="40" w:line="264" w:lineRule="auto"/>
-        <w:ind w:left="288"/>
+        <w:spacing w:after="40" w:line="259" w:lineRule="auto"/>
+        <w:ind w:left="259"/>
         <w:rPr>
           <w:rFonts w:asciiTheme="majorBidi" w:hAnsiTheme="majorBidi" w:cstheme="majorBidi"/>
-          <w:sz w:val="22"/>
+          <w:sz w:val="21"/>
           <w:szCs w:val="24"/>
         </w:rPr>
       </w:pPr>
       <w:r>
         <w:rPr>
           <w:rFonts w:asciiTheme="majorBidi" w:hAnsiTheme="majorBidi" w:cstheme="majorBidi"/>
-          <w:sz w:val="19"/>
           <w:szCs w:val="24"/>
         </w:rPr>
-        <w:t xml:space="preserve">• Technology Stack: Flutter, Dart, </w:t>
-      </w:r>
-      <w:proofErr w:type="spellStart"/>
-      <w:r>
-        <w:rPr>
-          <w:rFonts w:asciiTheme="majorBidi" w:hAnsiTheme="majorBidi" w:cstheme="majorBidi"/>
-          <w:sz w:val="19"/>
-          <w:szCs w:val="24"/>
-        </w:rPr>
-        <w:t>Vercel</w:t>
-      </w:r>
-      <w:proofErr w:type="spellEnd"/>
-      <w:r>
-        <w:rPr>
-          <w:rFonts w:asciiTheme="majorBidi" w:hAnsiTheme="majorBidi" w:cstheme="majorBidi"/>
-          <w:sz w:val="19"/>
-          <w:szCs w:val="24"/>
-        </w:rPr>
-        <w:t xml:space="preserve"> Web API, Cloud Database.</w:t>
+        <w:t>• Stack &amp; Scope: Flutter, Dart, REST API, Cloud Database.</w:t>
       </w:r>
       <w:r>
         <w:rPr>
           <w:rFonts w:asciiTheme="majorBidi" w:hAnsiTheme="majorBidi" w:cstheme="majorBidi"/>
-          <w:sz w:val="19"/>
           <w:szCs w:val="24"/>
         </w:rPr>
         <w:br/>
-        <w:t>• Description: Developed and published a full-stack mobile application aimed at wildlife conservation and snakebite emergency management. Features real-time rescuer directory search across Bangladesh, emergency call hotlines, and an educational database on venomous species.</w:t>
+        <w:t xml:space="preserve">• Overview: Developed and published an educational and wildlife awareness mobile </w:t>
+      </w:r>
+      <w:r>
+        <w:rPr>
+          <w:rFonts w:asciiTheme="majorBidi" w:hAnsiTheme="majorBidi" w:cstheme="majorBidi"/>
+          <w:szCs w:val="24"/>
+        </w:rPr>
+        <w:t>application, integrating digital learning materials, emergency helpline connectivity, and nationwide rescuer directory for instant public safety.</w:t>
       </w:r>
     </w:p>
     <w:p>
       <w:pPr>
         <w:spacing w:before="60" w:after="20"/>
-        <w:jc w:val="both"/>
         <w:rPr>
           <w:rFonts w:asciiTheme="majorBidi" w:hAnsiTheme="majorBidi" w:cstheme="majorBidi"/>
-          <w:sz w:val="22"/>
+          <w:sz w:val="21"/>
           <w:szCs w:val="24"/>
         </w:rPr>
       </w:pPr>
@@ -2227,102 +1876,71 @@
           <w:rFonts w:asciiTheme="majorBidi" w:hAnsiTheme="majorBidi" w:cstheme="majorBidi"/>
           <w:b/>
           <w:color w:val="0F4C81"/>
-          <w:sz w:val="21"/>
+          <w:sz w:val="20"/>
           <w:szCs w:val="24"/>
         </w:rPr>
-        <w:t xml:space="preserve">2. </w:t>
+        <w:t>2. Bangla Fake News Detection – Machine Learning Research Project</w:t>
       </w:r>
-      <w:proofErr w:type="spellStart"/>
       <w:r>
         <w:rPr>
           <w:rFonts w:asciiTheme="majorBidi" w:hAnsiTheme="majorBidi" w:cstheme="majorBidi"/>
           <w:b/>
-          <w:color w:val="0F4C81"/>
-          <w:sz w:val="21"/>
+          <w:color w:val="10735F"/>
           <w:szCs w:val="24"/>
         </w:rPr>
-        <w:t>Supershop</w:t>
-      </w:r>
-      <w:proofErr w:type="spellEnd"/>
-      <w:r>
-        <w:rPr>
-          <w:rFonts w:asciiTheme="majorBidi" w:hAnsiTheme="majorBidi" w:cstheme="majorBidi"/>
-          <w:b/>
-          <w:color w:val="0F4C81"/>
-          <w:sz w:val="21"/>
-          <w:szCs w:val="24"/>
-        </w:rPr>
-        <w:t xml:space="preserve"> Management System</w:t>
-      </w:r>
-      <w:r>
-        <w:rPr>
-          <w:rFonts w:asciiTheme="majorBidi" w:hAnsiTheme="majorBidi" w:cstheme="majorBidi"/>
-          <w:color w:val="64748B"/>
-          <w:sz w:val="19"/>
-          <w:szCs w:val="24"/>
-        </w:rPr>
-        <w:t xml:space="preserve">   |   </w:t>
-      </w:r>
-      <w:proofErr w:type="gramStart"/>
-      <w:r>
-        <w:rPr>
-          <w:rFonts w:asciiTheme="majorBidi" w:hAnsiTheme="majorBidi" w:cstheme="majorBidi"/>
-          <w:color w:val="64748B"/>
-          <w:sz w:val="19"/>
-          <w:szCs w:val="24"/>
-        </w:rPr>
-        <w:t>Open Source</w:t>
-      </w:r>
-      <w:proofErr w:type="gramEnd"/>
-      <w:r>
-        <w:rPr>
-          <w:rFonts w:asciiTheme="majorBidi" w:hAnsiTheme="majorBidi" w:cstheme="majorBidi"/>
-          <w:color w:val="64748B"/>
-          <w:sz w:val="19"/>
-          <w:szCs w:val="24"/>
-        </w:rPr>
-        <w:t xml:space="preserve"> GitHub Project</w:t>
+        <w:t xml:space="preserve">   |   Undergraduate Research</w:t>
       </w:r>
     </w:p>
     <w:p>
       <w:pPr>
-        <w:spacing w:after="40" w:line="264" w:lineRule="auto"/>
-        <w:ind w:left="288"/>
+        <w:spacing w:after="40" w:line="259" w:lineRule="auto"/>
+        <w:ind w:left="259"/>
         <w:rPr>
           <w:rFonts w:asciiTheme="majorBidi" w:hAnsiTheme="majorBidi" w:cstheme="majorBidi"/>
-          <w:sz w:val="22"/>
+          <w:sz w:val="21"/>
           <w:szCs w:val="24"/>
         </w:rPr>
       </w:pPr>
       <w:r>
         <w:rPr>
           <w:rFonts w:asciiTheme="majorBidi" w:hAnsiTheme="majorBidi" w:cstheme="majorBidi"/>
-          <w:sz w:val="19"/>
           <w:szCs w:val="24"/>
         </w:rPr>
-        <w:t>• Technology Stack: Object-Oriented Programming, C++/Java, Database Storage.</w:t>
+        <w:t>• Stack &amp; Scope</w:t>
       </w:r>
       <w:r>
         <w:rPr>
           <w:rFonts w:asciiTheme="majorBidi" w:hAnsiTheme="majorBidi" w:cstheme="majorBidi"/>
-          <w:sz w:val="19"/>
+          <w:szCs w:val="24"/>
+        </w:rPr>
+        <w:t>: Python, Scikit-Learn, NLTK, TF-IDF Vectorization, Machine Learning.</w:t>
+      </w:r>
+      <w:r>
+        <w:rPr>
+          <w:rFonts w:asciiTheme="majorBidi" w:hAnsiTheme="majorBidi" w:cstheme="majorBidi"/>
           <w:szCs w:val="24"/>
         </w:rPr>
         <w:br/>
-        <w:t>• Description: An inventory and billing software simulating real-world point-of-sale operations, including product cataloging, automated bill calculation, discount vouchers, and daily sales report generation.</w:t>
+        <w:t>• Overview: Developing a Natural Language Processing (NLP) classification model to identify and flag fabricated online news articles by analyzing textual veracity, linguistic features, a</w:t>
+      </w:r>
+      <w:r>
+        <w:rPr>
+          <w:rFonts w:asciiTheme="majorBidi" w:hAnsiTheme="majorBidi" w:cstheme="majorBidi"/>
+          <w:szCs w:val="24"/>
+        </w:rPr>
+        <w:t>nd lexical patterns.</w:t>
       </w:r>
     </w:p>
     <w:p>
       <w:pPr>
         <w:keepNext/>
         <w:pBdr>
-          <w:bottom w:val="single" w:sz="10" w:space="2" w:color="0F4C81"/>
+          <w:bottom w:val="single" w:sz="8" w:space="2" w:color="0F4C81"/>
         </w:pBdr>
-        <w:spacing w:before="280" w:after="80"/>
-        <w:jc w:val="both"/>
+        <w:spacing w:before="220" w:after="60"/>
         <w:rPr>
           <w:rFonts w:asciiTheme="majorBidi" w:hAnsiTheme="majorBidi" w:cstheme="majorBidi"/>
-          <w:sz w:val="22"/>
+          <w:sz w:val="21"/>
           <w:szCs w:val="24"/>
         </w:rPr>
       </w:pPr>
@@ -2331,105 +1949,19 @@
           <w:rFonts w:asciiTheme="majorBidi" w:hAnsiTheme="majorBidi" w:cstheme="majorBidi"/>
           <w:b/>
           <w:color w:val="0F4C81"/>
-          <w:sz w:val="25"/>
+          <w:sz w:val="24"/>
           <w:szCs w:val="24"/>
         </w:rPr>
-        <w:t>7</w:t>
-      </w:r>
-      <w:r>
-        <w:rPr>
-          <w:rFonts w:asciiTheme="majorBidi" w:hAnsiTheme="majorBidi" w:cstheme="majorBidi"/>
-          <w:b/>
-          <w:color w:val="0F4C81"/>
-          <w:sz w:val="25"/>
-          <w:szCs w:val="24"/>
-        </w:rPr>
-        <w:t>. TRAINING &amp; CERTIFICATIONS</w:t>
+        <w:t>7. ACADEMIC HONORS &amp; TRAINING</w:t>
       </w:r>
     </w:p>
     <w:p>
       <w:pPr>
-        <w:spacing w:after="40" w:line="264" w:lineRule="auto"/>
+        <w:spacing w:after="30" w:line="252" w:lineRule="auto"/>
         <w:jc w:val="both"/>
         <w:rPr>
           <w:rFonts w:asciiTheme="majorBidi" w:hAnsiTheme="majorBidi" w:cstheme="majorBidi"/>
-          <w:sz w:val="22"/>
-          <w:szCs w:val="24"/>
-        </w:rPr>
-      </w:pPr>
-      <w:r>
-        <w:rPr>
-          <w:rFonts w:asciiTheme="majorBidi" w:hAnsiTheme="majorBidi" w:cstheme="majorBidi"/>
-          <w:b/>
-          <w:szCs w:val="24"/>
-        </w:rPr>
-        <w:t xml:space="preserve">•  Competitive Programming &amp; Problem Solving with C/C++: </w:t>
-      </w:r>
-      <w:r>
-        <w:rPr>
-          <w:rFonts w:asciiTheme="majorBidi" w:hAnsiTheme="majorBidi" w:cstheme="majorBidi"/>
-          <w:sz w:val="19"/>
-          <w:szCs w:val="24"/>
-        </w:rPr>
-        <w:t>Completed intensive structured algorithms, problem-solving, and data structures curriculum (</w:t>
-      </w:r>
-      <w:proofErr w:type="spellStart"/>
-      <w:r>
-        <w:rPr>
-          <w:rFonts w:asciiTheme="majorBidi" w:hAnsiTheme="majorBidi" w:cstheme="majorBidi"/>
-          <w:sz w:val="19"/>
-          <w:szCs w:val="24"/>
-        </w:rPr>
-        <w:t>Phitron</w:t>
-      </w:r>
-      <w:proofErr w:type="spellEnd"/>
-      <w:r>
-        <w:rPr>
-          <w:rFonts w:asciiTheme="majorBidi" w:hAnsiTheme="majorBidi" w:cstheme="majorBidi"/>
-          <w:sz w:val="19"/>
-          <w:szCs w:val="24"/>
-        </w:rPr>
-        <w:t>).</w:t>
-      </w:r>
-    </w:p>
-    <w:p>
-      <w:pPr>
-        <w:spacing w:after="40" w:line="264" w:lineRule="auto"/>
-        <w:jc w:val="both"/>
-        <w:rPr>
-          <w:rFonts w:asciiTheme="majorBidi" w:hAnsiTheme="majorBidi" w:cstheme="majorBidi"/>
-          <w:sz w:val="22"/>
-          <w:szCs w:val="24"/>
-        </w:rPr>
-      </w:pPr>
-      <w:r>
-        <w:rPr>
-          <w:rFonts w:asciiTheme="majorBidi" w:hAnsiTheme="majorBidi" w:cstheme="majorBidi"/>
-          <w:b/>
-          <w:szCs w:val="24"/>
-        </w:rPr>
-        <w:t xml:space="preserve">•  CSE Undergraduate Practical Lab Curricula: </w:t>
-      </w:r>
-      <w:r>
-        <w:rPr>
-          <w:rFonts w:asciiTheme="majorBidi" w:hAnsiTheme="majorBidi" w:cstheme="majorBidi"/>
-          <w:sz w:val="19"/>
-          <w:szCs w:val="24"/>
-        </w:rPr>
-        <w:t>Completed university coursework and hands-on laboratory certifications in OOP, Database Management Systems, Data Structures &amp; Algorithms, Computer Networks, and Microprocessors (Uttara University).</w:t>
-      </w:r>
-    </w:p>
-    <w:p>
-      <w:pPr>
-        <w:keepNext/>
-        <w:pBdr>
-          <w:bottom w:val="single" w:sz="10" w:space="2" w:color="0F4C81"/>
-        </w:pBdr>
-        <w:spacing w:before="280" w:after="80"/>
-        <w:jc w:val="both"/>
-        <w:rPr>
-          <w:rFonts w:asciiTheme="majorBidi" w:hAnsiTheme="majorBidi" w:cstheme="majorBidi"/>
-          <w:sz w:val="22"/>
+          <w:sz w:val="21"/>
           <w:szCs w:val="24"/>
         </w:rPr>
       </w:pPr>
@@ -2438,25 +1970,140 @@
           <w:rFonts w:asciiTheme="majorBidi" w:hAnsiTheme="majorBidi" w:cstheme="majorBidi"/>
           <w:b/>
           <w:color w:val="0F4C81"/>
-          <w:sz w:val="25"/>
           <w:szCs w:val="24"/>
         </w:rPr>
-        <w:t>8</w:t>
+        <w:t xml:space="preserve">•  Upazila 1st Rank (Dakhil Exam, 2019): </w:t>
       </w:r>
+      <w:r>
+        <w:rPr>
+          <w:rFonts w:asciiTheme="majorBidi" w:hAnsiTheme="majorBidi" w:cstheme="majorBidi"/>
+          <w:szCs w:val="24"/>
+        </w:rPr>
+        <w:t>Secured 1st Position in Sreepur Upazila under Bangladesh Madrasah Board with GPA 5.00/5.00.</w:t>
+      </w:r>
+    </w:p>
+    <w:p>
+      <w:pPr>
+        <w:spacing w:after="30" w:line="252" w:lineRule="auto"/>
+        <w:jc w:val="both"/>
+        <w:rPr>
+          <w:rFonts w:asciiTheme="majorBidi" w:hAnsiTheme="majorBidi" w:cstheme="majorBidi"/>
+          <w:sz w:val="21"/>
+          <w:szCs w:val="24"/>
+        </w:rPr>
+      </w:pPr>
       <w:r>
         <w:rPr>
           <w:rFonts w:asciiTheme="majorBidi" w:hAnsiTheme="majorBidi" w:cstheme="majorBidi"/>
           <w:b/>
           <w:color w:val="0F4C81"/>
-          <w:sz w:val="25"/>
           <w:szCs w:val="24"/>
         </w:rPr>
-        <w:t>. PERSONAL INFORMATION</w:t>
+        <w:t xml:space="preserve">•  General Board Merit Scholarship: </w:t>
+      </w:r>
+      <w:r>
+        <w:rPr>
+          <w:rFonts w:asciiTheme="majorBidi" w:hAnsiTheme="majorBidi" w:cstheme="majorBidi"/>
+          <w:szCs w:val="24"/>
+        </w:rPr>
+        <w:t>Awarded merit-based scholarship by t</w:t>
+      </w:r>
+      <w:r>
+        <w:rPr>
+          <w:rFonts w:asciiTheme="majorBidi" w:hAnsiTheme="majorBidi" w:cstheme="majorBidi"/>
+          <w:szCs w:val="24"/>
+        </w:rPr>
+        <w:t>he Ministry of Education for academic excellence.</w:t>
+      </w:r>
+    </w:p>
+    <w:p>
+      <w:pPr>
+        <w:spacing w:after="30" w:line="252" w:lineRule="auto"/>
+        <w:jc w:val="both"/>
+        <w:rPr>
+          <w:rFonts w:asciiTheme="majorBidi" w:hAnsiTheme="majorBidi" w:cstheme="majorBidi"/>
+          <w:sz w:val="21"/>
+          <w:szCs w:val="24"/>
+        </w:rPr>
+      </w:pPr>
+      <w:r>
+        <w:rPr>
+          <w:rFonts w:asciiTheme="majorBidi" w:hAnsiTheme="majorBidi" w:cstheme="majorBidi"/>
+          <w:b/>
+          <w:color w:val="0F4C81"/>
+          <w:szCs w:val="24"/>
+        </w:rPr>
+        <w:t xml:space="preserve">•  Competitive Programming &amp; Problem Solving: </w:t>
+      </w:r>
+      <w:r>
+        <w:rPr>
+          <w:rFonts w:asciiTheme="majorBidi" w:hAnsiTheme="majorBidi" w:cstheme="majorBidi"/>
+          <w:szCs w:val="24"/>
+        </w:rPr>
+        <w:t>Completed structured algorithms and problem-solving training in C/C++ (Phitron).</w:t>
+      </w:r>
+    </w:p>
+    <w:p>
+      <w:pPr>
+        <w:spacing w:after="30" w:line="252" w:lineRule="auto"/>
+        <w:jc w:val="both"/>
+        <w:rPr>
+          <w:rFonts w:asciiTheme="majorBidi" w:hAnsiTheme="majorBidi" w:cstheme="majorBidi"/>
+          <w:sz w:val="21"/>
+          <w:szCs w:val="24"/>
+        </w:rPr>
+      </w:pPr>
+      <w:r>
+        <w:rPr>
+          <w:rFonts w:asciiTheme="majorBidi" w:hAnsiTheme="majorBidi" w:cstheme="majorBidi"/>
+          <w:b/>
+          <w:color w:val="0F4C81"/>
+          <w:szCs w:val="24"/>
+        </w:rPr>
+        <w:t xml:space="preserve">•  CSE Laboratory Training: </w:t>
+      </w:r>
+      <w:r>
+        <w:rPr>
+          <w:rFonts w:asciiTheme="majorBidi" w:hAnsiTheme="majorBidi" w:cstheme="majorBidi"/>
+          <w:szCs w:val="24"/>
+        </w:rPr>
+        <w:t>Completed university practical lab certifications i</w:t>
+      </w:r>
+      <w:r>
+        <w:rPr>
+          <w:rFonts w:asciiTheme="majorBidi" w:hAnsiTheme="majorBidi" w:cstheme="majorBidi"/>
+          <w:szCs w:val="24"/>
+        </w:rPr>
+        <w:t>n OOP, Database Management Systems, and Computer Networks.</w:t>
+      </w:r>
+    </w:p>
+    <w:p>
+      <w:pPr>
+        <w:keepNext/>
+        <w:pBdr>
+          <w:bottom w:val="single" w:sz="8" w:space="2" w:color="0F4C81"/>
+        </w:pBdr>
+        <w:spacing w:before="220" w:after="60"/>
+        <w:rPr>
+          <w:rFonts w:asciiTheme="majorBidi" w:hAnsiTheme="majorBidi" w:cstheme="majorBidi"/>
+          <w:sz w:val="21"/>
+          <w:szCs w:val="24"/>
+        </w:rPr>
+      </w:pPr>
+      <w:r>
+        <w:rPr>
+          <w:rFonts w:asciiTheme="majorBidi" w:hAnsiTheme="majorBidi" w:cstheme="majorBidi"/>
+          <w:b/>
+          <w:color w:val="0F4C81"/>
+          <w:sz w:val="24"/>
+          <w:szCs w:val="24"/>
+        </w:rPr>
+        <w:t>8. PERSONAL INFORMATION</w:t>
       </w:r>
     </w:p>
     <w:tbl>
       <w:tblPr>
-        <w:tblW w:w="0" w:type="auto"/>
+        <w:tblW w:w="9526" w:type="dxa"/>
         <w:jc w:val="center"/>
         <w:tblBorders>
           <w:top w:val="single" w:sz="4" w:space="0" w:color="E2E8F0"/>
@@ -2467,41 +2114,38 @@
         <w:tblLook w:val="04A0" w:firstRow="1" w:lastRow="0" w:firstColumn="1" w:lastColumn="0" w:noHBand="0" w:noVBand="1"/>
       </w:tblPr>
       <w:tblGrid>
-        <w:gridCol w:w="2448"/>
-        <w:gridCol w:w="2880"/>
-        <w:gridCol w:w="2160"/>
-        <w:gridCol w:w="2592"/>
+        <w:gridCol w:w="2187"/>
+        <w:gridCol w:w="2870"/>
+        <w:gridCol w:w="1913"/>
+        <w:gridCol w:w="2556"/>
       </w:tblGrid>
       <w:tr>
         <w:trPr>
+          <w:trHeight w:val="253"/>
           <w:jc w:val="center"/>
         </w:trPr>
         <w:tc>
           <w:tcPr>
-            <w:tcW w:w="2448" w:type="dxa"/>
+            <w:tcW w:w="2187" w:type="dxa"/>
             <w:tcMar>
-              <w:top w:w="40" w:type="dxa"/>
-              <w:left w:w="50" w:type="dxa"/>
-              <w:bottom w:w="40" w:type="dxa"/>
-              <w:right w:w="50" w:type="dxa"/>
+              <w:top w:w="30" w:type="dxa"/>
+              <w:left w:w="40" w:type="dxa"/>
+              <w:bottom w:w="30" w:type="dxa"/>
+              <w:right w:w="40" w:type="dxa"/>
             </w:tcMar>
           </w:tcPr>
           <w:p>
             <w:pPr>
               <w:spacing w:after="0"/>
-              <w:jc w:val="both"/>
               <w:rPr>
                 <w:rFonts w:asciiTheme="majorBidi" w:hAnsiTheme="majorBidi" w:cstheme="majorBidi"/>
-                <w:sz w:val="22"/>
-                <w:szCs w:val="24"/>
               </w:rPr>
             </w:pPr>
             <w:r>
               <w:rPr>
                 <w:rFonts w:asciiTheme="majorBidi" w:hAnsiTheme="majorBidi" w:cstheme="majorBidi"/>
                 <w:b/>
-                <w:sz w:val="19"/>
-                <w:szCs w:val="24"/>
+                <w:sz w:val="17"/>
               </w:rPr>
               <w:t>Father's Name</w:t>
             </w:r>
@@ -2509,78 +2153,52 @@
         </w:tc>
         <w:tc>
           <w:tcPr>
-            <w:tcW w:w="2880" w:type="dxa"/>
+            <w:tcW w:w="2870" w:type="dxa"/>
             <w:tcMar>
-              <w:top w:w="40" w:type="dxa"/>
-              <w:left w:w="50" w:type="dxa"/>
-              <w:bottom w:w="40" w:type="dxa"/>
-              <w:right w:w="50" w:type="dxa"/>
+              <w:top w:w="30" w:type="dxa"/>
+              <w:left w:w="40" w:type="dxa"/>
+              <w:bottom w:w="30" w:type="dxa"/>
+              <w:right w:w="40" w:type="dxa"/>
             </w:tcMar>
           </w:tcPr>
           <w:p>
             <w:pPr>
               <w:spacing w:after="0"/>
-              <w:jc w:val="both"/>
               <w:rPr>
                 <w:rFonts w:asciiTheme="majorBidi" w:hAnsiTheme="majorBidi" w:cstheme="majorBidi"/>
-                <w:sz w:val="22"/>
-                <w:szCs w:val="24"/>
               </w:rPr>
             </w:pPr>
             <w:r>
               <w:rPr>
                 <w:rFonts w:asciiTheme="majorBidi" w:hAnsiTheme="majorBidi" w:cstheme="majorBidi"/>
-                <w:sz w:val="19"/>
-                <w:szCs w:val="24"/>
+                <w:sz w:val="17"/>
               </w:rPr>
-              <w:t xml:space="preserve">: Md. </w:t>
-            </w:r>
-            <w:proofErr w:type="spellStart"/>
-            <w:r>
-              <w:rPr>
-                <w:rFonts w:asciiTheme="majorBidi" w:hAnsiTheme="majorBidi" w:cstheme="majorBidi"/>
-                <w:sz w:val="19"/>
-                <w:szCs w:val="24"/>
-              </w:rPr>
-              <w:t>Norul</w:t>
-            </w:r>
-            <w:proofErr w:type="spellEnd"/>
-            <w:r>
-              <w:rPr>
-                <w:rFonts w:asciiTheme="majorBidi" w:hAnsiTheme="majorBidi" w:cstheme="majorBidi"/>
-                <w:sz w:val="19"/>
-                <w:szCs w:val="24"/>
-              </w:rPr>
-              <w:t xml:space="preserve"> Amin</w:t>
+              <w:t>: Md. Norul Amin</w:t>
             </w:r>
           </w:p>
         </w:tc>
         <w:tc>
           <w:tcPr>
-            <w:tcW w:w="2160" w:type="dxa"/>
+            <w:tcW w:w="1913" w:type="dxa"/>
             <w:tcMar>
-              <w:top w:w="40" w:type="dxa"/>
-              <w:left w:w="50" w:type="dxa"/>
-              <w:bottom w:w="40" w:type="dxa"/>
-              <w:right w:w="50" w:type="dxa"/>
+              <w:top w:w="30" w:type="dxa"/>
+              <w:left w:w="40" w:type="dxa"/>
+              <w:bottom w:w="30" w:type="dxa"/>
+              <w:right w:w="40" w:type="dxa"/>
             </w:tcMar>
           </w:tcPr>
           <w:p>
             <w:pPr>
               <w:spacing w:after="0"/>
-              <w:jc w:val="both"/>
               <w:rPr>
                 <w:rFonts w:asciiTheme="majorBidi" w:hAnsiTheme="majorBidi" w:cstheme="majorBidi"/>
-                <w:sz w:val="22"/>
-                <w:szCs w:val="24"/>
               </w:rPr>
             </w:pPr>
             <w:r>
               <w:rPr>
                 <w:rFonts w:asciiTheme="majorBidi" w:hAnsiTheme="majorBidi" w:cstheme="majorBidi"/>
                 <w:b/>
-                <w:sz w:val="19"/>
-                <w:szCs w:val="24"/>
+                <w:sz w:val="17"/>
               </w:rPr>
               <w:t>Nationality</w:t>
             </w:r>
@@ -2588,29 +2206,25 @@
         </w:tc>
         <w:tc>
           <w:tcPr>
-            <w:tcW w:w="2592" w:type="dxa"/>
+            <w:tcW w:w="2556" w:type="dxa"/>
             <w:tcMar>
-              <w:top w:w="40" w:type="dxa"/>
-              <w:left w:w="50" w:type="dxa"/>
-              <w:bottom w:w="40" w:type="dxa"/>
-              <w:right w:w="50" w:type="dxa"/>
+              <w:top w:w="30" w:type="dxa"/>
+              <w:left w:w="40" w:type="dxa"/>
+              <w:bottom w:w="30" w:type="dxa"/>
+              <w:right w:w="40" w:type="dxa"/>
             </w:tcMar>
           </w:tcPr>
           <w:p>
             <w:pPr>
               <w:spacing w:after="0"/>
-              <w:jc w:val="both"/>
               <w:rPr>
                 <w:rFonts w:asciiTheme="majorBidi" w:hAnsiTheme="majorBidi" w:cstheme="majorBidi"/>
-                <w:sz w:val="22"/>
-                <w:szCs w:val="24"/>
               </w:rPr>
             </w:pPr>
             <w:r>
               <w:rPr>
                 <w:rFonts w:asciiTheme="majorBidi" w:hAnsiTheme="majorBidi" w:cstheme="majorBidi"/>
-                <w:sz w:val="19"/>
-                <w:szCs w:val="24"/>
+                <w:sz w:val="17"/>
               </w:rPr>
               <w:t>: Bangladeshi (By Birth)</w:t>
             </w:r>
@@ -2619,34 +2233,31 @@
       </w:tr>
       <w:tr>
         <w:trPr>
+          <w:trHeight w:val="253"/>
           <w:jc w:val="center"/>
         </w:trPr>
         <w:tc>
           <w:tcPr>
-            <w:tcW w:w="2448" w:type="dxa"/>
+            <w:tcW w:w="2187" w:type="dxa"/>
             <w:tcMar>
-              <w:top w:w="40" w:type="dxa"/>
-              <w:left w:w="50" w:type="dxa"/>
-              <w:bottom w:w="40" w:type="dxa"/>
-              <w:right w:w="50" w:type="dxa"/>
+              <w:top w:w="30" w:type="dxa"/>
+              <w:left w:w="40" w:type="dxa"/>
+              <w:bottom w:w="30" w:type="dxa"/>
+              <w:right w:w="40" w:type="dxa"/>
             </w:tcMar>
           </w:tcPr>
           <w:p>
             <w:pPr>
               <w:spacing w:after="0"/>
-              <w:jc w:val="both"/>
               <w:rPr>
                 <w:rFonts w:asciiTheme="majorBidi" w:hAnsiTheme="majorBidi" w:cstheme="majorBidi"/>
-                <w:sz w:val="22"/>
-                <w:szCs w:val="24"/>
               </w:rPr>
             </w:pPr>
             <w:r>
               <w:rPr>
                 <w:rFonts w:asciiTheme="majorBidi" w:hAnsiTheme="majorBidi" w:cstheme="majorBidi"/>
                 <w:b/>
-                <w:sz w:val="19"/>
-                <w:szCs w:val="24"/>
+                <w:sz w:val="17"/>
               </w:rPr>
               <w:t>Mother's Name</w:t>
             </w:r>
@@ -2654,88 +2265,52 @@
         </w:tc>
         <w:tc>
           <w:tcPr>
-            <w:tcW w:w="2880" w:type="dxa"/>
+            <w:tcW w:w="2870" w:type="dxa"/>
             <w:tcMar>
-              <w:top w:w="40" w:type="dxa"/>
-              <w:left w:w="50" w:type="dxa"/>
-              <w:bottom w:w="40" w:type="dxa"/>
-              <w:right w:w="50" w:type="dxa"/>
+              <w:top w:w="30" w:type="dxa"/>
+              <w:left w:w="40" w:type="dxa"/>
+              <w:bottom w:w="30" w:type="dxa"/>
+              <w:right w:w="40" w:type="dxa"/>
             </w:tcMar>
           </w:tcPr>
           <w:p>
             <w:pPr>
               <w:spacing w:after="0"/>
-              <w:jc w:val="both"/>
               <w:rPr>
                 <w:rFonts w:asciiTheme="majorBidi" w:hAnsiTheme="majorBidi" w:cstheme="majorBidi"/>
-                <w:sz w:val="22"/>
-                <w:szCs w:val="24"/>
               </w:rPr>
             </w:pPr>
             <w:r>
               <w:rPr>
                 <w:rFonts w:asciiTheme="majorBidi" w:hAnsiTheme="majorBidi" w:cstheme="majorBidi"/>
-                <w:sz w:val="19"/>
-                <w:szCs w:val="24"/>
+                <w:sz w:val="17"/>
               </w:rPr>
-              <w:t xml:space="preserve">: </w:t>
+              <w:t>: Nurun Naher</w:t>
             </w:r>
-            <w:proofErr w:type="spellStart"/>
-            <w:r>
-              <w:rPr>
-                <w:rFonts w:asciiTheme="majorBidi" w:hAnsiTheme="majorBidi" w:cstheme="majorBidi"/>
-                <w:sz w:val="19"/>
-                <w:szCs w:val="24"/>
-              </w:rPr>
-              <w:t>Nurun</w:t>
-            </w:r>
-            <w:proofErr w:type="spellEnd"/>
-            <w:r>
-              <w:rPr>
-                <w:rFonts w:asciiTheme="majorBidi" w:hAnsiTheme="majorBidi" w:cstheme="majorBidi"/>
-                <w:sz w:val="19"/>
-                <w:szCs w:val="24"/>
-              </w:rPr>
-              <w:t xml:space="preserve"> </w:t>
-            </w:r>
-            <w:proofErr w:type="spellStart"/>
-            <w:r>
-              <w:rPr>
-                <w:rFonts w:asciiTheme="majorBidi" w:hAnsiTheme="majorBidi" w:cstheme="majorBidi"/>
-                <w:sz w:val="19"/>
-                <w:szCs w:val="24"/>
-              </w:rPr>
-              <w:t>Naher</w:t>
-            </w:r>
-            <w:proofErr w:type="spellEnd"/>
           </w:p>
         </w:tc>
         <w:tc>
           <w:tcPr>
-            <w:tcW w:w="2160" w:type="dxa"/>
+            <w:tcW w:w="1913" w:type="dxa"/>
             <w:tcMar>
-              <w:top w:w="40" w:type="dxa"/>
-              <w:left w:w="50" w:type="dxa"/>
-              <w:bottom w:w="40" w:type="dxa"/>
-              <w:right w:w="50" w:type="dxa"/>
+              <w:top w:w="30" w:type="dxa"/>
+              <w:left w:w="40" w:type="dxa"/>
+              <w:bottom w:w="30" w:type="dxa"/>
+              <w:right w:w="40" w:type="dxa"/>
             </w:tcMar>
           </w:tcPr>
           <w:p>
             <w:pPr>
               <w:spacing w:after="0"/>
-              <w:jc w:val="both"/>
               <w:rPr>
                 <w:rFonts w:asciiTheme="majorBidi" w:hAnsiTheme="majorBidi" w:cstheme="majorBidi"/>
-                <w:sz w:val="22"/>
-                <w:szCs w:val="24"/>
               </w:rPr>
             </w:pPr>
             <w:r>
               <w:rPr>
                 <w:rFonts w:asciiTheme="majorBidi" w:hAnsiTheme="majorBidi" w:cstheme="majorBidi"/>
                 <w:b/>
-                <w:sz w:val="19"/>
-                <w:szCs w:val="24"/>
+                <w:sz w:val="17"/>
               </w:rPr>
               <w:t>Religion</w:t>
             </w:r>
@@ -2743,29 +2318,25 @@
         </w:tc>
         <w:tc>
           <w:tcPr>
-            <w:tcW w:w="2592" w:type="dxa"/>
+            <w:tcW w:w="2556" w:type="dxa"/>
             <w:tcMar>
-              <w:top w:w="40" w:type="dxa"/>
-              <w:left w:w="50" w:type="dxa"/>
-              <w:bottom w:w="40" w:type="dxa"/>
-              <w:right w:w="50" w:type="dxa"/>
+              <w:top w:w="30" w:type="dxa"/>
+              <w:left w:w="40" w:type="dxa"/>
+              <w:bottom w:w="30" w:type="dxa"/>
+              <w:right w:w="40" w:type="dxa"/>
             </w:tcMar>
           </w:tcPr>
           <w:p>
             <w:pPr>
               <w:spacing w:after="0"/>
-              <w:jc w:val="both"/>
               <w:rPr>
                 <w:rFonts w:asciiTheme="majorBidi" w:hAnsiTheme="majorBidi" w:cstheme="majorBidi"/>
-                <w:sz w:val="22"/>
-                <w:szCs w:val="24"/>
               </w:rPr>
             </w:pPr>
             <w:r>
               <w:rPr>
                 <w:rFonts w:asciiTheme="majorBidi" w:hAnsiTheme="majorBidi" w:cstheme="majorBidi"/>
-                <w:sz w:val="19"/>
-                <w:szCs w:val="24"/>
+                <w:sz w:val="17"/>
               </w:rPr>
               <w:t>: Islam</w:t>
             </w:r>
@@ -2774,34 +2345,31 @@
       </w:tr>
       <w:tr>
         <w:trPr>
+          <w:trHeight w:val="240"/>
           <w:jc w:val="center"/>
         </w:trPr>
         <w:tc>
           <w:tcPr>
-            <w:tcW w:w="2448" w:type="dxa"/>
+            <w:tcW w:w="2187" w:type="dxa"/>
             <w:tcMar>
-              <w:top w:w="40" w:type="dxa"/>
-              <w:left w:w="50" w:type="dxa"/>
-              <w:bottom w:w="40" w:type="dxa"/>
-              <w:right w:w="50" w:type="dxa"/>
+              <w:top w:w="30" w:type="dxa"/>
+              <w:left w:w="40" w:type="dxa"/>
+              <w:bottom w:w="30" w:type="dxa"/>
+              <w:right w:w="40" w:type="dxa"/>
             </w:tcMar>
           </w:tcPr>
           <w:p>
             <w:pPr>
               <w:spacing w:after="0"/>
-              <w:jc w:val="both"/>
               <w:rPr>
                 <w:rFonts w:asciiTheme="majorBidi" w:hAnsiTheme="majorBidi" w:cstheme="majorBidi"/>
-                <w:sz w:val="22"/>
-                <w:szCs w:val="24"/>
               </w:rPr>
             </w:pPr>
             <w:r>
               <w:rPr>
                 <w:rFonts w:asciiTheme="majorBidi" w:hAnsiTheme="majorBidi" w:cstheme="majorBidi"/>
                 <w:b/>
-                <w:sz w:val="19"/>
-                <w:szCs w:val="24"/>
+                <w:sz w:val="17"/>
               </w:rPr>
               <w:t>Date of Birth</w:t>
             </w:r>
@@ -2809,68 +2377,52 @@
         </w:tc>
         <w:tc>
           <w:tcPr>
-            <w:tcW w:w="2880" w:type="dxa"/>
+            <w:tcW w:w="2870" w:type="dxa"/>
             <w:tcMar>
-              <w:top w:w="40" w:type="dxa"/>
-              <w:left w:w="50" w:type="dxa"/>
-              <w:bottom w:w="40" w:type="dxa"/>
-              <w:right w:w="50" w:type="dxa"/>
+              <w:top w:w="30" w:type="dxa"/>
+              <w:left w:w="40" w:type="dxa"/>
+              <w:bottom w:w="30" w:type="dxa"/>
+              <w:right w:w="40" w:type="dxa"/>
             </w:tcMar>
           </w:tcPr>
           <w:p>
             <w:pPr>
               <w:spacing w:after="0"/>
-              <w:jc w:val="both"/>
               <w:rPr>
                 <w:rFonts w:asciiTheme="majorBidi" w:hAnsiTheme="majorBidi" w:cstheme="majorBidi"/>
-                <w:sz w:val="22"/>
-                <w:szCs w:val="24"/>
               </w:rPr>
             </w:pPr>
             <w:r>
               <w:rPr>
                 <w:rFonts w:asciiTheme="majorBidi" w:hAnsiTheme="majorBidi" w:cstheme="majorBidi"/>
-                <w:sz w:val="19"/>
-                <w:szCs w:val="24"/>
+                <w:sz w:val="17"/>
               </w:rPr>
-              <w:t xml:space="preserve">: </w:t>
-            </w:r>
-            <w:r>
-              <w:rPr>
-                <w:rFonts w:asciiTheme="majorBidi" w:hAnsiTheme="majorBidi" w:cstheme="majorBidi"/>
-                <w:sz w:val="19"/>
-                <w:szCs w:val="24"/>
-              </w:rPr>
-              <w:t>26/02/2004</w:t>
+              <w:t>: 26/02/2004</w:t>
             </w:r>
           </w:p>
         </w:tc>
         <w:tc>
           <w:tcPr>
-            <w:tcW w:w="2160" w:type="dxa"/>
+            <w:tcW w:w="1913" w:type="dxa"/>
             <w:tcMar>
-              <w:top w:w="40" w:type="dxa"/>
-              <w:left w:w="50" w:type="dxa"/>
-              <w:bottom w:w="40" w:type="dxa"/>
-              <w:right w:w="50" w:type="dxa"/>
+              <w:top w:w="30" w:type="dxa"/>
+              <w:left w:w="40" w:type="dxa"/>
+              <w:bottom w:w="30" w:type="dxa"/>
+              <w:right w:w="40" w:type="dxa"/>
             </w:tcMar>
           </w:tcPr>
           <w:p>
             <w:pPr>
               <w:spacing w:after="0"/>
-              <w:jc w:val="both"/>
               <w:rPr>
                 <w:rFonts w:asciiTheme="majorBidi" w:hAnsiTheme="majorBidi" w:cstheme="majorBidi"/>
-                <w:sz w:val="22"/>
-                <w:szCs w:val="24"/>
               </w:rPr>
             </w:pPr>
             <w:r>
               <w:rPr>
                 <w:rFonts w:asciiTheme="majorBidi" w:hAnsiTheme="majorBidi" w:cstheme="majorBidi"/>
                 <w:b/>
-                <w:sz w:val="19"/>
-                <w:szCs w:val="24"/>
+                <w:sz w:val="17"/>
               </w:rPr>
               <w:t>Marital Status</w:t>
             </w:r>
@@ -2878,29 +2430,25 @@
         </w:tc>
         <w:tc>
           <w:tcPr>
-            <w:tcW w:w="2592" w:type="dxa"/>
+            <w:tcW w:w="2556" w:type="dxa"/>
             <w:tcMar>
-              <w:top w:w="40" w:type="dxa"/>
-              <w:left w:w="50" w:type="dxa"/>
-              <w:bottom w:w="40" w:type="dxa"/>
-              <w:right w:w="50" w:type="dxa"/>
+              <w:top w:w="30" w:type="dxa"/>
+              <w:left w:w="40" w:type="dxa"/>
+              <w:bottom w:w="30" w:type="dxa"/>
+              <w:right w:w="40" w:type="dxa"/>
             </w:tcMar>
           </w:tcPr>
           <w:p>
             <w:pPr>
               <w:spacing w:after="0"/>
-              <w:jc w:val="both"/>
               <w:rPr>
                 <w:rFonts w:asciiTheme="majorBidi" w:hAnsiTheme="majorBidi" w:cstheme="majorBidi"/>
-                <w:sz w:val="22"/>
-                <w:szCs w:val="24"/>
               </w:rPr>
             </w:pPr>
             <w:r>
               <w:rPr>
                 <w:rFonts w:asciiTheme="majorBidi" w:hAnsiTheme="majorBidi" w:cstheme="majorBidi"/>
-                <w:sz w:val="19"/>
-                <w:szCs w:val="24"/>
+                <w:sz w:val="17"/>
               </w:rPr>
               <w:t>: Single</w:t>
             </w:r>
@@ -2909,169 +2457,31 @@
       </w:tr>
       <w:tr>
         <w:trPr>
+          <w:trHeight w:val="265"/>
           <w:jc w:val="center"/>
         </w:trPr>
         <w:tc>
           <w:tcPr>
-            <w:tcW w:w="2448" w:type="dxa"/>
+            <w:tcW w:w="2187" w:type="dxa"/>
             <w:tcMar>
-              <w:top w:w="40" w:type="dxa"/>
-              <w:left w:w="50" w:type="dxa"/>
-              <w:bottom w:w="40" w:type="dxa"/>
-              <w:right w:w="50" w:type="dxa"/>
+              <w:top w:w="30" w:type="dxa"/>
+              <w:left w:w="40" w:type="dxa"/>
+              <w:bottom w:w="30" w:type="dxa"/>
+              <w:right w:w="40" w:type="dxa"/>
             </w:tcMar>
           </w:tcPr>
           <w:p>
             <w:pPr>
               <w:spacing w:after="0"/>
-              <w:jc w:val="both"/>
               <w:rPr>
                 <w:rFonts w:asciiTheme="majorBidi" w:hAnsiTheme="majorBidi" w:cstheme="majorBidi"/>
-                <w:sz w:val="22"/>
-                <w:szCs w:val="24"/>
               </w:rPr>
             </w:pPr>
             <w:r>
               <w:rPr>
                 <w:rFonts w:asciiTheme="majorBidi" w:hAnsiTheme="majorBidi" w:cstheme="majorBidi"/>
                 <w:b/>
-                <w:sz w:val="19"/>
-                <w:szCs w:val="24"/>
-              </w:rPr>
-              <w:t>Gender</w:t>
-            </w:r>
-          </w:p>
-        </w:tc>
-        <w:tc>
-          <w:tcPr>
-            <w:tcW w:w="2880" w:type="dxa"/>
-            <w:tcMar>
-              <w:top w:w="40" w:type="dxa"/>
-              <w:left w:w="50" w:type="dxa"/>
-              <w:bottom w:w="40" w:type="dxa"/>
-              <w:right w:w="50" w:type="dxa"/>
-            </w:tcMar>
-          </w:tcPr>
-          <w:p>
-            <w:pPr>
-              <w:spacing w:after="0"/>
-              <w:jc w:val="both"/>
-              <w:rPr>
-                <w:rFonts w:asciiTheme="majorBidi" w:hAnsiTheme="majorBidi" w:cstheme="majorBidi"/>
-                <w:sz w:val="22"/>
-                <w:szCs w:val="24"/>
-              </w:rPr>
-            </w:pPr>
-            <w:r>
-              <w:rPr>
-                <w:rFonts w:asciiTheme="majorBidi" w:hAnsiTheme="majorBidi" w:cstheme="majorBidi"/>
-                <w:sz w:val="19"/>
-                <w:szCs w:val="24"/>
-              </w:rPr>
-              <w:t>: Male</w:t>
-            </w:r>
-          </w:p>
-        </w:tc>
-        <w:tc>
-          <w:tcPr>
-            <w:tcW w:w="2160" w:type="dxa"/>
-            <w:tcMar>
-              <w:top w:w="40" w:type="dxa"/>
-              <w:left w:w="50" w:type="dxa"/>
-              <w:bottom w:w="40" w:type="dxa"/>
-              <w:right w:w="50" w:type="dxa"/>
-            </w:tcMar>
-          </w:tcPr>
-          <w:p>
-            <w:pPr>
-              <w:spacing w:after="0"/>
-              <w:jc w:val="both"/>
-              <w:rPr>
-                <w:rFonts w:asciiTheme="majorBidi" w:hAnsiTheme="majorBidi" w:cstheme="majorBidi"/>
-                <w:sz w:val="22"/>
-                <w:szCs w:val="24"/>
-              </w:rPr>
-            </w:pPr>
-            <w:r>
-              <w:rPr>
-                <w:rFonts w:asciiTheme="majorBidi" w:hAnsiTheme="majorBidi" w:cstheme="majorBidi"/>
-                <w:b/>
-                <w:sz w:val="19"/>
-                <w:szCs w:val="24"/>
-              </w:rPr>
-              <w:t>National ID / NID</w:t>
-            </w:r>
-          </w:p>
-        </w:tc>
-        <w:tc>
-          <w:tcPr>
-            <w:tcW w:w="2592" w:type="dxa"/>
-            <w:tcMar>
-              <w:top w:w="40" w:type="dxa"/>
-              <w:left w:w="50" w:type="dxa"/>
-              <w:bottom w:w="40" w:type="dxa"/>
-              <w:right w:w="50" w:type="dxa"/>
-            </w:tcMar>
-          </w:tcPr>
-          <w:p>
-            <w:pPr>
-              <w:spacing w:after="0"/>
-              <w:jc w:val="both"/>
-              <w:rPr>
-                <w:rFonts w:asciiTheme="majorBidi" w:hAnsiTheme="majorBidi" w:cstheme="majorBidi"/>
-                <w:sz w:val="22"/>
-                <w:szCs w:val="24"/>
-              </w:rPr>
-            </w:pPr>
-            <w:r>
-              <w:rPr>
-                <w:rFonts w:asciiTheme="majorBidi" w:hAnsiTheme="majorBidi" w:cstheme="majorBidi"/>
-                <w:sz w:val="19"/>
-                <w:szCs w:val="24"/>
-              </w:rPr>
-              <w:t xml:space="preserve">: </w:t>
-            </w:r>
-            <w:r>
-              <w:rPr>
-                <w:rFonts w:asciiTheme="majorBidi" w:hAnsiTheme="majorBidi" w:cstheme="majorBidi"/>
-                <w:sz w:val="19"/>
-                <w:szCs w:val="24"/>
-              </w:rPr>
-              <w:t>Attached</w:t>
-            </w:r>
-          </w:p>
-        </w:tc>
-      </w:tr>
-      <w:tr>
-        <w:trPr>
-          <w:jc w:val="center"/>
-        </w:trPr>
-        <w:tc>
-          <w:tcPr>
-            <w:tcW w:w="2448" w:type="dxa"/>
-            <w:tcMar>
-              <w:top w:w="40" w:type="dxa"/>
-              <w:left w:w="50" w:type="dxa"/>
-              <w:bottom w:w="40" w:type="dxa"/>
-              <w:right w:w="50" w:type="dxa"/>
-            </w:tcMar>
-          </w:tcPr>
-          <w:p>
-            <w:pPr>
-              <w:spacing w:after="0"/>
-              <w:jc w:val="both"/>
-              <w:rPr>
-                <w:rFonts w:asciiTheme="majorBidi" w:hAnsiTheme="majorBidi" w:cstheme="majorBidi"/>
-                <w:sz w:val="22"/>
-                <w:szCs w:val="24"/>
-              </w:rPr>
-            </w:pPr>
-            <w:r>
-              <w:rPr>
-                <w:rFonts w:asciiTheme="majorBidi" w:hAnsiTheme="majorBidi" w:cstheme="majorBidi"/>
-                <w:b/>
-                <w:sz w:val="19"/>
-                <w:szCs w:val="24"/>
+                <w:sz w:val="17"/>
               </w:rPr>
               <w:t>Permanent Address</w:t>
             </w:r>
@@ -3079,96 +2489,52 @@
         </w:tc>
         <w:tc>
           <w:tcPr>
-            <w:tcW w:w="2880" w:type="dxa"/>
+            <w:tcW w:w="2870" w:type="dxa"/>
             <w:tcMar>
-              <w:top w:w="40" w:type="dxa"/>
-              <w:left w:w="50" w:type="dxa"/>
-              <w:bottom w:w="40" w:type="dxa"/>
-              <w:right w:w="50" w:type="dxa"/>
+              <w:top w:w="30" w:type="dxa"/>
+              <w:left w:w="40" w:type="dxa"/>
+              <w:bottom w:w="30" w:type="dxa"/>
+              <w:right w:w="40" w:type="dxa"/>
             </w:tcMar>
           </w:tcPr>
           <w:p>
             <w:pPr>
               <w:spacing w:after="0"/>
-              <w:jc w:val="both"/>
               <w:rPr>
                 <w:rFonts w:asciiTheme="majorBidi" w:hAnsiTheme="majorBidi" w:cstheme="majorBidi"/>
-                <w:sz w:val="22"/>
-                <w:szCs w:val="24"/>
               </w:rPr>
             </w:pPr>
             <w:r>
               <w:rPr>
                 <w:rFonts w:asciiTheme="majorBidi" w:hAnsiTheme="majorBidi" w:cstheme="majorBidi"/>
-                <w:sz w:val="19"/>
-                <w:szCs w:val="24"/>
+                <w:sz w:val="17"/>
               </w:rPr>
-              <w:t xml:space="preserve">: </w:t>
-            </w:r>
-            <w:proofErr w:type="spellStart"/>
-            <w:r>
-              <w:rPr>
-                <w:rFonts w:asciiTheme="majorBidi" w:hAnsiTheme="majorBidi" w:cstheme="majorBidi"/>
-                <w:sz w:val="19"/>
-                <w:szCs w:val="24"/>
-              </w:rPr>
-              <w:t>Barmi</w:t>
-            </w:r>
-            <w:proofErr w:type="spellEnd"/>
-            <w:r>
-              <w:rPr>
-                <w:rFonts w:asciiTheme="majorBidi" w:hAnsiTheme="majorBidi" w:cstheme="majorBidi"/>
-                <w:sz w:val="19"/>
-                <w:szCs w:val="24"/>
-              </w:rPr>
-              <w:t xml:space="preserve">, </w:t>
-            </w:r>
-            <w:proofErr w:type="spellStart"/>
-            <w:r>
-              <w:rPr>
-                <w:rFonts w:asciiTheme="majorBidi" w:hAnsiTheme="majorBidi" w:cstheme="majorBidi"/>
-                <w:sz w:val="19"/>
-                <w:szCs w:val="24"/>
-              </w:rPr>
-              <w:t>Sreepur</w:t>
-            </w:r>
-            <w:proofErr w:type="spellEnd"/>
-            <w:r>
-              <w:rPr>
-                <w:rFonts w:asciiTheme="majorBidi" w:hAnsiTheme="majorBidi" w:cstheme="majorBidi"/>
-                <w:sz w:val="19"/>
-                <w:szCs w:val="24"/>
-              </w:rPr>
-              <w:t>, Gazipur-1743</w:t>
+              <w:t>: Barmi, Sreepur, Gazipur-1743</w:t>
             </w:r>
           </w:p>
         </w:tc>
         <w:tc>
           <w:tcPr>
-            <w:tcW w:w="2160" w:type="dxa"/>
+            <w:tcW w:w="1913" w:type="dxa"/>
             <w:tcMar>
-              <w:top w:w="40" w:type="dxa"/>
-              <w:left w:w="50" w:type="dxa"/>
-              <w:bottom w:w="40" w:type="dxa"/>
-              <w:right w:w="50" w:type="dxa"/>
+              <w:top w:w="30" w:type="dxa"/>
+              <w:left w:w="40" w:type="dxa"/>
+              <w:bottom w:w="30" w:type="dxa"/>
+              <w:right w:w="40" w:type="dxa"/>
             </w:tcMar>
           </w:tcPr>
           <w:p>
             <w:pPr>
               <w:spacing w:after="0"/>
-              <w:jc w:val="both"/>
               <w:rPr>
                 <w:rFonts w:asciiTheme="majorBidi" w:hAnsiTheme="majorBidi" w:cstheme="majorBidi"/>
-                <w:sz w:val="22"/>
-                <w:szCs w:val="24"/>
               </w:rPr>
             </w:pPr>
             <w:r>
               <w:rPr>
                 <w:rFonts w:asciiTheme="majorBidi" w:hAnsiTheme="majorBidi" w:cstheme="majorBidi"/>
                 <w:b/>
-                <w:sz w:val="19"/>
-                <w:szCs w:val="24"/>
+                <w:sz w:val="17"/>
               </w:rPr>
               <w:t>Present Address</w:t>
             </w:r>
@@ -3176,67 +2542,27 @@
         </w:tc>
         <w:tc>
           <w:tcPr>
-            <w:tcW w:w="2592" w:type="dxa"/>
+            <w:tcW w:w="2556" w:type="dxa"/>
             <w:tcMar>
-              <w:top w:w="40" w:type="dxa"/>
-              <w:left w:w="50" w:type="dxa"/>
-              <w:bottom w:w="40" w:type="dxa"/>
-              <w:right w:w="50" w:type="dxa"/>
+              <w:top w:w="30" w:type="dxa"/>
+              <w:left w:w="40" w:type="dxa"/>
+              <w:bottom w:w="30" w:type="dxa"/>
+              <w:right w:w="40" w:type="dxa"/>
             </w:tcMar>
           </w:tcPr>
           <w:p>
             <w:pPr>
               <w:spacing w:after="0"/>
-              <w:jc w:val="both"/>
               <w:rPr>
                 <w:rFonts w:asciiTheme="majorBidi" w:hAnsiTheme="majorBidi" w:cstheme="majorBidi"/>
-                <w:sz w:val="22"/>
-                <w:szCs w:val="24"/>
               </w:rPr>
             </w:pPr>
             <w:r>
               <w:rPr>
                 <w:rFonts w:asciiTheme="majorBidi" w:hAnsiTheme="majorBidi" w:cstheme="majorBidi"/>
-                <w:sz w:val="19"/>
-                <w:szCs w:val="24"/>
+                <w:sz w:val="17"/>
               </w:rPr>
-              <w:t xml:space="preserve">: </w:t>
-            </w:r>
-            <w:proofErr w:type="spellStart"/>
-            <w:r>
-              <w:rPr>
-                <w:rFonts w:asciiTheme="majorBidi" w:hAnsiTheme="majorBidi" w:cstheme="majorBidi"/>
-                <w:sz w:val="19"/>
-                <w:szCs w:val="24"/>
-              </w:rPr>
-              <w:t>Barmi</w:t>
-            </w:r>
-            <w:proofErr w:type="spellEnd"/>
-            <w:r>
-              <w:rPr>
-                <w:rFonts w:asciiTheme="majorBidi" w:hAnsiTheme="majorBidi" w:cstheme="majorBidi"/>
-                <w:sz w:val="19"/>
-                <w:szCs w:val="24"/>
-              </w:rPr>
-              <w:t xml:space="preserve">, </w:t>
-            </w:r>
-            <w:proofErr w:type="spellStart"/>
-            <w:r>
-              <w:rPr>
-                <w:rFonts w:asciiTheme="majorBidi" w:hAnsiTheme="majorBidi" w:cstheme="majorBidi"/>
-                <w:sz w:val="19"/>
-                <w:szCs w:val="24"/>
-              </w:rPr>
-              <w:t>Sreepur</w:t>
-            </w:r>
-            <w:proofErr w:type="spellEnd"/>
-            <w:r>
-              <w:rPr>
-                <w:rFonts w:asciiTheme="majorBidi" w:hAnsiTheme="majorBidi" w:cstheme="majorBidi"/>
-                <w:sz w:val="19"/>
-                <w:szCs w:val="24"/>
-              </w:rPr>
-              <w:t>, Gazipur-1743</w:t>
+              <w:t>: Barmi, Sreepur, Gazipur-1743</w:t>
             </w:r>
           </w:p>
         </w:tc>
@@ -3246,13 +2572,12 @@
       <w:pPr>
         <w:keepNext/>
         <w:pBdr>
-          <w:bottom w:val="single" w:sz="10" w:space="2" w:color="0F4C81"/>
+          <w:bottom w:val="single" w:sz="8" w:space="2" w:color="0F4C81"/>
         </w:pBdr>
-        <w:spacing w:before="280" w:after="80"/>
-        <w:jc w:val="both"/>
+        <w:spacing w:before="220" w:after="60"/>
         <w:rPr>
           <w:rFonts w:asciiTheme="majorBidi" w:hAnsiTheme="majorBidi" w:cstheme="majorBidi"/>
-          <w:sz w:val="22"/>
+          <w:sz w:val="21"/>
           <w:szCs w:val="24"/>
         </w:rPr>
       </w:pPr>
@@ -3261,53 +2586,44 @@
           <w:rFonts w:asciiTheme="majorBidi" w:hAnsiTheme="majorBidi" w:cstheme="majorBidi"/>
           <w:b/>
           <w:color w:val="0F4C81"/>
-          <w:sz w:val="25"/>
+          <w:sz w:val="24"/>
           <w:szCs w:val="24"/>
         </w:rPr>
-        <w:t>9</w:t>
-      </w:r>
-      <w:r>
-        <w:rPr>
-          <w:rFonts w:asciiTheme="majorBidi" w:hAnsiTheme="majorBidi" w:cstheme="majorBidi"/>
-          <w:b/>
-          <w:color w:val="0F4C81"/>
-          <w:sz w:val="25"/>
-          <w:szCs w:val="24"/>
-        </w:rPr>
-        <w:t>. ACADEMIC &amp; PROFESSIONAL REFERENCES</w:t>
+        <w:t>9. ACADEMIC &amp; PROFESSIONAL REFERENCES</w:t>
       </w:r>
     </w:p>
     <w:tbl>
       <w:tblPr>
-        <w:tblW w:w="0" w:type="auto"/>
+        <w:tblW w:w="9573" w:type="dxa"/>
         <w:jc w:val="center"/>
         <w:tblLayout w:type="fixed"/>
         <w:tblLook w:val="04A0" w:firstRow="1" w:lastRow="0" w:firstColumn="1" w:lastColumn="0" w:noHBand="0" w:noVBand="1"/>
       </w:tblPr>
       <w:tblGrid>
-        <w:gridCol w:w="5040"/>
-        <w:gridCol w:w="5040"/>
+        <w:gridCol w:w="5096"/>
+        <w:gridCol w:w="4477"/>
       </w:tblGrid>
       <w:tr>
         <w:trPr>
+          <w:trHeight w:val="1071"/>
           <w:jc w:val="center"/>
         </w:trPr>
         <w:tc>
           <w:tcPr>
-            <w:tcW w:w="5040" w:type="dxa"/>
+            <w:tcW w:w="5096" w:type="dxa"/>
             <w:tcMar>
-              <w:top w:w="60" w:type="dxa"/>
-              <w:left w:w="60" w:type="dxa"/>
-              <w:bottom w:w="60" w:type="dxa"/>
-              <w:right w:w="60" w:type="dxa"/>
+              <w:top w:w="40" w:type="dxa"/>
+              <w:left w:w="40" w:type="dxa"/>
+              <w:bottom w:w="40" w:type="dxa"/>
+              <w:right w:w="40" w:type="dxa"/>
             </w:tcMar>
           </w:tcPr>
           <w:p>
             <w:pPr>
-              <w:spacing w:after="40" w:line="264" w:lineRule="auto"/>
+              <w:spacing w:after="20" w:line="252" w:lineRule="auto"/>
               <w:rPr>
                 <w:rFonts w:asciiTheme="majorBidi" w:hAnsiTheme="majorBidi" w:cstheme="majorBidi"/>
-                <w:sz w:val="22"/>
+                <w:sz w:val="20"/>
                 <w:szCs w:val="24"/>
               </w:rPr>
             </w:pPr>
@@ -3317,6 +2633,7 @@
                 <w:rFonts w:asciiTheme="majorBidi" w:hAnsiTheme="majorBidi" w:cstheme="majorBidi"/>
                 <w:b/>
                 <w:color w:val="0F4C81"/>
+                <w:sz w:val="20"/>
                 <w:szCs w:val="24"/>
               </w:rPr>
               <w:t>Tanzillah</w:t>
@@ -3327,6 +2644,7 @@
                 <w:rFonts w:asciiTheme="majorBidi" w:hAnsiTheme="majorBidi" w:cstheme="majorBidi"/>
                 <w:b/>
                 <w:color w:val="0F4C81"/>
+                <w:sz w:val="20"/>
                 <w:szCs w:val="24"/>
               </w:rPr>
               <w:t xml:space="preserve"> Wahid</w:t>
@@ -3336,6 +2654,7 @@
                 <w:rFonts w:asciiTheme="majorBidi" w:hAnsiTheme="majorBidi" w:cstheme="majorBidi"/>
                 <w:b/>
                 <w:color w:val="0F4C81"/>
+                <w:sz w:val="20"/>
                 <w:szCs w:val="24"/>
               </w:rPr>
               <w:br/>
@@ -3343,16 +2662,14 @@
             <w:r>
               <w:rPr>
                 <w:rFonts w:asciiTheme="majorBidi" w:hAnsiTheme="majorBidi" w:cstheme="majorBidi"/>
-                <w:sz w:val="19"/>
-                <w:szCs w:val="24"/>
+                <w:sz w:val="18"/>
               </w:rPr>
               <w:t>Assistant Professor and Coordinator</w:t>
             </w:r>
             <w:r>
               <w:rPr>
                 <w:rFonts w:asciiTheme="majorBidi" w:hAnsiTheme="majorBidi" w:cstheme="majorBidi"/>
-                <w:sz w:val="19"/>
-                <w:szCs w:val="24"/>
+                <w:sz w:val="18"/>
               </w:rPr>
               <w:br/>
               <w:t>Department of Computer Science &amp; Engineering</w:t>
@@ -3360,68 +2677,57 @@
             <w:r>
               <w:rPr>
                 <w:rFonts w:asciiTheme="majorBidi" w:hAnsiTheme="majorBidi" w:cstheme="majorBidi"/>
-                <w:sz w:val="19"/>
-                <w:szCs w:val="24"/>
+                <w:sz w:val="18"/>
               </w:rPr>
               <w:br/>
-              <w:t>Uttara University, Dhaka, Bangladesh</w:t>
+              <w:t xml:space="preserve">Uttara </w:t>
             </w:r>
             <w:r>
               <w:rPr>
                 <w:rFonts w:asciiTheme="majorBidi" w:hAnsiTheme="majorBidi" w:cstheme="majorBidi"/>
-                <w:sz w:val="19"/>
-                <w:szCs w:val="24"/>
+                <w:sz w:val="18"/>
               </w:rPr>
-              <w:br/>
-              <w:t xml:space="preserve">Email: </w:t>
+              <w:t>University, Dhaka, Bangladesh</w:t>
             </w:r>
             <w:r>
               <w:rPr>
                 <w:rFonts w:asciiTheme="majorBidi" w:hAnsiTheme="majorBidi" w:cstheme="majorBidi"/>
-                <w:sz w:val="19"/>
-                <w:szCs w:val="24"/>
+                <w:sz w:val="18"/>
               </w:rPr>
-              <w:t>tanzillah@uttarauniversity.edu.bd</w:t>
+              <w:br/>
+              <w:t>Email: tanzillah@uttarauniversity.edu.bd</w:t>
             </w:r>
           </w:p>
         </w:tc>
         <w:tc>
           <w:tcPr>
-            <w:tcW w:w="5040" w:type="dxa"/>
+            <w:tcW w:w="4477" w:type="dxa"/>
             <w:tcMar>
-              <w:top w:w="60" w:type="dxa"/>
-              <w:left w:w="60" w:type="dxa"/>
-              <w:bottom w:w="60" w:type="dxa"/>
-              <w:right w:w="60" w:type="dxa"/>
+              <w:top w:w="40" w:type="dxa"/>
+              <w:left w:w="40" w:type="dxa"/>
+              <w:bottom w:w="40" w:type="dxa"/>
+              <w:right w:w="40" w:type="dxa"/>
             </w:tcMar>
           </w:tcPr>
           <w:p>
             <w:pPr>
-              <w:spacing w:after="40" w:line="264" w:lineRule="auto"/>
+              <w:spacing w:after="20" w:line="252" w:lineRule="auto"/>
               <w:rPr>
                 <w:rFonts w:asciiTheme="majorBidi" w:hAnsiTheme="majorBidi" w:cstheme="majorBidi"/>
-                <w:sz w:val="22"/>
+                <w:sz w:val="20"/>
                 <w:szCs w:val="24"/>
               </w:rPr>
             </w:pPr>
-            <w:r>
-              <w:rPr>
-                <w:rFonts w:asciiTheme="majorBidi" w:hAnsiTheme="majorBidi" w:cstheme="majorBidi"/>
-                <w:b/>
-                <w:color w:val="0F4C81"/>
-                <w:szCs w:val="24"/>
-              </w:rPr>
-              <w:t xml:space="preserve">Md. </w:t>
-            </w:r>
             <w:proofErr w:type="spellStart"/>
             <w:r>
               <w:rPr>
                 <w:rFonts w:asciiTheme="majorBidi" w:hAnsiTheme="majorBidi" w:cstheme="majorBidi"/>
                 <w:b/>
                 <w:color w:val="0F4C81"/>
+                <w:sz w:val="20"/>
                 <w:szCs w:val="24"/>
               </w:rPr>
-              <w:t>Norul</w:t>
+              <w:t>Moh</w:t>
             </w:r>
             <w:proofErr w:type="spellEnd"/>
             <w:r>
@@ -3429,15 +2735,47 @@
                 <w:rFonts w:asciiTheme="majorBidi" w:hAnsiTheme="majorBidi" w:cstheme="majorBidi"/>
                 <w:b/>
                 <w:color w:val="0F4C81"/>
+                <w:sz w:val="20"/>
                 <w:szCs w:val="24"/>
               </w:rPr>
-              <w:t xml:space="preserve"> Amin</w:t>
+              <w:t>.</w:t>
             </w:r>
             <w:r>
               <w:rPr>
                 <w:rFonts w:asciiTheme="majorBidi" w:hAnsiTheme="majorBidi" w:cstheme="majorBidi"/>
                 <w:b/>
                 <w:color w:val="0F4C81"/>
+                <w:sz w:val="20"/>
+                <w:szCs w:val="24"/>
+              </w:rPr>
+              <w:t xml:space="preserve"> N</w:t>
+            </w:r>
+            <w:r>
+              <w:rPr>
+                <w:rFonts w:asciiTheme="majorBidi" w:hAnsiTheme="majorBidi" w:cstheme="majorBidi"/>
+                <w:b/>
+                <w:color w:val="0F4C81"/>
+                <w:sz w:val="20"/>
+                <w:szCs w:val="24"/>
+              </w:rPr>
+              <w:t>u</w:t>
+            </w:r>
+            <w:r>
+              <w:rPr>
+                <w:rFonts w:asciiTheme="majorBidi" w:hAnsiTheme="majorBidi" w:cstheme="majorBidi"/>
+                <w:b/>
+                <w:color w:val="0F4C81"/>
+                <w:sz w:val="20"/>
+                <w:szCs w:val="24"/>
+              </w:rPr>
+              <w:t>rul Amin</w:t>
+            </w:r>
+            <w:r>
+              <w:rPr>
+                <w:rFonts w:asciiTheme="majorBidi" w:hAnsiTheme="majorBidi" w:cstheme="majorBidi"/>
+                <w:b/>
+                <w:color w:val="0F4C81"/>
+                <w:sz w:val="20"/>
                 <w:szCs w:val="24"/>
               </w:rPr>
               <w:br/>
@@ -3445,131 +2783,33 @@
             <w:r>
               <w:rPr>
                 <w:rFonts w:asciiTheme="majorBidi" w:hAnsiTheme="majorBidi" w:cstheme="majorBidi"/>
-                <w:sz w:val="19"/>
-                <w:szCs w:val="24"/>
+                <w:sz w:val="18"/>
               </w:rPr>
-              <w:t xml:space="preserve">Founder &amp; </w:t>
+              <w:t>Founder &amp; Principal</w:t>
             </w:r>
             <w:r>
               <w:rPr>
                 <w:rFonts w:asciiTheme="majorBidi" w:hAnsiTheme="majorBidi" w:cstheme="majorBidi"/>
-                <w:sz w:val="19"/>
-                <w:szCs w:val="24"/>
+                <w:sz w:val="18"/>
               </w:rPr>
-              <w:t xml:space="preserve">Principal </w:t>
+              <w:br/>
+              <w:t>Barmi Al-Madina Pre-Cadet School</w:t>
             </w:r>
             <w:r>
               <w:rPr>
                 <w:rFonts w:asciiTheme="majorBidi" w:hAnsiTheme="majorBidi" w:cstheme="majorBidi"/>
-                <w:sz w:val="19"/>
-                <w:szCs w:val="24"/>
+                <w:sz w:val="18"/>
               </w:rPr>
               <w:br/>
-            </w:r>
-            <w:proofErr w:type="spellStart"/>
-            <w:r>
-              <w:rPr>
-                <w:rFonts w:asciiTheme="majorBidi" w:hAnsiTheme="majorBidi" w:cstheme="majorBidi"/>
-                <w:sz w:val="19"/>
-                <w:szCs w:val="24"/>
-              </w:rPr>
-              <w:t>Barmi</w:t>
-            </w:r>
-            <w:proofErr w:type="spellEnd"/>
-            <w:r>
-              <w:rPr>
-                <w:rFonts w:asciiTheme="majorBidi" w:hAnsiTheme="majorBidi" w:cstheme="majorBidi"/>
-                <w:sz w:val="19"/>
-                <w:szCs w:val="24"/>
-              </w:rPr>
-              <w:t xml:space="preserve"> Al-</w:t>
-            </w:r>
-            <w:proofErr w:type="spellStart"/>
-            <w:r>
-              <w:rPr>
-                <w:rFonts w:asciiTheme="majorBidi" w:hAnsiTheme="majorBidi" w:cstheme="majorBidi"/>
-                <w:sz w:val="19"/>
-                <w:szCs w:val="24"/>
-              </w:rPr>
-              <w:t>Madina</w:t>
-            </w:r>
-            <w:proofErr w:type="spellEnd"/>
-            <w:r>
-              <w:rPr>
-                <w:rFonts w:asciiTheme="majorBidi" w:hAnsiTheme="majorBidi" w:cstheme="majorBidi"/>
-                <w:sz w:val="19"/>
-                <w:szCs w:val="24"/>
-              </w:rPr>
-              <w:t xml:space="preserve"> Pre-Cadet School</w:t>
+              <w:t>Barmi, Sreepur, Gazipur, Bangladesh</w:t>
             </w:r>
             <w:r>
               <w:rPr>
                 <w:rFonts w:asciiTheme="majorBidi" w:hAnsiTheme="majorBidi" w:cstheme="majorBidi"/>
-                <w:sz w:val="19"/>
-                <w:szCs w:val="24"/>
+                <w:sz w:val="18"/>
               </w:rPr>
               <w:br/>
-            </w:r>
-            <w:proofErr w:type="spellStart"/>
-            <w:r>
-              <w:rPr>
-                <w:rFonts w:asciiTheme="majorBidi" w:hAnsiTheme="majorBidi" w:cstheme="majorBidi"/>
-                <w:sz w:val="19"/>
-                <w:szCs w:val="24"/>
-              </w:rPr>
-              <w:t>Barmi</w:t>
-            </w:r>
-            <w:proofErr w:type="spellEnd"/>
-            <w:r>
-              <w:rPr>
-                <w:rFonts w:asciiTheme="majorBidi" w:hAnsiTheme="majorBidi" w:cstheme="majorBidi"/>
-                <w:sz w:val="19"/>
-                <w:szCs w:val="24"/>
-              </w:rPr>
-              <w:t xml:space="preserve">, </w:t>
-            </w:r>
-            <w:proofErr w:type="spellStart"/>
-            <w:r>
-              <w:rPr>
-                <w:rFonts w:asciiTheme="majorBidi" w:hAnsiTheme="majorBidi" w:cstheme="majorBidi"/>
-                <w:sz w:val="19"/>
-                <w:szCs w:val="24"/>
-              </w:rPr>
-              <w:t>Sreepur</w:t>
-            </w:r>
-            <w:proofErr w:type="spellEnd"/>
-            <w:r>
-              <w:rPr>
-                <w:rFonts w:asciiTheme="majorBidi" w:hAnsiTheme="majorBidi" w:cstheme="majorBidi"/>
-                <w:sz w:val="19"/>
-                <w:szCs w:val="24"/>
-              </w:rPr>
-              <w:t>, Gazipur</w:t>
-            </w:r>
-            <w:r>
-              <w:rPr>
-                <w:rFonts w:asciiTheme="majorBidi" w:hAnsiTheme="majorBidi" w:cstheme="majorBidi"/>
-                <w:sz w:val="19"/>
-                <w:szCs w:val="24"/>
-              </w:rPr>
-              <w:t>.</w:t>
-            </w:r>
-            <w:r>
-              <w:rPr>
-                <w:rFonts w:asciiTheme="majorBidi" w:hAnsiTheme="majorBidi" w:cstheme="majorBidi"/>
-                <w:sz w:val="19"/>
-                <w:szCs w:val="24"/>
-              </w:rPr>
-              <w:br/>
-              <w:t xml:space="preserve">Phone: </w:t>
-            </w:r>
-            <w:r>
-              <w:rPr>
-                <w:rFonts w:asciiTheme="majorBidi" w:hAnsiTheme="majorBidi" w:cstheme="majorBidi"/>
-                <w:sz w:val="19"/>
-                <w:szCs w:val="24"/>
-              </w:rPr>
-              <w:t>+880 1915-430867</w:t>
+              <w:t>Phone: +880 1915-430867</w:t>
             </w:r>
           </w:p>
         </w:tc>
@@ -3577,12 +2817,9 @@
     </w:tbl>
     <w:p>
       <w:pPr>
-        <w:spacing w:before="240" w:after="360"/>
-        <w:jc w:val="both"/>
+        <w:spacing w:before="160" w:line="264" w:lineRule="auto"/>
         <w:rPr>
           <w:rFonts w:asciiTheme="majorBidi" w:hAnsiTheme="majorBidi" w:cstheme="majorBidi"/>
-          <w:sz w:val="22"/>
-          <w:szCs w:val="24"/>
         </w:rPr>
       </w:pPr>
       <w:r>
@@ -3590,10 +2827,18 @@
           <w:rFonts w:asciiTheme="majorBidi" w:hAnsiTheme="majorBidi" w:cstheme="majorBidi"/>
           <w:i/>
           <w:color w:val="475569"/>
-          <w:sz w:val="19"/>
-          <w:szCs w:val="24"/>
+          <w:sz w:val="16"/>
         </w:rPr>
-        <w:t>Declaration: I, Nurul Arefin Nabil, solemnly declare that all the information provided in this curriculum vitae is authentic, complete, and accurate to the best of my knowledge and belief.</w:t>
+        <w:t>Declaration: I, Nurul Arefin Nabil, solemnly declare tha</w:t>
+      </w:r>
+      <w:r>
+        <w:rPr>
+          <w:rFonts w:asciiTheme="majorBidi" w:hAnsiTheme="majorBidi" w:cstheme="majorBidi"/>
+          <w:i/>
+          <w:color w:val="475569"/>
+          <w:sz w:val="16"/>
+        </w:rPr>
+        <w:t>t all the information provided in this curriculum vitae is authentic, complete, and accurate to the best of my knowledge and belief.</w:t>
       </w:r>
     </w:p>
     <w:p>
@@ -3602,8 +2847,17 @@
         <w:spacing w:after="0"/>
         <w:rPr>
           <w:rFonts w:asciiTheme="majorBidi" w:hAnsiTheme="majorBidi" w:cstheme="majorBidi"/>
-          <w:sz w:val="22"/>
-          <w:szCs w:val="24"/>
+          <w:b/>
+          <w:color w:val="0F4C81"/>
+        </w:rPr>
+      </w:pPr>
+    </w:p>
+    <w:p>
+      <w:pPr>
+        <w:keepNext/>
+        <w:spacing w:after="0"/>
+        <w:rPr>
+          <w:rFonts w:asciiTheme="majorBidi" w:hAnsiTheme="majorBidi" w:cstheme="majorBidi"/>
         </w:rPr>
       </w:pPr>
       <w:r>
@@ -3611,8 +2865,6 @@
           <w:rFonts w:asciiTheme="majorBidi" w:hAnsiTheme="majorBidi" w:cstheme="majorBidi"/>
           <w:b/>
           <w:color w:val="0F4C81"/>
-          <w:sz w:val="22"/>
-          <w:szCs w:val="24"/>
         </w:rPr>
         <w:t>_______________________________</w:t>
       </w:r>
@@ -3621,8 +2873,6 @@
           <w:rFonts w:asciiTheme="majorBidi" w:hAnsiTheme="majorBidi" w:cstheme="majorBidi"/>
           <w:b/>
           <w:color w:val="0F4C81"/>
-          <w:sz w:val="22"/>
-          <w:szCs w:val="24"/>
         </w:rPr>
         <w:br/>
       </w:r>
@@ -3630,8 +2880,7 @@
         <w:rPr>
           <w:rFonts w:asciiTheme="majorBidi" w:hAnsiTheme="majorBidi" w:cstheme="majorBidi"/>
           <w:b/>
-          <w:sz w:val="21"/>
-          <w:szCs w:val="24"/>
+          <w:sz w:val="18"/>
         </w:rPr>
         <w:t>Nurul Arefin Nabil</w:t>
       </w:r>
@@ -3639,8 +2888,7 @@
         <w:rPr>
           <w:rFonts w:asciiTheme="majorBidi" w:hAnsiTheme="majorBidi" w:cstheme="majorBidi"/>
           <w:b/>
-          <w:sz w:val="21"/>
-          <w:szCs w:val="24"/>
+          <w:sz w:val="18"/>
         </w:rPr>
         <w:br/>
       </w:r>
@@ -3648,24 +2896,14 @@
         <w:rPr>
           <w:rFonts w:asciiTheme="majorBidi" w:hAnsiTheme="majorBidi" w:cstheme="majorBidi"/>
           <w:color w:val="64748B"/>
-          <w:sz w:val="19"/>
-          <w:szCs w:val="24"/>
+          <w:sz w:val="16"/>
         </w:rPr>
         <w:t>Date: .......................................</w:t>
       </w:r>
     </w:p>
-    <w:p>
-      <w:pPr>
-        <w:rPr>
-          <w:rFonts w:asciiTheme="majorBidi" w:hAnsiTheme="majorBidi" w:cstheme="majorBidi"/>
-          <w:sz w:val="22"/>
-          <w:szCs w:val="24"/>
-        </w:rPr>
-      </w:pPr>
-    </w:p>
     <w:sectPr>
-      <w:pgSz w:w="11909" w:h="16834"/>
-      <w:pgMar w:top="864" w:right="936" w:bottom="864" w:left="936" w:header="720" w:footer="720" w:gutter="0"/>
+      <w:pgSz w:w="11909" w:h="16834" w:code="9"/>
+      <w:pgMar w:top="1080" w:right="1224" w:bottom="1080" w:left="1224" w:header="720" w:footer="720" w:gutter="0"/>
       <w:cols w:space="720"/>
       <w:docGrid w:linePitch="360"/>
     </w:sectPr>
@@ -4274,7 +3512,7 @@
     <w:rPr>
       <w:rFonts w:ascii="Calibri" w:hAnsi="Calibri"/>
       <w:color w:val="1E293B"/>
-      <w:sz w:val="20"/>
+      <w:sz w:val="19"/>
     </w:rPr>
   </w:style>
   <w:style w:type="paragraph" w:styleId="Heading1">
@@ -4457,6 +3695,7 @@
     <w:rPr>
       <w:rFonts w:asciiTheme="majorHAnsi" w:eastAsiaTheme="majorEastAsia" w:hAnsiTheme="majorHAnsi" w:cstheme="majorBidi"/>
       <w:color w:val="4F81BD" w:themeColor="accent1"/>
+      <w:sz w:val="20"/>
       <w:szCs w:val="20"/>
     </w:rPr>
   </w:style>
@@ -4481,6 +3720,7 @@
       <w:i/>
       <w:iCs/>
       <w:color w:val="404040" w:themeColor="text1" w:themeTint="BF"/>
+      <w:sz w:val="20"/>
       <w:szCs w:val="20"/>
     </w:rPr>
   </w:style>

--- a/CV_Nurul_Arefin_Nabil_ICT_Lecturer.docx
+++ b/CV_Nurul_Arefin_Nabil_ICT_Lecturer.docx
@@ -4,23 +4,22 @@
   <w:body>
     <w:tbl>
       <w:tblPr>
-        <w:tblW w:w="9500" w:type="dxa"/>
+        <w:tblW w:w="0" w:type="auto"/>
         <w:jc w:val="center"/>
         <w:tblLayout w:type="fixed"/>
         <w:tblLook w:val="04A0" w:firstRow="1" w:lastRow="0" w:firstColumn="1" w:lastColumn="0" w:noHBand="0" w:noVBand="1"/>
       </w:tblPr>
       <w:tblGrid>
-        <w:gridCol w:w="7382"/>
-        <w:gridCol w:w="2118"/>
+        <w:gridCol w:w="7776"/>
+        <w:gridCol w:w="2232"/>
       </w:tblGrid>
       <w:tr>
         <w:trPr>
-          <w:trHeight w:val="2220"/>
           <w:jc w:val="center"/>
         </w:trPr>
         <w:tc>
           <w:tcPr>
-            <w:tcW w:w="7382" w:type="dxa"/>
+            <w:tcW w:w="7776" w:type="dxa"/>
             <w:tcMar>
               <w:top w:w="0" w:type="dxa"/>
               <w:left w:w="0" w:type="dxa"/>
@@ -204,7 +203,7 @@
         </w:tc>
         <w:tc>
           <w:tcPr>
-            <w:tcW w:w="2118" w:type="dxa"/>
+            <w:tcW w:w="2232" w:type="dxa"/>
             <w:tcMar>
               <w:top w:w="0" w:type="dxa"/>
               <w:left w:w="30" w:type="dxa"/>
@@ -227,10 +226,10 @@
                 <w:noProof/>
               </w:rPr>
               <w:drawing>
-                <wp:inline distT="0" distB="0" distL="0" distR="0" wp14:anchorId="6079EBF5" wp14:editId="44C942DD">
-                  <wp:extent cx="1325880" cy="1325880"/>
-                  <wp:effectExtent l="0" t="0" r="7620" b="7620"/>
-                  <wp:docPr id="2" name="Picture 2"/>
+                <wp:inline distT="0" distB="0" distL="0" distR="0" wp14:anchorId="6A0CB184" wp14:editId="040305B9">
+                  <wp:extent cx="1234440" cy="1234440"/>
+                  <wp:effectExtent l="0" t="0" r="0" b="0"/>
+                  <wp:docPr id="1" name="Picture 1"/>
                   <wp:cNvGraphicFramePr>
                     <a:graphicFrameLocks xmlns:a="http://schemas.openxmlformats.org/drawingml/2006/main" noChangeAspect="1"/>
                   </wp:cNvGraphicFramePr>
@@ -238,7 +237,7 @@
                     <a:graphicData uri="http://schemas.openxmlformats.org/drawingml/2006/picture">
                       <pic:pic xmlns:pic="http://schemas.openxmlformats.org/drawingml/2006/picture">
                         <pic:nvPicPr>
-                          <pic:cNvPr id="2" name="Picture 2"/>
+                          <pic:cNvPr id="0" name="profile.jpg"/>
                           <pic:cNvPicPr/>
                         </pic:nvPicPr>
                         <pic:blipFill>
@@ -250,7 +249,7 @@
                         <pic:spPr>
                           <a:xfrm>
                             <a:off x="0" y="0"/>
-                            <a:ext cx="1325880" cy="1325880"/>
+                            <a:ext cx="1234440" cy="1234440"/>
                           </a:xfrm>
                           <a:prstGeom prst="rect">
                             <a:avLst/>
@@ -273,11 +272,10 @@
           <w:bottom w:val="single" w:sz="8" w:space="2" w:color="0F4C81"/>
         </w:pBdr>
         <w:spacing w:before="220" w:after="60"/>
-        <w:jc w:val="both"/>
-        <w:rPr>
-          <w:rFonts w:asciiTheme="majorBidi" w:hAnsiTheme="majorBidi" w:cstheme="majorBidi"/>
-          <w:sz w:val="21"/>
-          <w:szCs w:val="24"/>
+        <w:rPr>
+          <w:rFonts w:asciiTheme="majorBidi" w:hAnsiTheme="majorBidi" w:cstheme="majorBidi"/>
+          <w:sz w:val="23"/>
+          <w:szCs w:val="26"/>
         </w:rPr>
       </w:pPr>
       <w:r>
@@ -285,8 +283,8 @@
           <w:rFonts w:asciiTheme="majorBidi" w:hAnsiTheme="majorBidi" w:cstheme="majorBidi"/>
           <w:b/>
           <w:color w:val="0F4C81"/>
-          <w:sz w:val="24"/>
-          <w:szCs w:val="24"/>
+          <w:sz w:val="26"/>
+          <w:szCs w:val="26"/>
         </w:rPr>
         <w:t>1. CAREER OBJECTIVE</w:t>
       </w:r>
@@ -297,23 +295,17 @@
         <w:jc w:val="both"/>
         <w:rPr>
           <w:rFonts w:asciiTheme="majorBidi" w:hAnsiTheme="majorBidi" w:cstheme="majorBidi"/>
-          <w:sz w:val="20"/>
-          <w:szCs w:val="20"/>
         </w:rPr>
       </w:pPr>
       <w:r>
         <w:rPr>
           <w:rFonts w:asciiTheme="majorBidi" w:hAnsiTheme="majorBidi" w:cstheme="majorBidi"/>
-          <w:sz w:val="20"/>
-          <w:szCs w:val="20"/>
         </w:rPr>
         <w:t>To work as an ICT Teacher where I can use my academic background, teaching experience, and practical computer skills to deliver clear, engaging lessons and help students develop strong ICT</w:t>
       </w:r>
       <w:r>
         <w:rPr>
           <w:rFonts w:asciiTheme="majorBidi" w:hAnsiTheme="majorBidi" w:cstheme="majorBidi"/>
-          <w:sz w:val="20"/>
-          <w:szCs w:val="20"/>
         </w:rPr>
         <w:t xml:space="preserve"> knowledge, programming skills, and problem-solving abilities through effective classroom and lab-based teaching.</w:t>
       </w:r>
@@ -327,8 +319,8 @@
         <w:spacing w:before="220" w:after="60"/>
         <w:rPr>
           <w:rFonts w:asciiTheme="majorBidi" w:hAnsiTheme="majorBidi" w:cstheme="majorBidi"/>
-          <w:sz w:val="21"/>
-          <w:szCs w:val="24"/>
+          <w:sz w:val="23"/>
+          <w:szCs w:val="26"/>
         </w:rPr>
       </w:pPr>
       <w:r>
@@ -336,8 +328,8 @@
           <w:rFonts w:asciiTheme="majorBidi" w:hAnsiTheme="majorBidi" w:cstheme="majorBidi"/>
           <w:b/>
           <w:color w:val="0F4C81"/>
-          <w:sz w:val="24"/>
-          <w:szCs w:val="24"/>
+          <w:sz w:val="26"/>
+          <w:szCs w:val="26"/>
         </w:rPr>
         <w:t>2. TEACHING EXPERIENCE</w:t>
       </w:r>
@@ -345,11 +337,8 @@
     <w:p>
       <w:pPr>
         <w:spacing w:before="60" w:after="20"/>
-        <w:jc w:val="both"/>
-        <w:rPr>
-          <w:rFonts w:asciiTheme="majorBidi" w:hAnsiTheme="majorBidi" w:cstheme="majorBidi"/>
-          <w:sz w:val="21"/>
-          <w:szCs w:val="24"/>
+        <w:rPr>
+          <w:rFonts w:asciiTheme="majorBidi" w:hAnsiTheme="majorBidi" w:cstheme="majorBidi"/>
         </w:rPr>
       </w:pPr>
       <w:r>
@@ -357,16 +346,13 @@
           <w:rFonts w:asciiTheme="majorBidi" w:hAnsiTheme="majorBidi" w:cstheme="majorBidi"/>
           <w:b/>
           <w:color w:val="0F4C81"/>
-          <w:sz w:val="21"/>
-          <w:szCs w:val="24"/>
         </w:rPr>
         <w:t>ICT &amp; Programming Instructor / Academic Tutor</w:t>
       </w:r>
       <w:r>
         <w:rPr>
           <w:rFonts w:asciiTheme="majorBidi" w:hAnsiTheme="majorBidi" w:cstheme="majorBidi"/>
-          <w:sz w:val="20"/>
-          <w:szCs w:val="24"/>
+          <w:sz w:val="18"/>
         </w:rPr>
         <w:t xml:space="preserve">   |   Tongi, Uttara &amp; Sreepur</w:t>
       </w:r>
@@ -375,7 +361,7 @@
           <w:rFonts w:asciiTheme="majorBidi" w:hAnsiTheme="majorBidi" w:cstheme="majorBidi"/>
           <w:i/>
           <w:color w:val="64748B"/>
-          <w:szCs w:val="24"/>
+          <w:sz w:val="17"/>
         </w:rPr>
         <w:t xml:space="preserve"> | 2024 – Present (1+ Year)</w:t>
       </w:r>
@@ -384,17 +370,14 @@
       <w:pPr>
         <w:pStyle w:val="ListBullet"/>
         <w:spacing w:after="20" w:line="259" w:lineRule="auto"/>
-        <w:jc w:val="both"/>
-        <w:rPr>
-          <w:rFonts w:asciiTheme="majorBidi" w:hAnsiTheme="majorBidi" w:cstheme="majorBidi"/>
-          <w:sz w:val="21"/>
-          <w:szCs w:val="24"/>
+        <w:rPr>
+          <w:rFonts w:asciiTheme="majorBidi" w:hAnsiTheme="majorBidi" w:cstheme="majorBidi"/>
         </w:rPr>
       </w:pPr>
       <w:r>
         <w:rPr>
           <w:rFonts w:asciiTheme="majorBidi" w:hAnsiTheme="majorBidi" w:cstheme="majorBidi"/>
-          <w:szCs w:val="24"/>
+          <w:sz w:val="17"/>
         </w:rPr>
         <w:t xml:space="preserve">Delivered structured lessons on </w:t>
       </w:r>
@@ -402,14 +385,14 @@
         <w:rPr>
           <w:rFonts w:asciiTheme="majorBidi" w:hAnsiTheme="majorBidi" w:cstheme="majorBidi"/>
           <w:b/>
-          <w:szCs w:val="24"/>
+          <w:sz w:val="17"/>
         </w:rPr>
         <w:t>HSC ICT (National Curriculum)</w:t>
       </w:r>
       <w:r>
         <w:rPr>
           <w:rFonts w:asciiTheme="majorBidi" w:hAnsiTheme="majorBidi" w:cstheme="majorBidi"/>
-          <w:szCs w:val="24"/>
+          <w:sz w:val="17"/>
         </w:rPr>
         <w:t xml:space="preserve">, specializing in </w:t>
       </w:r>
@@ -417,14 +400,14 @@
         <w:rPr>
           <w:rFonts w:asciiTheme="majorBidi" w:hAnsiTheme="majorBidi" w:cstheme="majorBidi"/>
           <w:b/>
-          <w:szCs w:val="24"/>
+          <w:sz w:val="17"/>
         </w:rPr>
         <w:t>C Programming (Ch 5)</w:t>
       </w:r>
       <w:r>
         <w:rPr>
           <w:rFonts w:asciiTheme="majorBidi" w:hAnsiTheme="majorBidi" w:cstheme="majorBidi"/>
-          <w:szCs w:val="24"/>
+          <w:sz w:val="17"/>
         </w:rPr>
         <w:t xml:space="preserve">, </w:t>
       </w:r>
@@ -432,14 +415,14 @@
         <w:rPr>
           <w:rFonts w:asciiTheme="majorBidi" w:hAnsiTheme="majorBidi" w:cstheme="majorBidi"/>
           <w:b/>
-          <w:szCs w:val="24"/>
+          <w:sz w:val="17"/>
         </w:rPr>
         <w:t>HTML/Web Design (Ch 4)</w:t>
       </w:r>
       <w:r>
         <w:rPr>
           <w:rFonts w:asciiTheme="majorBidi" w:hAnsiTheme="majorBidi" w:cstheme="majorBidi"/>
-          <w:szCs w:val="24"/>
+          <w:sz w:val="17"/>
         </w:rPr>
         <w:t xml:space="preserve">, </w:t>
       </w:r>
@@ -447,14 +430,14 @@
         <w:rPr>
           <w:rFonts w:asciiTheme="majorBidi" w:hAnsiTheme="majorBidi" w:cstheme="majorBidi"/>
           <w:b/>
-          <w:szCs w:val="24"/>
+          <w:sz w:val="17"/>
         </w:rPr>
         <w:t>Database/SQL (Ch 6)</w:t>
       </w:r>
       <w:r>
         <w:rPr>
           <w:rFonts w:asciiTheme="majorBidi" w:hAnsiTheme="majorBidi" w:cstheme="majorBidi"/>
-          <w:szCs w:val="24"/>
+          <w:sz w:val="17"/>
         </w:rPr>
         <w:t>, and Number Systems.</w:t>
       </w:r>
@@ -463,24 +446,21 @@
       <w:pPr>
         <w:pStyle w:val="ListBullet"/>
         <w:spacing w:after="20" w:line="259" w:lineRule="auto"/>
-        <w:jc w:val="both"/>
-        <w:rPr>
-          <w:rFonts w:asciiTheme="majorBidi" w:hAnsiTheme="majorBidi" w:cstheme="majorBidi"/>
-          <w:sz w:val="21"/>
-          <w:szCs w:val="24"/>
+        <w:rPr>
+          <w:rFonts w:asciiTheme="majorBidi" w:hAnsiTheme="majorBidi" w:cstheme="majorBidi"/>
         </w:rPr>
       </w:pPr>
       <w:r>
         <w:rPr>
           <w:rFonts w:asciiTheme="majorBidi" w:hAnsiTheme="majorBidi" w:cstheme="majorBidi"/>
-          <w:szCs w:val="24"/>
+          <w:sz w:val="17"/>
         </w:rPr>
         <w:t>Conducted hands-on practical lab sessions, guiding students to write, debug, and execute c</w:t>
       </w:r>
       <w:r>
         <w:rPr>
           <w:rFonts w:asciiTheme="majorBidi" w:hAnsiTheme="majorBidi" w:cstheme="majorBidi"/>
-          <w:szCs w:val="24"/>
+          <w:sz w:val="17"/>
         </w:rPr>
         <w:t>ode using Code::Blocks and text editors.</w:t>
       </w:r>
@@ -489,17 +469,14 @@
       <w:pPr>
         <w:pStyle w:val="ListBullet"/>
         <w:spacing w:after="20" w:line="259" w:lineRule="auto"/>
-        <w:jc w:val="both"/>
-        <w:rPr>
-          <w:rFonts w:asciiTheme="majorBidi" w:hAnsiTheme="majorBidi" w:cstheme="majorBidi"/>
-          <w:sz w:val="21"/>
-          <w:szCs w:val="24"/>
+        <w:rPr>
+          <w:rFonts w:asciiTheme="majorBidi" w:hAnsiTheme="majorBidi" w:cstheme="majorBidi"/>
         </w:rPr>
       </w:pPr>
       <w:r>
         <w:rPr>
           <w:rFonts w:asciiTheme="majorBidi" w:hAnsiTheme="majorBidi" w:cstheme="majorBidi"/>
-          <w:szCs w:val="24"/>
+          <w:sz w:val="17"/>
         </w:rPr>
         <w:t>Used previous years' board questions, model tests, and structured worksheets to support exam preparation and improve problem-solving skills.</w:t>
       </w:r>
@@ -508,24 +485,21 @@
       <w:pPr>
         <w:pStyle w:val="ListBullet"/>
         <w:spacing w:after="20" w:line="259" w:lineRule="auto"/>
-        <w:jc w:val="both"/>
-        <w:rPr>
-          <w:rFonts w:asciiTheme="majorBidi" w:hAnsiTheme="majorBidi" w:cstheme="majorBidi"/>
-          <w:sz w:val="21"/>
-          <w:szCs w:val="24"/>
+        <w:rPr>
+          <w:rFonts w:asciiTheme="majorBidi" w:hAnsiTheme="majorBidi" w:cstheme="majorBidi"/>
         </w:rPr>
       </w:pPr>
       <w:r>
         <w:rPr>
           <w:rFonts w:asciiTheme="majorBidi" w:hAnsiTheme="majorBidi" w:cstheme="majorBidi"/>
-          <w:szCs w:val="24"/>
+          <w:sz w:val="17"/>
         </w:rPr>
         <w:t xml:space="preserve">Integrated digital teaching tools and modern AI-assisted study methods to </w:t>
       </w:r>
       <w:r>
         <w:rPr>
           <w:rFonts w:asciiTheme="majorBidi" w:hAnsiTheme="majorBidi" w:cstheme="majorBidi"/>
-          <w:szCs w:val="24"/>
+          <w:sz w:val="17"/>
         </w:rPr>
         <w:t>simplify abstract algorithmic concepts.</w:t>
       </w:r>
@@ -533,11 +507,8 @@
     <w:p>
       <w:pPr>
         <w:spacing w:before="80" w:after="20"/>
-        <w:jc w:val="both"/>
-        <w:rPr>
-          <w:rFonts w:asciiTheme="majorBidi" w:hAnsiTheme="majorBidi" w:cstheme="majorBidi"/>
-          <w:sz w:val="21"/>
-          <w:szCs w:val="24"/>
+        <w:rPr>
+          <w:rFonts w:asciiTheme="majorBidi" w:hAnsiTheme="majorBidi" w:cstheme="majorBidi"/>
         </w:rPr>
       </w:pPr>
       <w:r>
@@ -545,16 +516,13 @@
           <w:rFonts w:asciiTheme="majorBidi" w:hAnsiTheme="majorBidi" w:cstheme="majorBidi"/>
           <w:b/>
           <w:color w:val="0F4C81"/>
-          <w:sz w:val="21"/>
-          <w:szCs w:val="24"/>
         </w:rPr>
         <w:t>Assistant Teacher (ICT &amp; Science)</w:t>
       </w:r>
       <w:r>
         <w:rPr>
           <w:rFonts w:asciiTheme="majorBidi" w:hAnsiTheme="majorBidi" w:cstheme="majorBidi"/>
-          <w:sz w:val="20"/>
-          <w:szCs w:val="24"/>
+          <w:sz w:val="18"/>
         </w:rPr>
         <w:t xml:space="preserve">   |   Barmi Al-Madina School &amp; Plus Coaching</w:t>
       </w:r>
@@ -563,7 +531,7 @@
           <w:rFonts w:asciiTheme="majorBidi" w:hAnsiTheme="majorBidi" w:cstheme="majorBidi"/>
           <w:i/>
           <w:color w:val="64748B"/>
-          <w:szCs w:val="24"/>
+          <w:sz w:val="17"/>
         </w:rPr>
         <w:t xml:space="preserve"> | 1+ Year</w:t>
       </w:r>
@@ -572,32 +540,29 @@
       <w:pPr>
         <w:pStyle w:val="ListBullet"/>
         <w:spacing w:after="20" w:line="259" w:lineRule="auto"/>
-        <w:jc w:val="both"/>
-        <w:rPr>
-          <w:rFonts w:asciiTheme="majorBidi" w:hAnsiTheme="majorBidi" w:cstheme="majorBidi"/>
-          <w:sz w:val="21"/>
-          <w:szCs w:val="24"/>
+        <w:rPr>
+          <w:rFonts w:asciiTheme="majorBidi" w:hAnsiTheme="majorBidi" w:cstheme="majorBidi"/>
         </w:rPr>
       </w:pPr>
       <w:r>
         <w:rPr>
           <w:rFonts w:asciiTheme="majorBidi" w:hAnsiTheme="majorBidi" w:cstheme="majorBidi"/>
           <w:b/>
-          <w:szCs w:val="24"/>
+          <w:sz w:val="17"/>
         </w:rPr>
         <w:t>Classroom Management:</w:t>
       </w:r>
       <w:r>
         <w:rPr>
           <w:rFonts w:asciiTheme="majorBidi" w:hAnsiTheme="majorBidi" w:cstheme="majorBidi"/>
-          <w:szCs w:val="24"/>
+          <w:sz w:val="17"/>
         </w:rPr>
         <w:t xml:space="preserve"> Maintained a supportive and disciplined classroom environment and addressed individual student learning n</w:t>
       </w:r>
       <w:r>
         <w:rPr>
           <w:rFonts w:asciiTheme="majorBidi" w:hAnsiTheme="majorBidi" w:cstheme="majorBidi"/>
-          <w:szCs w:val="24"/>
+          <w:sz w:val="17"/>
         </w:rPr>
         <w:t>eeds.</w:t>
       </w:r>
@@ -606,25 +571,22 @@
       <w:pPr>
         <w:pStyle w:val="ListBullet"/>
         <w:spacing w:after="20" w:line="259" w:lineRule="auto"/>
-        <w:jc w:val="both"/>
-        <w:rPr>
-          <w:rFonts w:asciiTheme="majorBidi" w:hAnsiTheme="majorBidi" w:cstheme="majorBidi"/>
-          <w:sz w:val="21"/>
-          <w:szCs w:val="24"/>
+        <w:rPr>
+          <w:rFonts w:asciiTheme="majorBidi" w:hAnsiTheme="majorBidi" w:cstheme="majorBidi"/>
         </w:rPr>
       </w:pPr>
       <w:r>
         <w:rPr>
           <w:rFonts w:asciiTheme="majorBidi" w:hAnsiTheme="majorBidi" w:cstheme="majorBidi"/>
           <w:b/>
-          <w:szCs w:val="24"/>
+          <w:sz w:val="17"/>
         </w:rPr>
         <w:t>Lesson Planning:</w:t>
       </w:r>
       <w:r>
         <w:rPr>
           <w:rFonts w:asciiTheme="majorBidi" w:hAnsiTheme="majorBidi" w:cstheme="majorBidi"/>
-          <w:szCs w:val="24"/>
+          <w:sz w:val="17"/>
         </w:rPr>
         <w:t xml:space="preserve"> Prepared structured lesson plans, class notes, worksheets, and practice materials aligned with curriculum standards.</w:t>
       </w:r>
@@ -633,32 +595,29 @@
       <w:pPr>
         <w:pStyle w:val="ListBullet"/>
         <w:spacing w:after="20" w:line="259" w:lineRule="auto"/>
-        <w:jc w:val="both"/>
-        <w:rPr>
-          <w:rFonts w:asciiTheme="majorBidi" w:hAnsiTheme="majorBidi" w:cstheme="majorBidi"/>
-          <w:sz w:val="21"/>
-          <w:szCs w:val="24"/>
+        <w:rPr>
+          <w:rFonts w:asciiTheme="majorBidi" w:hAnsiTheme="majorBidi" w:cstheme="majorBidi"/>
         </w:rPr>
       </w:pPr>
       <w:r>
         <w:rPr>
           <w:rFonts w:asciiTheme="majorBidi" w:hAnsiTheme="majorBidi" w:cstheme="majorBidi"/>
           <w:b/>
-          <w:szCs w:val="24"/>
+          <w:sz w:val="17"/>
         </w:rPr>
         <w:t>Assessment &amp; Evaluation:</w:t>
       </w:r>
       <w:r>
         <w:rPr>
           <w:rFonts w:asciiTheme="majorBidi" w:hAnsiTheme="majorBidi" w:cstheme="majorBidi"/>
-          <w:szCs w:val="24"/>
+          <w:sz w:val="17"/>
         </w:rPr>
         <w:t xml:space="preserve"> Conducted periodic class tests, practical lab quizzes, and model exams; provided constructi</w:t>
       </w:r>
       <w:r>
         <w:rPr>
           <w:rFonts w:asciiTheme="majorBidi" w:hAnsiTheme="majorBidi" w:cstheme="majorBidi"/>
-          <w:szCs w:val="24"/>
+          <w:sz w:val="17"/>
         </w:rPr>
         <w:t>ve feedback to boost student confidence.</w:t>
       </w:r>
@@ -667,25 +626,22 @@
       <w:pPr>
         <w:pStyle w:val="ListBullet"/>
         <w:spacing w:after="20" w:line="259" w:lineRule="auto"/>
-        <w:jc w:val="both"/>
-        <w:rPr>
-          <w:rFonts w:asciiTheme="majorBidi" w:hAnsiTheme="majorBidi" w:cstheme="majorBidi"/>
-          <w:sz w:val="21"/>
-          <w:szCs w:val="24"/>
+        <w:rPr>
+          <w:rFonts w:asciiTheme="majorBidi" w:hAnsiTheme="majorBidi" w:cstheme="majorBidi"/>
         </w:rPr>
       </w:pPr>
       <w:r>
         <w:rPr>
           <w:rFonts w:asciiTheme="majorBidi" w:hAnsiTheme="majorBidi" w:cstheme="majorBidi"/>
           <w:b/>
-          <w:szCs w:val="24"/>
+          <w:sz w:val="17"/>
         </w:rPr>
         <w:t>Lab Supervision:</w:t>
       </w:r>
       <w:r>
         <w:rPr>
           <w:rFonts w:asciiTheme="majorBidi" w:hAnsiTheme="majorBidi" w:cstheme="majorBidi"/>
-          <w:szCs w:val="24"/>
+          <w:sz w:val="17"/>
         </w:rPr>
         <w:t xml:space="preserve"> Supervised computer lab sessions, trained students in touch-typing, MS Office applications, and safe internet practices.</w:t>
       </w:r>
@@ -699,8 +655,8 @@
         <w:spacing w:before="220" w:after="60"/>
         <w:rPr>
           <w:rFonts w:asciiTheme="majorBidi" w:hAnsiTheme="majorBidi" w:cstheme="majorBidi"/>
-          <w:sz w:val="21"/>
-          <w:szCs w:val="24"/>
+          <w:sz w:val="23"/>
+          <w:szCs w:val="26"/>
         </w:rPr>
       </w:pPr>
       <w:r>
@@ -708,15 +664,15 @@
           <w:rFonts w:asciiTheme="majorBidi" w:hAnsiTheme="majorBidi" w:cstheme="majorBidi"/>
           <w:b/>
           <w:color w:val="0F4C81"/>
-          <w:sz w:val="24"/>
-          <w:szCs w:val="24"/>
+          <w:sz w:val="26"/>
+          <w:szCs w:val="26"/>
         </w:rPr>
         <w:t>3. EDUCATIONAL QUALIFICATIONS</w:t>
       </w:r>
     </w:p>
     <w:tbl>
       <w:tblPr>
-        <w:tblW w:w="9547" w:type="dxa"/>
+        <w:tblW w:w="0" w:type="auto"/>
         <w:jc w:val="center"/>
         <w:tblBorders>
           <w:top w:val="single" w:sz="4" w:space="0" w:color="CBD5E1"/>
@@ -727,20 +683,19 @@
         <w:tblLook w:val="04A0" w:firstRow="1" w:lastRow="0" w:firstColumn="1" w:lastColumn="0" w:noHBand="0" w:noVBand="1"/>
       </w:tblPr>
       <w:tblGrid>
-        <w:gridCol w:w="2397"/>
-        <w:gridCol w:w="3151"/>
-        <w:gridCol w:w="1781"/>
-        <w:gridCol w:w="1095"/>
-        <w:gridCol w:w="1123"/>
+        <w:gridCol w:w="2520"/>
+        <w:gridCol w:w="3312"/>
+        <w:gridCol w:w="1872"/>
+        <w:gridCol w:w="1152"/>
+        <w:gridCol w:w="1181"/>
       </w:tblGrid>
       <w:tr>
         <w:trPr>
-          <w:trHeight w:val="233"/>
           <w:jc w:val="center"/>
         </w:trPr>
         <w:tc>
           <w:tcPr>
-            <w:tcW w:w="2397" w:type="dxa"/>
+            <w:tcW w:w="2520" w:type="dxa"/>
             <w:shd w:val="clear" w:color="auto" w:fill="F1F5F9"/>
             <w:tcMar>
               <w:top w:w="65" w:type="dxa"/>
@@ -769,7 +724,7 @@
         </w:tc>
         <w:tc>
           <w:tcPr>
-            <w:tcW w:w="3151" w:type="dxa"/>
+            <w:tcW w:w="3312" w:type="dxa"/>
             <w:shd w:val="clear" w:color="auto" w:fill="F1F5F9"/>
             <w:tcMar>
               <w:top w:w="65" w:type="dxa"/>
@@ -798,7 +753,7 @@
         </w:tc>
         <w:tc>
           <w:tcPr>
-            <w:tcW w:w="1781" w:type="dxa"/>
+            <w:tcW w:w="1872" w:type="dxa"/>
             <w:shd w:val="clear" w:color="auto" w:fill="F1F5F9"/>
             <w:tcMar>
               <w:top w:w="65" w:type="dxa"/>
@@ -836,7 +791,7 @@
         </w:tc>
         <w:tc>
           <w:tcPr>
-            <w:tcW w:w="1095" w:type="dxa"/>
+            <w:tcW w:w="1152" w:type="dxa"/>
             <w:shd w:val="clear" w:color="auto" w:fill="F1F5F9"/>
             <w:tcMar>
               <w:top w:w="65" w:type="dxa"/>
@@ -866,7 +821,7 @@
         </w:tc>
         <w:tc>
           <w:tcPr>
-            <w:tcW w:w="1123" w:type="dxa"/>
+            <w:tcW w:w="1181" w:type="dxa"/>
             <w:shd w:val="clear" w:color="auto" w:fill="F1F5F9"/>
             <w:tcMar>
               <w:top w:w="65" w:type="dxa"/>
@@ -897,12 +852,11 @@
       </w:tr>
       <w:tr>
         <w:trPr>
-          <w:trHeight w:val="431"/>
           <w:jc w:val="center"/>
         </w:trPr>
         <w:tc>
           <w:tcPr>
-            <w:tcW w:w="2397" w:type="dxa"/>
+            <w:tcW w:w="2520" w:type="dxa"/>
             <w:tcMar>
               <w:top w:w="55" w:type="dxa"/>
               <w:left w:w="65" w:type="dxa"/>
@@ -929,7 +883,7 @@
         </w:tc>
         <w:tc>
           <w:tcPr>
-            <w:tcW w:w="3151" w:type="dxa"/>
+            <w:tcW w:w="3312" w:type="dxa"/>
             <w:tcMar>
               <w:top w:w="55" w:type="dxa"/>
               <w:left w:w="65" w:type="dxa"/>
@@ -955,7 +909,7 @@
         </w:tc>
         <w:tc>
           <w:tcPr>
-            <w:tcW w:w="1781" w:type="dxa"/>
+            <w:tcW w:w="1872" w:type="dxa"/>
             <w:tcMar>
               <w:top w:w="55" w:type="dxa"/>
               <w:left w:w="65" w:type="dxa"/>
@@ -981,7 +935,7 @@
         </w:tc>
         <w:tc>
           <w:tcPr>
-            <w:tcW w:w="1095" w:type="dxa"/>
+            <w:tcW w:w="1152" w:type="dxa"/>
             <w:tcMar>
               <w:top w:w="55" w:type="dxa"/>
               <w:left w:w="65" w:type="dxa"/>
@@ -1008,7 +962,7 @@
         </w:tc>
         <w:tc>
           <w:tcPr>
-            <w:tcW w:w="1123" w:type="dxa"/>
+            <w:tcW w:w="1181" w:type="dxa"/>
             <w:tcMar>
               <w:top w:w="55" w:type="dxa"/>
               <w:left w:w="65" w:type="dxa"/>
@@ -1044,12 +998,11 @@
       </w:tr>
       <w:tr>
         <w:trPr>
-          <w:trHeight w:val="431"/>
           <w:jc w:val="center"/>
         </w:trPr>
         <w:tc>
           <w:tcPr>
-            <w:tcW w:w="2397" w:type="dxa"/>
+            <w:tcW w:w="2520" w:type="dxa"/>
             <w:tcMar>
               <w:top w:w="55" w:type="dxa"/>
               <w:left w:w="65" w:type="dxa"/>
@@ -1076,7 +1029,7 @@
         </w:tc>
         <w:tc>
           <w:tcPr>
-            <w:tcW w:w="3151" w:type="dxa"/>
+            <w:tcW w:w="3312" w:type="dxa"/>
             <w:tcMar>
               <w:top w:w="55" w:type="dxa"/>
               <w:left w:w="65" w:type="dxa"/>
@@ -1110,7 +1063,7 @@
         </w:tc>
         <w:tc>
           <w:tcPr>
-            <w:tcW w:w="1781" w:type="dxa"/>
+            <w:tcW w:w="1872" w:type="dxa"/>
             <w:tcMar>
               <w:top w:w="55" w:type="dxa"/>
               <w:left w:w="65" w:type="dxa"/>
@@ -1136,7 +1089,7 @@
         </w:tc>
         <w:tc>
           <w:tcPr>
-            <w:tcW w:w="1095" w:type="dxa"/>
+            <w:tcW w:w="1152" w:type="dxa"/>
             <w:tcMar>
               <w:top w:w="55" w:type="dxa"/>
               <w:left w:w="65" w:type="dxa"/>
@@ -1163,7 +1116,7 @@
         </w:tc>
         <w:tc>
           <w:tcPr>
-            <w:tcW w:w="1123" w:type="dxa"/>
+            <w:tcW w:w="1181" w:type="dxa"/>
             <w:tcMar>
               <w:top w:w="55" w:type="dxa"/>
               <w:left w:w="65" w:type="dxa"/>
@@ -1201,12 +1154,11 @@
       </w:tr>
       <w:tr>
         <w:trPr>
-          <w:trHeight w:val="431"/>
           <w:jc w:val="center"/>
         </w:trPr>
         <w:tc>
           <w:tcPr>
-            <w:tcW w:w="2397" w:type="dxa"/>
+            <w:tcW w:w="2520" w:type="dxa"/>
             <w:tcMar>
               <w:top w:w="55" w:type="dxa"/>
               <w:left w:w="65" w:type="dxa"/>
@@ -1233,7 +1185,7 @@
         </w:tc>
         <w:tc>
           <w:tcPr>
-            <w:tcW w:w="3151" w:type="dxa"/>
+            <w:tcW w:w="3312" w:type="dxa"/>
             <w:tcMar>
               <w:top w:w="55" w:type="dxa"/>
               <w:left w:w="65" w:type="dxa"/>
@@ -1267,7 +1219,7 @@
         </w:tc>
         <w:tc>
           <w:tcPr>
-            <w:tcW w:w="1781" w:type="dxa"/>
+            <w:tcW w:w="1872" w:type="dxa"/>
             <w:tcMar>
               <w:top w:w="55" w:type="dxa"/>
               <w:left w:w="65" w:type="dxa"/>
@@ -1293,7 +1245,7 @@
         </w:tc>
         <w:tc>
           <w:tcPr>
-            <w:tcW w:w="1095" w:type="dxa"/>
+            <w:tcW w:w="1152" w:type="dxa"/>
             <w:tcMar>
               <w:top w:w="55" w:type="dxa"/>
               <w:left w:w="65" w:type="dxa"/>
@@ -1320,7 +1272,7 @@
         </w:tc>
         <w:tc>
           <w:tcPr>
-            <w:tcW w:w="1123" w:type="dxa"/>
+            <w:tcW w:w="1181" w:type="dxa"/>
             <w:tcMar>
               <w:top w:w="55" w:type="dxa"/>
               <w:left w:w="65" w:type="dxa"/>
@@ -1351,14 +1303,7 @@
                 <w:sz w:val="17"/>
               </w:rPr>
               <w:br/>
-            </w:r>
-            <w:r>
-              <w:rPr>
-                <w:rFonts w:asciiTheme="majorBidi" w:hAnsiTheme="majorBidi" w:cstheme="majorBidi"/>
-                <w:b/>
-                <w:sz w:val="17"/>
-              </w:rPr>
-              <w:t>/ 5.00</w:t>
+              <w:t>(Upazila 1st)</w:t>
             </w:r>
           </w:p>
         </w:tc>
@@ -1373,8 +1318,8 @@
         <w:spacing w:before="220" w:after="60"/>
         <w:rPr>
           <w:rFonts w:asciiTheme="majorBidi" w:hAnsiTheme="majorBidi" w:cstheme="majorBidi"/>
-          <w:sz w:val="21"/>
-          <w:szCs w:val="24"/>
+          <w:sz w:val="23"/>
+          <w:szCs w:val="26"/>
         </w:rPr>
       </w:pPr>
       <w:r>
@@ -1382,8 +1327,8 @@
           <w:rFonts w:asciiTheme="majorBidi" w:hAnsiTheme="majorBidi" w:cstheme="majorBidi"/>
           <w:b/>
           <w:color w:val="0F4C81"/>
-          <w:sz w:val="24"/>
-          <w:szCs w:val="24"/>
+          <w:sz w:val="26"/>
+          <w:szCs w:val="26"/>
         </w:rPr>
         <w:t>4. TEACHING COMPETENCIES &amp; CURRICULUM EXPERTISE</w:t>
       </w:r>
@@ -1391,11 +1336,8 @@
     <w:p>
       <w:pPr>
         <w:spacing w:after="30" w:line="252" w:lineRule="auto"/>
-        <w:jc w:val="both"/>
-        <w:rPr>
-          <w:rFonts w:asciiTheme="majorBidi" w:hAnsiTheme="majorBidi" w:cstheme="majorBidi"/>
-          <w:sz w:val="21"/>
-          <w:szCs w:val="24"/>
+        <w:rPr>
+          <w:rFonts w:asciiTheme="majorBidi" w:hAnsiTheme="majorBidi" w:cstheme="majorBidi"/>
         </w:rPr>
       </w:pPr>
       <w:r>
@@ -1403,21 +1345,21 @@
           <w:rFonts w:asciiTheme="majorBidi" w:hAnsiTheme="majorBidi" w:cstheme="majorBidi"/>
           <w:b/>
           <w:color w:val="0F4C81"/>
-          <w:szCs w:val="24"/>
+          <w:sz w:val="17"/>
         </w:rPr>
         <w:t xml:space="preserve">•  Curriculum Knowledge: </w:t>
       </w:r>
       <w:r>
         <w:rPr>
           <w:rFonts w:asciiTheme="majorBidi" w:hAnsiTheme="majorBidi" w:cstheme="majorBidi"/>
-          <w:szCs w:val="24"/>
+          <w:sz w:val="17"/>
         </w:rPr>
         <w:t xml:space="preserve">Comprehensive grasp of National Curriculum HSC ICT </w:t>
       </w:r>
       <w:r>
         <w:rPr>
           <w:rFonts w:asciiTheme="majorBidi" w:hAnsiTheme="majorBidi" w:cstheme="majorBidi"/>
-          <w:szCs w:val="24"/>
+          <w:sz w:val="17"/>
         </w:rPr>
         <w:t>(Chapters 1–6) and Secondary ICT.</w:t>
       </w:r>
@@ -1425,11 +1367,8 @@
     <w:p>
       <w:pPr>
         <w:spacing w:after="30" w:line="252" w:lineRule="auto"/>
-        <w:jc w:val="both"/>
-        <w:rPr>
-          <w:rFonts w:asciiTheme="majorBidi" w:hAnsiTheme="majorBidi" w:cstheme="majorBidi"/>
-          <w:sz w:val="21"/>
-          <w:szCs w:val="24"/>
+        <w:rPr>
+          <w:rFonts w:asciiTheme="majorBidi" w:hAnsiTheme="majorBidi" w:cstheme="majorBidi"/>
         </w:rPr>
       </w:pPr>
       <w:r>
@@ -1437,14 +1376,14 @@
           <w:rFonts w:asciiTheme="majorBidi" w:hAnsiTheme="majorBidi" w:cstheme="majorBidi"/>
           <w:b/>
           <w:color w:val="0F4C81"/>
-          <w:szCs w:val="24"/>
+          <w:sz w:val="17"/>
         </w:rPr>
         <w:t xml:space="preserve">•  Programming &amp; Web: </w:t>
       </w:r>
       <w:r>
         <w:rPr>
           <w:rFonts w:asciiTheme="majorBidi" w:hAnsiTheme="majorBidi" w:cstheme="majorBidi"/>
-          <w:szCs w:val="24"/>
+          <w:sz w:val="17"/>
         </w:rPr>
         <w:t>Strong command in teaching C Programming fundamentals, algorithm design, HTML &amp; CSS web basics.</w:t>
       </w:r>
@@ -1452,11 +1391,8 @@
     <w:p>
       <w:pPr>
         <w:spacing w:after="30" w:line="252" w:lineRule="auto"/>
-        <w:jc w:val="both"/>
-        <w:rPr>
-          <w:rFonts w:asciiTheme="majorBidi" w:hAnsiTheme="majorBidi" w:cstheme="majorBidi"/>
-          <w:sz w:val="21"/>
-          <w:szCs w:val="24"/>
+        <w:rPr>
+          <w:rFonts w:asciiTheme="majorBidi" w:hAnsiTheme="majorBidi" w:cstheme="majorBidi"/>
         </w:rPr>
       </w:pPr>
       <w:r>
@@ -1464,21 +1400,21 @@
           <w:rFonts w:asciiTheme="majorBidi" w:hAnsiTheme="majorBidi" w:cstheme="majorBidi"/>
           <w:b/>
           <w:color w:val="0F4C81"/>
-          <w:szCs w:val="24"/>
+          <w:sz w:val="17"/>
         </w:rPr>
         <w:t xml:space="preserve">•  Database &amp; Systems: </w:t>
       </w:r>
       <w:r>
         <w:rPr>
           <w:rFonts w:asciiTheme="majorBidi" w:hAnsiTheme="majorBidi" w:cstheme="majorBidi"/>
-          <w:szCs w:val="24"/>
+          <w:sz w:val="17"/>
         </w:rPr>
         <w:t>Relational Database Management Concepts, SQL queries, Number Systems, and Digital</w:t>
       </w:r>
       <w:r>
         <w:rPr>
           <w:rFonts w:asciiTheme="majorBidi" w:hAnsiTheme="majorBidi" w:cstheme="majorBidi"/>
-          <w:szCs w:val="24"/>
+          <w:sz w:val="17"/>
         </w:rPr>
         <w:t xml:space="preserve"> Logic.</w:t>
       </w:r>
@@ -1486,11 +1422,8 @@
     <w:p>
       <w:pPr>
         <w:spacing w:after="30" w:line="252" w:lineRule="auto"/>
-        <w:jc w:val="both"/>
-        <w:rPr>
-          <w:rFonts w:asciiTheme="majorBidi" w:hAnsiTheme="majorBidi" w:cstheme="majorBidi"/>
-          <w:sz w:val="21"/>
-          <w:szCs w:val="24"/>
+        <w:rPr>
+          <w:rFonts w:asciiTheme="majorBidi" w:hAnsiTheme="majorBidi" w:cstheme="majorBidi"/>
         </w:rPr>
       </w:pPr>
       <w:r>
@@ -1498,14 +1431,14 @@
           <w:rFonts w:asciiTheme="majorBidi" w:hAnsiTheme="majorBidi" w:cstheme="majorBidi"/>
           <w:b/>
           <w:color w:val="0F4C81"/>
-          <w:szCs w:val="24"/>
+          <w:sz w:val="17"/>
         </w:rPr>
         <w:t xml:space="preserve">•  Laboratory &amp; Practical: </w:t>
       </w:r>
       <w:r>
         <w:rPr>
           <w:rFonts w:asciiTheme="majorBidi" w:hAnsiTheme="majorBidi" w:cstheme="majorBidi"/>
-          <w:szCs w:val="24"/>
+          <w:sz w:val="17"/>
         </w:rPr>
         <w:t>Hands-on computer lab conducting, typing training, software installation, and hardware troubleshooting.</w:t>
       </w:r>
@@ -1513,11 +1446,8 @@
     <w:p>
       <w:pPr>
         <w:spacing w:after="30" w:line="252" w:lineRule="auto"/>
-        <w:jc w:val="both"/>
-        <w:rPr>
-          <w:rFonts w:asciiTheme="majorBidi" w:hAnsiTheme="majorBidi" w:cstheme="majorBidi"/>
-          <w:sz w:val="21"/>
-          <w:szCs w:val="24"/>
+        <w:rPr>
+          <w:rFonts w:asciiTheme="majorBidi" w:hAnsiTheme="majorBidi" w:cstheme="majorBidi"/>
         </w:rPr>
       </w:pPr>
       <w:r>
@@ -1525,21 +1455,21 @@
           <w:rFonts w:asciiTheme="majorBidi" w:hAnsiTheme="majorBidi" w:cstheme="majorBidi"/>
           <w:b/>
           <w:color w:val="0F4C81"/>
-          <w:szCs w:val="24"/>
+          <w:sz w:val="17"/>
         </w:rPr>
         <w:t xml:space="preserve">•  Pedagogy &amp; Classroom: </w:t>
       </w:r>
       <w:r>
         <w:rPr>
           <w:rFonts w:asciiTheme="majorBidi" w:hAnsiTheme="majorBidi" w:cstheme="majorBidi"/>
-          <w:szCs w:val="24"/>
+          <w:sz w:val="17"/>
         </w:rPr>
         <w:t xml:space="preserve">Structured lesson planning, customized worksheets, continuous student assessment, and board </w:t>
       </w:r>
       <w:r>
         <w:rPr>
           <w:rFonts w:asciiTheme="majorBidi" w:hAnsiTheme="majorBidi" w:cstheme="majorBidi"/>
-          <w:szCs w:val="24"/>
+          <w:sz w:val="17"/>
         </w:rPr>
         <w:t>exam model tests.</w:t>
       </w:r>
@@ -1547,11 +1477,8 @@
     <w:p>
       <w:pPr>
         <w:spacing w:after="30" w:line="252" w:lineRule="auto"/>
-        <w:jc w:val="both"/>
-        <w:rPr>
-          <w:rFonts w:asciiTheme="majorBidi" w:hAnsiTheme="majorBidi" w:cstheme="majorBidi"/>
-          <w:sz w:val="21"/>
-          <w:szCs w:val="24"/>
+        <w:rPr>
+          <w:rFonts w:asciiTheme="majorBidi" w:hAnsiTheme="majorBidi" w:cstheme="majorBidi"/>
         </w:rPr>
       </w:pPr>
       <w:r>
@@ -1559,14 +1486,14 @@
           <w:rFonts w:asciiTheme="majorBidi" w:hAnsiTheme="majorBidi" w:cstheme="majorBidi"/>
           <w:b/>
           <w:color w:val="0F4C81"/>
-          <w:szCs w:val="24"/>
+          <w:sz w:val="17"/>
         </w:rPr>
         <w:t xml:space="preserve">•  Digital Instruction: </w:t>
       </w:r>
       <w:r>
         <w:rPr>
           <w:rFonts w:asciiTheme="majorBidi" w:hAnsiTheme="majorBidi" w:cstheme="majorBidi"/>
-          <w:szCs w:val="24"/>
+          <w:sz w:val="17"/>
         </w:rPr>
         <w:t>Smart classroom technologies, multimedia slide design, and technology-assisted teaching methodologies.</w:t>
       </w:r>
@@ -1580,8 +1507,8 @@
         <w:spacing w:before="220" w:after="60"/>
         <w:rPr>
           <w:rFonts w:asciiTheme="majorBidi" w:hAnsiTheme="majorBidi" w:cstheme="majorBidi"/>
-          <w:sz w:val="21"/>
-          <w:szCs w:val="24"/>
+          <w:sz w:val="23"/>
+          <w:szCs w:val="26"/>
         </w:rPr>
       </w:pPr>
       <w:r>
@@ -1589,42 +1516,38 @@
           <w:rFonts w:asciiTheme="majorBidi" w:hAnsiTheme="majorBidi" w:cstheme="majorBidi"/>
           <w:b/>
           <w:color w:val="0F4C81"/>
-          <w:sz w:val="24"/>
-          <w:szCs w:val="24"/>
-        </w:rPr>
-        <w:lastRenderedPageBreak/>
+          <w:sz w:val="26"/>
+          <w:szCs w:val="26"/>
+        </w:rPr>
         <w:t>5. ICT &amp; COMPUTER SKILLS</w:t>
       </w:r>
     </w:p>
     <w:p>
       <w:pPr>
         <w:spacing w:after="30" w:line="252" w:lineRule="auto"/>
-        <w:jc w:val="both"/>
-        <w:rPr>
-          <w:rFonts w:asciiTheme="majorBidi" w:hAnsiTheme="majorBidi" w:cstheme="majorBidi"/>
-          <w:sz w:val="21"/>
-          <w:szCs w:val="24"/>
+        <w:rPr>
+          <w:rFonts w:asciiTheme="majorBidi" w:hAnsiTheme="majorBidi" w:cstheme="majorBidi"/>
         </w:rPr>
       </w:pPr>
       <w:r>
         <w:rPr>
           <w:rFonts w:asciiTheme="majorBidi" w:hAnsiTheme="majorBidi" w:cstheme="majorBidi"/>
           <w:b/>
-          <w:szCs w:val="24"/>
+          <w:sz w:val="17"/>
         </w:rPr>
         <w:t xml:space="preserve">•  ICT &amp; Office Applications: </w:t>
       </w:r>
       <w:r>
         <w:rPr>
           <w:rFonts w:asciiTheme="majorBidi" w:hAnsiTheme="majorBidi" w:cstheme="majorBidi"/>
-          <w:szCs w:val="24"/>
+          <w:sz w:val="17"/>
         </w:rPr>
         <w:t xml:space="preserve">MS Word, MS Excel, MS PowerPoint, MS Access, Internet &amp; </w:t>
       </w:r>
       <w:r>
         <w:rPr>
           <w:rFonts w:asciiTheme="majorBidi" w:hAnsiTheme="majorBidi" w:cstheme="majorBidi"/>
-          <w:szCs w:val="24"/>
+          <w:sz w:val="17"/>
         </w:rPr>
         <w:t>Email, Google Workspace</w:t>
       </w:r>
@@ -1632,25 +1555,22 @@
     <w:p>
       <w:pPr>
         <w:spacing w:after="30" w:line="252" w:lineRule="auto"/>
-        <w:jc w:val="both"/>
-        <w:rPr>
-          <w:rFonts w:asciiTheme="majorBidi" w:hAnsiTheme="majorBidi" w:cstheme="majorBidi"/>
-          <w:sz w:val="21"/>
-          <w:szCs w:val="24"/>
+        <w:rPr>
+          <w:rFonts w:asciiTheme="majorBidi" w:hAnsiTheme="majorBidi" w:cstheme="majorBidi"/>
         </w:rPr>
       </w:pPr>
       <w:r>
         <w:rPr>
           <w:rFonts w:asciiTheme="majorBidi" w:hAnsiTheme="majorBidi" w:cstheme="majorBidi"/>
           <w:b/>
-          <w:szCs w:val="24"/>
+          <w:sz w:val="17"/>
         </w:rPr>
         <w:t xml:space="preserve">•  Programming Languages: </w:t>
       </w:r>
       <w:r>
         <w:rPr>
           <w:rFonts w:asciiTheme="majorBidi" w:hAnsiTheme="majorBidi" w:cstheme="majorBidi"/>
-          <w:szCs w:val="24"/>
+          <w:sz w:val="17"/>
         </w:rPr>
         <w:t>C, C++, Python, Java, Basic Web Development (HTML5, CSS3)</w:t>
       </w:r>
@@ -1658,25 +1578,22 @@
     <w:p>
       <w:pPr>
         <w:spacing w:after="30" w:line="252" w:lineRule="auto"/>
-        <w:jc w:val="both"/>
-        <w:rPr>
-          <w:rFonts w:asciiTheme="majorBidi" w:hAnsiTheme="majorBidi" w:cstheme="majorBidi"/>
-          <w:sz w:val="21"/>
-          <w:szCs w:val="24"/>
+        <w:rPr>
+          <w:rFonts w:asciiTheme="majorBidi" w:hAnsiTheme="majorBidi" w:cstheme="majorBidi"/>
         </w:rPr>
       </w:pPr>
       <w:r>
         <w:rPr>
           <w:rFonts w:asciiTheme="majorBidi" w:hAnsiTheme="majorBidi" w:cstheme="majorBidi"/>
           <w:b/>
-          <w:szCs w:val="24"/>
+          <w:sz w:val="17"/>
         </w:rPr>
         <w:t xml:space="preserve">•  Database &amp; Data: </w:t>
       </w:r>
       <w:r>
         <w:rPr>
           <w:rFonts w:asciiTheme="majorBidi" w:hAnsiTheme="majorBidi" w:cstheme="majorBidi"/>
-          <w:szCs w:val="24"/>
+          <w:sz w:val="17"/>
         </w:rPr>
         <w:t>MySQL, SQLite, Relational Database Concepts &amp; Basic SQL</w:t>
       </w:r>
@@ -1684,32 +1601,29 @@
     <w:p>
       <w:pPr>
         <w:spacing w:after="30" w:line="252" w:lineRule="auto"/>
-        <w:jc w:val="both"/>
-        <w:rPr>
-          <w:rFonts w:asciiTheme="majorBidi" w:hAnsiTheme="majorBidi" w:cstheme="majorBidi"/>
-          <w:sz w:val="21"/>
-          <w:szCs w:val="24"/>
+        <w:rPr>
+          <w:rFonts w:asciiTheme="majorBidi" w:hAnsiTheme="majorBidi" w:cstheme="majorBidi"/>
         </w:rPr>
       </w:pPr>
       <w:r>
         <w:rPr>
           <w:rFonts w:asciiTheme="majorBidi" w:hAnsiTheme="majorBidi" w:cstheme="majorBidi"/>
           <w:b/>
-          <w:szCs w:val="24"/>
+          <w:sz w:val="17"/>
         </w:rPr>
         <w:t xml:space="preserve">•  Computing &amp; Hardware: </w:t>
       </w:r>
       <w:r>
         <w:rPr>
           <w:rFonts w:asciiTheme="majorBidi" w:hAnsiTheme="majorBidi" w:cstheme="majorBidi"/>
-          <w:szCs w:val="24"/>
+          <w:sz w:val="17"/>
         </w:rPr>
         <w:t>Operating Systems (Windows/Linux), Hardware Tro</w:t>
       </w:r>
       <w:r>
         <w:rPr>
           <w:rFonts w:asciiTheme="majorBidi" w:hAnsiTheme="majorBidi" w:cstheme="majorBidi"/>
-          <w:szCs w:val="24"/>
+          <w:sz w:val="17"/>
         </w:rPr>
         <w:t>ubleshooting, Basic LAN Networking</w:t>
       </w:r>
@@ -1717,25 +1631,22 @@
     <w:p>
       <w:pPr>
         <w:spacing w:after="30" w:line="252" w:lineRule="auto"/>
-        <w:jc w:val="both"/>
-        <w:rPr>
-          <w:rFonts w:asciiTheme="majorBidi" w:hAnsiTheme="majorBidi" w:cstheme="majorBidi"/>
-          <w:sz w:val="21"/>
-          <w:szCs w:val="24"/>
+        <w:rPr>
+          <w:rFonts w:asciiTheme="majorBidi" w:hAnsiTheme="majorBidi" w:cstheme="majorBidi"/>
         </w:rPr>
       </w:pPr>
       <w:r>
         <w:rPr>
           <w:rFonts w:asciiTheme="majorBidi" w:hAnsiTheme="majorBidi" w:cstheme="majorBidi"/>
           <w:b/>
-          <w:szCs w:val="24"/>
+          <w:sz w:val="17"/>
         </w:rPr>
         <w:t xml:space="preserve">•  Teaching Technology: </w:t>
       </w:r>
       <w:r>
         <w:rPr>
           <w:rFonts w:asciiTheme="majorBidi" w:hAnsiTheme="majorBidi" w:cstheme="majorBidi"/>
-          <w:szCs w:val="24"/>
+          <w:sz w:val="17"/>
         </w:rPr>
         <w:t>Smart Classroom Systems, Multimedia Projectors, Interactive Online Learning Tools</w:t>
       </w:r>
@@ -1743,25 +1654,22 @@
     <w:p>
       <w:pPr>
         <w:spacing w:after="30" w:line="252" w:lineRule="auto"/>
-        <w:jc w:val="both"/>
-        <w:rPr>
-          <w:rFonts w:asciiTheme="majorBidi" w:hAnsiTheme="majorBidi" w:cstheme="majorBidi"/>
-          <w:sz w:val="21"/>
-          <w:szCs w:val="24"/>
+        <w:rPr>
+          <w:rFonts w:asciiTheme="majorBidi" w:hAnsiTheme="majorBidi" w:cstheme="majorBidi"/>
         </w:rPr>
       </w:pPr>
       <w:r>
         <w:rPr>
           <w:rFonts w:asciiTheme="majorBidi" w:hAnsiTheme="majorBidi" w:cstheme="majorBidi"/>
           <w:b/>
-          <w:szCs w:val="24"/>
+          <w:sz w:val="17"/>
         </w:rPr>
         <w:t xml:space="preserve">•  Additional Technical Stack: </w:t>
       </w:r>
       <w:r>
         <w:rPr>
           <w:rFonts w:asciiTheme="majorBidi" w:hAnsiTheme="majorBidi" w:cstheme="majorBidi"/>
-          <w:szCs w:val="24"/>
+          <w:sz w:val="17"/>
         </w:rPr>
         <w:t>Flutter/Dart, REST API, VS Code, Code::Blocks, Git/GitHub</w:t>
       </w:r>
@@ -1775,8 +1683,8 @@
         <w:spacing w:before="220" w:after="60"/>
         <w:rPr>
           <w:rFonts w:asciiTheme="majorBidi" w:hAnsiTheme="majorBidi" w:cstheme="majorBidi"/>
-          <w:sz w:val="21"/>
-          <w:szCs w:val="24"/>
+          <w:sz w:val="23"/>
+          <w:szCs w:val="26"/>
         </w:rPr>
       </w:pPr>
       <w:r>
@@ -1784,8 +1692,8 @@
           <w:rFonts w:asciiTheme="majorBidi" w:hAnsiTheme="majorBidi" w:cstheme="majorBidi"/>
           <w:b/>
           <w:color w:val="0F4C81"/>
-          <w:sz w:val="24"/>
-          <w:szCs w:val="24"/>
+          <w:sz w:val="26"/>
+          <w:szCs w:val="26"/>
         </w:rPr>
         <w:t>6. SELECTED PRACTICAL &amp; RE</w:t>
       </w:r>
@@ -1794,8 +1702,8 @@
           <w:rFonts w:asciiTheme="majorBidi" w:hAnsiTheme="majorBidi" w:cstheme="majorBidi"/>
           <w:b/>
           <w:color w:val="0F4C81"/>
-          <w:sz w:val="24"/>
-          <w:szCs w:val="24"/>
+          <w:sz w:val="26"/>
+          <w:szCs w:val="26"/>
         </w:rPr>
         <w:t>SEARCH PROJECTS</w:t>
       </w:r>
@@ -1805,8 +1713,6 @@
         <w:spacing w:before="50" w:after="20"/>
         <w:rPr>
           <w:rFonts w:asciiTheme="majorBidi" w:hAnsiTheme="majorBidi" w:cstheme="majorBidi"/>
-          <w:sz w:val="21"/>
-          <w:szCs w:val="24"/>
         </w:rPr>
       </w:pPr>
       <w:r>
@@ -1814,8 +1720,7 @@
           <w:rFonts w:asciiTheme="majorBidi" w:hAnsiTheme="majorBidi" w:cstheme="majorBidi"/>
           <w:b/>
           <w:color w:val="0F4C81"/>
-          <w:sz w:val="20"/>
-          <w:szCs w:val="24"/>
+          <w:sz w:val="18"/>
         </w:rPr>
         <w:t>1. Snake &amp; Wildlife BD – Android Application</w:t>
       </w:r>
@@ -1824,7 +1729,7 @@
           <w:rFonts w:asciiTheme="majorBidi" w:hAnsiTheme="majorBidi" w:cstheme="majorBidi"/>
           <w:b/>
           <w:color w:val="10735F"/>
-          <w:szCs w:val="24"/>
+          <w:sz w:val="17"/>
         </w:rPr>
         <w:t xml:space="preserve">   |   Published on Google Play Store</w:t>
       </w:r>
@@ -1835,21 +1740,20 @@
         <w:ind w:left="259"/>
         <w:rPr>
           <w:rFonts w:asciiTheme="majorBidi" w:hAnsiTheme="majorBidi" w:cstheme="majorBidi"/>
-          <w:sz w:val="21"/>
-          <w:szCs w:val="24"/>
         </w:rPr>
       </w:pPr>
       <w:r>
         <w:rPr>
           <w:rFonts w:asciiTheme="majorBidi" w:hAnsiTheme="majorBidi" w:cstheme="majorBidi"/>
-          <w:szCs w:val="24"/>
-        </w:rPr>
+          <w:sz w:val="17"/>
+        </w:rPr>
+        <w:lastRenderedPageBreak/>
         <w:t>• Stack &amp; Scope: Flutter, Dart, REST API, Cloud Database.</w:t>
       </w:r>
       <w:r>
         <w:rPr>
           <w:rFonts w:asciiTheme="majorBidi" w:hAnsiTheme="majorBidi" w:cstheme="majorBidi"/>
-          <w:szCs w:val="24"/>
+          <w:sz w:val="17"/>
         </w:rPr>
         <w:br/>
         <w:t xml:space="preserve">• Overview: Developed and published an educational and wildlife awareness mobile </w:t>
@@ -1857,7 +1761,7 @@
       <w:r>
         <w:rPr>
           <w:rFonts w:asciiTheme="majorBidi" w:hAnsiTheme="majorBidi" w:cstheme="majorBidi"/>
-          <w:szCs w:val="24"/>
+          <w:sz w:val="17"/>
         </w:rPr>
         <w:t>application, integrating digital learning materials, emergency helpline connectivity, and nationwide rescuer directory for instant public safety.</w:t>
       </w:r>
@@ -1867,8 +1771,6 @@
         <w:spacing w:before="60" w:after="20"/>
         <w:rPr>
           <w:rFonts w:asciiTheme="majorBidi" w:hAnsiTheme="majorBidi" w:cstheme="majorBidi"/>
-          <w:sz w:val="21"/>
-          <w:szCs w:val="24"/>
         </w:rPr>
       </w:pPr>
       <w:r>
@@ -1876,8 +1778,7 @@
           <w:rFonts w:asciiTheme="majorBidi" w:hAnsiTheme="majorBidi" w:cstheme="majorBidi"/>
           <w:b/>
           <w:color w:val="0F4C81"/>
-          <w:sz w:val="20"/>
-          <w:szCs w:val="24"/>
+          <w:sz w:val="18"/>
         </w:rPr>
         <w:t>2. Bangla Fake News Detection – Machine Learning Research Project</w:t>
       </w:r>
@@ -1886,7 +1787,7 @@
           <w:rFonts w:asciiTheme="majorBidi" w:hAnsiTheme="majorBidi" w:cstheme="majorBidi"/>
           <w:b/>
           <w:color w:val="10735F"/>
-          <w:szCs w:val="24"/>
+          <w:sz w:val="17"/>
         </w:rPr>
         <w:t xml:space="preserve">   |   Undergraduate Research</w:t>
       </w:r>
@@ -1897,28 +1798,26 @@
         <w:ind w:left="259"/>
         <w:rPr>
           <w:rFonts w:asciiTheme="majorBidi" w:hAnsiTheme="majorBidi" w:cstheme="majorBidi"/>
-          <w:sz w:val="21"/>
-          <w:szCs w:val="24"/>
         </w:rPr>
       </w:pPr>
       <w:r>
         <w:rPr>
           <w:rFonts w:asciiTheme="majorBidi" w:hAnsiTheme="majorBidi" w:cstheme="majorBidi"/>
-          <w:szCs w:val="24"/>
+          <w:sz w:val="17"/>
         </w:rPr>
         <w:t>• Stack &amp; Scope</w:t>
       </w:r>
       <w:r>
         <w:rPr>
           <w:rFonts w:asciiTheme="majorBidi" w:hAnsiTheme="majorBidi" w:cstheme="majorBidi"/>
-          <w:szCs w:val="24"/>
+          <w:sz w:val="17"/>
         </w:rPr>
         <w:t>: Python, Scikit-Learn, NLTK, TF-IDF Vectorization, Machine Learning.</w:t>
       </w:r>
       <w:r>
         <w:rPr>
           <w:rFonts w:asciiTheme="majorBidi" w:hAnsiTheme="majorBidi" w:cstheme="majorBidi"/>
-          <w:szCs w:val="24"/>
+          <w:sz w:val="17"/>
         </w:rPr>
         <w:br/>
         <w:t>• Overview: Developing a Natural Language Processing (NLP) classification model to identify and flag fabricated online news articles by analyzing textual veracity, linguistic features, a</w:t>
@@ -1926,7 +1825,7 @@
       <w:r>
         <w:rPr>
           <w:rFonts w:asciiTheme="majorBidi" w:hAnsiTheme="majorBidi" w:cstheme="majorBidi"/>
-          <w:szCs w:val="24"/>
+          <w:sz w:val="17"/>
         </w:rPr>
         <w:t>nd lexical patterns.</w:t>
       </w:r>
@@ -1940,8 +1839,8 @@
         <w:spacing w:before="220" w:after="60"/>
         <w:rPr>
           <w:rFonts w:asciiTheme="majorBidi" w:hAnsiTheme="majorBidi" w:cstheme="majorBidi"/>
-          <w:sz w:val="21"/>
-          <w:szCs w:val="24"/>
+          <w:sz w:val="23"/>
+          <w:szCs w:val="26"/>
         </w:rPr>
       </w:pPr>
       <w:r>
@@ -1949,8 +1848,8 @@
           <w:rFonts w:asciiTheme="majorBidi" w:hAnsiTheme="majorBidi" w:cstheme="majorBidi"/>
           <w:b/>
           <w:color w:val="0F4C81"/>
-          <w:sz w:val="24"/>
-          <w:szCs w:val="24"/>
+          <w:sz w:val="26"/>
+          <w:szCs w:val="26"/>
         </w:rPr>
         <w:t>7. ACADEMIC HONORS &amp; TRAINING</w:t>
       </w:r>
@@ -1958,11 +1857,8 @@
     <w:p>
       <w:pPr>
         <w:spacing w:after="30" w:line="252" w:lineRule="auto"/>
-        <w:jc w:val="both"/>
-        <w:rPr>
-          <w:rFonts w:asciiTheme="majorBidi" w:hAnsiTheme="majorBidi" w:cstheme="majorBidi"/>
-          <w:sz w:val="21"/>
-          <w:szCs w:val="24"/>
+        <w:rPr>
+          <w:rFonts w:asciiTheme="majorBidi" w:hAnsiTheme="majorBidi" w:cstheme="majorBidi"/>
         </w:rPr>
       </w:pPr>
       <w:r>
@@ -1970,14 +1866,14 @@
           <w:rFonts w:asciiTheme="majorBidi" w:hAnsiTheme="majorBidi" w:cstheme="majorBidi"/>
           <w:b/>
           <w:color w:val="0F4C81"/>
-          <w:szCs w:val="24"/>
+          <w:sz w:val="17"/>
         </w:rPr>
         <w:t xml:space="preserve">•  Upazila 1st Rank (Dakhil Exam, 2019): </w:t>
       </w:r>
       <w:r>
         <w:rPr>
           <w:rFonts w:asciiTheme="majorBidi" w:hAnsiTheme="majorBidi" w:cstheme="majorBidi"/>
-          <w:szCs w:val="24"/>
+          <w:sz w:val="17"/>
         </w:rPr>
         <w:t>Secured 1st Position in Sreepur Upazila under Bangladesh Madrasah Board with GPA 5.00/5.00.</w:t>
       </w:r>
@@ -1985,11 +1881,8 @@
     <w:p>
       <w:pPr>
         <w:spacing w:after="30" w:line="252" w:lineRule="auto"/>
-        <w:jc w:val="both"/>
-        <w:rPr>
-          <w:rFonts w:asciiTheme="majorBidi" w:hAnsiTheme="majorBidi" w:cstheme="majorBidi"/>
-          <w:sz w:val="21"/>
-          <w:szCs w:val="24"/>
+        <w:rPr>
+          <w:rFonts w:asciiTheme="majorBidi" w:hAnsiTheme="majorBidi" w:cstheme="majorBidi"/>
         </w:rPr>
       </w:pPr>
       <w:r>
@@ -1997,21 +1890,21 @@
           <w:rFonts w:asciiTheme="majorBidi" w:hAnsiTheme="majorBidi" w:cstheme="majorBidi"/>
           <w:b/>
           <w:color w:val="0F4C81"/>
-          <w:szCs w:val="24"/>
+          <w:sz w:val="17"/>
         </w:rPr>
         <w:t xml:space="preserve">•  General Board Merit Scholarship: </w:t>
       </w:r>
       <w:r>
         <w:rPr>
           <w:rFonts w:asciiTheme="majorBidi" w:hAnsiTheme="majorBidi" w:cstheme="majorBidi"/>
-          <w:szCs w:val="24"/>
+          <w:sz w:val="17"/>
         </w:rPr>
         <w:t>Awarded merit-based scholarship by t</w:t>
       </w:r>
       <w:r>
         <w:rPr>
           <w:rFonts w:asciiTheme="majorBidi" w:hAnsiTheme="majorBidi" w:cstheme="majorBidi"/>
-          <w:szCs w:val="24"/>
+          <w:sz w:val="17"/>
         </w:rPr>
         <w:t>he Ministry of Education for academic excellence.</w:t>
       </w:r>
@@ -2019,11 +1912,8 @@
     <w:p>
       <w:pPr>
         <w:spacing w:after="30" w:line="252" w:lineRule="auto"/>
-        <w:jc w:val="both"/>
-        <w:rPr>
-          <w:rFonts w:asciiTheme="majorBidi" w:hAnsiTheme="majorBidi" w:cstheme="majorBidi"/>
-          <w:sz w:val="21"/>
-          <w:szCs w:val="24"/>
+        <w:rPr>
+          <w:rFonts w:asciiTheme="majorBidi" w:hAnsiTheme="majorBidi" w:cstheme="majorBidi"/>
         </w:rPr>
       </w:pPr>
       <w:r>
@@ -2031,14 +1921,14 @@
           <w:rFonts w:asciiTheme="majorBidi" w:hAnsiTheme="majorBidi" w:cstheme="majorBidi"/>
           <w:b/>
           <w:color w:val="0F4C81"/>
-          <w:szCs w:val="24"/>
+          <w:sz w:val="17"/>
         </w:rPr>
         <w:t xml:space="preserve">•  Competitive Programming &amp; Problem Solving: </w:t>
       </w:r>
       <w:r>
         <w:rPr>
           <w:rFonts w:asciiTheme="majorBidi" w:hAnsiTheme="majorBidi" w:cstheme="majorBidi"/>
-          <w:szCs w:val="24"/>
+          <w:sz w:val="17"/>
         </w:rPr>
         <w:t>Completed structured algorithms and problem-solving training in C/C++ (Phitron).</w:t>
       </w:r>
@@ -2046,11 +1936,8 @@
     <w:p>
       <w:pPr>
         <w:spacing w:after="30" w:line="252" w:lineRule="auto"/>
-        <w:jc w:val="both"/>
-        <w:rPr>
-          <w:rFonts w:asciiTheme="majorBidi" w:hAnsiTheme="majorBidi" w:cstheme="majorBidi"/>
-          <w:sz w:val="21"/>
-          <w:szCs w:val="24"/>
+        <w:rPr>
+          <w:rFonts w:asciiTheme="majorBidi" w:hAnsiTheme="majorBidi" w:cstheme="majorBidi"/>
         </w:rPr>
       </w:pPr>
       <w:r>
@@ -2058,21 +1945,21 @@
           <w:rFonts w:asciiTheme="majorBidi" w:hAnsiTheme="majorBidi" w:cstheme="majorBidi"/>
           <w:b/>
           <w:color w:val="0F4C81"/>
-          <w:szCs w:val="24"/>
+          <w:sz w:val="17"/>
         </w:rPr>
         <w:t xml:space="preserve">•  CSE Laboratory Training: </w:t>
       </w:r>
       <w:r>
         <w:rPr>
           <w:rFonts w:asciiTheme="majorBidi" w:hAnsiTheme="majorBidi" w:cstheme="majorBidi"/>
-          <w:szCs w:val="24"/>
+          <w:sz w:val="17"/>
         </w:rPr>
         <w:t>Completed university practical lab certifications i</w:t>
       </w:r>
       <w:r>
         <w:rPr>
           <w:rFonts w:asciiTheme="majorBidi" w:hAnsiTheme="majorBidi" w:cstheme="majorBidi"/>
-          <w:szCs w:val="24"/>
+          <w:sz w:val="17"/>
         </w:rPr>
         <w:t>n OOP, Database Management Systems, and Computer Networks.</w:t>
       </w:r>
@@ -2086,8 +1973,8 @@
         <w:spacing w:before="220" w:after="60"/>
         <w:rPr>
           <w:rFonts w:asciiTheme="majorBidi" w:hAnsiTheme="majorBidi" w:cstheme="majorBidi"/>
-          <w:sz w:val="21"/>
-          <w:szCs w:val="24"/>
+          <w:sz w:val="23"/>
+          <w:szCs w:val="26"/>
         </w:rPr>
       </w:pPr>
       <w:r>
@@ -2095,15 +1982,15 @@
           <w:rFonts w:asciiTheme="majorBidi" w:hAnsiTheme="majorBidi" w:cstheme="majorBidi"/>
           <w:b/>
           <w:color w:val="0F4C81"/>
-          <w:sz w:val="24"/>
-          <w:szCs w:val="24"/>
+          <w:sz w:val="26"/>
+          <w:szCs w:val="26"/>
         </w:rPr>
         <w:t>8. PERSONAL INFORMATION</w:t>
       </w:r>
     </w:p>
     <w:tbl>
       <w:tblPr>
-        <w:tblW w:w="9526" w:type="dxa"/>
+        <w:tblW w:w="0" w:type="auto"/>
         <w:jc w:val="center"/>
         <w:tblBorders>
           <w:top w:val="single" w:sz="4" w:space="0" w:color="E2E8F0"/>
@@ -2114,19 +2001,18 @@
         <w:tblLook w:val="04A0" w:firstRow="1" w:lastRow="0" w:firstColumn="1" w:lastColumn="0" w:noHBand="0" w:noVBand="1"/>
       </w:tblPr>
       <w:tblGrid>
-        <w:gridCol w:w="2187"/>
-        <w:gridCol w:w="2870"/>
-        <w:gridCol w:w="1913"/>
-        <w:gridCol w:w="2556"/>
+        <w:gridCol w:w="2304"/>
+        <w:gridCol w:w="3024"/>
+        <w:gridCol w:w="2016"/>
+        <w:gridCol w:w="2693"/>
       </w:tblGrid>
       <w:tr>
         <w:trPr>
-          <w:trHeight w:val="253"/>
           <w:jc w:val="center"/>
         </w:trPr>
         <w:tc>
           <w:tcPr>
-            <w:tcW w:w="2187" w:type="dxa"/>
+            <w:tcW w:w="2304" w:type="dxa"/>
             <w:tcMar>
               <w:top w:w="30" w:type="dxa"/>
               <w:left w:w="40" w:type="dxa"/>
@@ -2153,7 +2039,7 @@
         </w:tc>
         <w:tc>
           <w:tcPr>
-            <w:tcW w:w="2870" w:type="dxa"/>
+            <w:tcW w:w="3024" w:type="dxa"/>
             <w:tcMar>
               <w:top w:w="30" w:type="dxa"/>
               <w:left w:w="40" w:type="dxa"/>
@@ -2179,7 +2065,7 @@
         </w:tc>
         <w:tc>
           <w:tcPr>
-            <w:tcW w:w="1913" w:type="dxa"/>
+            <w:tcW w:w="2016" w:type="dxa"/>
             <w:tcMar>
               <w:top w:w="30" w:type="dxa"/>
               <w:left w:w="40" w:type="dxa"/>
@@ -2206,7 +2092,7 @@
         </w:tc>
         <w:tc>
           <w:tcPr>
-            <w:tcW w:w="2556" w:type="dxa"/>
+            <w:tcW w:w="2693" w:type="dxa"/>
             <w:tcMar>
               <w:top w:w="30" w:type="dxa"/>
               <w:left w:w="40" w:type="dxa"/>
@@ -2233,12 +2119,11 @@
       </w:tr>
       <w:tr>
         <w:trPr>
-          <w:trHeight w:val="253"/>
           <w:jc w:val="center"/>
         </w:trPr>
         <w:tc>
           <w:tcPr>
-            <w:tcW w:w="2187" w:type="dxa"/>
+            <w:tcW w:w="2304" w:type="dxa"/>
             <w:tcMar>
               <w:top w:w="30" w:type="dxa"/>
               <w:left w:w="40" w:type="dxa"/>
@@ -2265,7 +2150,7 @@
         </w:tc>
         <w:tc>
           <w:tcPr>
-            <w:tcW w:w="2870" w:type="dxa"/>
+            <w:tcW w:w="3024" w:type="dxa"/>
             <w:tcMar>
               <w:top w:w="30" w:type="dxa"/>
               <w:left w:w="40" w:type="dxa"/>
@@ -2291,7 +2176,7 @@
         </w:tc>
         <w:tc>
           <w:tcPr>
-            <w:tcW w:w="1913" w:type="dxa"/>
+            <w:tcW w:w="2016" w:type="dxa"/>
             <w:tcMar>
               <w:top w:w="30" w:type="dxa"/>
               <w:left w:w="40" w:type="dxa"/>
@@ -2318,7 +2203,7 @@
         </w:tc>
         <w:tc>
           <w:tcPr>
-            <w:tcW w:w="2556" w:type="dxa"/>
+            <w:tcW w:w="2693" w:type="dxa"/>
             <w:tcMar>
               <w:top w:w="30" w:type="dxa"/>
               <w:left w:w="40" w:type="dxa"/>
@@ -2345,12 +2230,11 @@
       </w:tr>
       <w:tr>
         <w:trPr>
-          <w:trHeight w:val="240"/>
           <w:jc w:val="center"/>
         </w:trPr>
         <w:tc>
           <w:tcPr>
-            <w:tcW w:w="2187" w:type="dxa"/>
+            <w:tcW w:w="2304" w:type="dxa"/>
             <w:tcMar>
               <w:top w:w="30" w:type="dxa"/>
               <w:left w:w="40" w:type="dxa"/>
@@ -2377,7 +2261,7 @@
         </w:tc>
         <w:tc>
           <w:tcPr>
-            <w:tcW w:w="2870" w:type="dxa"/>
+            <w:tcW w:w="3024" w:type="dxa"/>
             <w:tcMar>
               <w:top w:w="30" w:type="dxa"/>
               <w:left w:w="40" w:type="dxa"/>
@@ -2403,7 +2287,7 @@
         </w:tc>
         <w:tc>
           <w:tcPr>
-            <w:tcW w:w="1913" w:type="dxa"/>
+            <w:tcW w:w="2016" w:type="dxa"/>
             <w:tcMar>
               <w:top w:w="30" w:type="dxa"/>
               <w:left w:w="40" w:type="dxa"/>
@@ -2430,7 +2314,7 @@
         </w:tc>
         <w:tc>
           <w:tcPr>
-            <w:tcW w:w="2556" w:type="dxa"/>
+            <w:tcW w:w="2693" w:type="dxa"/>
             <w:tcMar>
               <w:top w:w="30" w:type="dxa"/>
               <w:left w:w="40" w:type="dxa"/>
@@ -2457,12 +2341,11 @@
       </w:tr>
       <w:tr>
         <w:trPr>
-          <w:trHeight w:val="265"/>
           <w:jc w:val="center"/>
         </w:trPr>
         <w:tc>
           <w:tcPr>
-            <w:tcW w:w="2187" w:type="dxa"/>
+            <w:tcW w:w="2304" w:type="dxa"/>
             <w:tcMar>
               <w:top w:w="30" w:type="dxa"/>
               <w:left w:w="40" w:type="dxa"/>
@@ -2489,7 +2372,7 @@
         </w:tc>
         <w:tc>
           <w:tcPr>
-            <w:tcW w:w="2870" w:type="dxa"/>
+            <w:tcW w:w="3024" w:type="dxa"/>
             <w:tcMar>
               <w:top w:w="30" w:type="dxa"/>
               <w:left w:w="40" w:type="dxa"/>
@@ -2515,7 +2398,7 @@
         </w:tc>
         <w:tc>
           <w:tcPr>
-            <w:tcW w:w="1913" w:type="dxa"/>
+            <w:tcW w:w="2016" w:type="dxa"/>
             <w:tcMar>
               <w:top w:w="30" w:type="dxa"/>
               <w:left w:w="40" w:type="dxa"/>
@@ -2542,7 +2425,7 @@
         </w:tc>
         <w:tc>
           <w:tcPr>
-            <w:tcW w:w="2556" w:type="dxa"/>
+            <w:tcW w:w="2693" w:type="dxa"/>
             <w:tcMar>
               <w:top w:w="30" w:type="dxa"/>
               <w:left w:w="40" w:type="dxa"/>
@@ -2577,8 +2460,8 @@
         <w:spacing w:before="220" w:after="60"/>
         <w:rPr>
           <w:rFonts w:asciiTheme="majorBidi" w:hAnsiTheme="majorBidi" w:cstheme="majorBidi"/>
-          <w:sz w:val="21"/>
-          <w:szCs w:val="24"/>
+          <w:sz w:val="23"/>
+          <w:szCs w:val="26"/>
         </w:rPr>
       </w:pPr>
       <w:r>
@@ -2586,31 +2469,30 @@
           <w:rFonts w:asciiTheme="majorBidi" w:hAnsiTheme="majorBidi" w:cstheme="majorBidi"/>
           <w:b/>
           <w:color w:val="0F4C81"/>
-          <w:sz w:val="24"/>
-          <w:szCs w:val="24"/>
+          <w:sz w:val="26"/>
+          <w:szCs w:val="26"/>
         </w:rPr>
         <w:t>9. ACADEMIC &amp; PROFESSIONAL REFERENCES</w:t>
       </w:r>
     </w:p>
     <w:tbl>
       <w:tblPr>
-        <w:tblW w:w="9573" w:type="dxa"/>
+        <w:tblW w:w="0" w:type="auto"/>
         <w:jc w:val="center"/>
         <w:tblLayout w:type="fixed"/>
         <w:tblLook w:val="04A0" w:firstRow="1" w:lastRow="0" w:firstColumn="1" w:lastColumn="0" w:noHBand="0" w:noVBand="1"/>
       </w:tblPr>
       <w:tblGrid>
-        <w:gridCol w:w="5096"/>
-        <w:gridCol w:w="4477"/>
+        <w:gridCol w:w="5011"/>
+        <w:gridCol w:w="5026"/>
       </w:tblGrid>
       <w:tr>
         <w:trPr>
-          <w:trHeight w:val="1071"/>
           <w:jc w:val="center"/>
         </w:trPr>
         <w:tc>
           <w:tcPr>
-            <w:tcW w:w="5096" w:type="dxa"/>
+            <w:tcW w:w="5011" w:type="dxa"/>
             <w:tcMar>
               <w:top w:w="40" w:type="dxa"/>
               <w:left w:w="40" w:type="dxa"/>
@@ -2623,53 +2505,37 @@
               <w:spacing w:after="20" w:line="252" w:lineRule="auto"/>
               <w:rPr>
                 <w:rFonts w:asciiTheme="majorBidi" w:hAnsiTheme="majorBidi" w:cstheme="majorBidi"/>
-                <w:sz w:val="20"/>
-                <w:szCs w:val="24"/>
               </w:rPr>
             </w:pPr>
-            <w:proofErr w:type="spellStart"/>
             <w:r>
               <w:rPr>
                 <w:rFonts w:asciiTheme="majorBidi" w:hAnsiTheme="majorBidi" w:cstheme="majorBidi"/>
                 <w:b/>
                 <w:color w:val="0F4C81"/>
-                <w:sz w:val="20"/>
-                <w:szCs w:val="24"/>
-              </w:rPr>
-              <w:t>Tanzillah</w:t>
+                <w:sz w:val="18"/>
+              </w:rPr>
+              <w:t>Tanzillah Wahid</w:t>
             </w:r>
-            <w:proofErr w:type="spellEnd"/>
             <w:r>
               <w:rPr>
                 <w:rFonts w:asciiTheme="majorBidi" w:hAnsiTheme="majorBidi" w:cstheme="majorBidi"/>
                 <w:b/>
                 <w:color w:val="0F4C81"/>
-                <w:sz w:val="20"/>
-                <w:szCs w:val="24"/>
-              </w:rPr>
-              <w:t xml:space="preserve"> Wahid</w:t>
-            </w:r>
-            <w:r>
-              <w:rPr>
-                <w:rFonts w:asciiTheme="majorBidi" w:hAnsiTheme="majorBidi" w:cstheme="majorBidi"/>
-                <w:b/>
-                <w:color w:val="0F4C81"/>
-                <w:sz w:val="20"/>
-                <w:szCs w:val="24"/>
+                <w:sz w:val="18"/>
               </w:rPr>
               <w:br/>
             </w:r>
             <w:r>
               <w:rPr>
                 <w:rFonts w:asciiTheme="majorBidi" w:hAnsiTheme="majorBidi" w:cstheme="majorBidi"/>
-                <w:sz w:val="18"/>
+                <w:sz w:val="16"/>
               </w:rPr>
               <w:t>Assistant Professor and Coordinator</w:t>
             </w:r>
             <w:r>
               <w:rPr>
                 <w:rFonts w:asciiTheme="majorBidi" w:hAnsiTheme="majorBidi" w:cstheme="majorBidi"/>
-                <w:sz w:val="18"/>
+                <w:sz w:val="16"/>
               </w:rPr>
               <w:br/>
               <w:t>Department of Computer Science &amp; Engineering</w:t>
@@ -2677,7 +2543,7 @@
             <w:r>
               <w:rPr>
                 <w:rFonts w:asciiTheme="majorBidi" w:hAnsiTheme="majorBidi" w:cstheme="majorBidi"/>
-                <w:sz w:val="18"/>
+                <w:sz w:val="16"/>
               </w:rPr>
               <w:br/>
               <w:t xml:space="preserve">Uttara </w:t>
@@ -2685,14 +2551,14 @@
             <w:r>
               <w:rPr>
                 <w:rFonts w:asciiTheme="majorBidi" w:hAnsiTheme="majorBidi" w:cstheme="majorBidi"/>
-                <w:sz w:val="18"/>
+                <w:sz w:val="16"/>
               </w:rPr>
               <w:t>University, Dhaka, Bangladesh</w:t>
             </w:r>
             <w:r>
               <w:rPr>
                 <w:rFonts w:asciiTheme="majorBidi" w:hAnsiTheme="majorBidi" w:cstheme="majorBidi"/>
-                <w:sz w:val="18"/>
+                <w:sz w:val="16"/>
               </w:rPr>
               <w:br/>
               <w:t>Email: tanzillah@uttarauniversity.edu.bd</w:t>
@@ -2701,7 +2567,7 @@
         </w:tc>
         <w:tc>
           <w:tcPr>
-            <w:tcW w:w="4477" w:type="dxa"/>
+            <w:tcW w:w="5026" w:type="dxa"/>
             <w:tcMar>
               <w:top w:w="40" w:type="dxa"/>
               <w:left w:w="40" w:type="dxa"/>
@@ -2714,83 +2580,37 @@
               <w:spacing w:after="20" w:line="252" w:lineRule="auto"/>
               <w:rPr>
                 <w:rFonts w:asciiTheme="majorBidi" w:hAnsiTheme="majorBidi" w:cstheme="majorBidi"/>
-                <w:sz w:val="20"/>
-                <w:szCs w:val="24"/>
               </w:rPr>
             </w:pPr>
-            <w:proofErr w:type="spellStart"/>
             <w:r>
               <w:rPr>
                 <w:rFonts w:asciiTheme="majorBidi" w:hAnsiTheme="majorBidi" w:cstheme="majorBidi"/>
                 <w:b/>
                 <w:color w:val="0F4C81"/>
-                <w:sz w:val="20"/>
-                <w:szCs w:val="24"/>
-              </w:rPr>
-              <w:t>Moh</w:t>
+                <w:sz w:val="18"/>
+              </w:rPr>
+              <w:t>Md. Norul Amin</w:t>
             </w:r>
-            <w:proofErr w:type="spellEnd"/>
             <w:r>
               <w:rPr>
                 <w:rFonts w:asciiTheme="majorBidi" w:hAnsiTheme="majorBidi" w:cstheme="majorBidi"/>
                 <w:b/>
                 <w:color w:val="0F4C81"/>
-                <w:sz w:val="20"/>
-                <w:szCs w:val="24"/>
-              </w:rPr>
-              <w:t>.</w:t>
-            </w:r>
-            <w:r>
-              <w:rPr>
-                <w:rFonts w:asciiTheme="majorBidi" w:hAnsiTheme="majorBidi" w:cstheme="majorBidi"/>
-                <w:b/>
-                <w:color w:val="0F4C81"/>
-                <w:sz w:val="20"/>
-                <w:szCs w:val="24"/>
-              </w:rPr>
-              <w:t xml:space="preserve"> N</w:t>
-            </w:r>
-            <w:r>
-              <w:rPr>
-                <w:rFonts w:asciiTheme="majorBidi" w:hAnsiTheme="majorBidi" w:cstheme="majorBidi"/>
-                <w:b/>
-                <w:color w:val="0F4C81"/>
-                <w:sz w:val="20"/>
-                <w:szCs w:val="24"/>
-              </w:rPr>
-              <w:t>u</w:t>
-            </w:r>
-            <w:r>
-              <w:rPr>
-                <w:rFonts w:asciiTheme="majorBidi" w:hAnsiTheme="majorBidi" w:cstheme="majorBidi"/>
-                <w:b/>
-                <w:color w:val="0F4C81"/>
-                <w:sz w:val="20"/>
-                <w:szCs w:val="24"/>
-              </w:rPr>
-              <w:t>rul Amin</w:t>
-            </w:r>
-            <w:r>
-              <w:rPr>
-                <w:rFonts w:asciiTheme="majorBidi" w:hAnsiTheme="majorBidi" w:cstheme="majorBidi"/>
-                <w:b/>
-                <w:color w:val="0F4C81"/>
-                <w:sz w:val="20"/>
-                <w:szCs w:val="24"/>
+                <w:sz w:val="18"/>
               </w:rPr>
               <w:br/>
             </w:r>
             <w:r>
               <w:rPr>
                 <w:rFonts w:asciiTheme="majorBidi" w:hAnsiTheme="majorBidi" w:cstheme="majorBidi"/>
-                <w:sz w:val="18"/>
+                <w:sz w:val="16"/>
               </w:rPr>
               <w:t>Founder &amp; Principal</w:t>
             </w:r>
             <w:r>
               <w:rPr>
                 <w:rFonts w:asciiTheme="majorBidi" w:hAnsiTheme="majorBidi" w:cstheme="majorBidi"/>
-                <w:sz w:val="18"/>
+                <w:sz w:val="16"/>
               </w:rPr>
               <w:br/>
               <w:t>Barmi Al-Madina Pre-Cadet School</w:t>
@@ -2798,7 +2618,7 @@
             <w:r>
               <w:rPr>
                 <w:rFonts w:asciiTheme="majorBidi" w:hAnsiTheme="majorBidi" w:cstheme="majorBidi"/>
-                <w:sz w:val="18"/>
+                <w:sz w:val="16"/>
               </w:rPr>
               <w:br/>
               <w:t>Barmi, Sreepur, Gazipur, Bangladesh</w:t>
@@ -2806,7 +2626,7 @@
             <w:r>
               <w:rPr>
                 <w:rFonts w:asciiTheme="majorBidi" w:hAnsiTheme="majorBidi" w:cstheme="majorBidi"/>
-                <w:sz w:val="18"/>
+                <w:sz w:val="16"/>
               </w:rPr>
               <w:br/>
               <w:t>Phone: +880 1915-430867</w:t>
@@ -2845,19 +2665,317 @@
       <w:pPr>
         <w:keepNext/>
         <w:spacing w:after="0"/>
+      </w:pPr>
+      <w:r>
         <w:rPr>
           <w:rFonts w:asciiTheme="majorBidi" w:hAnsiTheme="majorBidi" w:cstheme="majorBidi"/>
           <w:b/>
           <w:color w:val="0F4C81"/>
         </w:rPr>
+        <w:t>_______________________________</w:t>
+      </w:r>
+      <w:r>
+        <w:rPr>
+          <w:rFonts w:asciiTheme="majorBidi" w:hAnsiTheme="majorBidi" w:cstheme="majorBidi"/>
+          <w:b/>
+          <w:color w:val="0F4C81"/>
+        </w:rPr>
+        <w:br/>
+      </w:r>
+      <w:r>
+        <w:rPr>
+          <w:rFonts w:asciiTheme="majorBidi" w:hAnsiTheme="majorBidi" w:cstheme="majorBidi"/>
+          <w:b/>
+          <w:sz w:val="18"/>
+        </w:rPr>
+        <w:t>Nurul Arefin Nabil</w:t>
+      </w:r>
+      <w:r>
+        <w:rPr>
+          <w:rFonts w:asciiTheme="majorBidi" w:hAnsiTheme="majorBidi" w:cstheme="majorBidi"/>
+          <w:b/>
+          <w:sz w:val="18"/>
+        </w:rPr>
+        <w:br/>
+      </w:r>
+      <w:r>
+        <w:rPr>
+          <w:color w:val="64748B"/>
+          <w:sz w:val="16"/>
+        </w:rPr>
+        <w:t>Date: .......................................</w:t>
+      </w:r>
+    </w:p>
+    <w:p>
+      <w:r>
+        <w:br w:type="page"/>
+      </w:r>
+    </w:p>
+    <w:tbl>
+      <w:tblPr>
+        <w:tblW w:w="0" w:type="auto"/>
+        <w:jc w:val="center"/>
+        <w:tblLayout w:type="fixed"/>
+        <w:tblLook w:val="04A0" w:firstRow="1" w:lastRow="0" w:firstColumn="1" w:lastColumn="0" w:noHBand="0" w:noVBand="1"/>
+      </w:tblPr>
+      <w:tblGrid>
+        <w:gridCol w:w="9252"/>
+      </w:tblGrid>
+      <w:tr>
+        <w:trPr>
+          <w:trHeight w:val="1755"/>
+          <w:jc w:val="center"/>
+        </w:trPr>
+        <w:tc>
+          <w:tcPr>
+            <w:tcW w:w="9252" w:type="dxa"/>
+            <w:tcMar>
+              <w:top w:w="0" w:type="dxa"/>
+              <w:left w:w="0" w:type="dxa"/>
+              <w:bottom w:w="15" w:type="dxa"/>
+              <w:right w:w="30" w:type="dxa"/>
+            </w:tcMar>
+          </w:tcPr>
+          <w:p>
+            <w:pPr>
+              <w:spacing w:after="20"/>
+              <w:jc w:val="center"/>
+              <w:rPr>
+                <w:rFonts w:asciiTheme="majorBidi" w:hAnsiTheme="majorBidi" w:cstheme="majorBidi"/>
+                <w:sz w:val="21"/>
+                <w:szCs w:val="24"/>
+              </w:rPr>
+            </w:pPr>
+            <w:r>
+              <w:rPr>
+                <w:rFonts w:asciiTheme="majorBidi" w:hAnsiTheme="majorBidi" w:cstheme="majorBidi"/>
+                <w:b/>
+                <w:color w:val="0F4C81"/>
+                <w:sz w:val="28"/>
+                <w:szCs w:val="24"/>
+                <w:u w:val="single"/>
+              </w:rPr>
+              <w:lastRenderedPageBreak/>
+              <w:t>CURRICULUM VITAE</w:t>
+            </w:r>
+            <w:r>
+              <w:rPr>
+                <w:rFonts w:asciiTheme="majorBidi" w:hAnsiTheme="majorBidi" w:cstheme="majorBidi"/>
+                <w:b/>
+                <w:color w:val="0F4C81"/>
+                <w:sz w:val="28"/>
+                <w:szCs w:val="24"/>
+                <w:u w:val="single"/>
+              </w:rPr>
+              <w:br/>
+            </w:r>
+            <w:r>
+              <w:rPr>
+                <w:rFonts w:asciiTheme="majorBidi" w:hAnsiTheme="majorBidi" w:cstheme="majorBidi"/>
+                <w:b/>
+                <w:sz w:val="20"/>
+                <w:szCs w:val="20"/>
+              </w:rPr>
+              <w:t>OF</w:t>
+            </w:r>
+            <w:r>
+              <w:rPr>
+                <w:rFonts w:asciiTheme="majorBidi" w:hAnsiTheme="majorBidi" w:cstheme="majorBidi"/>
+                <w:b/>
+                <w:szCs w:val="24"/>
+              </w:rPr>
+              <w:br/>
+            </w:r>
+            <w:r>
+              <w:rPr>
+                <w:rFonts w:asciiTheme="majorBidi" w:hAnsiTheme="majorBidi" w:cstheme="majorBidi"/>
+                <w:b/>
+                <w:color w:val="0F4C81"/>
+                <w:sz w:val="28"/>
+                <w:szCs w:val="24"/>
+              </w:rPr>
+              <w:t>NURUL AREFIN NABIL</w:t>
+            </w:r>
+          </w:p>
+          <w:p>
+            <w:pPr>
+              <w:spacing w:before="40" w:after="0" w:line="252" w:lineRule="auto"/>
+              <w:jc w:val="center"/>
+              <w:rPr>
+                <w:rFonts w:asciiTheme="majorBidi" w:hAnsiTheme="majorBidi" w:cstheme="majorBidi"/>
+                <w:sz w:val="20"/>
+                <w:szCs w:val="20"/>
+              </w:rPr>
+            </w:pPr>
+            <w:r>
+              <w:rPr>
+                <w:rFonts w:asciiTheme="majorBidi" w:hAnsiTheme="majorBidi" w:cstheme="majorBidi"/>
+                <w:color w:val="334155"/>
+                <w:sz w:val="20"/>
+                <w:szCs w:val="20"/>
+              </w:rPr>
+              <w:t>Mailing Address: Barmi, Sreepur, Gazipur-1743, Dhaka, Bangladesh</w:t>
+            </w:r>
+            <w:r>
+              <w:rPr>
+                <w:rFonts w:asciiTheme="majorBidi" w:hAnsiTheme="majorBidi" w:cstheme="majorBidi"/>
+                <w:color w:val="334155"/>
+                <w:sz w:val="20"/>
+                <w:szCs w:val="20"/>
+              </w:rPr>
+              <w:br/>
+              <w:t>Mobile: +880 1881-196146   |   E-mail: nurularefinnabil@gmail.com</w:t>
+            </w:r>
+            <w:r>
+              <w:rPr>
+                <w:rFonts w:asciiTheme="majorBidi" w:hAnsiTheme="majorBidi" w:cstheme="majorBidi"/>
+                <w:color w:val="334155"/>
+                <w:sz w:val="20"/>
+                <w:szCs w:val="20"/>
+              </w:rPr>
+              <w:br/>
+              <w:t>Portfolio: www.areefin.me   |   LinkedIn: in/n-arefin-nabil</w:t>
+            </w:r>
+          </w:p>
+        </w:tc>
+      </w:tr>
+    </w:tbl>
+    <w:p>
+      <w:pPr>
+        <w:keepNext/>
+        <w:pBdr>
+          <w:bottom w:val="single" w:sz="6" w:space="2" w:color="0F4C81"/>
+        </w:pBdr>
+        <w:shd w:val="clear" w:color="auto" w:fill="E2E8F0"/>
+        <w:spacing w:before="120" w:after="40"/>
+        <w:rPr>
+          <w:rFonts w:asciiTheme="majorBidi" w:hAnsiTheme="majorBidi" w:cstheme="majorBidi"/>
+          <w:sz w:val="25"/>
+          <w:szCs w:val="28"/>
+        </w:rPr>
       </w:pPr>
+      <w:r>
+        <w:rPr>
+          <w:rFonts w:asciiTheme="majorBidi" w:hAnsiTheme="majorBidi" w:cstheme="majorBidi"/>
+          <w:noProof/>
+          <w:sz w:val="25"/>
+          <w:szCs w:val="28"/>
+        </w:rPr>
+        <w:drawing>
+          <wp:anchor distT="0" distB="0" distL="114300" distR="114300" simplePos="0" relativeHeight="251661312" behindDoc="0" locked="0" layoutInCell="1" allowOverlap="1" wp14:anchorId="562872B2" wp14:editId="55D545B3">
+            <wp:simplePos x="0" y="0"/>
+            <wp:positionH relativeFrom="column">
+              <wp:posOffset>5468117</wp:posOffset>
+            </wp:positionH>
+            <wp:positionV relativeFrom="paragraph">
+              <wp:posOffset>-1135189</wp:posOffset>
+            </wp:positionV>
+            <wp:extent cx="914400" cy="1045845"/>
+            <wp:effectExtent l="0" t="0" r="0" b="1905"/>
+            <wp:wrapNone/>
+            <wp:docPr id="4" name="Picture 4"/>
+            <wp:cNvGraphicFramePr>
+              <a:graphicFrameLocks xmlns:a="http://schemas.openxmlformats.org/drawingml/2006/main" noChangeAspect="1"/>
+            </wp:cNvGraphicFramePr>
+            <a:graphic xmlns:a="http://schemas.openxmlformats.org/drawingml/2006/main">
+              <a:graphicData uri="http://schemas.openxmlformats.org/drawingml/2006/picture">
+                <pic:pic xmlns:pic="http://schemas.openxmlformats.org/drawingml/2006/picture">
+                  <pic:nvPicPr>
+                    <pic:cNvPr id="4" name="Picture 4"/>
+                    <pic:cNvPicPr/>
+                  </pic:nvPicPr>
+                  <pic:blipFill rotWithShape="1">
+                    <a:blip r:embed="rId7"/>
+                    <a:srcRect l="3173" r="5338"/>
+                    <a:stretch/>
+                  </pic:blipFill>
+                  <pic:spPr bwMode="auto">
+                    <a:xfrm>
+                      <a:off x="0" y="0"/>
+                      <a:ext cx="914400" cy="1045845"/>
+                    </a:xfrm>
+                    <a:prstGeom prst="rect">
+                      <a:avLst/>
+                    </a:prstGeom>
+                    <a:ln>
+                      <a:noFill/>
+                    </a:ln>
+                    <a:extLst>
+                      <a:ext uri="{53640926-AAD7-44D8-BBD7-CCE9431645EC}">
+                        <a14:shadowObscured xmlns:a14="http://schemas.microsoft.com/office/drawing/2010/main"/>
+                      </a:ext>
+                    </a:extLst>
+                  </pic:spPr>
+                </pic:pic>
+              </a:graphicData>
+            </a:graphic>
+            <wp14:sizeRelH relativeFrom="page">
+              <wp14:pctWidth>0</wp14:pctWidth>
+            </wp14:sizeRelH>
+            <wp14:sizeRelV relativeFrom="page">
+              <wp14:pctHeight>0</wp14:pctHeight>
+            </wp14:sizeRelV>
+          </wp:anchor>
+        </w:drawing>
+      </w:r>
+      <w:r>
+        <w:rPr>
+          <w:rFonts w:asciiTheme="majorBidi" w:hAnsiTheme="majorBidi" w:cstheme="majorBidi"/>
+          <w:b/>
+          <w:color w:val="0F4C81"/>
+          <w:sz w:val="25"/>
+          <w:szCs w:val="28"/>
+        </w:rPr>
+        <w:t xml:space="preserve">  1. CAREER OBJECTIVE</w:t>
+      </w:r>
+    </w:p>
+    <w:p>
+      <w:pPr>
+        <w:spacing w:before="40" w:after="60" w:line="259" w:lineRule="auto"/>
+        <w:jc w:val="both"/>
+        <w:rPr>
+          <w:rFonts w:asciiTheme="majorBidi" w:hAnsiTheme="majorBidi" w:cstheme="majorBidi"/>
+          <w:sz w:val="25"/>
+          <w:szCs w:val="28"/>
+        </w:rPr>
+      </w:pPr>
+      <w:r>
+        <w:rPr>
+          <w:rFonts w:asciiTheme="majorBidi" w:hAnsiTheme="majorBidi" w:cstheme="majorBidi"/>
+          <w:sz w:val="23"/>
+          <w:szCs w:val="28"/>
+        </w:rPr>
+        <w:t>To secure a responsib</w:t>
+      </w:r>
+      <w:r>
+        <w:rPr>
+          <w:rFonts w:asciiTheme="majorBidi" w:hAnsiTheme="majorBidi" w:cstheme="majorBidi"/>
+          <w:sz w:val="23"/>
+          <w:szCs w:val="28"/>
+        </w:rPr>
+        <w:t>le position as an ICT / Computer Science Teacher or IT Professional in a reputed institution, utilizing my academic foundation in CSE, practical programming skills, and teaching capabilities to contribute effectively toward institutional excellence and stu</w:t>
+      </w:r>
+      <w:r>
+        <w:rPr>
+          <w:rFonts w:asciiTheme="majorBidi" w:hAnsiTheme="majorBidi" w:cstheme="majorBidi"/>
+          <w:sz w:val="23"/>
+          <w:szCs w:val="28"/>
+        </w:rPr>
+        <w:t>dents' academic growth.</w:t>
+      </w:r>
     </w:p>
     <w:p>
       <w:pPr>
         <w:keepNext/>
-        <w:spacing w:after="0"/>
-        <w:rPr>
-          <w:rFonts w:asciiTheme="majorBidi" w:hAnsiTheme="majorBidi" w:cstheme="majorBidi"/>
+        <w:pBdr>
+          <w:bottom w:val="single" w:sz="6" w:space="2" w:color="0F4C81"/>
+        </w:pBdr>
+        <w:shd w:val="clear" w:color="auto" w:fill="E2E8F0"/>
+        <w:spacing w:before="120" w:after="40"/>
+        <w:rPr>
+          <w:rFonts w:asciiTheme="majorBidi" w:hAnsiTheme="majorBidi" w:cstheme="majorBidi"/>
+          <w:sz w:val="25"/>
+          <w:szCs w:val="28"/>
         </w:rPr>
       </w:pPr>
       <w:r>
@@ -2865,45 +2983,2260 @@
           <w:rFonts w:asciiTheme="majorBidi" w:hAnsiTheme="majorBidi" w:cstheme="majorBidi"/>
           <w:b/>
           <w:color w:val="0F4C81"/>
-        </w:rPr>
-        <w:t>_______________________________</w:t>
+          <w:sz w:val="25"/>
+          <w:szCs w:val="28"/>
+        </w:rPr>
+        <w:t xml:space="preserve">  2. </w:t>
       </w:r>
       <w:r>
         <w:rPr>
           <w:rFonts w:asciiTheme="majorBidi" w:hAnsiTheme="majorBidi" w:cstheme="majorBidi"/>
           <w:b/>
           <w:color w:val="0F4C81"/>
-        </w:rPr>
-        <w:br/>
+          <w:sz w:val="25"/>
+          <w:szCs w:val="28"/>
+        </w:rPr>
+        <w:t>TEACHING EXPERIENCE</w:t>
+      </w:r>
+    </w:p>
+    <w:p>
+      <w:pPr>
+        <w:spacing w:before="40" w:after="20" w:line="252" w:lineRule="auto"/>
+        <w:rPr>
+          <w:rFonts w:asciiTheme="majorBidi" w:hAnsiTheme="majorBidi" w:cstheme="majorBidi"/>
+          <w:b/>
+          <w:color w:val="64748B"/>
+          <w:sz w:val="22"/>
+          <w:szCs w:val="28"/>
+        </w:rPr>
+      </w:pPr>
+      <w:r>
+        <w:rPr>
+          <w:rFonts w:asciiTheme="majorBidi" w:hAnsiTheme="majorBidi" w:cstheme="majorBidi"/>
+          <w:b/>
+          <w:color w:val="0F4C81"/>
+          <w:sz w:val="23"/>
+          <w:szCs w:val="28"/>
+        </w:rPr>
+        <w:t>•  ICT &amp; Programming Instructor / Academic Tutor</w:t>
       </w:r>
       <w:r>
         <w:rPr>
           <w:rFonts w:asciiTheme="majorBidi" w:hAnsiTheme="majorBidi" w:cstheme="majorBidi"/>
-          <w:b/>
-          <w:sz w:val="18"/>
-        </w:rPr>
-        <w:t>Nurul Arefin Nabil</w:t>
+          <w:sz w:val="22"/>
+          <w:szCs w:val="28"/>
+        </w:rPr>
+        <w:t xml:space="preserve"> </w:t>
       </w:r>
       <w:r>
         <w:rPr>
           <w:rFonts w:asciiTheme="majorBidi" w:hAnsiTheme="majorBidi" w:cstheme="majorBidi"/>
-          <w:b/>
-          <w:sz w:val="18"/>
-        </w:rPr>
-        <w:br/>
+          <w:sz w:val="22"/>
+          <w:szCs w:val="28"/>
+        </w:rPr>
+        <w:t>-</w:t>
       </w:r>
       <w:r>
         <w:rPr>
           <w:rFonts w:asciiTheme="majorBidi" w:hAnsiTheme="majorBidi" w:cstheme="majorBidi"/>
+          <w:sz w:val="22"/>
+          <w:szCs w:val="28"/>
+        </w:rPr>
+        <w:t xml:space="preserve"> Tongi, Uttara &amp; Sreepur</w:t>
+      </w:r>
+      <w:r>
+        <w:rPr>
+          <w:rFonts w:asciiTheme="majorBidi" w:hAnsiTheme="majorBidi" w:cstheme="majorBidi"/>
+          <w:b/>
           <w:color w:val="64748B"/>
-          <w:sz w:val="16"/>
-        </w:rPr>
-        <w:t>Date: .......................................</w:t>
+          <w:sz w:val="22"/>
+          <w:szCs w:val="28"/>
+        </w:rPr>
+        <w:t xml:space="preserve">  </w:t>
+      </w:r>
+      <w:r>
+        <w:rPr>
+          <w:rFonts w:asciiTheme="majorBidi" w:hAnsiTheme="majorBidi" w:cstheme="majorBidi"/>
+          <w:b/>
+          <w:color w:val="64748B"/>
+          <w:sz w:val="20"/>
+          <w:szCs w:val="20"/>
+        </w:rPr>
+        <w:t>(1+ Year)</w:t>
       </w:r>
     </w:p>
+    <w:p>
+      <w:pPr>
+        <w:spacing w:before="40" w:after="20" w:line="252" w:lineRule="auto"/>
+        <w:jc w:val="both"/>
+        <w:rPr>
+          <w:rFonts w:asciiTheme="majorBidi" w:hAnsiTheme="majorBidi" w:cstheme="majorBidi"/>
+          <w:sz w:val="25"/>
+          <w:szCs w:val="28"/>
+        </w:rPr>
+      </w:pPr>
+      <w:r>
+        <w:rPr>
+          <w:rFonts w:asciiTheme="majorBidi" w:hAnsiTheme="majorBidi" w:cstheme="majorBidi"/>
+          <w:color w:val="334155"/>
+          <w:sz w:val="22"/>
+          <w:szCs w:val="28"/>
+        </w:rPr>
+        <w:t>Teaching HSC ICT curriculum (C Programming, HTML/Web Design, Database/SQL, Number Systems).</w:t>
+      </w:r>
+      <w:r>
+        <w:rPr>
+          <w:rFonts w:asciiTheme="majorBidi" w:hAnsiTheme="majorBidi" w:cstheme="majorBidi"/>
+          <w:color w:val="334155"/>
+          <w:sz w:val="22"/>
+          <w:szCs w:val="28"/>
+        </w:rPr>
+        <w:t xml:space="preserve"> </w:t>
+      </w:r>
+      <w:r>
+        <w:rPr>
+          <w:rFonts w:asciiTheme="majorBidi" w:hAnsiTheme="majorBidi" w:cstheme="majorBidi"/>
+          <w:color w:val="334155"/>
+          <w:sz w:val="22"/>
+          <w:szCs w:val="28"/>
+        </w:rPr>
+        <w:t>Co</w:t>
+      </w:r>
+      <w:r>
+        <w:rPr>
+          <w:rFonts w:asciiTheme="majorBidi" w:hAnsiTheme="majorBidi" w:cstheme="majorBidi"/>
+          <w:color w:val="334155"/>
+          <w:sz w:val="22"/>
+          <w:szCs w:val="28"/>
+        </w:rPr>
+        <w:t>nducting practical lab sessions and exam preparation model tests.</w:t>
+      </w:r>
+    </w:p>
+    <w:p>
+      <w:pPr>
+        <w:spacing w:before="40" w:after="20" w:line="252" w:lineRule="auto"/>
+        <w:rPr>
+          <w:rFonts w:asciiTheme="majorBidi" w:hAnsiTheme="majorBidi" w:cstheme="majorBidi"/>
+          <w:b/>
+          <w:color w:val="64748B"/>
+          <w:sz w:val="20"/>
+          <w:szCs w:val="20"/>
+        </w:rPr>
+      </w:pPr>
+      <w:r>
+        <w:rPr>
+          <w:rFonts w:asciiTheme="majorBidi" w:hAnsiTheme="majorBidi" w:cstheme="majorBidi"/>
+          <w:b/>
+          <w:color w:val="0F4C81"/>
+          <w:sz w:val="23"/>
+          <w:szCs w:val="28"/>
+        </w:rPr>
+        <w:t>•  Assistant Teacher (ICT &amp; Science)</w:t>
+      </w:r>
+      <w:r>
+        <w:rPr>
+          <w:rFonts w:asciiTheme="majorBidi" w:hAnsiTheme="majorBidi" w:cstheme="majorBidi"/>
+          <w:sz w:val="22"/>
+          <w:szCs w:val="28"/>
+        </w:rPr>
+        <w:t xml:space="preserve"> </w:t>
+      </w:r>
+      <w:r>
+        <w:rPr>
+          <w:rFonts w:asciiTheme="majorBidi" w:hAnsiTheme="majorBidi" w:cstheme="majorBidi"/>
+          <w:sz w:val="22"/>
+          <w:szCs w:val="28"/>
+        </w:rPr>
+        <w:t>-</w:t>
+      </w:r>
+      <w:r>
+        <w:rPr>
+          <w:rFonts w:asciiTheme="majorBidi" w:hAnsiTheme="majorBidi" w:cstheme="majorBidi"/>
+          <w:sz w:val="22"/>
+          <w:szCs w:val="28"/>
+        </w:rPr>
+        <w:t xml:space="preserve"> Plus Coaching</w:t>
+      </w:r>
+      <w:r>
+        <w:rPr>
+          <w:rFonts w:asciiTheme="majorBidi" w:hAnsiTheme="majorBidi" w:cstheme="majorBidi"/>
+          <w:sz w:val="22"/>
+          <w:szCs w:val="28"/>
+        </w:rPr>
+        <w:t xml:space="preserve"> Center</w:t>
+      </w:r>
+      <w:r>
+        <w:rPr>
+          <w:rFonts w:asciiTheme="majorBidi" w:hAnsiTheme="majorBidi" w:cstheme="majorBidi"/>
+          <w:b/>
+          <w:color w:val="64748B"/>
+          <w:sz w:val="22"/>
+          <w:szCs w:val="28"/>
+        </w:rPr>
+        <w:t xml:space="preserve"> </w:t>
+      </w:r>
+      <w:r>
+        <w:rPr>
+          <w:rFonts w:asciiTheme="majorBidi" w:hAnsiTheme="majorBidi" w:cstheme="majorBidi"/>
+          <w:sz w:val="22"/>
+          <w:szCs w:val="28"/>
+        </w:rPr>
+        <w:t>&amp;</w:t>
+      </w:r>
+      <w:r>
+        <w:rPr>
+          <w:rFonts w:asciiTheme="majorBidi" w:hAnsiTheme="majorBidi" w:cstheme="majorBidi"/>
+          <w:sz w:val="22"/>
+          <w:szCs w:val="28"/>
+        </w:rPr>
+        <w:t xml:space="preserve"> </w:t>
+      </w:r>
+      <w:r>
+        <w:rPr>
+          <w:rFonts w:asciiTheme="majorBidi" w:hAnsiTheme="majorBidi" w:cstheme="majorBidi"/>
+          <w:sz w:val="22"/>
+          <w:szCs w:val="28"/>
+        </w:rPr>
+        <w:t>Barmi Al-Madina</w:t>
+      </w:r>
+      <w:r>
+        <w:rPr>
+          <w:rFonts w:asciiTheme="majorBidi" w:hAnsiTheme="majorBidi" w:cstheme="majorBidi"/>
+          <w:sz w:val="22"/>
+          <w:szCs w:val="28"/>
+        </w:rPr>
+        <w:t xml:space="preserve"> Pre-Cadet</w:t>
+      </w:r>
+      <w:r>
+        <w:rPr>
+          <w:rFonts w:asciiTheme="majorBidi" w:hAnsiTheme="majorBidi" w:cstheme="majorBidi"/>
+          <w:sz w:val="22"/>
+          <w:szCs w:val="28"/>
+        </w:rPr>
+        <w:t xml:space="preserve"> School</w:t>
+      </w:r>
+      <w:r>
+        <w:rPr>
+          <w:rFonts w:asciiTheme="majorBidi" w:hAnsiTheme="majorBidi" w:cstheme="majorBidi"/>
+          <w:sz w:val="22"/>
+          <w:szCs w:val="28"/>
+        </w:rPr>
+        <w:t xml:space="preserve"> </w:t>
+      </w:r>
+      <w:r>
+        <w:rPr>
+          <w:rFonts w:asciiTheme="majorBidi" w:hAnsiTheme="majorBidi" w:cstheme="majorBidi"/>
+          <w:b/>
+          <w:color w:val="64748B"/>
+          <w:sz w:val="20"/>
+          <w:szCs w:val="20"/>
+        </w:rPr>
+        <w:t>(1+ Year)</w:t>
+      </w:r>
+    </w:p>
+    <w:p>
+      <w:pPr>
+        <w:spacing w:before="40" w:after="20" w:line="252" w:lineRule="auto"/>
+        <w:jc w:val="both"/>
+        <w:rPr>
+          <w:rFonts w:asciiTheme="majorBidi" w:hAnsiTheme="majorBidi" w:cstheme="majorBidi"/>
+          <w:sz w:val="25"/>
+          <w:szCs w:val="28"/>
+        </w:rPr>
+      </w:pPr>
+      <w:r>
+        <w:rPr>
+          <w:rFonts w:asciiTheme="majorBidi" w:hAnsiTheme="majorBidi" w:cstheme="majorBidi"/>
+          <w:color w:val="334155"/>
+          <w:sz w:val="22"/>
+          <w:szCs w:val="28"/>
+        </w:rPr>
+        <w:t>Conducted secondary ICT &amp;</w:t>
+      </w:r>
+      <w:r>
+        <w:rPr>
+          <w:rFonts w:asciiTheme="majorBidi" w:hAnsiTheme="majorBidi" w:cstheme="majorBidi"/>
+          <w:color w:val="334155"/>
+          <w:sz w:val="22"/>
+          <w:szCs w:val="28"/>
+        </w:rPr>
+        <w:t xml:space="preserve"> Primary</w:t>
+      </w:r>
+      <w:r>
+        <w:rPr>
+          <w:rFonts w:asciiTheme="majorBidi" w:hAnsiTheme="majorBidi" w:cstheme="majorBidi"/>
+          <w:color w:val="334155"/>
+          <w:sz w:val="22"/>
+          <w:szCs w:val="28"/>
+        </w:rPr>
+        <w:t xml:space="preserve"> Science</w:t>
+      </w:r>
+      <w:r>
+        <w:rPr>
+          <w:rFonts w:asciiTheme="majorBidi" w:hAnsiTheme="majorBidi" w:cstheme="majorBidi"/>
+          <w:color w:val="334155"/>
+          <w:sz w:val="22"/>
+          <w:szCs w:val="28"/>
+        </w:rPr>
+        <w:t>, Mathematics and English</w:t>
+      </w:r>
+      <w:r>
+        <w:rPr>
+          <w:rFonts w:asciiTheme="majorBidi" w:hAnsiTheme="majorBidi" w:cstheme="majorBidi"/>
+          <w:color w:val="334155"/>
+          <w:sz w:val="22"/>
+          <w:szCs w:val="28"/>
+        </w:rPr>
+        <w:t xml:space="preserve"> classes, structured lesson planning, student evaluation, compute</w:t>
+      </w:r>
+      <w:r>
+        <w:rPr>
+          <w:rFonts w:asciiTheme="majorBidi" w:hAnsiTheme="majorBidi" w:cstheme="majorBidi"/>
+          <w:color w:val="334155"/>
+          <w:sz w:val="22"/>
+          <w:szCs w:val="28"/>
+        </w:rPr>
+        <w:t xml:space="preserve">r lab </w:t>
+      </w:r>
+      <w:r>
+        <w:rPr>
+          <w:rFonts w:asciiTheme="majorBidi" w:hAnsiTheme="majorBidi" w:cstheme="majorBidi"/>
+          <w:color w:val="334155"/>
+          <w:sz w:val="22"/>
+          <w:szCs w:val="28"/>
+        </w:rPr>
+        <w:t>training, and typing coaching.</w:t>
+      </w:r>
+    </w:p>
+    <w:p>
+      <w:pPr>
+        <w:keepNext/>
+        <w:pBdr>
+          <w:bottom w:val="single" w:sz="6" w:space="2" w:color="0F4C81"/>
+        </w:pBdr>
+        <w:shd w:val="clear" w:color="auto" w:fill="E2E8F0"/>
+        <w:spacing w:before="120" w:after="40"/>
+        <w:rPr>
+          <w:rFonts w:asciiTheme="majorBidi" w:hAnsiTheme="majorBidi" w:cstheme="majorBidi"/>
+          <w:sz w:val="25"/>
+          <w:szCs w:val="28"/>
+        </w:rPr>
+      </w:pPr>
+      <w:r>
+        <w:rPr>
+          <w:rFonts w:asciiTheme="majorBidi" w:hAnsiTheme="majorBidi" w:cstheme="majorBidi"/>
+          <w:b/>
+          <w:color w:val="0F4C81"/>
+          <w:sz w:val="25"/>
+          <w:szCs w:val="28"/>
+        </w:rPr>
+        <w:t xml:space="preserve">  3. EDUCATIONAL QUALIFICATIONS</w:t>
+      </w:r>
+    </w:p>
+    <w:tbl>
+      <w:tblPr>
+        <w:tblW w:w="0" w:type="auto"/>
+        <w:jc w:val="center"/>
+        <w:tblBorders>
+          <w:top w:val="single" w:sz="4" w:space="0" w:color="94A3B8"/>
+          <w:left w:val="single" w:sz="4" w:space="0" w:color="94A3B8"/>
+          <w:bottom w:val="single" w:sz="4" w:space="0" w:color="94A3B8"/>
+          <w:right w:val="single" w:sz="4" w:space="0" w:color="94A3B8"/>
+          <w:insideH w:val="single" w:sz="4" w:space="0" w:color="94A3B8"/>
+          <w:insideV w:val="single" w:sz="4" w:space="0" w:color="94A3B8"/>
+        </w:tblBorders>
+        <w:tblLayout w:type="fixed"/>
+        <w:tblLook w:val="04A0" w:firstRow="1" w:lastRow="0" w:firstColumn="1" w:lastColumn="0" w:noHBand="0" w:noVBand="1"/>
+      </w:tblPr>
+      <w:tblGrid>
+        <w:gridCol w:w="2828"/>
+        <w:gridCol w:w="3191"/>
+        <w:gridCol w:w="1523"/>
+        <w:gridCol w:w="942"/>
+        <w:gridCol w:w="1595"/>
+      </w:tblGrid>
+      <w:tr>
+        <w:trPr>
+          <w:trHeight w:val="323"/>
+          <w:jc w:val="center"/>
+        </w:trPr>
+        <w:tc>
+          <w:tcPr>
+            <w:tcW w:w="2828" w:type="dxa"/>
+            <w:shd w:val="clear" w:color="auto" w:fill="F1F5F9"/>
+            <w:tcMar>
+              <w:top w:w="45" w:type="dxa"/>
+              <w:left w:w="50" w:type="dxa"/>
+              <w:bottom w:w="45" w:type="dxa"/>
+              <w:right w:w="50" w:type="dxa"/>
+            </w:tcMar>
+          </w:tcPr>
+          <w:p>
+            <w:pPr>
+              <w:spacing w:after="0"/>
+              <w:rPr>
+                <w:rFonts w:asciiTheme="majorBidi" w:hAnsiTheme="majorBidi" w:cstheme="majorBidi"/>
+                <w:sz w:val="25"/>
+                <w:szCs w:val="28"/>
+              </w:rPr>
+            </w:pPr>
+            <w:r>
+              <w:rPr>
+                <w:rFonts w:asciiTheme="majorBidi" w:hAnsiTheme="majorBidi" w:cstheme="majorBidi"/>
+                <w:b/>
+                <w:color w:val="0F4C81"/>
+                <w:sz w:val="22"/>
+                <w:szCs w:val="28"/>
+              </w:rPr>
+              <w:t>Exam / Degree</w:t>
+            </w:r>
+          </w:p>
+        </w:tc>
+        <w:tc>
+          <w:tcPr>
+            <w:tcW w:w="3191" w:type="dxa"/>
+            <w:shd w:val="clear" w:color="auto" w:fill="F1F5F9"/>
+            <w:tcMar>
+              <w:top w:w="45" w:type="dxa"/>
+              <w:left w:w="50" w:type="dxa"/>
+              <w:bottom w:w="45" w:type="dxa"/>
+              <w:right w:w="50" w:type="dxa"/>
+            </w:tcMar>
+          </w:tcPr>
+          <w:p>
+            <w:pPr>
+              <w:spacing w:after="0"/>
+              <w:rPr>
+                <w:rFonts w:asciiTheme="majorBidi" w:hAnsiTheme="majorBidi" w:cstheme="majorBidi"/>
+                <w:sz w:val="25"/>
+                <w:szCs w:val="28"/>
+              </w:rPr>
+            </w:pPr>
+            <w:r>
+              <w:rPr>
+                <w:rFonts w:asciiTheme="majorBidi" w:hAnsiTheme="majorBidi" w:cstheme="majorBidi"/>
+                <w:b/>
+                <w:color w:val="0F4C81"/>
+                <w:sz w:val="22"/>
+                <w:szCs w:val="28"/>
+              </w:rPr>
+              <w:t>Board / University</w:t>
+            </w:r>
+          </w:p>
+        </w:tc>
+        <w:tc>
+          <w:tcPr>
+            <w:tcW w:w="1523" w:type="dxa"/>
+            <w:shd w:val="clear" w:color="auto" w:fill="F1F5F9"/>
+            <w:tcMar>
+              <w:top w:w="45" w:type="dxa"/>
+              <w:left w:w="50" w:type="dxa"/>
+              <w:bottom w:w="45" w:type="dxa"/>
+              <w:right w:w="50" w:type="dxa"/>
+            </w:tcMar>
+          </w:tcPr>
+          <w:p>
+            <w:pPr>
+              <w:spacing w:after="0"/>
+              <w:rPr>
+                <w:rFonts w:asciiTheme="majorBidi" w:hAnsiTheme="majorBidi" w:cstheme="majorBidi"/>
+                <w:sz w:val="25"/>
+                <w:szCs w:val="28"/>
+              </w:rPr>
+            </w:pPr>
+            <w:r>
+              <w:rPr>
+                <w:rFonts w:asciiTheme="majorBidi" w:hAnsiTheme="majorBidi" w:cstheme="majorBidi"/>
+                <w:b/>
+                <w:color w:val="0F4C81"/>
+                <w:sz w:val="22"/>
+                <w:szCs w:val="28"/>
+              </w:rPr>
+              <w:t>Group / Major</w:t>
+            </w:r>
+          </w:p>
+        </w:tc>
+        <w:tc>
+          <w:tcPr>
+            <w:tcW w:w="942" w:type="dxa"/>
+            <w:shd w:val="clear" w:color="auto" w:fill="F1F5F9"/>
+            <w:tcMar>
+              <w:top w:w="45" w:type="dxa"/>
+              <w:left w:w="50" w:type="dxa"/>
+              <w:bottom w:w="45" w:type="dxa"/>
+              <w:right w:w="50" w:type="dxa"/>
+            </w:tcMar>
+          </w:tcPr>
+          <w:p>
+            <w:pPr>
+              <w:spacing w:after="0"/>
+              <w:jc w:val="center"/>
+              <w:rPr>
+                <w:rFonts w:asciiTheme="majorBidi" w:hAnsiTheme="majorBidi" w:cstheme="majorBidi"/>
+                <w:sz w:val="25"/>
+                <w:szCs w:val="28"/>
+              </w:rPr>
+            </w:pPr>
+            <w:r>
+              <w:rPr>
+                <w:rFonts w:asciiTheme="majorBidi" w:hAnsiTheme="majorBidi" w:cstheme="majorBidi"/>
+                <w:b/>
+                <w:color w:val="0F4C81"/>
+                <w:sz w:val="22"/>
+                <w:szCs w:val="28"/>
+              </w:rPr>
+              <w:t>Year</w:t>
+            </w:r>
+          </w:p>
+        </w:tc>
+        <w:tc>
+          <w:tcPr>
+            <w:tcW w:w="1595" w:type="dxa"/>
+            <w:shd w:val="clear" w:color="auto" w:fill="F1F5F9"/>
+            <w:tcMar>
+              <w:top w:w="45" w:type="dxa"/>
+              <w:left w:w="50" w:type="dxa"/>
+              <w:bottom w:w="45" w:type="dxa"/>
+              <w:right w:w="50" w:type="dxa"/>
+            </w:tcMar>
+          </w:tcPr>
+          <w:p>
+            <w:pPr>
+              <w:spacing w:after="0"/>
+              <w:jc w:val="center"/>
+              <w:rPr>
+                <w:rFonts w:asciiTheme="majorBidi" w:hAnsiTheme="majorBidi" w:cstheme="majorBidi"/>
+                <w:sz w:val="25"/>
+                <w:szCs w:val="28"/>
+              </w:rPr>
+            </w:pPr>
+            <w:r>
+              <w:rPr>
+                <w:rFonts w:asciiTheme="majorBidi" w:hAnsiTheme="majorBidi" w:cstheme="majorBidi"/>
+                <w:b/>
+                <w:color w:val="0F4C81"/>
+                <w:sz w:val="22"/>
+                <w:szCs w:val="28"/>
+              </w:rPr>
+              <w:t>Result</w:t>
+            </w:r>
+          </w:p>
+        </w:tc>
+      </w:tr>
+      <w:tr>
+        <w:trPr>
+          <w:trHeight w:val="647"/>
+          <w:jc w:val="center"/>
+        </w:trPr>
+        <w:tc>
+          <w:tcPr>
+            <w:tcW w:w="2828" w:type="dxa"/>
+            <w:tcMar>
+              <w:top w:w="35" w:type="dxa"/>
+              <w:left w:w="50" w:type="dxa"/>
+              <w:bottom w:w="35" w:type="dxa"/>
+              <w:right w:w="50" w:type="dxa"/>
+            </w:tcMar>
+          </w:tcPr>
+          <w:p>
+            <w:pPr>
+              <w:spacing w:after="0"/>
+              <w:rPr>
+                <w:rFonts w:asciiTheme="majorBidi" w:hAnsiTheme="majorBidi" w:cstheme="majorBidi"/>
+                <w:sz w:val="25"/>
+                <w:szCs w:val="28"/>
+              </w:rPr>
+            </w:pPr>
+            <w:r>
+              <w:rPr>
+                <w:rFonts w:asciiTheme="majorBidi" w:hAnsiTheme="majorBidi" w:cstheme="majorBidi"/>
+                <w:b/>
+                <w:sz w:val="22"/>
+                <w:szCs w:val="28"/>
+              </w:rPr>
+              <w:t>B.Sc. in Computer Science &amp; Engineering</w:t>
+            </w:r>
+          </w:p>
+        </w:tc>
+        <w:tc>
+          <w:tcPr>
+            <w:tcW w:w="3191" w:type="dxa"/>
+            <w:tcMar>
+              <w:top w:w="35" w:type="dxa"/>
+              <w:left w:w="50" w:type="dxa"/>
+              <w:bottom w:w="35" w:type="dxa"/>
+              <w:right w:w="50" w:type="dxa"/>
+            </w:tcMar>
+          </w:tcPr>
+          <w:p>
+            <w:pPr>
+              <w:spacing w:after="0"/>
+              <w:rPr>
+                <w:rFonts w:asciiTheme="majorBidi" w:hAnsiTheme="majorBidi" w:cstheme="majorBidi"/>
+                <w:sz w:val="25"/>
+                <w:szCs w:val="28"/>
+              </w:rPr>
+            </w:pPr>
+            <w:r>
+              <w:rPr>
+                <w:rFonts w:asciiTheme="majorBidi" w:hAnsiTheme="majorBidi" w:cstheme="majorBidi"/>
+                <w:sz w:val="22"/>
+                <w:szCs w:val="28"/>
+              </w:rPr>
+              <w:t>Uttara University, Dhaka</w:t>
+            </w:r>
+          </w:p>
+        </w:tc>
+        <w:tc>
+          <w:tcPr>
+            <w:tcW w:w="1523" w:type="dxa"/>
+            <w:tcMar>
+              <w:top w:w="35" w:type="dxa"/>
+              <w:left w:w="50" w:type="dxa"/>
+              <w:bottom w:w="35" w:type="dxa"/>
+              <w:right w:w="50" w:type="dxa"/>
+            </w:tcMar>
+          </w:tcPr>
+          <w:p>
+            <w:pPr>
+              <w:spacing w:after="0"/>
+              <w:rPr>
+                <w:rFonts w:asciiTheme="majorBidi" w:hAnsiTheme="majorBidi" w:cstheme="majorBidi"/>
+                <w:sz w:val="25"/>
+                <w:szCs w:val="28"/>
+              </w:rPr>
+            </w:pPr>
+            <w:r>
+              <w:rPr>
+                <w:rFonts w:asciiTheme="majorBidi" w:hAnsiTheme="majorBidi" w:cstheme="majorBidi"/>
+                <w:sz w:val="22"/>
+                <w:szCs w:val="28"/>
+              </w:rPr>
+              <w:t>CSE</w:t>
+            </w:r>
+          </w:p>
+        </w:tc>
+        <w:tc>
+          <w:tcPr>
+            <w:tcW w:w="942" w:type="dxa"/>
+            <w:tcMar>
+              <w:top w:w="35" w:type="dxa"/>
+              <w:left w:w="50" w:type="dxa"/>
+              <w:bottom w:w="35" w:type="dxa"/>
+              <w:right w:w="50" w:type="dxa"/>
+            </w:tcMar>
+          </w:tcPr>
+          <w:p>
+            <w:pPr>
+              <w:spacing w:after="0"/>
+              <w:jc w:val="center"/>
+              <w:rPr>
+                <w:rFonts w:asciiTheme="majorBidi" w:hAnsiTheme="majorBidi" w:cstheme="majorBidi"/>
+                <w:sz w:val="25"/>
+                <w:szCs w:val="28"/>
+              </w:rPr>
+            </w:pPr>
+            <w:r>
+              <w:rPr>
+                <w:rFonts w:asciiTheme="majorBidi" w:hAnsiTheme="majorBidi" w:cstheme="majorBidi"/>
+                <w:sz w:val="22"/>
+                <w:szCs w:val="28"/>
+              </w:rPr>
+              <w:t>2026</w:t>
+            </w:r>
+          </w:p>
+        </w:tc>
+        <w:tc>
+          <w:tcPr>
+            <w:tcW w:w="1595" w:type="dxa"/>
+            <w:tcMar>
+              <w:top w:w="35" w:type="dxa"/>
+              <w:left w:w="50" w:type="dxa"/>
+              <w:bottom w:w="35" w:type="dxa"/>
+              <w:right w:w="50" w:type="dxa"/>
+            </w:tcMar>
+          </w:tcPr>
+          <w:p>
+            <w:pPr>
+              <w:spacing w:after="0"/>
+              <w:jc w:val="center"/>
+              <w:rPr>
+                <w:rFonts w:asciiTheme="majorBidi" w:hAnsiTheme="majorBidi" w:cstheme="majorBidi"/>
+                <w:sz w:val="25"/>
+                <w:szCs w:val="28"/>
+              </w:rPr>
+            </w:pPr>
+            <w:r>
+              <w:rPr>
+                <w:rFonts w:asciiTheme="majorBidi" w:hAnsiTheme="majorBidi" w:cstheme="majorBidi"/>
+                <w:sz w:val="22"/>
+                <w:szCs w:val="28"/>
+              </w:rPr>
+              <w:t>CGPA 3.40 / 4.00</w:t>
+            </w:r>
+          </w:p>
+        </w:tc>
+      </w:tr>
+      <w:tr>
+        <w:trPr>
+          <w:trHeight w:val="332"/>
+          <w:jc w:val="center"/>
+        </w:trPr>
+        <w:tc>
+          <w:tcPr>
+            <w:tcW w:w="2828" w:type="dxa"/>
+            <w:tcMar>
+              <w:top w:w="35" w:type="dxa"/>
+              <w:left w:w="50" w:type="dxa"/>
+              <w:bottom w:w="35" w:type="dxa"/>
+              <w:right w:w="50" w:type="dxa"/>
+            </w:tcMar>
+          </w:tcPr>
+          <w:p>
+            <w:pPr>
+              <w:spacing w:after="0"/>
+              <w:rPr>
+                <w:rFonts w:asciiTheme="majorBidi" w:hAnsiTheme="majorBidi" w:cstheme="majorBidi"/>
+                <w:sz w:val="25"/>
+                <w:szCs w:val="28"/>
+              </w:rPr>
+            </w:pPr>
+            <w:r>
+              <w:rPr>
+                <w:rFonts w:asciiTheme="majorBidi" w:hAnsiTheme="majorBidi" w:cstheme="majorBidi"/>
+                <w:b/>
+                <w:sz w:val="22"/>
+                <w:szCs w:val="28"/>
+              </w:rPr>
+              <w:t>Alim (Equivalent to HSC)</w:t>
+            </w:r>
+          </w:p>
+        </w:tc>
+        <w:tc>
+          <w:tcPr>
+            <w:tcW w:w="3191" w:type="dxa"/>
+            <w:tcMar>
+              <w:top w:w="35" w:type="dxa"/>
+              <w:left w:w="50" w:type="dxa"/>
+              <w:bottom w:w="35" w:type="dxa"/>
+              <w:right w:w="50" w:type="dxa"/>
+            </w:tcMar>
+          </w:tcPr>
+          <w:p>
+            <w:pPr>
+              <w:spacing w:after="0"/>
+              <w:rPr>
+                <w:rFonts w:asciiTheme="majorBidi" w:hAnsiTheme="majorBidi" w:cstheme="majorBidi"/>
+                <w:sz w:val="25"/>
+                <w:szCs w:val="28"/>
+              </w:rPr>
+            </w:pPr>
+            <w:r>
+              <w:rPr>
+                <w:rFonts w:asciiTheme="majorBidi" w:hAnsiTheme="majorBidi" w:cstheme="majorBidi"/>
+                <w:sz w:val="22"/>
+                <w:szCs w:val="28"/>
+              </w:rPr>
+              <w:t>Tamirul Millat Kamil Madrasha</w:t>
+            </w:r>
+          </w:p>
+        </w:tc>
+        <w:tc>
+          <w:tcPr>
+            <w:tcW w:w="1523" w:type="dxa"/>
+            <w:tcMar>
+              <w:top w:w="35" w:type="dxa"/>
+              <w:left w:w="50" w:type="dxa"/>
+              <w:bottom w:w="35" w:type="dxa"/>
+              <w:right w:w="50" w:type="dxa"/>
+            </w:tcMar>
+          </w:tcPr>
+          <w:p>
+            <w:pPr>
+              <w:spacing w:after="0"/>
+              <w:rPr>
+                <w:rFonts w:asciiTheme="majorBidi" w:hAnsiTheme="majorBidi" w:cstheme="majorBidi"/>
+                <w:sz w:val="25"/>
+                <w:szCs w:val="28"/>
+              </w:rPr>
+            </w:pPr>
+            <w:r>
+              <w:rPr>
+                <w:rFonts w:asciiTheme="majorBidi" w:hAnsiTheme="majorBidi" w:cstheme="majorBidi"/>
+                <w:sz w:val="22"/>
+                <w:szCs w:val="28"/>
+              </w:rPr>
+              <w:t>Science</w:t>
+            </w:r>
+          </w:p>
+        </w:tc>
+        <w:tc>
+          <w:tcPr>
+            <w:tcW w:w="942" w:type="dxa"/>
+            <w:tcMar>
+              <w:top w:w="35" w:type="dxa"/>
+              <w:left w:w="50" w:type="dxa"/>
+              <w:bottom w:w="35" w:type="dxa"/>
+              <w:right w:w="50" w:type="dxa"/>
+            </w:tcMar>
+          </w:tcPr>
+          <w:p>
+            <w:pPr>
+              <w:spacing w:after="0"/>
+              <w:jc w:val="center"/>
+              <w:rPr>
+                <w:rFonts w:asciiTheme="majorBidi" w:hAnsiTheme="majorBidi" w:cstheme="majorBidi"/>
+                <w:sz w:val="25"/>
+                <w:szCs w:val="28"/>
+              </w:rPr>
+            </w:pPr>
+            <w:r>
+              <w:rPr>
+                <w:rFonts w:asciiTheme="majorBidi" w:hAnsiTheme="majorBidi" w:cstheme="majorBidi"/>
+                <w:sz w:val="22"/>
+                <w:szCs w:val="28"/>
+              </w:rPr>
+              <w:t>2021</w:t>
+            </w:r>
+          </w:p>
+        </w:tc>
+        <w:tc>
+          <w:tcPr>
+            <w:tcW w:w="1595" w:type="dxa"/>
+            <w:tcMar>
+              <w:top w:w="35" w:type="dxa"/>
+              <w:left w:w="50" w:type="dxa"/>
+              <w:bottom w:w="35" w:type="dxa"/>
+              <w:right w:w="50" w:type="dxa"/>
+            </w:tcMar>
+          </w:tcPr>
+          <w:p>
+            <w:pPr>
+              <w:spacing w:after="0"/>
+              <w:jc w:val="center"/>
+              <w:rPr>
+                <w:rFonts w:asciiTheme="majorBidi" w:hAnsiTheme="majorBidi" w:cstheme="majorBidi"/>
+                <w:bCs/>
+                <w:sz w:val="25"/>
+                <w:szCs w:val="28"/>
+              </w:rPr>
+            </w:pPr>
+            <w:r>
+              <w:rPr>
+                <w:rFonts w:asciiTheme="majorBidi" w:hAnsiTheme="majorBidi" w:cstheme="majorBidi"/>
+                <w:bCs/>
+                <w:sz w:val="22"/>
+                <w:szCs w:val="28"/>
+              </w:rPr>
+              <w:t>GPA 5.00 / 5.00</w:t>
+            </w:r>
+          </w:p>
+        </w:tc>
+      </w:tr>
+      <w:tr>
+        <w:trPr>
+          <w:trHeight w:val="332"/>
+          <w:jc w:val="center"/>
+        </w:trPr>
+        <w:tc>
+          <w:tcPr>
+            <w:tcW w:w="2828" w:type="dxa"/>
+            <w:tcMar>
+              <w:top w:w="35" w:type="dxa"/>
+              <w:left w:w="50" w:type="dxa"/>
+              <w:bottom w:w="35" w:type="dxa"/>
+              <w:right w:w="50" w:type="dxa"/>
+            </w:tcMar>
+          </w:tcPr>
+          <w:p>
+            <w:pPr>
+              <w:spacing w:after="0"/>
+              <w:rPr>
+                <w:rFonts w:asciiTheme="majorBidi" w:hAnsiTheme="majorBidi" w:cstheme="majorBidi"/>
+                <w:sz w:val="25"/>
+                <w:szCs w:val="28"/>
+              </w:rPr>
+            </w:pPr>
+            <w:r>
+              <w:rPr>
+                <w:rFonts w:asciiTheme="majorBidi" w:hAnsiTheme="majorBidi" w:cstheme="majorBidi"/>
+                <w:b/>
+                <w:sz w:val="22"/>
+                <w:szCs w:val="28"/>
+              </w:rPr>
+              <w:t>Dakhil (Equivalent to SSC)</w:t>
+            </w:r>
+          </w:p>
+        </w:tc>
+        <w:tc>
+          <w:tcPr>
+            <w:tcW w:w="3191" w:type="dxa"/>
+            <w:tcMar>
+              <w:top w:w="35" w:type="dxa"/>
+              <w:left w:w="50" w:type="dxa"/>
+              <w:bottom w:w="35" w:type="dxa"/>
+              <w:right w:w="50" w:type="dxa"/>
+            </w:tcMar>
+          </w:tcPr>
+          <w:p>
+            <w:pPr>
+              <w:spacing w:after="0"/>
+              <w:rPr>
+                <w:rFonts w:asciiTheme="majorBidi" w:hAnsiTheme="majorBidi" w:cstheme="majorBidi"/>
+                <w:sz w:val="25"/>
+                <w:szCs w:val="28"/>
+              </w:rPr>
+            </w:pPr>
+            <w:r>
+              <w:rPr>
+                <w:rFonts w:asciiTheme="majorBidi" w:hAnsiTheme="majorBidi" w:cstheme="majorBidi"/>
+                <w:sz w:val="22"/>
+                <w:szCs w:val="28"/>
+              </w:rPr>
+              <w:t>Patka Dakhil Madrasha</w:t>
+            </w:r>
+          </w:p>
+        </w:tc>
+        <w:tc>
+          <w:tcPr>
+            <w:tcW w:w="1523" w:type="dxa"/>
+            <w:tcMar>
+              <w:top w:w="35" w:type="dxa"/>
+              <w:left w:w="50" w:type="dxa"/>
+              <w:bottom w:w="35" w:type="dxa"/>
+              <w:right w:w="50" w:type="dxa"/>
+            </w:tcMar>
+          </w:tcPr>
+          <w:p>
+            <w:pPr>
+              <w:spacing w:after="0"/>
+              <w:rPr>
+                <w:rFonts w:asciiTheme="majorBidi" w:hAnsiTheme="majorBidi" w:cstheme="majorBidi"/>
+                <w:sz w:val="25"/>
+                <w:szCs w:val="28"/>
+              </w:rPr>
+            </w:pPr>
+            <w:r>
+              <w:rPr>
+                <w:rFonts w:asciiTheme="majorBidi" w:hAnsiTheme="majorBidi" w:cstheme="majorBidi"/>
+                <w:sz w:val="22"/>
+                <w:szCs w:val="28"/>
+              </w:rPr>
+              <w:t>Science</w:t>
+            </w:r>
+          </w:p>
+        </w:tc>
+        <w:tc>
+          <w:tcPr>
+            <w:tcW w:w="942" w:type="dxa"/>
+            <w:tcMar>
+              <w:top w:w="35" w:type="dxa"/>
+              <w:left w:w="50" w:type="dxa"/>
+              <w:bottom w:w="35" w:type="dxa"/>
+              <w:right w:w="50" w:type="dxa"/>
+            </w:tcMar>
+          </w:tcPr>
+          <w:p>
+            <w:pPr>
+              <w:spacing w:after="0"/>
+              <w:jc w:val="center"/>
+              <w:rPr>
+                <w:rFonts w:asciiTheme="majorBidi" w:hAnsiTheme="majorBidi" w:cstheme="majorBidi"/>
+                <w:sz w:val="25"/>
+                <w:szCs w:val="28"/>
+              </w:rPr>
+            </w:pPr>
+            <w:r>
+              <w:rPr>
+                <w:rFonts w:asciiTheme="majorBidi" w:hAnsiTheme="majorBidi" w:cstheme="majorBidi"/>
+                <w:sz w:val="22"/>
+                <w:szCs w:val="28"/>
+              </w:rPr>
+              <w:t>2019</w:t>
+            </w:r>
+          </w:p>
+        </w:tc>
+        <w:tc>
+          <w:tcPr>
+            <w:tcW w:w="1595" w:type="dxa"/>
+            <w:tcMar>
+              <w:top w:w="35" w:type="dxa"/>
+              <w:left w:w="50" w:type="dxa"/>
+              <w:bottom w:w="35" w:type="dxa"/>
+              <w:right w:w="50" w:type="dxa"/>
+            </w:tcMar>
+          </w:tcPr>
+          <w:p>
+            <w:pPr>
+              <w:spacing w:after="0"/>
+              <w:jc w:val="center"/>
+              <w:rPr>
+                <w:rFonts w:asciiTheme="majorBidi" w:hAnsiTheme="majorBidi" w:cstheme="majorBidi"/>
+                <w:bCs/>
+                <w:sz w:val="25"/>
+                <w:szCs w:val="28"/>
+              </w:rPr>
+            </w:pPr>
+            <w:r>
+              <w:rPr>
+                <w:rFonts w:asciiTheme="majorBidi" w:hAnsiTheme="majorBidi" w:cstheme="majorBidi"/>
+                <w:bCs/>
+                <w:sz w:val="22"/>
+                <w:szCs w:val="28"/>
+              </w:rPr>
+              <w:t xml:space="preserve">GPA 5.00 </w:t>
+            </w:r>
+            <w:r>
+              <w:rPr>
+                <w:rFonts w:asciiTheme="majorBidi" w:hAnsiTheme="majorBidi" w:cstheme="majorBidi"/>
+                <w:bCs/>
+                <w:sz w:val="22"/>
+                <w:szCs w:val="28"/>
+              </w:rPr>
+              <w:t>/ 5.00</w:t>
+            </w:r>
+          </w:p>
+        </w:tc>
+      </w:tr>
+    </w:tbl>
+    <w:p>
+      <w:pPr>
+        <w:keepNext/>
+        <w:pBdr>
+          <w:bottom w:val="single" w:sz="6" w:space="2" w:color="0F4C81"/>
+        </w:pBdr>
+        <w:shd w:val="clear" w:color="auto" w:fill="E2E8F0"/>
+        <w:spacing w:before="120" w:after="40"/>
+        <w:rPr>
+          <w:rFonts w:asciiTheme="majorBidi" w:hAnsiTheme="majorBidi" w:cstheme="majorBidi"/>
+          <w:sz w:val="25"/>
+          <w:szCs w:val="28"/>
+        </w:rPr>
+      </w:pPr>
+      <w:r>
+        <w:rPr>
+          <w:rFonts w:asciiTheme="majorBidi" w:hAnsiTheme="majorBidi" w:cstheme="majorBidi"/>
+          <w:b/>
+          <w:color w:val="0F4C81"/>
+          <w:sz w:val="25"/>
+          <w:szCs w:val="28"/>
+        </w:rPr>
+        <w:t xml:space="preserve">  4. COMPUTER &amp; TECHNICAL SKILLS</w:t>
+      </w:r>
+    </w:p>
+    <w:p>
+      <w:pPr>
+        <w:spacing w:before="20" w:after="20" w:line="252" w:lineRule="auto"/>
+        <w:rPr>
+          <w:rFonts w:asciiTheme="majorBidi" w:hAnsiTheme="majorBidi" w:cstheme="majorBidi"/>
+          <w:sz w:val="25"/>
+          <w:szCs w:val="28"/>
+        </w:rPr>
+      </w:pPr>
+      <w:r>
+        <w:rPr>
+          <w:rFonts w:asciiTheme="majorBidi" w:hAnsiTheme="majorBidi" w:cstheme="majorBidi"/>
+          <w:b/>
+          <w:sz w:val="22"/>
+          <w:szCs w:val="28"/>
+        </w:rPr>
+        <w:t xml:space="preserve">•  Programming &amp; Web: </w:t>
+      </w:r>
+      <w:r>
+        <w:rPr>
+          <w:rFonts w:asciiTheme="majorBidi" w:hAnsiTheme="majorBidi" w:cstheme="majorBidi"/>
+          <w:sz w:val="22"/>
+          <w:szCs w:val="28"/>
+        </w:rPr>
+        <w:t>C, C++, Python, HTML5, CSS3, Relational Database &amp; SQL queries</w:t>
+      </w:r>
+    </w:p>
+    <w:p>
+      <w:pPr>
+        <w:spacing w:before="20" w:after="20" w:line="252" w:lineRule="auto"/>
+        <w:rPr>
+          <w:rFonts w:asciiTheme="majorBidi" w:hAnsiTheme="majorBidi" w:cstheme="majorBidi"/>
+          <w:sz w:val="25"/>
+          <w:szCs w:val="28"/>
+        </w:rPr>
+      </w:pPr>
+      <w:r>
+        <w:rPr>
+          <w:rFonts w:asciiTheme="majorBidi" w:hAnsiTheme="majorBidi" w:cstheme="majorBidi"/>
+          <w:b/>
+          <w:sz w:val="22"/>
+          <w:szCs w:val="28"/>
+        </w:rPr>
+        <w:t xml:space="preserve">•  Office Applications: </w:t>
+      </w:r>
+      <w:r>
+        <w:rPr>
+          <w:rFonts w:asciiTheme="majorBidi" w:hAnsiTheme="majorBidi" w:cstheme="majorBidi"/>
+          <w:sz w:val="22"/>
+          <w:szCs w:val="28"/>
+        </w:rPr>
+        <w:t xml:space="preserve">MS Word, MS Excel, MS PowerPoint, MS Access, </w:t>
+      </w:r>
+      <w:r>
+        <w:rPr>
+          <w:rFonts w:asciiTheme="majorBidi" w:hAnsiTheme="majorBidi" w:cstheme="majorBidi"/>
+          <w:sz w:val="22"/>
+          <w:szCs w:val="28"/>
+        </w:rPr>
+        <w:t>Internet &amp; Google Workspace</w:t>
+      </w:r>
+    </w:p>
+    <w:p>
+      <w:pPr>
+        <w:spacing w:before="20" w:after="20" w:line="252" w:lineRule="auto"/>
+        <w:rPr>
+          <w:rFonts w:asciiTheme="majorBidi" w:hAnsiTheme="majorBidi" w:cstheme="majorBidi"/>
+          <w:sz w:val="25"/>
+          <w:szCs w:val="28"/>
+        </w:rPr>
+      </w:pPr>
+      <w:r>
+        <w:rPr>
+          <w:rFonts w:asciiTheme="majorBidi" w:hAnsiTheme="majorBidi" w:cstheme="majorBidi"/>
+          <w:b/>
+          <w:sz w:val="22"/>
+          <w:szCs w:val="28"/>
+        </w:rPr>
+        <w:t xml:space="preserve">•  Hardware &amp; Systems: </w:t>
+      </w:r>
+      <w:r>
+        <w:rPr>
+          <w:rFonts w:asciiTheme="majorBidi" w:hAnsiTheme="majorBidi" w:cstheme="majorBidi"/>
+          <w:sz w:val="22"/>
+          <w:szCs w:val="28"/>
+        </w:rPr>
+        <w:t>Windows, Linux, Computer Troubleshooting, Lab Networking &amp; Safe Internet</w:t>
+      </w:r>
+    </w:p>
+    <w:p>
+      <w:pPr>
+        <w:keepNext/>
+        <w:pBdr>
+          <w:bottom w:val="single" w:sz="6" w:space="2" w:color="0F4C81"/>
+        </w:pBdr>
+        <w:shd w:val="clear" w:color="auto" w:fill="E2E8F0"/>
+        <w:spacing w:before="120" w:after="40"/>
+        <w:rPr>
+          <w:rFonts w:asciiTheme="majorBidi" w:hAnsiTheme="majorBidi" w:cstheme="majorBidi"/>
+          <w:sz w:val="25"/>
+          <w:szCs w:val="28"/>
+        </w:rPr>
+      </w:pPr>
+      <w:r>
+        <w:rPr>
+          <w:rFonts w:asciiTheme="majorBidi" w:hAnsiTheme="majorBidi" w:cstheme="majorBidi"/>
+          <w:b/>
+          <w:color w:val="0F4C81"/>
+          <w:sz w:val="25"/>
+          <w:szCs w:val="28"/>
+        </w:rPr>
+        <w:t xml:space="preserve">  5. PERSONAL INFORMATION</w:t>
+      </w:r>
+    </w:p>
+    <w:tbl>
+      <w:tblPr>
+        <w:tblW w:w="0" w:type="auto"/>
+        <w:jc w:val="center"/>
+        <w:tblLayout w:type="fixed"/>
+        <w:tblLook w:val="04A0" w:firstRow="1" w:lastRow="0" w:firstColumn="1" w:lastColumn="0" w:noHBand="0" w:noVBand="1"/>
+      </w:tblPr>
+      <w:tblGrid>
+        <w:gridCol w:w="2160"/>
+        <w:gridCol w:w="3168"/>
+        <w:gridCol w:w="1872"/>
+        <w:gridCol w:w="2808"/>
+      </w:tblGrid>
+      <w:tr>
+        <w:trPr>
+          <w:jc w:val="center"/>
+        </w:trPr>
+        <w:tc>
+          <w:tcPr>
+            <w:tcW w:w="2160" w:type="dxa"/>
+            <w:tcMar>
+              <w:top w:w="20" w:type="dxa"/>
+              <w:left w:w="30" w:type="dxa"/>
+              <w:bottom w:w="20" w:type="dxa"/>
+              <w:right w:w="30" w:type="dxa"/>
+            </w:tcMar>
+          </w:tcPr>
+          <w:p>
+            <w:pPr>
+              <w:spacing w:after="0"/>
+              <w:rPr>
+                <w:rFonts w:asciiTheme="majorBidi" w:hAnsiTheme="majorBidi" w:cstheme="majorBidi"/>
+                <w:sz w:val="25"/>
+                <w:szCs w:val="28"/>
+              </w:rPr>
+            </w:pPr>
+            <w:r>
+              <w:rPr>
+                <w:rFonts w:asciiTheme="majorBidi" w:hAnsiTheme="majorBidi" w:cstheme="majorBidi"/>
+                <w:b/>
+                <w:sz w:val="22"/>
+                <w:szCs w:val="28"/>
+              </w:rPr>
+              <w:t>Father's Name</w:t>
+            </w:r>
+          </w:p>
+        </w:tc>
+        <w:tc>
+          <w:tcPr>
+            <w:tcW w:w="3168" w:type="dxa"/>
+            <w:tcMar>
+              <w:top w:w="20" w:type="dxa"/>
+              <w:left w:w="30" w:type="dxa"/>
+              <w:bottom w:w="20" w:type="dxa"/>
+              <w:right w:w="30" w:type="dxa"/>
+            </w:tcMar>
+          </w:tcPr>
+          <w:p>
+            <w:pPr>
+              <w:spacing w:after="0"/>
+              <w:rPr>
+                <w:rFonts w:asciiTheme="majorBidi" w:hAnsiTheme="majorBidi" w:cstheme="majorBidi"/>
+                <w:sz w:val="25"/>
+                <w:szCs w:val="28"/>
+              </w:rPr>
+            </w:pPr>
+            <w:r>
+              <w:rPr>
+                <w:rFonts w:asciiTheme="majorBidi" w:hAnsiTheme="majorBidi" w:cstheme="majorBidi"/>
+                <w:sz w:val="22"/>
+                <w:szCs w:val="28"/>
+              </w:rPr>
+              <w:t>: Md. N</w:t>
+            </w:r>
+            <w:r>
+              <w:rPr>
+                <w:rFonts w:asciiTheme="majorBidi" w:hAnsiTheme="majorBidi" w:cstheme="majorBidi"/>
+                <w:sz w:val="22"/>
+                <w:szCs w:val="28"/>
+              </w:rPr>
+              <w:t>orul Amin</w:t>
+            </w:r>
+          </w:p>
+        </w:tc>
+        <w:tc>
+          <w:tcPr>
+            <w:tcW w:w="1872" w:type="dxa"/>
+            <w:tcMar>
+              <w:top w:w="20" w:type="dxa"/>
+              <w:left w:w="30" w:type="dxa"/>
+              <w:bottom w:w="20" w:type="dxa"/>
+              <w:right w:w="30" w:type="dxa"/>
+            </w:tcMar>
+          </w:tcPr>
+          <w:p>
+            <w:pPr>
+              <w:spacing w:after="0"/>
+              <w:rPr>
+                <w:rFonts w:asciiTheme="majorBidi" w:hAnsiTheme="majorBidi" w:cstheme="majorBidi"/>
+                <w:sz w:val="25"/>
+                <w:szCs w:val="28"/>
+              </w:rPr>
+            </w:pPr>
+            <w:r>
+              <w:rPr>
+                <w:rFonts w:asciiTheme="majorBidi" w:hAnsiTheme="majorBidi" w:cstheme="majorBidi"/>
+                <w:b/>
+                <w:sz w:val="22"/>
+                <w:szCs w:val="28"/>
+              </w:rPr>
+              <w:t>Date of Birth</w:t>
+            </w:r>
+          </w:p>
+        </w:tc>
+        <w:tc>
+          <w:tcPr>
+            <w:tcW w:w="2808" w:type="dxa"/>
+            <w:tcMar>
+              <w:top w:w="20" w:type="dxa"/>
+              <w:left w:w="30" w:type="dxa"/>
+              <w:bottom w:w="20" w:type="dxa"/>
+              <w:right w:w="30" w:type="dxa"/>
+            </w:tcMar>
+          </w:tcPr>
+          <w:p>
+            <w:pPr>
+              <w:spacing w:after="0"/>
+              <w:rPr>
+                <w:rFonts w:asciiTheme="majorBidi" w:hAnsiTheme="majorBidi" w:cstheme="majorBidi"/>
+                <w:sz w:val="25"/>
+                <w:szCs w:val="28"/>
+              </w:rPr>
+            </w:pPr>
+            <w:r>
+              <w:rPr>
+                <w:rFonts w:asciiTheme="majorBidi" w:hAnsiTheme="majorBidi" w:cstheme="majorBidi"/>
+                <w:sz w:val="22"/>
+                <w:szCs w:val="28"/>
+              </w:rPr>
+              <w:t>: 26</w:t>
+            </w:r>
+            <w:r>
+              <w:rPr>
+                <w:rFonts w:asciiTheme="majorBidi" w:hAnsiTheme="majorBidi" w:cstheme="majorBidi"/>
+                <w:sz w:val="22"/>
+                <w:szCs w:val="28"/>
+                <w:vertAlign w:val="superscript"/>
+              </w:rPr>
+              <w:t>th</w:t>
+            </w:r>
+            <w:r>
+              <w:rPr>
+                <w:rFonts w:asciiTheme="majorBidi" w:hAnsiTheme="majorBidi" w:cstheme="majorBidi"/>
+                <w:sz w:val="22"/>
+                <w:szCs w:val="28"/>
+              </w:rPr>
+              <w:t xml:space="preserve"> February, 2004</w:t>
+            </w:r>
+          </w:p>
+        </w:tc>
+      </w:tr>
+      <w:tr>
+        <w:trPr>
+          <w:jc w:val="center"/>
+        </w:trPr>
+        <w:tc>
+          <w:tcPr>
+            <w:tcW w:w="2160" w:type="dxa"/>
+            <w:tcMar>
+              <w:top w:w="20" w:type="dxa"/>
+              <w:left w:w="30" w:type="dxa"/>
+              <w:bottom w:w="20" w:type="dxa"/>
+              <w:right w:w="30" w:type="dxa"/>
+            </w:tcMar>
+          </w:tcPr>
+          <w:p>
+            <w:pPr>
+              <w:spacing w:after="0"/>
+              <w:rPr>
+                <w:rFonts w:asciiTheme="majorBidi" w:hAnsiTheme="majorBidi" w:cstheme="majorBidi"/>
+                <w:sz w:val="25"/>
+                <w:szCs w:val="28"/>
+              </w:rPr>
+            </w:pPr>
+            <w:r>
+              <w:rPr>
+                <w:rFonts w:asciiTheme="majorBidi" w:hAnsiTheme="majorBidi" w:cstheme="majorBidi"/>
+                <w:b/>
+                <w:sz w:val="22"/>
+                <w:szCs w:val="28"/>
+              </w:rPr>
+              <w:t>Mother's Name</w:t>
+            </w:r>
+          </w:p>
+        </w:tc>
+        <w:tc>
+          <w:tcPr>
+            <w:tcW w:w="3168" w:type="dxa"/>
+            <w:tcMar>
+              <w:top w:w="20" w:type="dxa"/>
+              <w:left w:w="30" w:type="dxa"/>
+              <w:bottom w:w="20" w:type="dxa"/>
+              <w:right w:w="30" w:type="dxa"/>
+            </w:tcMar>
+          </w:tcPr>
+          <w:p>
+            <w:pPr>
+              <w:spacing w:after="0"/>
+              <w:rPr>
+                <w:rFonts w:asciiTheme="majorBidi" w:hAnsiTheme="majorBidi" w:cstheme="majorBidi"/>
+                <w:sz w:val="25"/>
+                <w:szCs w:val="28"/>
+              </w:rPr>
+            </w:pPr>
+            <w:r>
+              <w:rPr>
+                <w:rFonts w:asciiTheme="majorBidi" w:hAnsiTheme="majorBidi" w:cstheme="majorBidi"/>
+                <w:sz w:val="22"/>
+                <w:szCs w:val="28"/>
+              </w:rPr>
+              <w:t>: Nurun Naher</w:t>
+            </w:r>
+          </w:p>
+        </w:tc>
+        <w:tc>
+          <w:tcPr>
+            <w:tcW w:w="1872" w:type="dxa"/>
+            <w:tcMar>
+              <w:top w:w="20" w:type="dxa"/>
+              <w:left w:w="30" w:type="dxa"/>
+              <w:bottom w:w="20" w:type="dxa"/>
+              <w:right w:w="30" w:type="dxa"/>
+            </w:tcMar>
+          </w:tcPr>
+          <w:p>
+            <w:pPr>
+              <w:spacing w:after="0"/>
+              <w:rPr>
+                <w:rFonts w:asciiTheme="majorBidi" w:hAnsiTheme="majorBidi" w:cstheme="majorBidi"/>
+                <w:sz w:val="25"/>
+                <w:szCs w:val="28"/>
+              </w:rPr>
+            </w:pPr>
+            <w:r>
+              <w:rPr>
+                <w:rFonts w:asciiTheme="majorBidi" w:hAnsiTheme="majorBidi" w:cstheme="majorBidi"/>
+                <w:b/>
+                <w:sz w:val="22"/>
+                <w:szCs w:val="28"/>
+              </w:rPr>
+              <w:t xml:space="preserve">Gender </w:t>
+            </w:r>
+          </w:p>
+        </w:tc>
+        <w:tc>
+          <w:tcPr>
+            <w:tcW w:w="2808" w:type="dxa"/>
+            <w:tcMar>
+              <w:top w:w="20" w:type="dxa"/>
+              <w:left w:w="30" w:type="dxa"/>
+              <w:bottom w:w="20" w:type="dxa"/>
+              <w:right w:w="30" w:type="dxa"/>
+            </w:tcMar>
+          </w:tcPr>
+          <w:p>
+            <w:pPr>
+              <w:spacing w:after="0"/>
+              <w:rPr>
+                <w:rFonts w:asciiTheme="majorBidi" w:hAnsiTheme="majorBidi" w:cstheme="majorBidi"/>
+                <w:sz w:val="25"/>
+                <w:szCs w:val="28"/>
+              </w:rPr>
+            </w:pPr>
+            <w:r>
+              <w:rPr>
+                <w:rFonts w:asciiTheme="majorBidi" w:hAnsiTheme="majorBidi" w:cstheme="majorBidi"/>
+                <w:sz w:val="22"/>
+                <w:szCs w:val="28"/>
+              </w:rPr>
+              <w:t>: Male</w:t>
+            </w:r>
+          </w:p>
+        </w:tc>
+      </w:tr>
+      <w:tr>
+        <w:trPr>
+          <w:jc w:val="center"/>
+        </w:trPr>
+        <w:tc>
+          <w:tcPr>
+            <w:tcW w:w="2160" w:type="dxa"/>
+            <w:tcMar>
+              <w:top w:w="20" w:type="dxa"/>
+              <w:left w:w="30" w:type="dxa"/>
+              <w:bottom w:w="20" w:type="dxa"/>
+              <w:right w:w="30" w:type="dxa"/>
+            </w:tcMar>
+          </w:tcPr>
+          <w:p>
+            <w:pPr>
+              <w:spacing w:after="0"/>
+              <w:rPr>
+                <w:rFonts w:asciiTheme="majorBidi" w:hAnsiTheme="majorBidi" w:cstheme="majorBidi"/>
+                <w:sz w:val="25"/>
+                <w:szCs w:val="28"/>
+              </w:rPr>
+            </w:pPr>
+            <w:r>
+              <w:rPr>
+                <w:rFonts w:asciiTheme="majorBidi" w:hAnsiTheme="majorBidi" w:cstheme="majorBidi"/>
+                <w:b/>
+                <w:sz w:val="22"/>
+                <w:szCs w:val="28"/>
+              </w:rPr>
+              <w:t>Nationality</w:t>
+            </w:r>
+          </w:p>
+        </w:tc>
+        <w:tc>
+          <w:tcPr>
+            <w:tcW w:w="3168" w:type="dxa"/>
+            <w:tcMar>
+              <w:top w:w="20" w:type="dxa"/>
+              <w:left w:w="30" w:type="dxa"/>
+              <w:bottom w:w="20" w:type="dxa"/>
+              <w:right w:w="30" w:type="dxa"/>
+            </w:tcMar>
+          </w:tcPr>
+          <w:p>
+            <w:pPr>
+              <w:spacing w:after="0"/>
+              <w:rPr>
+                <w:rFonts w:asciiTheme="majorBidi" w:hAnsiTheme="majorBidi" w:cstheme="majorBidi"/>
+                <w:sz w:val="25"/>
+                <w:szCs w:val="28"/>
+              </w:rPr>
+            </w:pPr>
+            <w:r>
+              <w:rPr>
+                <w:rFonts w:asciiTheme="majorBidi" w:hAnsiTheme="majorBidi" w:cstheme="majorBidi"/>
+                <w:sz w:val="22"/>
+                <w:szCs w:val="28"/>
+              </w:rPr>
+              <w:t>: Bangladeshi (by birth)</w:t>
+            </w:r>
+          </w:p>
+        </w:tc>
+        <w:tc>
+          <w:tcPr>
+            <w:tcW w:w="1872" w:type="dxa"/>
+            <w:tcMar>
+              <w:top w:w="20" w:type="dxa"/>
+              <w:left w:w="30" w:type="dxa"/>
+              <w:bottom w:w="20" w:type="dxa"/>
+              <w:right w:w="30" w:type="dxa"/>
+            </w:tcMar>
+          </w:tcPr>
+          <w:p>
+            <w:pPr>
+              <w:spacing w:after="0"/>
+              <w:rPr>
+                <w:rFonts w:asciiTheme="majorBidi" w:hAnsiTheme="majorBidi" w:cstheme="majorBidi"/>
+                <w:sz w:val="25"/>
+                <w:szCs w:val="28"/>
+              </w:rPr>
+            </w:pPr>
+            <w:r>
+              <w:rPr>
+                <w:rFonts w:asciiTheme="majorBidi" w:hAnsiTheme="majorBidi" w:cstheme="majorBidi"/>
+                <w:b/>
+                <w:sz w:val="22"/>
+                <w:szCs w:val="28"/>
+              </w:rPr>
+              <w:t>Marital Status</w:t>
+            </w:r>
+          </w:p>
+        </w:tc>
+        <w:tc>
+          <w:tcPr>
+            <w:tcW w:w="2808" w:type="dxa"/>
+            <w:tcMar>
+              <w:top w:w="20" w:type="dxa"/>
+              <w:left w:w="30" w:type="dxa"/>
+              <w:bottom w:w="20" w:type="dxa"/>
+              <w:right w:w="30" w:type="dxa"/>
+            </w:tcMar>
+          </w:tcPr>
+          <w:p>
+            <w:pPr>
+              <w:spacing w:after="0"/>
+              <w:rPr>
+                <w:rFonts w:asciiTheme="majorBidi" w:hAnsiTheme="majorBidi" w:cstheme="majorBidi"/>
+                <w:sz w:val="25"/>
+                <w:szCs w:val="28"/>
+              </w:rPr>
+            </w:pPr>
+            <w:r>
+              <w:rPr>
+                <w:rFonts w:asciiTheme="majorBidi" w:hAnsiTheme="majorBidi" w:cstheme="majorBidi"/>
+                <w:sz w:val="22"/>
+                <w:szCs w:val="28"/>
+              </w:rPr>
+              <w:t>: Single</w:t>
+            </w:r>
+          </w:p>
+        </w:tc>
+      </w:tr>
+      <w:tr>
+        <w:trPr>
+          <w:jc w:val="center"/>
+        </w:trPr>
+        <w:tc>
+          <w:tcPr>
+            <w:tcW w:w="2160" w:type="dxa"/>
+            <w:tcMar>
+              <w:top w:w="20" w:type="dxa"/>
+              <w:left w:w="30" w:type="dxa"/>
+              <w:bottom w:w="20" w:type="dxa"/>
+              <w:right w:w="30" w:type="dxa"/>
+            </w:tcMar>
+          </w:tcPr>
+          <w:p>
+            <w:pPr>
+              <w:spacing w:after="0"/>
+              <w:rPr>
+                <w:rFonts w:asciiTheme="majorBidi" w:hAnsiTheme="majorBidi" w:cstheme="majorBidi"/>
+                <w:sz w:val="25"/>
+                <w:szCs w:val="28"/>
+              </w:rPr>
+            </w:pPr>
+            <w:r>
+              <w:rPr>
+                <w:rFonts w:asciiTheme="majorBidi" w:hAnsiTheme="majorBidi" w:cstheme="majorBidi"/>
+                <w:b/>
+                <w:sz w:val="22"/>
+                <w:szCs w:val="28"/>
+              </w:rPr>
+              <w:t>Religion</w:t>
+            </w:r>
+          </w:p>
+        </w:tc>
+        <w:tc>
+          <w:tcPr>
+            <w:tcW w:w="3168" w:type="dxa"/>
+            <w:tcMar>
+              <w:top w:w="20" w:type="dxa"/>
+              <w:left w:w="30" w:type="dxa"/>
+              <w:bottom w:w="20" w:type="dxa"/>
+              <w:right w:w="30" w:type="dxa"/>
+            </w:tcMar>
+          </w:tcPr>
+          <w:p>
+            <w:pPr>
+              <w:spacing w:after="0"/>
+              <w:rPr>
+                <w:rFonts w:asciiTheme="majorBidi" w:hAnsiTheme="majorBidi" w:cstheme="majorBidi"/>
+                <w:sz w:val="25"/>
+                <w:szCs w:val="28"/>
+              </w:rPr>
+            </w:pPr>
+            <w:r>
+              <w:rPr>
+                <w:rFonts w:asciiTheme="majorBidi" w:hAnsiTheme="majorBidi" w:cstheme="majorBidi"/>
+                <w:sz w:val="22"/>
+                <w:szCs w:val="28"/>
+              </w:rPr>
+              <w:t>: Islam</w:t>
+            </w:r>
+          </w:p>
+        </w:tc>
+        <w:tc>
+          <w:tcPr>
+            <w:tcW w:w="1872" w:type="dxa"/>
+            <w:tcMar>
+              <w:top w:w="20" w:type="dxa"/>
+              <w:left w:w="30" w:type="dxa"/>
+              <w:bottom w:w="20" w:type="dxa"/>
+              <w:right w:w="30" w:type="dxa"/>
+            </w:tcMar>
+          </w:tcPr>
+          <w:p>
+            <w:pPr>
+              <w:spacing w:after="0"/>
+              <w:rPr>
+                <w:rFonts w:asciiTheme="majorBidi" w:hAnsiTheme="majorBidi" w:cstheme="majorBidi"/>
+                <w:sz w:val="25"/>
+                <w:szCs w:val="28"/>
+              </w:rPr>
+            </w:pPr>
+            <w:r>
+              <w:rPr>
+                <w:rFonts w:asciiTheme="majorBidi" w:hAnsiTheme="majorBidi" w:cstheme="majorBidi"/>
+                <w:b/>
+                <w:sz w:val="22"/>
+                <w:szCs w:val="28"/>
+              </w:rPr>
+              <w:t>Blood Group</w:t>
+            </w:r>
+          </w:p>
+        </w:tc>
+        <w:tc>
+          <w:tcPr>
+            <w:tcW w:w="2808" w:type="dxa"/>
+            <w:tcMar>
+              <w:top w:w="20" w:type="dxa"/>
+              <w:left w:w="30" w:type="dxa"/>
+              <w:bottom w:w="20" w:type="dxa"/>
+              <w:right w:w="30" w:type="dxa"/>
+            </w:tcMar>
+          </w:tcPr>
+          <w:p>
+            <w:pPr>
+              <w:spacing w:after="0"/>
+              <w:rPr>
+                <w:rFonts w:asciiTheme="majorBidi" w:hAnsiTheme="majorBidi" w:cstheme="majorBidi"/>
+                <w:sz w:val="25"/>
+                <w:szCs w:val="28"/>
+              </w:rPr>
+            </w:pPr>
+            <w:r>
+              <w:rPr>
+                <w:rFonts w:asciiTheme="majorBidi" w:hAnsiTheme="majorBidi" w:cstheme="majorBidi"/>
+                <w:sz w:val="22"/>
+                <w:szCs w:val="28"/>
+              </w:rPr>
+              <w:t xml:space="preserve">: </w:t>
+            </w:r>
+            <w:r>
+              <w:rPr>
+                <w:rFonts w:asciiTheme="majorBidi" w:hAnsiTheme="majorBidi" w:cstheme="majorBidi"/>
+                <w:sz w:val="22"/>
+                <w:szCs w:val="28"/>
+              </w:rPr>
+              <w:t>O</w:t>
+            </w:r>
+            <w:r>
+              <w:rPr>
+                <w:rFonts w:asciiTheme="majorBidi" w:hAnsiTheme="majorBidi" w:cstheme="majorBidi"/>
+                <w:sz w:val="22"/>
+                <w:szCs w:val="28"/>
+              </w:rPr>
+              <w:t>+ (Positive)</w:t>
+            </w:r>
+          </w:p>
+        </w:tc>
+      </w:tr>
+      <w:tr>
+        <w:trPr>
+          <w:jc w:val="center"/>
+        </w:trPr>
+        <w:tc>
+          <w:tcPr>
+            <w:tcW w:w="2160" w:type="dxa"/>
+            <w:tcMar>
+              <w:top w:w="20" w:type="dxa"/>
+              <w:left w:w="30" w:type="dxa"/>
+              <w:bottom w:w="20" w:type="dxa"/>
+              <w:right w:w="30" w:type="dxa"/>
+            </w:tcMar>
+          </w:tcPr>
+          <w:p>
+            <w:pPr>
+              <w:spacing w:after="0"/>
+              <w:rPr>
+                <w:rFonts w:asciiTheme="majorBidi" w:hAnsiTheme="majorBidi" w:cstheme="majorBidi"/>
+                <w:sz w:val="25"/>
+                <w:szCs w:val="28"/>
+              </w:rPr>
+            </w:pPr>
+            <w:r>
+              <w:rPr>
+                <w:rFonts w:asciiTheme="majorBidi" w:hAnsiTheme="majorBidi" w:cstheme="majorBidi"/>
+                <w:b/>
+                <w:sz w:val="22"/>
+                <w:szCs w:val="28"/>
+              </w:rPr>
+              <w:t>Permanent Address</w:t>
+            </w:r>
+          </w:p>
+        </w:tc>
+        <w:tc>
+          <w:tcPr>
+            <w:tcW w:w="3168" w:type="dxa"/>
+            <w:tcMar>
+              <w:top w:w="20" w:type="dxa"/>
+              <w:left w:w="30" w:type="dxa"/>
+              <w:bottom w:w="20" w:type="dxa"/>
+              <w:right w:w="30" w:type="dxa"/>
+            </w:tcMar>
+          </w:tcPr>
+          <w:p>
+            <w:pPr>
+              <w:spacing w:after="0"/>
+              <w:rPr>
+                <w:rFonts w:asciiTheme="majorBidi" w:hAnsiTheme="majorBidi" w:cstheme="majorBidi"/>
+                <w:sz w:val="25"/>
+                <w:szCs w:val="28"/>
+              </w:rPr>
+            </w:pPr>
+            <w:r>
+              <w:rPr>
+                <w:rFonts w:asciiTheme="majorBidi" w:hAnsiTheme="majorBidi" w:cstheme="majorBidi"/>
+                <w:sz w:val="22"/>
+                <w:szCs w:val="28"/>
+              </w:rPr>
+              <w:t>: Barmi, Sreepur, Gazipur</w:t>
+            </w:r>
+          </w:p>
+        </w:tc>
+        <w:tc>
+          <w:tcPr>
+            <w:tcW w:w="1872" w:type="dxa"/>
+            <w:tcMar>
+              <w:top w:w="20" w:type="dxa"/>
+              <w:left w:w="30" w:type="dxa"/>
+              <w:bottom w:w="20" w:type="dxa"/>
+              <w:right w:w="30" w:type="dxa"/>
+            </w:tcMar>
+          </w:tcPr>
+          <w:p>
+            <w:pPr>
+              <w:spacing w:after="0"/>
+              <w:rPr>
+                <w:rFonts w:asciiTheme="majorBidi" w:hAnsiTheme="majorBidi" w:cstheme="majorBidi"/>
+                <w:sz w:val="25"/>
+                <w:szCs w:val="28"/>
+              </w:rPr>
+            </w:pPr>
+            <w:r>
+              <w:rPr>
+                <w:rFonts w:asciiTheme="majorBidi" w:hAnsiTheme="majorBidi" w:cstheme="majorBidi"/>
+                <w:b/>
+                <w:sz w:val="22"/>
+                <w:szCs w:val="28"/>
+              </w:rPr>
+              <w:t>Present Address</w:t>
+            </w:r>
+          </w:p>
+        </w:tc>
+        <w:tc>
+          <w:tcPr>
+            <w:tcW w:w="2808" w:type="dxa"/>
+            <w:tcMar>
+              <w:top w:w="20" w:type="dxa"/>
+              <w:left w:w="30" w:type="dxa"/>
+              <w:bottom w:w="20" w:type="dxa"/>
+              <w:right w:w="30" w:type="dxa"/>
+            </w:tcMar>
+          </w:tcPr>
+          <w:p>
+            <w:pPr>
+              <w:spacing w:after="0"/>
+              <w:rPr>
+                <w:rFonts w:asciiTheme="majorBidi" w:hAnsiTheme="majorBidi" w:cstheme="majorBidi"/>
+                <w:sz w:val="25"/>
+                <w:szCs w:val="28"/>
+              </w:rPr>
+            </w:pPr>
+            <w:r>
+              <w:rPr>
+                <w:rFonts w:asciiTheme="majorBidi" w:hAnsiTheme="majorBidi" w:cstheme="majorBidi"/>
+                <w:sz w:val="22"/>
+                <w:szCs w:val="28"/>
+              </w:rPr>
+              <w:t>: Barmi, Sreepur, Gazipur</w:t>
+            </w:r>
+          </w:p>
+        </w:tc>
+      </w:tr>
+    </w:tbl>
+    <w:p>
+      <w:pPr>
+        <w:keepNext/>
+        <w:pBdr>
+          <w:bottom w:val="single" w:sz="6" w:space="2" w:color="0F4C81"/>
+        </w:pBdr>
+        <w:shd w:val="clear" w:color="auto" w:fill="E2E8F0"/>
+        <w:spacing w:before="120" w:after="40"/>
+        <w:rPr>
+          <w:rFonts w:asciiTheme="majorBidi" w:hAnsiTheme="majorBidi" w:cstheme="majorBidi"/>
+          <w:sz w:val="25"/>
+          <w:szCs w:val="28"/>
+        </w:rPr>
+      </w:pPr>
+      <w:r>
+        <w:rPr>
+          <w:rFonts w:asciiTheme="majorBidi" w:hAnsiTheme="majorBidi" w:cstheme="majorBidi"/>
+          <w:b/>
+          <w:color w:val="0F4C81"/>
+          <w:sz w:val="25"/>
+          <w:szCs w:val="28"/>
+        </w:rPr>
+        <w:t xml:space="preserve">  6. REFERENCES</w:t>
+      </w:r>
+    </w:p>
+    <w:tbl>
+      <w:tblPr>
+        <w:tblW w:w="0" w:type="auto"/>
+        <w:jc w:val="center"/>
+        <w:tblLayout w:type="fixed"/>
+        <w:tblLook w:val="04A0" w:firstRow="1" w:lastRow="0" w:firstColumn="1" w:lastColumn="0" w:noHBand="0" w:noVBand="1"/>
+      </w:tblPr>
+      <w:tblGrid>
+        <w:gridCol w:w="5296"/>
+        <w:gridCol w:w="4712"/>
+      </w:tblGrid>
+      <w:tr>
+        <w:trPr>
+          <w:jc w:val="center"/>
+        </w:trPr>
+        <w:tc>
+          <w:tcPr>
+            <w:tcW w:w="5296" w:type="dxa"/>
+            <w:tcMar>
+              <w:top w:w="20" w:type="dxa"/>
+              <w:left w:w="30" w:type="dxa"/>
+              <w:bottom w:w="20" w:type="dxa"/>
+              <w:right w:w="30" w:type="dxa"/>
+            </w:tcMar>
+          </w:tcPr>
+          <w:p>
+            <w:pPr>
+              <w:spacing w:after="0" w:line="252" w:lineRule="auto"/>
+              <w:rPr>
+                <w:rFonts w:asciiTheme="majorBidi" w:hAnsiTheme="majorBidi" w:cstheme="majorBidi"/>
+                <w:sz w:val="22"/>
+                <w:szCs w:val="28"/>
+              </w:rPr>
+            </w:pPr>
+            <w:r>
+              <w:rPr>
+                <w:rFonts w:asciiTheme="majorBidi" w:hAnsiTheme="majorBidi" w:cstheme="majorBidi"/>
+                <w:b/>
+                <w:color w:val="0F4C81"/>
+                <w:sz w:val="23"/>
+                <w:szCs w:val="28"/>
+              </w:rPr>
+              <w:t>Tanzillah Wahid</w:t>
+            </w:r>
+            <w:r>
+              <w:rPr>
+                <w:rFonts w:asciiTheme="majorBidi" w:hAnsiTheme="majorBidi" w:cstheme="majorBidi"/>
+                <w:b/>
+                <w:color w:val="0F4C81"/>
+                <w:sz w:val="23"/>
+                <w:szCs w:val="28"/>
+              </w:rPr>
+              <w:br/>
+            </w:r>
+            <w:r>
+              <w:rPr>
+                <w:rFonts w:asciiTheme="majorBidi" w:hAnsiTheme="majorBidi" w:cstheme="majorBidi"/>
+                <w:sz w:val="22"/>
+                <w:szCs w:val="28"/>
+              </w:rPr>
+              <w:t>Assistant Professor &amp; Coordinator,</w:t>
+            </w:r>
+          </w:p>
+          <w:p>
+            <w:pPr>
+              <w:spacing w:after="0" w:line="252" w:lineRule="auto"/>
+              <w:rPr>
+                <w:rFonts w:asciiTheme="majorBidi" w:hAnsiTheme="majorBidi" w:cstheme="majorBidi"/>
+                <w:sz w:val="22"/>
+                <w:szCs w:val="28"/>
+              </w:rPr>
+            </w:pPr>
+            <w:r>
+              <w:rPr>
+                <w:rFonts w:asciiTheme="majorBidi" w:hAnsiTheme="majorBidi" w:cstheme="majorBidi"/>
+                <w:sz w:val="22"/>
+                <w:szCs w:val="28"/>
+              </w:rPr>
+              <w:t>Dept. of CSE</w:t>
+            </w:r>
+            <w:r>
+              <w:rPr>
+                <w:rFonts w:asciiTheme="majorBidi" w:hAnsiTheme="majorBidi" w:cstheme="majorBidi"/>
+                <w:sz w:val="22"/>
+                <w:szCs w:val="28"/>
+              </w:rPr>
+              <w:br/>
+              <w:t xml:space="preserve">Uttara University, Dhaka </w:t>
+            </w:r>
+          </w:p>
+          <w:p>
+            <w:pPr>
+              <w:spacing w:after="0" w:line="252" w:lineRule="auto"/>
+              <w:rPr>
+                <w:rFonts w:asciiTheme="majorBidi" w:hAnsiTheme="majorBidi" w:cstheme="majorBidi"/>
+                <w:sz w:val="25"/>
+                <w:szCs w:val="28"/>
+              </w:rPr>
+            </w:pPr>
+            <w:r>
+              <w:rPr>
+                <w:rFonts w:asciiTheme="majorBidi" w:hAnsiTheme="majorBidi" w:cstheme="majorBidi"/>
+                <w:sz w:val="22"/>
+                <w:szCs w:val="28"/>
+              </w:rPr>
+              <w:t>Email: tanzillah@uttarauniversity.edu.bd</w:t>
+            </w:r>
+          </w:p>
+        </w:tc>
+        <w:tc>
+          <w:tcPr>
+            <w:tcW w:w="4712" w:type="dxa"/>
+            <w:tcMar>
+              <w:top w:w="20" w:type="dxa"/>
+              <w:left w:w="30" w:type="dxa"/>
+              <w:bottom w:w="20" w:type="dxa"/>
+              <w:right w:w="30" w:type="dxa"/>
+            </w:tcMar>
+          </w:tcPr>
+          <w:p>
+            <w:pPr>
+              <w:spacing w:after="0" w:line="252" w:lineRule="auto"/>
+              <w:rPr>
+                <w:rFonts w:asciiTheme="majorBidi" w:hAnsiTheme="majorBidi" w:cstheme="majorBidi"/>
+                <w:sz w:val="22"/>
+                <w:szCs w:val="28"/>
+              </w:rPr>
+            </w:pPr>
+            <w:r>
+              <w:rPr>
+                <w:rFonts w:asciiTheme="majorBidi" w:hAnsiTheme="majorBidi" w:cstheme="majorBidi"/>
+                <w:b/>
+                <w:color w:val="0F4C81"/>
+                <w:sz w:val="23"/>
+                <w:szCs w:val="28"/>
+              </w:rPr>
+              <w:t>Md. Norul Amin</w:t>
+            </w:r>
+            <w:r>
+              <w:rPr>
+                <w:rFonts w:asciiTheme="majorBidi" w:hAnsiTheme="majorBidi" w:cstheme="majorBidi"/>
+                <w:b/>
+                <w:color w:val="0F4C81"/>
+                <w:sz w:val="23"/>
+                <w:szCs w:val="28"/>
+              </w:rPr>
+              <w:br/>
+            </w:r>
+            <w:r>
+              <w:rPr>
+                <w:rFonts w:asciiTheme="majorBidi" w:hAnsiTheme="majorBidi" w:cstheme="majorBidi"/>
+                <w:sz w:val="22"/>
+                <w:szCs w:val="28"/>
+              </w:rPr>
+              <w:t xml:space="preserve">Founder &amp; Principal, </w:t>
+            </w:r>
+          </w:p>
+          <w:p>
+            <w:pPr>
+              <w:spacing w:after="0" w:line="252" w:lineRule="auto"/>
+              <w:rPr>
+                <w:rFonts w:asciiTheme="majorBidi" w:hAnsiTheme="majorBidi" w:cstheme="majorBidi"/>
+                <w:sz w:val="22"/>
+                <w:szCs w:val="28"/>
+              </w:rPr>
+            </w:pPr>
+            <w:r>
+              <w:rPr>
+                <w:rFonts w:asciiTheme="majorBidi" w:hAnsiTheme="majorBidi" w:cstheme="majorBidi"/>
+                <w:sz w:val="22"/>
+                <w:szCs w:val="28"/>
+              </w:rPr>
+              <w:t>B</w:t>
+            </w:r>
+            <w:r>
+              <w:rPr>
+                <w:rFonts w:asciiTheme="majorBidi" w:hAnsiTheme="majorBidi" w:cstheme="majorBidi"/>
+                <w:sz w:val="22"/>
+                <w:szCs w:val="28"/>
+              </w:rPr>
+              <w:t>armi Al-Madina Pre-Cadet Sch</w:t>
+            </w:r>
+            <w:r>
+              <w:rPr>
+                <w:rFonts w:asciiTheme="majorBidi" w:hAnsiTheme="majorBidi" w:cstheme="majorBidi"/>
+                <w:sz w:val="22"/>
+                <w:szCs w:val="28"/>
+              </w:rPr>
+              <w:t>ool</w:t>
+            </w:r>
+            <w:r>
+              <w:rPr>
+                <w:rFonts w:asciiTheme="majorBidi" w:hAnsiTheme="majorBidi" w:cstheme="majorBidi"/>
+                <w:sz w:val="22"/>
+                <w:szCs w:val="28"/>
+              </w:rPr>
+              <w:br/>
+              <w:t xml:space="preserve">Barmi, Sreepur, Gazipur </w:t>
+            </w:r>
+          </w:p>
+          <w:p>
+            <w:pPr>
+              <w:spacing w:after="0" w:line="252" w:lineRule="auto"/>
+              <w:rPr>
+                <w:rFonts w:asciiTheme="majorBidi" w:hAnsiTheme="majorBidi" w:cstheme="majorBidi"/>
+                <w:sz w:val="25"/>
+                <w:szCs w:val="28"/>
+              </w:rPr>
+            </w:pPr>
+            <w:r>
+              <w:rPr>
+                <w:rFonts w:asciiTheme="majorBidi" w:hAnsiTheme="majorBidi" w:cstheme="majorBidi"/>
+                <w:sz w:val="22"/>
+                <w:szCs w:val="28"/>
+              </w:rPr>
+              <w:t>Mobile: +880 1915-430867</w:t>
+            </w:r>
+          </w:p>
+        </w:tc>
+      </w:tr>
+    </w:tbl>
+    <w:p>
+      <w:pPr>
+        <w:spacing w:before="80" w:after="80" w:line="252" w:lineRule="auto"/>
+        <w:rPr>
+          <w:rFonts w:asciiTheme="majorBidi" w:hAnsiTheme="majorBidi" w:cstheme="majorBidi"/>
+          <w:sz w:val="25"/>
+          <w:szCs w:val="28"/>
+        </w:rPr>
+      </w:pPr>
+      <w:r>
+        <w:rPr>
+          <w:rFonts w:asciiTheme="majorBidi" w:hAnsiTheme="majorBidi" w:cstheme="majorBidi"/>
+          <w:i/>
+          <w:color w:val="475569"/>
+          <w:sz w:val="22"/>
+          <w:szCs w:val="28"/>
+        </w:rPr>
+        <w:t>Declaration: I do hereby declare that all information stated above is authentic, complete and true to the best of my knowledge.</w:t>
+      </w:r>
+    </w:p>
+    <w:tbl>
+      <w:tblPr>
+        <w:tblW w:w="0" w:type="auto"/>
+        <w:jc w:val="center"/>
+        <w:tblLayout w:type="fixed"/>
+        <w:tblLook w:val="04A0" w:firstRow="1" w:lastRow="0" w:firstColumn="1" w:lastColumn="0" w:noHBand="0" w:noVBand="1"/>
+      </w:tblPr>
+      <w:tblGrid>
+        <w:gridCol w:w="5040"/>
+        <w:gridCol w:w="4968"/>
+      </w:tblGrid>
+      <w:tr>
+        <w:trPr>
+          <w:jc w:val="center"/>
+        </w:trPr>
+        <w:tc>
+          <w:tcPr>
+            <w:tcW w:w="5040" w:type="dxa"/>
+            <w:tcMar>
+              <w:top w:w="8" w:type="dxa"/>
+              <w:left w:w="0" w:type="dxa"/>
+              <w:bottom w:w="0" w:type="dxa"/>
+              <w:right w:w="0" w:type="dxa"/>
+            </w:tcMar>
+          </w:tcPr>
+          <w:p>
+            <w:pPr>
+              <w:spacing w:after="0"/>
+              <w:rPr>
+                <w:rFonts w:asciiTheme="majorBidi" w:hAnsiTheme="majorBidi" w:cstheme="majorBidi"/>
+                <w:sz w:val="25"/>
+                <w:szCs w:val="28"/>
+              </w:rPr>
+            </w:pPr>
+            <w:r>
+              <w:rPr>
+                <w:rFonts w:asciiTheme="majorBidi" w:hAnsiTheme="majorBidi" w:cstheme="majorBidi"/>
+                <w:color w:val="64748B"/>
+                <w:sz w:val="22"/>
+                <w:szCs w:val="28"/>
+              </w:rPr>
+              <w:br/>
+              <w:t xml:space="preserve">Date: </w:t>
+            </w:r>
+            <w:r>
+              <w:rPr>
+                <w:rFonts w:asciiTheme="majorBidi" w:hAnsiTheme="majorBidi" w:cstheme="majorBidi"/>
+                <w:color w:val="64748B"/>
+                <w:sz w:val="22"/>
+                <w:szCs w:val="28"/>
+              </w:rPr>
+              <w:t>.......................................</w:t>
+            </w:r>
+          </w:p>
+        </w:tc>
+        <w:tc>
+          <w:tcPr>
+            <w:tcW w:w="4968" w:type="dxa"/>
+            <w:tcMar>
+              <w:top w:w="8" w:type="dxa"/>
+              <w:left w:w="0" w:type="dxa"/>
+              <w:bottom w:w="0" w:type="dxa"/>
+              <w:right w:w="0" w:type="dxa"/>
+            </w:tcMar>
+          </w:tcPr>
+          <w:p>
+            <w:pPr>
+              <w:spacing w:after="0"/>
+              <w:jc w:val="right"/>
+              <w:rPr>
+                <w:rFonts w:asciiTheme="majorBidi" w:hAnsiTheme="majorBidi" w:cstheme="majorBidi"/>
+                <w:b/>
+                <w:color w:val="0F4C81"/>
+                <w:sz w:val="25"/>
+                <w:szCs w:val="28"/>
+              </w:rPr>
+            </w:pPr>
+          </w:p>
+          <w:p>
+            <w:pPr>
+              <w:spacing w:after="0"/>
+              <w:jc w:val="right"/>
+              <w:rPr>
+                <w:rFonts w:asciiTheme="majorBidi" w:hAnsiTheme="majorBidi" w:cstheme="majorBidi"/>
+                <w:sz w:val="25"/>
+                <w:szCs w:val="28"/>
+              </w:rPr>
+            </w:pPr>
+            <w:r>
+              <w:rPr>
+                <w:rFonts w:asciiTheme="majorBidi" w:hAnsiTheme="majorBidi" w:cstheme="majorBidi"/>
+                <w:b/>
+                <w:color w:val="0F4C81"/>
+                <w:sz w:val="25"/>
+                <w:szCs w:val="28"/>
+              </w:rPr>
+              <w:t>_</w:t>
+            </w:r>
+            <w:r>
+              <w:rPr>
+                <w:rFonts w:asciiTheme="majorBidi" w:hAnsiTheme="majorBidi" w:cstheme="majorBidi"/>
+                <w:b/>
+                <w:color w:val="0F4C81"/>
+                <w:sz w:val="25"/>
+                <w:szCs w:val="28"/>
+              </w:rPr>
+              <w:t>_</w:t>
+            </w:r>
+            <w:r>
+              <w:rPr>
+                <w:rFonts w:asciiTheme="majorBidi" w:hAnsiTheme="majorBidi" w:cstheme="majorBidi"/>
+                <w:b/>
+                <w:color w:val="0F4C81"/>
+                <w:sz w:val="25"/>
+                <w:szCs w:val="28"/>
+              </w:rPr>
+              <w:t>______________</w:t>
+            </w:r>
+            <w:r>
+              <w:rPr>
+                <w:rFonts w:asciiTheme="majorBidi" w:hAnsiTheme="majorBidi" w:cstheme="majorBidi"/>
+                <w:b/>
+                <w:color w:val="0F4C81"/>
+                <w:sz w:val="25"/>
+                <w:szCs w:val="28"/>
+              </w:rPr>
+              <w:t>_</w:t>
+            </w:r>
+            <w:r>
+              <w:rPr>
+                <w:rFonts w:asciiTheme="majorBidi" w:hAnsiTheme="majorBidi" w:cstheme="majorBidi"/>
+                <w:b/>
+                <w:color w:val="0F4C81"/>
+                <w:sz w:val="25"/>
+                <w:szCs w:val="28"/>
+              </w:rPr>
+              <w:br/>
+            </w:r>
+            <w:r>
+              <w:rPr>
+                <w:rFonts w:asciiTheme="majorBidi" w:hAnsiTheme="majorBidi" w:cstheme="majorBidi"/>
+                <w:b/>
+                <w:sz w:val="23"/>
+                <w:szCs w:val="28"/>
+              </w:rPr>
+              <w:t>(Nurul Arefin Nabil)</w:t>
+            </w:r>
+          </w:p>
+        </w:tc>
+      </w:tr>
+    </w:tbl>
+    <w:p>
+      <w:pPr>
+        <w:rPr>
+          <w:rFonts w:asciiTheme="majorBidi" w:hAnsiTheme="majorBidi" w:cstheme="majorBidi"/>
+          <w:sz w:val="25"/>
+          <w:szCs w:val="28"/>
+        </w:rPr>
+      </w:pPr>
+    </w:p>
     <w:sectPr>
-      <w:pgSz w:w="11909" w:h="16834" w:code="9"/>
-      <w:pgMar w:top="1080" w:right="1224" w:bottom="1080" w:left="1224" w:header="720" w:footer="720" w:gutter="0"/>
+      <w:pgSz w:w="11909" w:h="16834"/>
+      <w:pgMar w:top="792" w:right="936" w:bottom="792" w:left="936" w:header="720" w:footer="720" w:gutter="0"/>
       <w:cols w:space="720"/>
       <w:docGrid w:linePitch="360"/>
     </w:sectPr>

--- a/CV_Nurul_Arefin_Nabil_ICT_Lecturer.docx
+++ b/CV_Nurul_Arefin_Nabil_ICT_Lecturer.docx
@@ -2,2715 +2,6 @@
 <file path=word/document.xml><?xml version="1.0" encoding="utf-8"?>
 <w:document xmlns:wpc="http://schemas.microsoft.com/office/word/2010/wordprocessingCanvas" xmlns:cx="http://schemas.microsoft.com/office/drawing/2014/chartex" xmlns:cx1="http://schemas.microsoft.com/office/drawing/2015/9/8/chartex" xmlns:cx2="http://schemas.microsoft.com/office/drawing/2015/10/21/chartex" xmlns:cx3="http://schemas.microsoft.com/office/drawing/2016/5/9/chartex" xmlns:cx4="http://schemas.microsoft.com/office/drawing/2016/5/10/chartex" xmlns:cx5="http://schemas.microsoft.com/office/drawing/2016/5/11/chartex" xmlns:cx6="http://schemas.microsoft.com/office/drawing/2016/5/12/chartex" xmlns:cx7="http://schemas.microsoft.com/office/drawing/2016/5/13/chartex" xmlns:cx8="http://schemas.microsoft.com/office/drawing/2016/5/14/chartex" xmlns:mc="http://schemas.openxmlformats.org/markup-compatibility/2006" xmlns:aink="http://schemas.microsoft.com/office/drawing/2016/ink" xmlns:am3d="http://schemas.microsoft.com/office/drawing/2017/model3d" xmlns:o="urn:schemas-microsoft-com:office:office" xmlns:r="http://schemas.openxmlformats.org/officeDocument/2006/relationships" xmlns:m="http://schemas.openxmlformats.org/officeDocument/2006/math" xmlns:v="urn:schemas-microsoft-com:vml" xmlns:wp14="http://schemas.microsoft.com/office/word/2010/wordprocessingDrawing" xmlns:wp="http://schemas.openxmlformats.org/drawingml/2006/wordprocessingDrawing" xmlns:w10="urn:schemas-microsoft-com:office:word" xmlns:w="http://schemas.openxmlformats.org/wordprocessingml/2006/main" xmlns:w14="http://schemas.microsoft.com/office/word/2010/wordml" xmlns:w15="http://schemas.microsoft.com/office/word/2012/wordml" xmlns:w16cex="http://schemas.microsoft.com/office/word/2018/wordml/cex" xmlns:w16cid="http://schemas.microsoft.com/office/word/2016/wordml/cid" xmlns:w16="http://schemas.microsoft.com/office/word/2018/wordml" xmlns:w16sdtdh="http://schemas.microsoft.com/office/word/2020/wordml/sdtdatahash" xmlns:w16se="http://schemas.microsoft.com/office/word/2015/wordml/symex" xmlns:wpg="http://schemas.microsoft.com/office/word/2010/wordprocessingGroup" xmlns:wpi="http://schemas.microsoft.com/office/word/2010/wordprocessingInk" xmlns:wne="http://schemas.microsoft.com/office/word/2006/wordml" xmlns:wps="http://schemas.microsoft.com/office/word/2010/wordprocessingShape" mc:Ignorable="w14 w15 w16se w16cid w16 w16cex w16sdtdh wp14">
   <w:body>
-    <w:tbl>
-      <w:tblPr>
-        <w:tblW w:w="0" w:type="auto"/>
-        <w:jc w:val="center"/>
-        <w:tblLayout w:type="fixed"/>
-        <w:tblLook w:val="04A0" w:firstRow="1" w:lastRow="0" w:firstColumn="1" w:lastColumn="0" w:noHBand="0" w:noVBand="1"/>
-      </w:tblPr>
-      <w:tblGrid>
-        <w:gridCol w:w="7776"/>
-        <w:gridCol w:w="2232"/>
-      </w:tblGrid>
-      <w:tr>
-        <w:trPr>
-          <w:jc w:val="center"/>
-        </w:trPr>
-        <w:tc>
-          <w:tcPr>
-            <w:tcW w:w="7776" w:type="dxa"/>
-            <w:tcMar>
-              <w:top w:w="0" w:type="dxa"/>
-              <w:left w:w="0" w:type="dxa"/>
-              <w:bottom w:w="30" w:type="dxa"/>
-              <w:right w:w="70" w:type="dxa"/>
-            </w:tcMar>
-          </w:tcPr>
-          <w:p>
-            <w:pPr>
-              <w:spacing w:after="40"/>
-              <w:rPr>
-                <w:rFonts w:asciiTheme="majorBidi" w:hAnsiTheme="majorBidi" w:cstheme="majorBidi"/>
-              </w:rPr>
-            </w:pPr>
-            <w:r>
-              <w:rPr>
-                <w:rFonts w:asciiTheme="majorBidi" w:hAnsiTheme="majorBidi" w:cstheme="majorBidi"/>
-                <w:b/>
-                <w:color w:val="0F4C81"/>
-                <w:sz w:val="40"/>
-              </w:rPr>
-              <w:t>NURUL AREFIN NABIL</w:t>
-            </w:r>
-          </w:p>
-          <w:p>
-            <w:pPr>
-              <w:spacing w:after="100"/>
-              <w:rPr>
-                <w:rFonts w:asciiTheme="majorBidi" w:hAnsiTheme="majorBidi" w:cstheme="majorBidi"/>
-              </w:rPr>
-            </w:pPr>
-            <w:r>
-              <w:rPr>
-                <w:rFonts w:asciiTheme="majorBidi" w:hAnsiTheme="majorBidi" w:cstheme="majorBidi"/>
-                <w:b/>
-                <w:color w:val="10735F"/>
-                <w:sz w:val="22"/>
-              </w:rPr>
-              <w:t>ICT &amp; Computer Science Teacher | B.Sc. in CSE</w:t>
-            </w:r>
-          </w:p>
-          <w:p>
-            <w:pPr>
-              <w:spacing w:after="20" w:line="252" w:lineRule="auto"/>
-              <w:rPr>
-                <w:rFonts w:asciiTheme="majorBidi" w:hAnsiTheme="majorBidi" w:cstheme="majorBidi"/>
-              </w:rPr>
-            </w:pPr>
-            <w:r>
-              <w:rPr>
-                <w:rFonts w:ascii="Segoe UI Emoji" w:hAnsi="Segoe UI Emoji" w:cs="Segoe UI Emoji"/>
-                <w:b/>
-                <w:color w:val="475569"/>
-                <w:sz w:val="17"/>
-              </w:rPr>
-              <w:t>📍</w:t>
-            </w:r>
-            <w:r>
-              <w:rPr>
-                <w:rFonts w:asciiTheme="majorBidi" w:hAnsiTheme="majorBidi" w:cstheme="majorBidi"/>
-                <w:b/>
-                <w:color w:val="475569"/>
-                <w:sz w:val="17"/>
-              </w:rPr>
-              <w:t xml:space="preserve"> Address: </w:t>
-            </w:r>
-            <w:r>
-              <w:rPr>
-                <w:rFonts w:asciiTheme="majorBidi" w:hAnsiTheme="majorBidi" w:cstheme="majorBidi"/>
-                <w:sz w:val="17"/>
-              </w:rPr>
-              <w:t>Barmi, Sreepur, Gazipur-1743, Bangladesh</w:t>
-            </w:r>
-          </w:p>
-          <w:p>
-            <w:pPr>
-              <w:spacing w:after="20" w:line="252" w:lineRule="auto"/>
-              <w:rPr>
-                <w:rFonts w:asciiTheme="majorBidi" w:hAnsiTheme="majorBidi" w:cstheme="majorBidi"/>
-              </w:rPr>
-            </w:pPr>
-            <w:r>
-              <w:rPr>
-                <w:rFonts w:ascii="Segoe UI Emoji" w:hAnsi="Segoe UI Emoji" w:cs="Segoe UI Emoji"/>
-                <w:b/>
-                <w:color w:val="475569"/>
-                <w:sz w:val="17"/>
-              </w:rPr>
-              <w:t>📞</w:t>
-            </w:r>
-            <w:r>
-              <w:rPr>
-                <w:rFonts w:asciiTheme="majorBidi" w:hAnsiTheme="majorBidi" w:cstheme="majorBidi"/>
-                <w:b/>
-                <w:color w:val="475569"/>
-                <w:sz w:val="17"/>
-              </w:rPr>
-              <w:t xml:space="preserve"> Phone: </w:t>
-            </w:r>
-            <w:r>
-              <w:rPr>
-                <w:rFonts w:asciiTheme="majorBidi" w:hAnsiTheme="majorBidi" w:cstheme="majorBidi"/>
-                <w:sz w:val="17"/>
-              </w:rPr>
-              <w:t>+880 1881-196146</w:t>
-            </w:r>
-          </w:p>
-          <w:p>
-            <w:pPr>
-              <w:spacing w:after="20" w:line="252" w:lineRule="auto"/>
-              <w:rPr>
-                <w:rFonts w:asciiTheme="majorBidi" w:hAnsiTheme="majorBidi" w:cstheme="majorBidi"/>
-              </w:rPr>
-            </w:pPr>
-            <w:r>
-              <w:rPr>
-                <w:rFonts w:ascii="Segoe UI Emoji" w:hAnsi="Segoe UI Emoji" w:cs="Segoe UI Emoji"/>
-                <w:b/>
-                <w:color w:val="475569"/>
-                <w:sz w:val="17"/>
-              </w:rPr>
-              <w:t>✉</w:t>
-            </w:r>
-            <w:r>
-              <w:rPr>
-                <w:rFonts w:asciiTheme="majorBidi" w:hAnsiTheme="majorBidi" w:cstheme="majorBidi"/>
-                <w:b/>
-                <w:color w:val="475569"/>
-                <w:sz w:val="17"/>
-              </w:rPr>
-              <w:t xml:space="preserve"> Email: </w:t>
-            </w:r>
-            <w:r>
-              <w:rPr>
-                <w:rFonts w:asciiTheme="majorBidi" w:hAnsiTheme="majorBidi" w:cstheme="majorBidi"/>
-                <w:sz w:val="17"/>
-              </w:rPr>
-              <w:t>nurularefinnabil@gmail.com</w:t>
-            </w:r>
-          </w:p>
-          <w:p>
-            <w:pPr>
-              <w:spacing w:after="20" w:line="252" w:lineRule="auto"/>
-              <w:rPr>
-                <w:rFonts w:asciiTheme="majorBidi" w:hAnsiTheme="majorBidi" w:cstheme="majorBidi"/>
-              </w:rPr>
-            </w:pPr>
-            <w:r>
-              <w:rPr>
-                <w:rFonts w:ascii="Segoe UI Emoji" w:hAnsi="Segoe UI Emoji" w:cs="Segoe UI Emoji"/>
-                <w:b/>
-                <w:color w:val="475569"/>
-                <w:sz w:val="17"/>
-              </w:rPr>
-              <w:t>🌐</w:t>
-            </w:r>
-            <w:r>
-              <w:rPr>
-                <w:rFonts w:asciiTheme="majorBidi" w:hAnsiTheme="majorBidi" w:cstheme="majorBidi"/>
-                <w:b/>
-                <w:color w:val="475569"/>
-                <w:sz w:val="17"/>
-              </w:rPr>
-              <w:t xml:space="preserve"> Portfolio: </w:t>
-            </w:r>
-            <w:r>
-              <w:rPr>
-                <w:rFonts w:asciiTheme="majorBidi" w:hAnsiTheme="majorBidi" w:cstheme="majorBidi"/>
-                <w:sz w:val="17"/>
-              </w:rPr>
-              <w:t xml:space="preserve">www.areefin.me   |   LinkedIn: </w:t>
-            </w:r>
-            <w:r>
-              <w:rPr>
-                <w:rFonts w:asciiTheme="majorBidi" w:hAnsiTheme="majorBidi" w:cstheme="majorBidi"/>
-                <w:sz w:val="17"/>
-              </w:rPr>
-              <w:t>in/n-arefin-nabil   |   GitHub: arefin-nabil</w:t>
-            </w:r>
-          </w:p>
-        </w:tc>
-        <w:tc>
-          <w:tcPr>
-            <w:tcW w:w="2232" w:type="dxa"/>
-            <w:tcMar>
-              <w:top w:w="0" w:type="dxa"/>
-              <w:left w:w="30" w:type="dxa"/>
-              <w:bottom w:w="30" w:type="dxa"/>
-              <w:right w:w="0" w:type="dxa"/>
-            </w:tcMar>
-            <w:vAlign w:val="center"/>
-          </w:tcPr>
-          <w:p>
-            <w:pPr>
-              <w:spacing w:after="0"/>
-              <w:jc w:val="right"/>
-              <w:rPr>
-                <w:rFonts w:asciiTheme="majorBidi" w:hAnsiTheme="majorBidi" w:cstheme="majorBidi"/>
-              </w:rPr>
-            </w:pPr>
-            <w:r>
-              <w:rPr>
-                <w:rFonts w:asciiTheme="majorBidi" w:hAnsiTheme="majorBidi" w:cstheme="majorBidi"/>
-                <w:noProof/>
-              </w:rPr>
-              <w:drawing>
-                <wp:inline distT="0" distB="0" distL="0" distR="0" wp14:anchorId="6A0CB184" wp14:editId="040305B9">
-                  <wp:extent cx="1234440" cy="1234440"/>
-                  <wp:effectExtent l="0" t="0" r="0" b="0"/>
-                  <wp:docPr id="1" name="Picture 1"/>
-                  <wp:cNvGraphicFramePr>
-                    <a:graphicFrameLocks xmlns:a="http://schemas.openxmlformats.org/drawingml/2006/main" noChangeAspect="1"/>
-                  </wp:cNvGraphicFramePr>
-                  <a:graphic xmlns:a="http://schemas.openxmlformats.org/drawingml/2006/main">
-                    <a:graphicData uri="http://schemas.openxmlformats.org/drawingml/2006/picture">
-                      <pic:pic xmlns:pic="http://schemas.openxmlformats.org/drawingml/2006/picture">
-                        <pic:nvPicPr>
-                          <pic:cNvPr id="0" name="profile.jpg"/>
-                          <pic:cNvPicPr/>
-                        </pic:nvPicPr>
-                        <pic:blipFill>
-                          <a:blip r:embed="rId6"/>
-                          <a:stretch>
-                            <a:fillRect/>
-                          </a:stretch>
-                        </pic:blipFill>
-                        <pic:spPr>
-                          <a:xfrm>
-                            <a:off x="0" y="0"/>
-                            <a:ext cx="1234440" cy="1234440"/>
-                          </a:xfrm>
-                          <a:prstGeom prst="rect">
-                            <a:avLst/>
-                          </a:prstGeom>
-                        </pic:spPr>
-                      </pic:pic>
-                    </a:graphicData>
-                  </a:graphic>
-                </wp:inline>
-              </w:drawing>
-            </w:r>
-          </w:p>
-        </w:tc>
-      </w:tr>
-    </w:tbl>
-    <w:p>
-      <w:pPr>
-        <w:keepNext/>
-        <w:pBdr>
-          <w:bottom w:val="single" w:sz="8" w:space="2" w:color="0F4C81"/>
-        </w:pBdr>
-        <w:spacing w:before="220" w:after="60"/>
-        <w:rPr>
-          <w:rFonts w:asciiTheme="majorBidi" w:hAnsiTheme="majorBidi" w:cstheme="majorBidi"/>
-          <w:sz w:val="23"/>
-          <w:szCs w:val="26"/>
-        </w:rPr>
-      </w:pPr>
-      <w:r>
-        <w:rPr>
-          <w:rFonts w:asciiTheme="majorBidi" w:hAnsiTheme="majorBidi" w:cstheme="majorBidi"/>
-          <w:b/>
-          <w:color w:val="0F4C81"/>
-          <w:sz w:val="26"/>
-          <w:szCs w:val="26"/>
-        </w:rPr>
-        <w:t>1. CAREER OBJECTIVE</w:t>
-      </w:r>
-    </w:p>
-    <w:p>
-      <w:pPr>
-        <w:spacing w:after="80"/>
-        <w:jc w:val="both"/>
-        <w:rPr>
-          <w:rFonts w:asciiTheme="majorBidi" w:hAnsiTheme="majorBidi" w:cstheme="majorBidi"/>
-        </w:rPr>
-      </w:pPr>
-      <w:r>
-        <w:rPr>
-          <w:rFonts w:asciiTheme="majorBidi" w:hAnsiTheme="majorBidi" w:cstheme="majorBidi"/>
-        </w:rPr>
-        <w:t>To work as an ICT Teacher where I can use my academic background, teaching experience, and practical computer skills to deliver clear, engaging lessons and help students develop strong ICT</w:t>
-      </w:r>
-      <w:r>
-        <w:rPr>
-          <w:rFonts w:asciiTheme="majorBidi" w:hAnsiTheme="majorBidi" w:cstheme="majorBidi"/>
-        </w:rPr>
-        <w:t xml:space="preserve"> knowledge, programming skills, and problem-solving abilities through effective classroom and lab-based teaching.</w:t>
-      </w:r>
-    </w:p>
-    <w:p>
-      <w:pPr>
-        <w:keepNext/>
-        <w:pBdr>
-          <w:bottom w:val="single" w:sz="8" w:space="2" w:color="0F4C81"/>
-        </w:pBdr>
-        <w:spacing w:before="220" w:after="60"/>
-        <w:rPr>
-          <w:rFonts w:asciiTheme="majorBidi" w:hAnsiTheme="majorBidi" w:cstheme="majorBidi"/>
-          <w:sz w:val="23"/>
-          <w:szCs w:val="26"/>
-        </w:rPr>
-      </w:pPr>
-      <w:r>
-        <w:rPr>
-          <w:rFonts w:asciiTheme="majorBidi" w:hAnsiTheme="majorBidi" w:cstheme="majorBidi"/>
-          <w:b/>
-          <w:color w:val="0F4C81"/>
-          <w:sz w:val="26"/>
-          <w:szCs w:val="26"/>
-        </w:rPr>
-        <w:t>2. TEACHING EXPERIENCE</w:t>
-      </w:r>
-    </w:p>
-    <w:p>
-      <w:pPr>
-        <w:spacing w:before="60" w:after="20"/>
-        <w:rPr>
-          <w:rFonts w:asciiTheme="majorBidi" w:hAnsiTheme="majorBidi" w:cstheme="majorBidi"/>
-        </w:rPr>
-      </w:pPr>
-      <w:r>
-        <w:rPr>
-          <w:rFonts w:asciiTheme="majorBidi" w:hAnsiTheme="majorBidi" w:cstheme="majorBidi"/>
-          <w:b/>
-          <w:color w:val="0F4C81"/>
-        </w:rPr>
-        <w:t>ICT &amp; Programming Instructor / Academic Tutor</w:t>
-      </w:r>
-      <w:r>
-        <w:rPr>
-          <w:rFonts w:asciiTheme="majorBidi" w:hAnsiTheme="majorBidi" w:cstheme="majorBidi"/>
-          <w:sz w:val="18"/>
-        </w:rPr>
-        <w:t xml:space="preserve">   |   Tongi, Uttara &amp; Sreepur</w:t>
-      </w:r>
-      <w:r>
-        <w:rPr>
-          <w:rFonts w:asciiTheme="majorBidi" w:hAnsiTheme="majorBidi" w:cstheme="majorBidi"/>
-          <w:i/>
-          <w:color w:val="64748B"/>
-          <w:sz w:val="17"/>
-        </w:rPr>
-        <w:t xml:space="preserve"> | 2024 – Present (1+ Year)</w:t>
-      </w:r>
-    </w:p>
-    <w:p>
-      <w:pPr>
-        <w:pStyle w:val="ListBullet"/>
-        <w:spacing w:after="20" w:line="259" w:lineRule="auto"/>
-        <w:rPr>
-          <w:rFonts w:asciiTheme="majorBidi" w:hAnsiTheme="majorBidi" w:cstheme="majorBidi"/>
-        </w:rPr>
-      </w:pPr>
-      <w:r>
-        <w:rPr>
-          <w:rFonts w:asciiTheme="majorBidi" w:hAnsiTheme="majorBidi" w:cstheme="majorBidi"/>
-          <w:sz w:val="17"/>
-        </w:rPr>
-        <w:t xml:space="preserve">Delivered structured lessons on </w:t>
-      </w:r>
-      <w:r>
-        <w:rPr>
-          <w:rFonts w:asciiTheme="majorBidi" w:hAnsiTheme="majorBidi" w:cstheme="majorBidi"/>
-          <w:b/>
-          <w:sz w:val="17"/>
-        </w:rPr>
-        <w:t>HSC ICT (National Curriculum)</w:t>
-      </w:r>
-      <w:r>
-        <w:rPr>
-          <w:rFonts w:asciiTheme="majorBidi" w:hAnsiTheme="majorBidi" w:cstheme="majorBidi"/>
-          <w:sz w:val="17"/>
-        </w:rPr>
-        <w:t xml:space="preserve">, specializing in </w:t>
-      </w:r>
-      <w:r>
-        <w:rPr>
-          <w:rFonts w:asciiTheme="majorBidi" w:hAnsiTheme="majorBidi" w:cstheme="majorBidi"/>
-          <w:b/>
-          <w:sz w:val="17"/>
-        </w:rPr>
-        <w:t>C Programming (Ch 5)</w:t>
-      </w:r>
-      <w:r>
-        <w:rPr>
-          <w:rFonts w:asciiTheme="majorBidi" w:hAnsiTheme="majorBidi" w:cstheme="majorBidi"/>
-          <w:sz w:val="17"/>
-        </w:rPr>
-        <w:t xml:space="preserve">, </w:t>
-      </w:r>
-      <w:r>
-        <w:rPr>
-          <w:rFonts w:asciiTheme="majorBidi" w:hAnsiTheme="majorBidi" w:cstheme="majorBidi"/>
-          <w:b/>
-          <w:sz w:val="17"/>
-        </w:rPr>
-        <w:t>HTML/Web Design (Ch 4)</w:t>
-      </w:r>
-      <w:r>
-        <w:rPr>
-          <w:rFonts w:asciiTheme="majorBidi" w:hAnsiTheme="majorBidi" w:cstheme="majorBidi"/>
-          <w:sz w:val="17"/>
-        </w:rPr>
-        <w:t xml:space="preserve">, </w:t>
-      </w:r>
-      <w:r>
-        <w:rPr>
-          <w:rFonts w:asciiTheme="majorBidi" w:hAnsiTheme="majorBidi" w:cstheme="majorBidi"/>
-          <w:b/>
-          <w:sz w:val="17"/>
-        </w:rPr>
-        <w:t>Database/SQL (Ch 6)</w:t>
-      </w:r>
-      <w:r>
-        <w:rPr>
-          <w:rFonts w:asciiTheme="majorBidi" w:hAnsiTheme="majorBidi" w:cstheme="majorBidi"/>
-          <w:sz w:val="17"/>
-        </w:rPr>
-        <w:t>, and Number Systems.</w:t>
-      </w:r>
-    </w:p>
-    <w:p>
-      <w:pPr>
-        <w:pStyle w:val="ListBullet"/>
-        <w:spacing w:after="20" w:line="259" w:lineRule="auto"/>
-        <w:rPr>
-          <w:rFonts w:asciiTheme="majorBidi" w:hAnsiTheme="majorBidi" w:cstheme="majorBidi"/>
-        </w:rPr>
-      </w:pPr>
-      <w:r>
-        <w:rPr>
-          <w:rFonts w:asciiTheme="majorBidi" w:hAnsiTheme="majorBidi" w:cstheme="majorBidi"/>
-          <w:sz w:val="17"/>
-        </w:rPr>
-        <w:t>Conducted hands-on practical lab sessions, guiding students to write, debug, and execute c</w:t>
-      </w:r>
-      <w:r>
-        <w:rPr>
-          <w:rFonts w:asciiTheme="majorBidi" w:hAnsiTheme="majorBidi" w:cstheme="majorBidi"/>
-          <w:sz w:val="17"/>
-        </w:rPr>
-        <w:t>ode using Code::Blocks and text editors.</w:t>
-      </w:r>
-    </w:p>
-    <w:p>
-      <w:pPr>
-        <w:pStyle w:val="ListBullet"/>
-        <w:spacing w:after="20" w:line="259" w:lineRule="auto"/>
-        <w:rPr>
-          <w:rFonts w:asciiTheme="majorBidi" w:hAnsiTheme="majorBidi" w:cstheme="majorBidi"/>
-        </w:rPr>
-      </w:pPr>
-      <w:r>
-        <w:rPr>
-          <w:rFonts w:asciiTheme="majorBidi" w:hAnsiTheme="majorBidi" w:cstheme="majorBidi"/>
-          <w:sz w:val="17"/>
-        </w:rPr>
-        <w:t>Used previous years' board questions, model tests, and structured worksheets to support exam preparation and improve problem-solving skills.</w:t>
-      </w:r>
-    </w:p>
-    <w:p>
-      <w:pPr>
-        <w:pStyle w:val="ListBullet"/>
-        <w:spacing w:after="20" w:line="259" w:lineRule="auto"/>
-        <w:rPr>
-          <w:rFonts w:asciiTheme="majorBidi" w:hAnsiTheme="majorBidi" w:cstheme="majorBidi"/>
-        </w:rPr>
-      </w:pPr>
-      <w:r>
-        <w:rPr>
-          <w:rFonts w:asciiTheme="majorBidi" w:hAnsiTheme="majorBidi" w:cstheme="majorBidi"/>
-          <w:sz w:val="17"/>
-        </w:rPr>
-        <w:t xml:space="preserve">Integrated digital teaching tools and modern AI-assisted study methods to </w:t>
-      </w:r>
-      <w:r>
-        <w:rPr>
-          <w:rFonts w:asciiTheme="majorBidi" w:hAnsiTheme="majorBidi" w:cstheme="majorBidi"/>
-          <w:sz w:val="17"/>
-        </w:rPr>
-        <w:t>simplify abstract algorithmic concepts.</w:t>
-      </w:r>
-    </w:p>
-    <w:p>
-      <w:pPr>
-        <w:spacing w:before="80" w:after="20"/>
-        <w:rPr>
-          <w:rFonts w:asciiTheme="majorBidi" w:hAnsiTheme="majorBidi" w:cstheme="majorBidi"/>
-        </w:rPr>
-      </w:pPr>
-      <w:r>
-        <w:rPr>
-          <w:rFonts w:asciiTheme="majorBidi" w:hAnsiTheme="majorBidi" w:cstheme="majorBidi"/>
-          <w:b/>
-          <w:color w:val="0F4C81"/>
-        </w:rPr>
-        <w:t>Assistant Teacher (ICT &amp; Science)</w:t>
-      </w:r>
-      <w:r>
-        <w:rPr>
-          <w:rFonts w:asciiTheme="majorBidi" w:hAnsiTheme="majorBidi" w:cstheme="majorBidi"/>
-          <w:sz w:val="18"/>
-        </w:rPr>
-        <w:t xml:space="preserve">   |   Barmi Al-Madina School &amp; Plus Coaching</w:t>
-      </w:r>
-      <w:r>
-        <w:rPr>
-          <w:rFonts w:asciiTheme="majorBidi" w:hAnsiTheme="majorBidi" w:cstheme="majorBidi"/>
-          <w:i/>
-          <w:color w:val="64748B"/>
-          <w:sz w:val="17"/>
-        </w:rPr>
-        <w:t xml:space="preserve"> | 1+ Year</w:t>
-      </w:r>
-    </w:p>
-    <w:p>
-      <w:pPr>
-        <w:pStyle w:val="ListBullet"/>
-        <w:spacing w:after="20" w:line="259" w:lineRule="auto"/>
-        <w:rPr>
-          <w:rFonts w:asciiTheme="majorBidi" w:hAnsiTheme="majorBidi" w:cstheme="majorBidi"/>
-        </w:rPr>
-      </w:pPr>
-      <w:r>
-        <w:rPr>
-          <w:rFonts w:asciiTheme="majorBidi" w:hAnsiTheme="majorBidi" w:cstheme="majorBidi"/>
-          <w:b/>
-          <w:sz w:val="17"/>
-        </w:rPr>
-        <w:t>Classroom Management:</w:t>
-      </w:r>
-      <w:r>
-        <w:rPr>
-          <w:rFonts w:asciiTheme="majorBidi" w:hAnsiTheme="majorBidi" w:cstheme="majorBidi"/>
-          <w:sz w:val="17"/>
-        </w:rPr>
-        <w:t xml:space="preserve"> Maintained a supportive and disciplined classroom environment and addressed individual student learning n</w:t>
-      </w:r>
-      <w:r>
-        <w:rPr>
-          <w:rFonts w:asciiTheme="majorBidi" w:hAnsiTheme="majorBidi" w:cstheme="majorBidi"/>
-          <w:sz w:val="17"/>
-        </w:rPr>
-        <w:t>eeds.</w:t>
-      </w:r>
-    </w:p>
-    <w:p>
-      <w:pPr>
-        <w:pStyle w:val="ListBullet"/>
-        <w:spacing w:after="20" w:line="259" w:lineRule="auto"/>
-        <w:rPr>
-          <w:rFonts w:asciiTheme="majorBidi" w:hAnsiTheme="majorBidi" w:cstheme="majorBidi"/>
-        </w:rPr>
-      </w:pPr>
-      <w:r>
-        <w:rPr>
-          <w:rFonts w:asciiTheme="majorBidi" w:hAnsiTheme="majorBidi" w:cstheme="majorBidi"/>
-          <w:b/>
-          <w:sz w:val="17"/>
-        </w:rPr>
-        <w:t>Lesson Planning:</w:t>
-      </w:r>
-      <w:r>
-        <w:rPr>
-          <w:rFonts w:asciiTheme="majorBidi" w:hAnsiTheme="majorBidi" w:cstheme="majorBidi"/>
-          <w:sz w:val="17"/>
-        </w:rPr>
-        <w:t xml:space="preserve"> Prepared structured lesson plans, class notes, worksheets, and practice materials aligned with curriculum standards.</w:t>
-      </w:r>
-    </w:p>
-    <w:p>
-      <w:pPr>
-        <w:pStyle w:val="ListBullet"/>
-        <w:spacing w:after="20" w:line="259" w:lineRule="auto"/>
-        <w:rPr>
-          <w:rFonts w:asciiTheme="majorBidi" w:hAnsiTheme="majorBidi" w:cstheme="majorBidi"/>
-        </w:rPr>
-      </w:pPr>
-      <w:r>
-        <w:rPr>
-          <w:rFonts w:asciiTheme="majorBidi" w:hAnsiTheme="majorBidi" w:cstheme="majorBidi"/>
-          <w:b/>
-          <w:sz w:val="17"/>
-        </w:rPr>
-        <w:t>Assessment &amp; Evaluation:</w:t>
-      </w:r>
-      <w:r>
-        <w:rPr>
-          <w:rFonts w:asciiTheme="majorBidi" w:hAnsiTheme="majorBidi" w:cstheme="majorBidi"/>
-          <w:sz w:val="17"/>
-        </w:rPr>
-        <w:t xml:space="preserve"> Conducted periodic class tests, practical lab quizzes, and model exams; provided constructi</w:t>
-      </w:r>
-      <w:r>
-        <w:rPr>
-          <w:rFonts w:asciiTheme="majorBidi" w:hAnsiTheme="majorBidi" w:cstheme="majorBidi"/>
-          <w:sz w:val="17"/>
-        </w:rPr>
-        <w:t>ve feedback to boost student confidence.</w:t>
-      </w:r>
-    </w:p>
-    <w:p>
-      <w:pPr>
-        <w:pStyle w:val="ListBullet"/>
-        <w:spacing w:after="20" w:line="259" w:lineRule="auto"/>
-        <w:rPr>
-          <w:rFonts w:asciiTheme="majorBidi" w:hAnsiTheme="majorBidi" w:cstheme="majorBidi"/>
-        </w:rPr>
-      </w:pPr>
-      <w:r>
-        <w:rPr>
-          <w:rFonts w:asciiTheme="majorBidi" w:hAnsiTheme="majorBidi" w:cstheme="majorBidi"/>
-          <w:b/>
-          <w:sz w:val="17"/>
-        </w:rPr>
-        <w:t>Lab Supervision:</w:t>
-      </w:r>
-      <w:r>
-        <w:rPr>
-          <w:rFonts w:asciiTheme="majorBidi" w:hAnsiTheme="majorBidi" w:cstheme="majorBidi"/>
-          <w:sz w:val="17"/>
-        </w:rPr>
-        <w:t xml:space="preserve"> Supervised computer lab sessions, trained students in touch-typing, MS Office applications, and safe internet practices.</w:t>
-      </w:r>
-    </w:p>
-    <w:p>
-      <w:pPr>
-        <w:keepNext/>
-        <w:pBdr>
-          <w:bottom w:val="single" w:sz="8" w:space="2" w:color="0F4C81"/>
-        </w:pBdr>
-        <w:spacing w:before="220" w:after="60"/>
-        <w:rPr>
-          <w:rFonts w:asciiTheme="majorBidi" w:hAnsiTheme="majorBidi" w:cstheme="majorBidi"/>
-          <w:sz w:val="23"/>
-          <w:szCs w:val="26"/>
-        </w:rPr>
-      </w:pPr>
-      <w:r>
-        <w:rPr>
-          <w:rFonts w:asciiTheme="majorBidi" w:hAnsiTheme="majorBidi" w:cstheme="majorBidi"/>
-          <w:b/>
-          <w:color w:val="0F4C81"/>
-          <w:sz w:val="26"/>
-          <w:szCs w:val="26"/>
-        </w:rPr>
-        <w:t>3. EDUCATIONAL QUALIFICATIONS</w:t>
-      </w:r>
-    </w:p>
-    <w:tbl>
-      <w:tblPr>
-        <w:tblW w:w="0" w:type="auto"/>
-        <w:jc w:val="center"/>
-        <w:tblBorders>
-          <w:top w:val="single" w:sz="4" w:space="0" w:color="CBD5E1"/>
-          <w:bottom w:val="single" w:sz="4" w:space="0" w:color="CBD5E1"/>
-          <w:insideH w:val="single" w:sz="4" w:space="0" w:color="CBD5E1"/>
-        </w:tblBorders>
-        <w:tblLayout w:type="fixed"/>
-        <w:tblLook w:val="04A0" w:firstRow="1" w:lastRow="0" w:firstColumn="1" w:lastColumn="0" w:noHBand="0" w:noVBand="1"/>
-      </w:tblPr>
-      <w:tblGrid>
-        <w:gridCol w:w="2520"/>
-        <w:gridCol w:w="3312"/>
-        <w:gridCol w:w="1872"/>
-        <w:gridCol w:w="1152"/>
-        <w:gridCol w:w="1181"/>
-      </w:tblGrid>
-      <w:tr>
-        <w:trPr>
-          <w:jc w:val="center"/>
-        </w:trPr>
-        <w:tc>
-          <w:tcPr>
-            <w:tcW w:w="2520" w:type="dxa"/>
-            <w:shd w:val="clear" w:color="auto" w:fill="F1F5F9"/>
-            <w:tcMar>
-              <w:top w:w="65" w:type="dxa"/>
-              <w:left w:w="65" w:type="dxa"/>
-              <w:bottom w:w="65" w:type="dxa"/>
-              <w:right w:w="65" w:type="dxa"/>
-            </w:tcMar>
-          </w:tcPr>
-          <w:p>
-            <w:pPr>
-              <w:spacing w:after="0"/>
-              <w:rPr>
-                <w:rFonts w:asciiTheme="majorBidi" w:hAnsiTheme="majorBidi" w:cstheme="majorBidi"/>
-              </w:rPr>
-            </w:pPr>
-            <w:r>
-              <w:rPr>
-                <w:rFonts w:asciiTheme="majorBidi" w:hAnsiTheme="majorBidi" w:cstheme="majorBidi"/>
-                <w:b/>
-                <w:color w:val="0F4C81"/>
-                <w:sz w:val="17"/>
-              </w:rPr>
-              <w:t>Exam / Degree</w:t>
-            </w:r>
-          </w:p>
-        </w:tc>
-        <w:tc>
-          <w:tcPr>
-            <w:tcW w:w="3312" w:type="dxa"/>
-            <w:shd w:val="clear" w:color="auto" w:fill="F1F5F9"/>
-            <w:tcMar>
-              <w:top w:w="65" w:type="dxa"/>
-              <w:left w:w="65" w:type="dxa"/>
-              <w:bottom w:w="65" w:type="dxa"/>
-              <w:right w:w="65" w:type="dxa"/>
-            </w:tcMar>
-          </w:tcPr>
-          <w:p>
-            <w:pPr>
-              <w:spacing w:after="0"/>
-              <w:rPr>
-                <w:rFonts w:asciiTheme="majorBidi" w:hAnsiTheme="majorBidi" w:cstheme="majorBidi"/>
-              </w:rPr>
-            </w:pPr>
-            <w:r>
-              <w:rPr>
-                <w:rFonts w:asciiTheme="majorBidi" w:hAnsiTheme="majorBidi" w:cstheme="majorBidi"/>
-                <w:b/>
-                <w:color w:val="0F4C81"/>
-                <w:sz w:val="17"/>
-              </w:rPr>
-              <w:t>Institution / Board</w:t>
-            </w:r>
-          </w:p>
-        </w:tc>
-        <w:tc>
-          <w:tcPr>
-            <w:tcW w:w="1872" w:type="dxa"/>
-            <w:shd w:val="clear" w:color="auto" w:fill="F1F5F9"/>
-            <w:tcMar>
-              <w:top w:w="65" w:type="dxa"/>
-              <w:left w:w="65" w:type="dxa"/>
-              <w:bottom w:w="65" w:type="dxa"/>
-              <w:right w:w="65" w:type="dxa"/>
-            </w:tcMar>
-          </w:tcPr>
-          <w:p>
-            <w:pPr>
-              <w:spacing w:after="0"/>
-              <w:rPr>
-                <w:rFonts w:asciiTheme="majorBidi" w:hAnsiTheme="majorBidi" w:cstheme="majorBidi"/>
-              </w:rPr>
-            </w:pPr>
-            <w:r>
-              <w:rPr>
-                <w:rFonts w:asciiTheme="majorBidi" w:hAnsiTheme="majorBidi" w:cstheme="majorBidi"/>
-                <w:b/>
-                <w:color w:val="0F4C81"/>
-                <w:sz w:val="17"/>
-              </w:rPr>
-              <w:t xml:space="preserve">Major / </w:t>
-            </w:r>
-            <w:r>
-              <w:rPr>
-                <w:rFonts w:asciiTheme="majorBidi" w:hAnsiTheme="majorBidi" w:cstheme="majorBidi"/>
-                <w:b/>
-                <w:color w:val="0F4C81"/>
-                <w:sz w:val="17"/>
-              </w:rPr>
-              <w:t>Group</w:t>
-            </w:r>
-          </w:p>
-        </w:tc>
-        <w:tc>
-          <w:tcPr>
-            <w:tcW w:w="1152" w:type="dxa"/>
-            <w:shd w:val="clear" w:color="auto" w:fill="F1F5F9"/>
-            <w:tcMar>
-              <w:top w:w="65" w:type="dxa"/>
-              <w:left w:w="65" w:type="dxa"/>
-              <w:bottom w:w="65" w:type="dxa"/>
-              <w:right w:w="65" w:type="dxa"/>
-            </w:tcMar>
-          </w:tcPr>
-          <w:p>
-            <w:pPr>
-              <w:spacing w:after="0"/>
-              <w:jc w:val="center"/>
-              <w:rPr>
-                <w:rFonts w:asciiTheme="majorBidi" w:hAnsiTheme="majorBidi" w:cstheme="majorBidi"/>
-              </w:rPr>
-            </w:pPr>
-            <w:r>
-              <w:rPr>
-                <w:rFonts w:asciiTheme="majorBidi" w:hAnsiTheme="majorBidi" w:cstheme="majorBidi"/>
-                <w:b/>
-                <w:color w:val="0F4C81"/>
-                <w:sz w:val="17"/>
-              </w:rPr>
-              <w:t>Year</w:t>
-            </w:r>
-          </w:p>
-        </w:tc>
-        <w:tc>
-          <w:tcPr>
-            <w:tcW w:w="1181" w:type="dxa"/>
-            <w:shd w:val="clear" w:color="auto" w:fill="F1F5F9"/>
-            <w:tcMar>
-              <w:top w:w="65" w:type="dxa"/>
-              <w:left w:w="65" w:type="dxa"/>
-              <w:bottom w:w="65" w:type="dxa"/>
-              <w:right w:w="65" w:type="dxa"/>
-            </w:tcMar>
-          </w:tcPr>
-          <w:p>
-            <w:pPr>
-              <w:spacing w:after="0"/>
-              <w:jc w:val="center"/>
-              <w:rPr>
-                <w:rFonts w:asciiTheme="majorBidi" w:hAnsiTheme="majorBidi" w:cstheme="majorBidi"/>
-              </w:rPr>
-            </w:pPr>
-            <w:r>
-              <w:rPr>
-                <w:rFonts w:asciiTheme="majorBidi" w:hAnsiTheme="majorBidi" w:cstheme="majorBidi"/>
-                <w:b/>
-                <w:color w:val="0F4C81"/>
-                <w:sz w:val="17"/>
-              </w:rPr>
-              <w:t>Result</w:t>
-            </w:r>
-          </w:p>
-        </w:tc>
-      </w:tr>
-      <w:tr>
-        <w:trPr>
-          <w:jc w:val="center"/>
-        </w:trPr>
-        <w:tc>
-          <w:tcPr>
-            <w:tcW w:w="2520" w:type="dxa"/>
-            <w:tcMar>
-              <w:top w:w="55" w:type="dxa"/>
-              <w:left w:w="65" w:type="dxa"/>
-              <w:bottom w:w="55" w:type="dxa"/>
-              <w:right w:w="65" w:type="dxa"/>
-            </w:tcMar>
-          </w:tcPr>
-          <w:p>
-            <w:pPr>
-              <w:spacing w:after="0" w:line="252" w:lineRule="auto"/>
-              <w:rPr>
-                <w:rFonts w:asciiTheme="majorBidi" w:hAnsiTheme="majorBidi" w:cstheme="majorBidi"/>
-              </w:rPr>
-            </w:pPr>
-            <w:r>
-              <w:rPr>
-                <w:rFonts w:asciiTheme="majorBidi" w:hAnsiTheme="majorBidi" w:cstheme="majorBidi"/>
-                <w:b/>
-                <w:sz w:val="17"/>
-              </w:rPr>
-              <w:t>B.Sc. in Computer Science &amp; Engineering (CSE)</w:t>
-            </w:r>
-          </w:p>
-        </w:tc>
-        <w:tc>
-          <w:tcPr>
-            <w:tcW w:w="3312" w:type="dxa"/>
-            <w:tcMar>
-              <w:top w:w="55" w:type="dxa"/>
-              <w:left w:w="65" w:type="dxa"/>
-              <w:bottom w:w="55" w:type="dxa"/>
-              <w:right w:w="65" w:type="dxa"/>
-            </w:tcMar>
-          </w:tcPr>
-          <w:p>
-            <w:pPr>
-              <w:spacing w:after="0" w:line="252" w:lineRule="auto"/>
-              <w:rPr>
-                <w:rFonts w:asciiTheme="majorBidi" w:hAnsiTheme="majorBidi" w:cstheme="majorBidi"/>
-              </w:rPr>
-            </w:pPr>
-            <w:r>
-              <w:rPr>
-                <w:rFonts w:asciiTheme="majorBidi" w:hAnsiTheme="majorBidi" w:cstheme="majorBidi"/>
-                <w:sz w:val="17"/>
-              </w:rPr>
-              <w:t>Uttara University, Dhaka</w:t>
-            </w:r>
-          </w:p>
-        </w:tc>
-        <w:tc>
-          <w:tcPr>
-            <w:tcW w:w="1872" w:type="dxa"/>
-            <w:tcMar>
-              <w:top w:w="55" w:type="dxa"/>
-              <w:left w:w="65" w:type="dxa"/>
-              <w:bottom w:w="55" w:type="dxa"/>
-              <w:right w:w="65" w:type="dxa"/>
-            </w:tcMar>
-          </w:tcPr>
-          <w:p>
-            <w:pPr>
-              <w:spacing w:after="0" w:line="252" w:lineRule="auto"/>
-              <w:rPr>
-                <w:rFonts w:asciiTheme="majorBidi" w:hAnsiTheme="majorBidi" w:cstheme="majorBidi"/>
-              </w:rPr>
-            </w:pPr>
-            <w:r>
-              <w:rPr>
-                <w:rFonts w:asciiTheme="majorBidi" w:hAnsiTheme="majorBidi" w:cstheme="majorBidi"/>
-                <w:sz w:val="17"/>
-              </w:rPr>
-              <w:t>Computer Science</w:t>
-            </w:r>
-          </w:p>
-        </w:tc>
-        <w:tc>
-          <w:tcPr>
-            <w:tcW w:w="1152" w:type="dxa"/>
-            <w:tcMar>
-              <w:top w:w="55" w:type="dxa"/>
-              <w:left w:w="65" w:type="dxa"/>
-              <w:bottom w:w="55" w:type="dxa"/>
-              <w:right w:w="65" w:type="dxa"/>
-            </w:tcMar>
-          </w:tcPr>
-          <w:p>
-            <w:pPr>
-              <w:spacing w:after="0" w:line="252" w:lineRule="auto"/>
-              <w:jc w:val="center"/>
-              <w:rPr>
-                <w:rFonts w:asciiTheme="majorBidi" w:hAnsiTheme="majorBidi" w:cstheme="majorBidi"/>
-              </w:rPr>
-            </w:pPr>
-            <w:r>
-              <w:rPr>
-                <w:rFonts w:asciiTheme="majorBidi" w:hAnsiTheme="majorBidi" w:cstheme="majorBidi"/>
-                <w:sz w:val="17"/>
-              </w:rPr>
-              <w:t>2026</w:t>
-            </w:r>
-          </w:p>
-        </w:tc>
-        <w:tc>
-          <w:tcPr>
-            <w:tcW w:w="1181" w:type="dxa"/>
-            <w:tcMar>
-              <w:top w:w="55" w:type="dxa"/>
-              <w:left w:w="65" w:type="dxa"/>
-              <w:bottom w:w="55" w:type="dxa"/>
-              <w:right w:w="65" w:type="dxa"/>
-            </w:tcMar>
-          </w:tcPr>
-          <w:p>
-            <w:pPr>
-              <w:spacing w:after="0" w:line="252" w:lineRule="auto"/>
-              <w:jc w:val="center"/>
-              <w:rPr>
-                <w:rFonts w:asciiTheme="majorBidi" w:hAnsiTheme="majorBidi" w:cstheme="majorBidi"/>
-              </w:rPr>
-            </w:pPr>
-            <w:r>
-              <w:rPr>
-                <w:rFonts w:asciiTheme="majorBidi" w:hAnsiTheme="majorBidi" w:cstheme="majorBidi"/>
-                <w:sz w:val="17"/>
-              </w:rPr>
-              <w:t>CGPA: 3.40</w:t>
-            </w:r>
-            <w:r>
-              <w:rPr>
-                <w:rFonts w:asciiTheme="majorBidi" w:hAnsiTheme="majorBidi" w:cstheme="majorBidi"/>
-                <w:sz w:val="17"/>
-              </w:rPr>
-              <w:br/>
-              <w:t>/ 4.00</w:t>
-            </w:r>
-          </w:p>
-        </w:tc>
-      </w:tr>
-      <w:tr>
-        <w:trPr>
-          <w:jc w:val="center"/>
-        </w:trPr>
-        <w:tc>
-          <w:tcPr>
-            <w:tcW w:w="2520" w:type="dxa"/>
-            <w:tcMar>
-              <w:top w:w="55" w:type="dxa"/>
-              <w:left w:w="65" w:type="dxa"/>
-              <w:bottom w:w="55" w:type="dxa"/>
-              <w:right w:w="65" w:type="dxa"/>
-            </w:tcMar>
-          </w:tcPr>
-          <w:p>
-            <w:pPr>
-              <w:spacing w:after="0" w:line="252" w:lineRule="auto"/>
-              <w:rPr>
-                <w:rFonts w:asciiTheme="majorBidi" w:hAnsiTheme="majorBidi" w:cstheme="majorBidi"/>
-              </w:rPr>
-            </w:pPr>
-            <w:r>
-              <w:rPr>
-                <w:rFonts w:asciiTheme="majorBidi" w:hAnsiTheme="majorBidi" w:cstheme="majorBidi"/>
-                <w:b/>
-                <w:sz w:val="17"/>
-              </w:rPr>
-              <w:t>Alim (Equivalent to HSC)</w:t>
-            </w:r>
-          </w:p>
-        </w:tc>
-        <w:tc>
-          <w:tcPr>
-            <w:tcW w:w="3312" w:type="dxa"/>
-            <w:tcMar>
-              <w:top w:w="55" w:type="dxa"/>
-              <w:left w:w="65" w:type="dxa"/>
-              <w:bottom w:w="55" w:type="dxa"/>
-              <w:right w:w="65" w:type="dxa"/>
-            </w:tcMar>
-          </w:tcPr>
-          <w:p>
-            <w:pPr>
-              <w:spacing w:after="0" w:line="252" w:lineRule="auto"/>
-              <w:rPr>
-                <w:rFonts w:asciiTheme="majorBidi" w:hAnsiTheme="majorBidi" w:cstheme="majorBidi"/>
-              </w:rPr>
-            </w:pPr>
-            <w:r>
-              <w:rPr>
-                <w:rFonts w:asciiTheme="majorBidi" w:hAnsiTheme="majorBidi" w:cstheme="majorBidi"/>
-                <w:sz w:val="17"/>
-              </w:rPr>
-              <w:t>Tamirul Millat Kamil Madrasha</w:t>
-            </w:r>
-            <w:r>
-              <w:rPr>
-                <w:rFonts w:asciiTheme="majorBidi" w:hAnsiTheme="majorBidi" w:cstheme="majorBidi"/>
-                <w:sz w:val="17"/>
-              </w:rPr>
-              <w:br/>
-              <w:t>(Madrasah Education Board)</w:t>
-            </w:r>
-          </w:p>
-        </w:tc>
-        <w:tc>
-          <w:tcPr>
-            <w:tcW w:w="1872" w:type="dxa"/>
-            <w:tcMar>
-              <w:top w:w="55" w:type="dxa"/>
-              <w:left w:w="65" w:type="dxa"/>
-              <w:bottom w:w="55" w:type="dxa"/>
-              <w:right w:w="65" w:type="dxa"/>
-            </w:tcMar>
-          </w:tcPr>
-          <w:p>
-            <w:pPr>
-              <w:spacing w:after="0" w:line="252" w:lineRule="auto"/>
-              <w:rPr>
-                <w:rFonts w:asciiTheme="majorBidi" w:hAnsiTheme="majorBidi" w:cstheme="majorBidi"/>
-              </w:rPr>
-            </w:pPr>
-            <w:r>
-              <w:rPr>
-                <w:rFonts w:asciiTheme="majorBidi" w:hAnsiTheme="majorBidi" w:cstheme="majorBidi"/>
-                <w:sz w:val="17"/>
-              </w:rPr>
-              <w:t>Science Group</w:t>
-            </w:r>
-          </w:p>
-        </w:tc>
-        <w:tc>
-          <w:tcPr>
-            <w:tcW w:w="1152" w:type="dxa"/>
-            <w:tcMar>
-              <w:top w:w="55" w:type="dxa"/>
-              <w:left w:w="65" w:type="dxa"/>
-              <w:bottom w:w="55" w:type="dxa"/>
-              <w:right w:w="65" w:type="dxa"/>
-            </w:tcMar>
-          </w:tcPr>
-          <w:p>
-            <w:pPr>
-              <w:spacing w:after="0" w:line="252" w:lineRule="auto"/>
-              <w:jc w:val="center"/>
-              <w:rPr>
-                <w:rFonts w:asciiTheme="majorBidi" w:hAnsiTheme="majorBidi" w:cstheme="majorBidi"/>
-              </w:rPr>
-            </w:pPr>
-            <w:r>
-              <w:rPr>
-                <w:rFonts w:asciiTheme="majorBidi" w:hAnsiTheme="majorBidi" w:cstheme="majorBidi"/>
-                <w:sz w:val="17"/>
-              </w:rPr>
-              <w:t>2021</w:t>
-            </w:r>
-          </w:p>
-        </w:tc>
-        <w:tc>
-          <w:tcPr>
-            <w:tcW w:w="1181" w:type="dxa"/>
-            <w:tcMar>
-              <w:top w:w="55" w:type="dxa"/>
-              <w:left w:w="65" w:type="dxa"/>
-              <w:bottom w:w="55" w:type="dxa"/>
-              <w:right w:w="65" w:type="dxa"/>
-            </w:tcMar>
-          </w:tcPr>
-          <w:p>
-            <w:pPr>
-              <w:spacing w:after="0" w:line="252" w:lineRule="auto"/>
-              <w:jc w:val="center"/>
-              <w:rPr>
-                <w:rFonts w:asciiTheme="majorBidi" w:hAnsiTheme="majorBidi" w:cstheme="majorBidi"/>
-              </w:rPr>
-            </w:pPr>
-            <w:r>
-              <w:rPr>
-                <w:rFonts w:asciiTheme="majorBidi" w:hAnsiTheme="majorBidi" w:cstheme="majorBidi"/>
-                <w:b/>
-                <w:sz w:val="17"/>
-              </w:rPr>
-              <w:t>GPA: 5.00</w:t>
-            </w:r>
-            <w:r>
-              <w:rPr>
-                <w:rFonts w:asciiTheme="majorBidi" w:hAnsiTheme="majorBidi" w:cstheme="majorBidi"/>
-                <w:b/>
-                <w:sz w:val="17"/>
-              </w:rPr>
-              <w:br/>
-              <w:t>/ 5.00</w:t>
-            </w:r>
-          </w:p>
-        </w:tc>
-      </w:tr>
-      <w:tr>
-        <w:trPr>
-          <w:jc w:val="center"/>
-        </w:trPr>
-        <w:tc>
-          <w:tcPr>
-            <w:tcW w:w="2520" w:type="dxa"/>
-            <w:tcMar>
-              <w:top w:w="55" w:type="dxa"/>
-              <w:left w:w="65" w:type="dxa"/>
-              <w:bottom w:w="55" w:type="dxa"/>
-              <w:right w:w="65" w:type="dxa"/>
-            </w:tcMar>
-          </w:tcPr>
-          <w:p>
-            <w:pPr>
-              <w:spacing w:after="0" w:line="252" w:lineRule="auto"/>
-              <w:rPr>
-                <w:rFonts w:asciiTheme="majorBidi" w:hAnsiTheme="majorBidi" w:cstheme="majorBidi"/>
-              </w:rPr>
-            </w:pPr>
-            <w:r>
-              <w:rPr>
-                <w:rFonts w:asciiTheme="majorBidi" w:hAnsiTheme="majorBidi" w:cstheme="majorBidi"/>
-                <w:b/>
-                <w:sz w:val="17"/>
-              </w:rPr>
-              <w:t>Dakhil (Equivalent to SSC)</w:t>
-            </w:r>
-          </w:p>
-        </w:tc>
-        <w:tc>
-          <w:tcPr>
-            <w:tcW w:w="3312" w:type="dxa"/>
-            <w:tcMar>
-              <w:top w:w="55" w:type="dxa"/>
-              <w:left w:w="65" w:type="dxa"/>
-              <w:bottom w:w="55" w:type="dxa"/>
-              <w:right w:w="65" w:type="dxa"/>
-            </w:tcMar>
-          </w:tcPr>
-          <w:p>
-            <w:pPr>
-              <w:spacing w:after="0" w:line="252" w:lineRule="auto"/>
-              <w:rPr>
-                <w:rFonts w:asciiTheme="majorBidi" w:hAnsiTheme="majorBidi" w:cstheme="majorBidi"/>
-              </w:rPr>
-            </w:pPr>
-            <w:r>
-              <w:rPr>
-                <w:rFonts w:asciiTheme="majorBidi" w:hAnsiTheme="majorBidi" w:cstheme="majorBidi"/>
-                <w:sz w:val="17"/>
-              </w:rPr>
-              <w:t>Patka Dakhil Madrasha</w:t>
-            </w:r>
-            <w:r>
-              <w:rPr>
-                <w:rFonts w:asciiTheme="majorBidi" w:hAnsiTheme="majorBidi" w:cstheme="majorBidi"/>
-                <w:sz w:val="17"/>
-              </w:rPr>
-              <w:br/>
-              <w:t>(Madrasah Education Board)</w:t>
-            </w:r>
-          </w:p>
-        </w:tc>
-        <w:tc>
-          <w:tcPr>
-            <w:tcW w:w="1872" w:type="dxa"/>
-            <w:tcMar>
-              <w:top w:w="55" w:type="dxa"/>
-              <w:left w:w="65" w:type="dxa"/>
-              <w:bottom w:w="55" w:type="dxa"/>
-              <w:right w:w="65" w:type="dxa"/>
-            </w:tcMar>
-          </w:tcPr>
-          <w:p>
-            <w:pPr>
-              <w:spacing w:after="0" w:line="252" w:lineRule="auto"/>
-              <w:rPr>
-                <w:rFonts w:asciiTheme="majorBidi" w:hAnsiTheme="majorBidi" w:cstheme="majorBidi"/>
-              </w:rPr>
-            </w:pPr>
-            <w:r>
-              <w:rPr>
-                <w:rFonts w:asciiTheme="majorBidi" w:hAnsiTheme="majorBidi" w:cstheme="majorBidi"/>
-                <w:sz w:val="17"/>
-              </w:rPr>
-              <w:t>Science Group</w:t>
-            </w:r>
-          </w:p>
-        </w:tc>
-        <w:tc>
-          <w:tcPr>
-            <w:tcW w:w="1152" w:type="dxa"/>
-            <w:tcMar>
-              <w:top w:w="55" w:type="dxa"/>
-              <w:left w:w="65" w:type="dxa"/>
-              <w:bottom w:w="55" w:type="dxa"/>
-              <w:right w:w="65" w:type="dxa"/>
-            </w:tcMar>
-          </w:tcPr>
-          <w:p>
-            <w:pPr>
-              <w:spacing w:after="0" w:line="252" w:lineRule="auto"/>
-              <w:jc w:val="center"/>
-              <w:rPr>
-                <w:rFonts w:asciiTheme="majorBidi" w:hAnsiTheme="majorBidi" w:cstheme="majorBidi"/>
-              </w:rPr>
-            </w:pPr>
-            <w:r>
-              <w:rPr>
-                <w:rFonts w:asciiTheme="majorBidi" w:hAnsiTheme="majorBidi" w:cstheme="majorBidi"/>
-                <w:sz w:val="17"/>
-              </w:rPr>
-              <w:t>2019</w:t>
-            </w:r>
-          </w:p>
-        </w:tc>
-        <w:tc>
-          <w:tcPr>
-            <w:tcW w:w="1181" w:type="dxa"/>
-            <w:tcMar>
-              <w:top w:w="55" w:type="dxa"/>
-              <w:left w:w="65" w:type="dxa"/>
-              <w:bottom w:w="55" w:type="dxa"/>
-              <w:right w:w="65" w:type="dxa"/>
-            </w:tcMar>
-          </w:tcPr>
-          <w:p>
-            <w:pPr>
-              <w:spacing w:after="0" w:line="252" w:lineRule="auto"/>
-              <w:jc w:val="center"/>
-              <w:rPr>
-                <w:rFonts w:asciiTheme="majorBidi" w:hAnsiTheme="majorBidi" w:cstheme="majorBidi"/>
-              </w:rPr>
-            </w:pPr>
-            <w:r>
-              <w:rPr>
-                <w:rFonts w:asciiTheme="majorBidi" w:hAnsiTheme="majorBidi" w:cstheme="majorBidi"/>
-                <w:b/>
-                <w:sz w:val="17"/>
-              </w:rPr>
-              <w:t>GPA: 5.00</w:t>
-            </w:r>
-            <w:r>
-              <w:rPr>
-                <w:rFonts w:asciiTheme="majorBidi" w:hAnsiTheme="majorBidi" w:cstheme="majorBidi"/>
-                <w:b/>
-                <w:sz w:val="17"/>
-              </w:rPr>
-              <w:br/>
-              <w:t>(Upazila 1st)</w:t>
-            </w:r>
-          </w:p>
-        </w:tc>
-      </w:tr>
-    </w:tbl>
-    <w:p>
-      <w:pPr>
-        <w:keepNext/>
-        <w:pBdr>
-          <w:bottom w:val="single" w:sz="8" w:space="2" w:color="0F4C81"/>
-        </w:pBdr>
-        <w:spacing w:before="220" w:after="60"/>
-        <w:rPr>
-          <w:rFonts w:asciiTheme="majorBidi" w:hAnsiTheme="majorBidi" w:cstheme="majorBidi"/>
-          <w:sz w:val="23"/>
-          <w:szCs w:val="26"/>
-        </w:rPr>
-      </w:pPr>
-      <w:r>
-        <w:rPr>
-          <w:rFonts w:asciiTheme="majorBidi" w:hAnsiTheme="majorBidi" w:cstheme="majorBidi"/>
-          <w:b/>
-          <w:color w:val="0F4C81"/>
-          <w:sz w:val="26"/>
-          <w:szCs w:val="26"/>
-        </w:rPr>
-        <w:t>4. TEACHING COMPETENCIES &amp; CURRICULUM EXPERTISE</w:t>
-      </w:r>
-    </w:p>
-    <w:p>
-      <w:pPr>
-        <w:spacing w:after="30" w:line="252" w:lineRule="auto"/>
-        <w:rPr>
-          <w:rFonts w:asciiTheme="majorBidi" w:hAnsiTheme="majorBidi" w:cstheme="majorBidi"/>
-        </w:rPr>
-      </w:pPr>
-      <w:r>
-        <w:rPr>
-          <w:rFonts w:asciiTheme="majorBidi" w:hAnsiTheme="majorBidi" w:cstheme="majorBidi"/>
-          <w:b/>
-          <w:color w:val="0F4C81"/>
-          <w:sz w:val="17"/>
-        </w:rPr>
-        <w:t xml:space="preserve">•  Curriculum Knowledge: </w:t>
-      </w:r>
-      <w:r>
-        <w:rPr>
-          <w:rFonts w:asciiTheme="majorBidi" w:hAnsiTheme="majorBidi" w:cstheme="majorBidi"/>
-          <w:sz w:val="17"/>
-        </w:rPr>
-        <w:t xml:space="preserve">Comprehensive grasp of National Curriculum HSC ICT </w:t>
-      </w:r>
-      <w:r>
-        <w:rPr>
-          <w:rFonts w:asciiTheme="majorBidi" w:hAnsiTheme="majorBidi" w:cstheme="majorBidi"/>
-          <w:sz w:val="17"/>
-        </w:rPr>
-        <w:t>(Chapters 1–6) and Secondary ICT.</w:t>
-      </w:r>
-    </w:p>
-    <w:p>
-      <w:pPr>
-        <w:spacing w:after="30" w:line="252" w:lineRule="auto"/>
-        <w:rPr>
-          <w:rFonts w:asciiTheme="majorBidi" w:hAnsiTheme="majorBidi" w:cstheme="majorBidi"/>
-        </w:rPr>
-      </w:pPr>
-      <w:r>
-        <w:rPr>
-          <w:rFonts w:asciiTheme="majorBidi" w:hAnsiTheme="majorBidi" w:cstheme="majorBidi"/>
-          <w:b/>
-          <w:color w:val="0F4C81"/>
-          <w:sz w:val="17"/>
-        </w:rPr>
-        <w:t xml:space="preserve">•  Programming &amp; Web: </w:t>
-      </w:r>
-      <w:r>
-        <w:rPr>
-          <w:rFonts w:asciiTheme="majorBidi" w:hAnsiTheme="majorBidi" w:cstheme="majorBidi"/>
-          <w:sz w:val="17"/>
-        </w:rPr>
-        <w:t>Strong command in teaching C Programming fundamentals, algorithm design, HTML &amp; CSS web basics.</w:t>
-      </w:r>
-    </w:p>
-    <w:p>
-      <w:pPr>
-        <w:spacing w:after="30" w:line="252" w:lineRule="auto"/>
-        <w:rPr>
-          <w:rFonts w:asciiTheme="majorBidi" w:hAnsiTheme="majorBidi" w:cstheme="majorBidi"/>
-        </w:rPr>
-      </w:pPr>
-      <w:r>
-        <w:rPr>
-          <w:rFonts w:asciiTheme="majorBidi" w:hAnsiTheme="majorBidi" w:cstheme="majorBidi"/>
-          <w:b/>
-          <w:color w:val="0F4C81"/>
-          <w:sz w:val="17"/>
-        </w:rPr>
-        <w:t xml:space="preserve">•  Database &amp; Systems: </w:t>
-      </w:r>
-      <w:r>
-        <w:rPr>
-          <w:rFonts w:asciiTheme="majorBidi" w:hAnsiTheme="majorBidi" w:cstheme="majorBidi"/>
-          <w:sz w:val="17"/>
-        </w:rPr>
-        <w:t>Relational Database Management Concepts, SQL queries, Number Systems, and Digital</w:t>
-      </w:r>
-      <w:r>
-        <w:rPr>
-          <w:rFonts w:asciiTheme="majorBidi" w:hAnsiTheme="majorBidi" w:cstheme="majorBidi"/>
-          <w:sz w:val="17"/>
-        </w:rPr>
-        <w:t xml:space="preserve"> Logic.</w:t>
-      </w:r>
-    </w:p>
-    <w:p>
-      <w:pPr>
-        <w:spacing w:after="30" w:line="252" w:lineRule="auto"/>
-        <w:rPr>
-          <w:rFonts w:asciiTheme="majorBidi" w:hAnsiTheme="majorBidi" w:cstheme="majorBidi"/>
-        </w:rPr>
-      </w:pPr>
-      <w:r>
-        <w:rPr>
-          <w:rFonts w:asciiTheme="majorBidi" w:hAnsiTheme="majorBidi" w:cstheme="majorBidi"/>
-          <w:b/>
-          <w:color w:val="0F4C81"/>
-          <w:sz w:val="17"/>
-        </w:rPr>
-        <w:t xml:space="preserve">•  Laboratory &amp; Practical: </w:t>
-      </w:r>
-      <w:r>
-        <w:rPr>
-          <w:rFonts w:asciiTheme="majorBidi" w:hAnsiTheme="majorBidi" w:cstheme="majorBidi"/>
-          <w:sz w:val="17"/>
-        </w:rPr>
-        <w:t>Hands-on computer lab conducting, typing training, software installation, and hardware troubleshooting.</w:t>
-      </w:r>
-    </w:p>
-    <w:p>
-      <w:pPr>
-        <w:spacing w:after="30" w:line="252" w:lineRule="auto"/>
-        <w:rPr>
-          <w:rFonts w:asciiTheme="majorBidi" w:hAnsiTheme="majorBidi" w:cstheme="majorBidi"/>
-        </w:rPr>
-      </w:pPr>
-      <w:r>
-        <w:rPr>
-          <w:rFonts w:asciiTheme="majorBidi" w:hAnsiTheme="majorBidi" w:cstheme="majorBidi"/>
-          <w:b/>
-          <w:color w:val="0F4C81"/>
-          <w:sz w:val="17"/>
-        </w:rPr>
-        <w:t xml:space="preserve">•  Pedagogy &amp; Classroom: </w:t>
-      </w:r>
-      <w:r>
-        <w:rPr>
-          <w:rFonts w:asciiTheme="majorBidi" w:hAnsiTheme="majorBidi" w:cstheme="majorBidi"/>
-          <w:sz w:val="17"/>
-        </w:rPr>
-        <w:t xml:space="preserve">Structured lesson planning, customized worksheets, continuous student assessment, and board </w:t>
-      </w:r>
-      <w:r>
-        <w:rPr>
-          <w:rFonts w:asciiTheme="majorBidi" w:hAnsiTheme="majorBidi" w:cstheme="majorBidi"/>
-          <w:sz w:val="17"/>
-        </w:rPr>
-        <w:t>exam model tests.</w:t>
-      </w:r>
-    </w:p>
-    <w:p>
-      <w:pPr>
-        <w:spacing w:after="30" w:line="252" w:lineRule="auto"/>
-        <w:rPr>
-          <w:rFonts w:asciiTheme="majorBidi" w:hAnsiTheme="majorBidi" w:cstheme="majorBidi"/>
-        </w:rPr>
-      </w:pPr>
-      <w:r>
-        <w:rPr>
-          <w:rFonts w:asciiTheme="majorBidi" w:hAnsiTheme="majorBidi" w:cstheme="majorBidi"/>
-          <w:b/>
-          <w:color w:val="0F4C81"/>
-          <w:sz w:val="17"/>
-        </w:rPr>
-        <w:t xml:space="preserve">•  Digital Instruction: </w:t>
-      </w:r>
-      <w:r>
-        <w:rPr>
-          <w:rFonts w:asciiTheme="majorBidi" w:hAnsiTheme="majorBidi" w:cstheme="majorBidi"/>
-          <w:sz w:val="17"/>
-        </w:rPr>
-        <w:t>Smart classroom technologies, multimedia slide design, and technology-assisted teaching methodologies.</w:t>
-      </w:r>
-    </w:p>
-    <w:p>
-      <w:pPr>
-        <w:keepNext/>
-        <w:pBdr>
-          <w:bottom w:val="single" w:sz="8" w:space="2" w:color="0F4C81"/>
-        </w:pBdr>
-        <w:spacing w:before="220" w:after="60"/>
-        <w:rPr>
-          <w:rFonts w:asciiTheme="majorBidi" w:hAnsiTheme="majorBidi" w:cstheme="majorBidi"/>
-          <w:sz w:val="23"/>
-          <w:szCs w:val="26"/>
-        </w:rPr>
-      </w:pPr>
-      <w:r>
-        <w:rPr>
-          <w:rFonts w:asciiTheme="majorBidi" w:hAnsiTheme="majorBidi" w:cstheme="majorBidi"/>
-          <w:b/>
-          <w:color w:val="0F4C81"/>
-          <w:sz w:val="26"/>
-          <w:szCs w:val="26"/>
-        </w:rPr>
-        <w:t>5. ICT &amp; COMPUTER SKILLS</w:t>
-      </w:r>
-    </w:p>
-    <w:p>
-      <w:pPr>
-        <w:spacing w:after="30" w:line="252" w:lineRule="auto"/>
-        <w:rPr>
-          <w:rFonts w:asciiTheme="majorBidi" w:hAnsiTheme="majorBidi" w:cstheme="majorBidi"/>
-        </w:rPr>
-      </w:pPr>
-      <w:r>
-        <w:rPr>
-          <w:rFonts w:asciiTheme="majorBidi" w:hAnsiTheme="majorBidi" w:cstheme="majorBidi"/>
-          <w:b/>
-          <w:sz w:val="17"/>
-        </w:rPr>
-        <w:t xml:space="preserve">•  ICT &amp; Office Applications: </w:t>
-      </w:r>
-      <w:r>
-        <w:rPr>
-          <w:rFonts w:asciiTheme="majorBidi" w:hAnsiTheme="majorBidi" w:cstheme="majorBidi"/>
-          <w:sz w:val="17"/>
-        </w:rPr>
-        <w:t xml:space="preserve">MS Word, MS Excel, MS PowerPoint, MS Access, Internet &amp; </w:t>
-      </w:r>
-      <w:r>
-        <w:rPr>
-          <w:rFonts w:asciiTheme="majorBidi" w:hAnsiTheme="majorBidi" w:cstheme="majorBidi"/>
-          <w:sz w:val="17"/>
-        </w:rPr>
-        <w:t>Email, Google Workspace</w:t>
-      </w:r>
-    </w:p>
-    <w:p>
-      <w:pPr>
-        <w:spacing w:after="30" w:line="252" w:lineRule="auto"/>
-        <w:rPr>
-          <w:rFonts w:asciiTheme="majorBidi" w:hAnsiTheme="majorBidi" w:cstheme="majorBidi"/>
-        </w:rPr>
-      </w:pPr>
-      <w:r>
-        <w:rPr>
-          <w:rFonts w:asciiTheme="majorBidi" w:hAnsiTheme="majorBidi" w:cstheme="majorBidi"/>
-          <w:b/>
-          <w:sz w:val="17"/>
-        </w:rPr>
-        <w:t xml:space="preserve">•  Programming Languages: </w:t>
-      </w:r>
-      <w:r>
-        <w:rPr>
-          <w:rFonts w:asciiTheme="majorBidi" w:hAnsiTheme="majorBidi" w:cstheme="majorBidi"/>
-          <w:sz w:val="17"/>
-        </w:rPr>
-        <w:t>C, C++, Python, Java, Basic Web Development (HTML5, CSS3)</w:t>
-      </w:r>
-    </w:p>
-    <w:p>
-      <w:pPr>
-        <w:spacing w:after="30" w:line="252" w:lineRule="auto"/>
-        <w:rPr>
-          <w:rFonts w:asciiTheme="majorBidi" w:hAnsiTheme="majorBidi" w:cstheme="majorBidi"/>
-        </w:rPr>
-      </w:pPr>
-      <w:r>
-        <w:rPr>
-          <w:rFonts w:asciiTheme="majorBidi" w:hAnsiTheme="majorBidi" w:cstheme="majorBidi"/>
-          <w:b/>
-          <w:sz w:val="17"/>
-        </w:rPr>
-        <w:t xml:space="preserve">•  Database &amp; Data: </w:t>
-      </w:r>
-      <w:r>
-        <w:rPr>
-          <w:rFonts w:asciiTheme="majorBidi" w:hAnsiTheme="majorBidi" w:cstheme="majorBidi"/>
-          <w:sz w:val="17"/>
-        </w:rPr>
-        <w:t>MySQL, SQLite, Relational Database Concepts &amp; Basic SQL</w:t>
-      </w:r>
-    </w:p>
-    <w:p>
-      <w:pPr>
-        <w:spacing w:after="30" w:line="252" w:lineRule="auto"/>
-        <w:rPr>
-          <w:rFonts w:asciiTheme="majorBidi" w:hAnsiTheme="majorBidi" w:cstheme="majorBidi"/>
-        </w:rPr>
-      </w:pPr>
-      <w:r>
-        <w:rPr>
-          <w:rFonts w:asciiTheme="majorBidi" w:hAnsiTheme="majorBidi" w:cstheme="majorBidi"/>
-          <w:b/>
-          <w:sz w:val="17"/>
-        </w:rPr>
-        <w:t xml:space="preserve">•  Computing &amp; Hardware: </w:t>
-      </w:r>
-      <w:r>
-        <w:rPr>
-          <w:rFonts w:asciiTheme="majorBidi" w:hAnsiTheme="majorBidi" w:cstheme="majorBidi"/>
-          <w:sz w:val="17"/>
-        </w:rPr>
-        <w:t>Operating Systems (Windows/Linux), Hardware Tro</w:t>
-      </w:r>
-      <w:r>
-        <w:rPr>
-          <w:rFonts w:asciiTheme="majorBidi" w:hAnsiTheme="majorBidi" w:cstheme="majorBidi"/>
-          <w:sz w:val="17"/>
-        </w:rPr>
-        <w:t>ubleshooting, Basic LAN Networking</w:t>
-      </w:r>
-    </w:p>
-    <w:p>
-      <w:pPr>
-        <w:spacing w:after="30" w:line="252" w:lineRule="auto"/>
-        <w:rPr>
-          <w:rFonts w:asciiTheme="majorBidi" w:hAnsiTheme="majorBidi" w:cstheme="majorBidi"/>
-        </w:rPr>
-      </w:pPr>
-      <w:r>
-        <w:rPr>
-          <w:rFonts w:asciiTheme="majorBidi" w:hAnsiTheme="majorBidi" w:cstheme="majorBidi"/>
-          <w:b/>
-          <w:sz w:val="17"/>
-        </w:rPr>
-        <w:t xml:space="preserve">•  Teaching Technology: </w:t>
-      </w:r>
-      <w:r>
-        <w:rPr>
-          <w:rFonts w:asciiTheme="majorBidi" w:hAnsiTheme="majorBidi" w:cstheme="majorBidi"/>
-          <w:sz w:val="17"/>
-        </w:rPr>
-        <w:t>Smart Classroom Systems, Multimedia Projectors, Interactive Online Learning Tools</w:t>
-      </w:r>
-    </w:p>
-    <w:p>
-      <w:pPr>
-        <w:spacing w:after="30" w:line="252" w:lineRule="auto"/>
-        <w:rPr>
-          <w:rFonts w:asciiTheme="majorBidi" w:hAnsiTheme="majorBidi" w:cstheme="majorBidi"/>
-        </w:rPr>
-      </w:pPr>
-      <w:r>
-        <w:rPr>
-          <w:rFonts w:asciiTheme="majorBidi" w:hAnsiTheme="majorBidi" w:cstheme="majorBidi"/>
-          <w:b/>
-          <w:sz w:val="17"/>
-        </w:rPr>
-        <w:t xml:space="preserve">•  Additional Technical Stack: </w:t>
-      </w:r>
-      <w:r>
-        <w:rPr>
-          <w:rFonts w:asciiTheme="majorBidi" w:hAnsiTheme="majorBidi" w:cstheme="majorBidi"/>
-          <w:sz w:val="17"/>
-        </w:rPr>
-        <w:t>Flutter/Dart, REST API, VS Code, Code::Blocks, Git/GitHub</w:t>
-      </w:r>
-    </w:p>
-    <w:p>
-      <w:pPr>
-        <w:keepNext/>
-        <w:pBdr>
-          <w:bottom w:val="single" w:sz="8" w:space="2" w:color="0F4C81"/>
-        </w:pBdr>
-        <w:spacing w:before="220" w:after="60"/>
-        <w:rPr>
-          <w:rFonts w:asciiTheme="majorBidi" w:hAnsiTheme="majorBidi" w:cstheme="majorBidi"/>
-          <w:sz w:val="23"/>
-          <w:szCs w:val="26"/>
-        </w:rPr>
-      </w:pPr>
-      <w:r>
-        <w:rPr>
-          <w:rFonts w:asciiTheme="majorBidi" w:hAnsiTheme="majorBidi" w:cstheme="majorBidi"/>
-          <w:b/>
-          <w:color w:val="0F4C81"/>
-          <w:sz w:val="26"/>
-          <w:szCs w:val="26"/>
-        </w:rPr>
-        <w:t>6. SELECTED PRACTICAL &amp; RE</w:t>
-      </w:r>
-      <w:r>
-        <w:rPr>
-          <w:rFonts w:asciiTheme="majorBidi" w:hAnsiTheme="majorBidi" w:cstheme="majorBidi"/>
-          <w:b/>
-          <w:color w:val="0F4C81"/>
-          <w:sz w:val="26"/>
-          <w:szCs w:val="26"/>
-        </w:rPr>
-        <w:t>SEARCH PROJECTS</w:t>
-      </w:r>
-    </w:p>
-    <w:p>
-      <w:pPr>
-        <w:spacing w:before="50" w:after="20"/>
-        <w:rPr>
-          <w:rFonts w:asciiTheme="majorBidi" w:hAnsiTheme="majorBidi" w:cstheme="majorBidi"/>
-        </w:rPr>
-      </w:pPr>
-      <w:r>
-        <w:rPr>
-          <w:rFonts w:asciiTheme="majorBidi" w:hAnsiTheme="majorBidi" w:cstheme="majorBidi"/>
-          <w:b/>
-          <w:color w:val="0F4C81"/>
-          <w:sz w:val="18"/>
-        </w:rPr>
-        <w:t>1. Snake &amp; Wildlife BD – Android Application</w:t>
-      </w:r>
-      <w:r>
-        <w:rPr>
-          <w:rFonts w:asciiTheme="majorBidi" w:hAnsiTheme="majorBidi" w:cstheme="majorBidi"/>
-          <w:b/>
-          <w:color w:val="10735F"/>
-          <w:sz w:val="17"/>
-        </w:rPr>
-        <w:t xml:space="preserve">   |   Published on Google Play Store</w:t>
-      </w:r>
-    </w:p>
-    <w:p>
-      <w:pPr>
-        <w:spacing w:after="40" w:line="259" w:lineRule="auto"/>
-        <w:ind w:left="259"/>
-        <w:rPr>
-          <w:rFonts w:asciiTheme="majorBidi" w:hAnsiTheme="majorBidi" w:cstheme="majorBidi"/>
-        </w:rPr>
-      </w:pPr>
-      <w:r>
-        <w:rPr>
-          <w:rFonts w:asciiTheme="majorBidi" w:hAnsiTheme="majorBidi" w:cstheme="majorBidi"/>
-          <w:sz w:val="17"/>
-        </w:rPr>
-        <w:lastRenderedPageBreak/>
-        <w:t>• Stack &amp; Scope: Flutter, Dart, REST API, Cloud Database.</w:t>
-      </w:r>
-      <w:r>
-        <w:rPr>
-          <w:rFonts w:asciiTheme="majorBidi" w:hAnsiTheme="majorBidi" w:cstheme="majorBidi"/>
-          <w:sz w:val="17"/>
-        </w:rPr>
-        <w:br/>
-        <w:t xml:space="preserve">• Overview: Developed and published an educational and wildlife awareness mobile </w:t>
-      </w:r>
-      <w:r>
-        <w:rPr>
-          <w:rFonts w:asciiTheme="majorBidi" w:hAnsiTheme="majorBidi" w:cstheme="majorBidi"/>
-          <w:sz w:val="17"/>
-        </w:rPr>
-        <w:t>application, integrating digital learning materials, emergency helpline connectivity, and nationwide rescuer directory for instant public safety.</w:t>
-      </w:r>
-    </w:p>
-    <w:p>
-      <w:pPr>
-        <w:spacing w:before="60" w:after="20"/>
-        <w:rPr>
-          <w:rFonts w:asciiTheme="majorBidi" w:hAnsiTheme="majorBidi" w:cstheme="majorBidi"/>
-        </w:rPr>
-      </w:pPr>
-      <w:r>
-        <w:rPr>
-          <w:rFonts w:asciiTheme="majorBidi" w:hAnsiTheme="majorBidi" w:cstheme="majorBidi"/>
-          <w:b/>
-          <w:color w:val="0F4C81"/>
-          <w:sz w:val="18"/>
-        </w:rPr>
-        <w:t>2. Bangla Fake News Detection – Machine Learning Research Project</w:t>
-      </w:r>
-      <w:r>
-        <w:rPr>
-          <w:rFonts w:asciiTheme="majorBidi" w:hAnsiTheme="majorBidi" w:cstheme="majorBidi"/>
-          <w:b/>
-          <w:color w:val="10735F"/>
-          <w:sz w:val="17"/>
-        </w:rPr>
-        <w:t xml:space="preserve">   |   Undergraduate Research</w:t>
-      </w:r>
-    </w:p>
-    <w:p>
-      <w:pPr>
-        <w:spacing w:after="40" w:line="259" w:lineRule="auto"/>
-        <w:ind w:left="259"/>
-        <w:rPr>
-          <w:rFonts w:asciiTheme="majorBidi" w:hAnsiTheme="majorBidi" w:cstheme="majorBidi"/>
-        </w:rPr>
-      </w:pPr>
-      <w:r>
-        <w:rPr>
-          <w:rFonts w:asciiTheme="majorBidi" w:hAnsiTheme="majorBidi" w:cstheme="majorBidi"/>
-          <w:sz w:val="17"/>
-        </w:rPr>
-        <w:t>• Stack &amp; Scope</w:t>
-      </w:r>
-      <w:r>
-        <w:rPr>
-          <w:rFonts w:asciiTheme="majorBidi" w:hAnsiTheme="majorBidi" w:cstheme="majorBidi"/>
-          <w:sz w:val="17"/>
-        </w:rPr>
-        <w:t>: Python, Scikit-Learn, NLTK, TF-IDF Vectorization, Machine Learning.</w:t>
-      </w:r>
-      <w:r>
-        <w:rPr>
-          <w:rFonts w:asciiTheme="majorBidi" w:hAnsiTheme="majorBidi" w:cstheme="majorBidi"/>
-          <w:sz w:val="17"/>
-        </w:rPr>
-        <w:br/>
-        <w:t>• Overview: Developing a Natural Language Processing (NLP) classification model to identify and flag fabricated online news articles by analyzing textual veracity, linguistic features, a</w:t>
-      </w:r>
-      <w:r>
-        <w:rPr>
-          <w:rFonts w:asciiTheme="majorBidi" w:hAnsiTheme="majorBidi" w:cstheme="majorBidi"/>
-          <w:sz w:val="17"/>
-        </w:rPr>
-        <w:t>nd lexical patterns.</w:t>
-      </w:r>
-    </w:p>
-    <w:p>
-      <w:pPr>
-        <w:keepNext/>
-        <w:pBdr>
-          <w:bottom w:val="single" w:sz="8" w:space="2" w:color="0F4C81"/>
-        </w:pBdr>
-        <w:spacing w:before="220" w:after="60"/>
-        <w:rPr>
-          <w:rFonts w:asciiTheme="majorBidi" w:hAnsiTheme="majorBidi" w:cstheme="majorBidi"/>
-          <w:sz w:val="23"/>
-          <w:szCs w:val="26"/>
-        </w:rPr>
-      </w:pPr>
-      <w:r>
-        <w:rPr>
-          <w:rFonts w:asciiTheme="majorBidi" w:hAnsiTheme="majorBidi" w:cstheme="majorBidi"/>
-          <w:b/>
-          <w:color w:val="0F4C81"/>
-          <w:sz w:val="26"/>
-          <w:szCs w:val="26"/>
-        </w:rPr>
-        <w:t>7. ACADEMIC HONORS &amp; TRAINING</w:t>
-      </w:r>
-    </w:p>
-    <w:p>
-      <w:pPr>
-        <w:spacing w:after="30" w:line="252" w:lineRule="auto"/>
-        <w:rPr>
-          <w:rFonts w:asciiTheme="majorBidi" w:hAnsiTheme="majorBidi" w:cstheme="majorBidi"/>
-        </w:rPr>
-      </w:pPr>
-      <w:r>
-        <w:rPr>
-          <w:rFonts w:asciiTheme="majorBidi" w:hAnsiTheme="majorBidi" w:cstheme="majorBidi"/>
-          <w:b/>
-          <w:color w:val="0F4C81"/>
-          <w:sz w:val="17"/>
-        </w:rPr>
-        <w:t xml:space="preserve">•  Upazila 1st Rank (Dakhil Exam, 2019): </w:t>
-      </w:r>
-      <w:r>
-        <w:rPr>
-          <w:rFonts w:asciiTheme="majorBidi" w:hAnsiTheme="majorBidi" w:cstheme="majorBidi"/>
-          <w:sz w:val="17"/>
-        </w:rPr>
-        <w:t>Secured 1st Position in Sreepur Upazila under Bangladesh Madrasah Board with GPA 5.00/5.00.</w:t>
-      </w:r>
-    </w:p>
-    <w:p>
-      <w:pPr>
-        <w:spacing w:after="30" w:line="252" w:lineRule="auto"/>
-        <w:rPr>
-          <w:rFonts w:asciiTheme="majorBidi" w:hAnsiTheme="majorBidi" w:cstheme="majorBidi"/>
-        </w:rPr>
-      </w:pPr>
-      <w:r>
-        <w:rPr>
-          <w:rFonts w:asciiTheme="majorBidi" w:hAnsiTheme="majorBidi" w:cstheme="majorBidi"/>
-          <w:b/>
-          <w:color w:val="0F4C81"/>
-          <w:sz w:val="17"/>
-        </w:rPr>
-        <w:t xml:space="preserve">•  General Board Merit Scholarship: </w:t>
-      </w:r>
-      <w:r>
-        <w:rPr>
-          <w:rFonts w:asciiTheme="majorBidi" w:hAnsiTheme="majorBidi" w:cstheme="majorBidi"/>
-          <w:sz w:val="17"/>
-        </w:rPr>
-        <w:t>Awarded merit-based scholarship by t</w:t>
-      </w:r>
-      <w:r>
-        <w:rPr>
-          <w:rFonts w:asciiTheme="majorBidi" w:hAnsiTheme="majorBidi" w:cstheme="majorBidi"/>
-          <w:sz w:val="17"/>
-        </w:rPr>
-        <w:t>he Ministry of Education for academic excellence.</w:t>
-      </w:r>
-    </w:p>
-    <w:p>
-      <w:pPr>
-        <w:spacing w:after="30" w:line="252" w:lineRule="auto"/>
-        <w:rPr>
-          <w:rFonts w:asciiTheme="majorBidi" w:hAnsiTheme="majorBidi" w:cstheme="majorBidi"/>
-        </w:rPr>
-      </w:pPr>
-      <w:r>
-        <w:rPr>
-          <w:rFonts w:asciiTheme="majorBidi" w:hAnsiTheme="majorBidi" w:cstheme="majorBidi"/>
-          <w:b/>
-          <w:color w:val="0F4C81"/>
-          <w:sz w:val="17"/>
-        </w:rPr>
-        <w:t xml:space="preserve">•  Competitive Programming &amp; Problem Solving: </w:t>
-      </w:r>
-      <w:r>
-        <w:rPr>
-          <w:rFonts w:asciiTheme="majorBidi" w:hAnsiTheme="majorBidi" w:cstheme="majorBidi"/>
-          <w:sz w:val="17"/>
-        </w:rPr>
-        <w:t>Completed structured algorithms and problem-solving training in C/C++ (Phitron).</w:t>
-      </w:r>
-    </w:p>
-    <w:p>
-      <w:pPr>
-        <w:spacing w:after="30" w:line="252" w:lineRule="auto"/>
-        <w:rPr>
-          <w:rFonts w:asciiTheme="majorBidi" w:hAnsiTheme="majorBidi" w:cstheme="majorBidi"/>
-        </w:rPr>
-      </w:pPr>
-      <w:r>
-        <w:rPr>
-          <w:rFonts w:asciiTheme="majorBidi" w:hAnsiTheme="majorBidi" w:cstheme="majorBidi"/>
-          <w:b/>
-          <w:color w:val="0F4C81"/>
-          <w:sz w:val="17"/>
-        </w:rPr>
-        <w:t xml:space="preserve">•  CSE Laboratory Training: </w:t>
-      </w:r>
-      <w:r>
-        <w:rPr>
-          <w:rFonts w:asciiTheme="majorBidi" w:hAnsiTheme="majorBidi" w:cstheme="majorBidi"/>
-          <w:sz w:val="17"/>
-        </w:rPr>
-        <w:t>Completed university practical lab certifications i</w:t>
-      </w:r>
-      <w:r>
-        <w:rPr>
-          <w:rFonts w:asciiTheme="majorBidi" w:hAnsiTheme="majorBidi" w:cstheme="majorBidi"/>
-          <w:sz w:val="17"/>
-        </w:rPr>
-        <w:t>n OOP, Database Management Systems, and Computer Networks.</w:t>
-      </w:r>
-    </w:p>
-    <w:p>
-      <w:pPr>
-        <w:keepNext/>
-        <w:pBdr>
-          <w:bottom w:val="single" w:sz="8" w:space="2" w:color="0F4C81"/>
-        </w:pBdr>
-        <w:spacing w:before="220" w:after="60"/>
-        <w:rPr>
-          <w:rFonts w:asciiTheme="majorBidi" w:hAnsiTheme="majorBidi" w:cstheme="majorBidi"/>
-          <w:sz w:val="23"/>
-          <w:szCs w:val="26"/>
-        </w:rPr>
-      </w:pPr>
-      <w:r>
-        <w:rPr>
-          <w:rFonts w:asciiTheme="majorBidi" w:hAnsiTheme="majorBidi" w:cstheme="majorBidi"/>
-          <w:b/>
-          <w:color w:val="0F4C81"/>
-          <w:sz w:val="26"/>
-          <w:szCs w:val="26"/>
-        </w:rPr>
-        <w:t>8. PERSONAL INFORMATION</w:t>
-      </w:r>
-    </w:p>
-    <w:tbl>
-      <w:tblPr>
-        <w:tblW w:w="0" w:type="auto"/>
-        <w:jc w:val="center"/>
-        <w:tblBorders>
-          <w:top w:val="single" w:sz="4" w:space="0" w:color="E2E8F0"/>
-          <w:bottom w:val="single" w:sz="4" w:space="0" w:color="E2E8F0"/>
-          <w:insideH w:val="single" w:sz="4" w:space="0" w:color="E2E8F0"/>
-        </w:tblBorders>
-        <w:tblLayout w:type="fixed"/>
-        <w:tblLook w:val="04A0" w:firstRow="1" w:lastRow="0" w:firstColumn="1" w:lastColumn="0" w:noHBand="0" w:noVBand="1"/>
-      </w:tblPr>
-      <w:tblGrid>
-        <w:gridCol w:w="2304"/>
-        <w:gridCol w:w="3024"/>
-        <w:gridCol w:w="2016"/>
-        <w:gridCol w:w="2693"/>
-      </w:tblGrid>
-      <w:tr>
-        <w:trPr>
-          <w:jc w:val="center"/>
-        </w:trPr>
-        <w:tc>
-          <w:tcPr>
-            <w:tcW w:w="2304" w:type="dxa"/>
-            <w:tcMar>
-              <w:top w:w="30" w:type="dxa"/>
-              <w:left w:w="40" w:type="dxa"/>
-              <w:bottom w:w="30" w:type="dxa"/>
-              <w:right w:w="40" w:type="dxa"/>
-            </w:tcMar>
-          </w:tcPr>
-          <w:p>
-            <w:pPr>
-              <w:spacing w:after="0"/>
-              <w:rPr>
-                <w:rFonts w:asciiTheme="majorBidi" w:hAnsiTheme="majorBidi" w:cstheme="majorBidi"/>
-              </w:rPr>
-            </w:pPr>
-            <w:r>
-              <w:rPr>
-                <w:rFonts w:asciiTheme="majorBidi" w:hAnsiTheme="majorBidi" w:cstheme="majorBidi"/>
-                <w:b/>
-                <w:sz w:val="17"/>
-              </w:rPr>
-              <w:t>Father's Name</w:t>
-            </w:r>
-          </w:p>
-        </w:tc>
-        <w:tc>
-          <w:tcPr>
-            <w:tcW w:w="3024" w:type="dxa"/>
-            <w:tcMar>
-              <w:top w:w="30" w:type="dxa"/>
-              <w:left w:w="40" w:type="dxa"/>
-              <w:bottom w:w="30" w:type="dxa"/>
-              <w:right w:w="40" w:type="dxa"/>
-            </w:tcMar>
-          </w:tcPr>
-          <w:p>
-            <w:pPr>
-              <w:spacing w:after="0"/>
-              <w:rPr>
-                <w:rFonts w:asciiTheme="majorBidi" w:hAnsiTheme="majorBidi" w:cstheme="majorBidi"/>
-              </w:rPr>
-            </w:pPr>
-            <w:r>
-              <w:rPr>
-                <w:rFonts w:asciiTheme="majorBidi" w:hAnsiTheme="majorBidi" w:cstheme="majorBidi"/>
-                <w:sz w:val="17"/>
-              </w:rPr>
-              <w:t>: Md. Norul Amin</w:t>
-            </w:r>
-          </w:p>
-        </w:tc>
-        <w:tc>
-          <w:tcPr>
-            <w:tcW w:w="2016" w:type="dxa"/>
-            <w:tcMar>
-              <w:top w:w="30" w:type="dxa"/>
-              <w:left w:w="40" w:type="dxa"/>
-              <w:bottom w:w="30" w:type="dxa"/>
-              <w:right w:w="40" w:type="dxa"/>
-            </w:tcMar>
-          </w:tcPr>
-          <w:p>
-            <w:pPr>
-              <w:spacing w:after="0"/>
-              <w:rPr>
-                <w:rFonts w:asciiTheme="majorBidi" w:hAnsiTheme="majorBidi" w:cstheme="majorBidi"/>
-              </w:rPr>
-            </w:pPr>
-            <w:r>
-              <w:rPr>
-                <w:rFonts w:asciiTheme="majorBidi" w:hAnsiTheme="majorBidi" w:cstheme="majorBidi"/>
-                <w:b/>
-                <w:sz w:val="17"/>
-              </w:rPr>
-              <w:t>Nationality</w:t>
-            </w:r>
-          </w:p>
-        </w:tc>
-        <w:tc>
-          <w:tcPr>
-            <w:tcW w:w="2693" w:type="dxa"/>
-            <w:tcMar>
-              <w:top w:w="30" w:type="dxa"/>
-              <w:left w:w="40" w:type="dxa"/>
-              <w:bottom w:w="30" w:type="dxa"/>
-              <w:right w:w="40" w:type="dxa"/>
-            </w:tcMar>
-          </w:tcPr>
-          <w:p>
-            <w:pPr>
-              <w:spacing w:after="0"/>
-              <w:rPr>
-                <w:rFonts w:asciiTheme="majorBidi" w:hAnsiTheme="majorBidi" w:cstheme="majorBidi"/>
-              </w:rPr>
-            </w:pPr>
-            <w:r>
-              <w:rPr>
-                <w:rFonts w:asciiTheme="majorBidi" w:hAnsiTheme="majorBidi" w:cstheme="majorBidi"/>
-                <w:sz w:val="17"/>
-              </w:rPr>
-              <w:t>: Bangladeshi (By Birth)</w:t>
-            </w:r>
-          </w:p>
-        </w:tc>
-      </w:tr>
-      <w:tr>
-        <w:trPr>
-          <w:jc w:val="center"/>
-        </w:trPr>
-        <w:tc>
-          <w:tcPr>
-            <w:tcW w:w="2304" w:type="dxa"/>
-            <w:tcMar>
-              <w:top w:w="30" w:type="dxa"/>
-              <w:left w:w="40" w:type="dxa"/>
-              <w:bottom w:w="30" w:type="dxa"/>
-              <w:right w:w="40" w:type="dxa"/>
-            </w:tcMar>
-          </w:tcPr>
-          <w:p>
-            <w:pPr>
-              <w:spacing w:after="0"/>
-              <w:rPr>
-                <w:rFonts w:asciiTheme="majorBidi" w:hAnsiTheme="majorBidi" w:cstheme="majorBidi"/>
-              </w:rPr>
-            </w:pPr>
-            <w:r>
-              <w:rPr>
-                <w:rFonts w:asciiTheme="majorBidi" w:hAnsiTheme="majorBidi" w:cstheme="majorBidi"/>
-                <w:b/>
-                <w:sz w:val="17"/>
-              </w:rPr>
-              <w:t>Mother's Name</w:t>
-            </w:r>
-          </w:p>
-        </w:tc>
-        <w:tc>
-          <w:tcPr>
-            <w:tcW w:w="3024" w:type="dxa"/>
-            <w:tcMar>
-              <w:top w:w="30" w:type="dxa"/>
-              <w:left w:w="40" w:type="dxa"/>
-              <w:bottom w:w="30" w:type="dxa"/>
-              <w:right w:w="40" w:type="dxa"/>
-            </w:tcMar>
-          </w:tcPr>
-          <w:p>
-            <w:pPr>
-              <w:spacing w:after="0"/>
-              <w:rPr>
-                <w:rFonts w:asciiTheme="majorBidi" w:hAnsiTheme="majorBidi" w:cstheme="majorBidi"/>
-              </w:rPr>
-            </w:pPr>
-            <w:r>
-              <w:rPr>
-                <w:rFonts w:asciiTheme="majorBidi" w:hAnsiTheme="majorBidi" w:cstheme="majorBidi"/>
-                <w:sz w:val="17"/>
-              </w:rPr>
-              <w:t>: Nurun Naher</w:t>
-            </w:r>
-          </w:p>
-        </w:tc>
-        <w:tc>
-          <w:tcPr>
-            <w:tcW w:w="2016" w:type="dxa"/>
-            <w:tcMar>
-              <w:top w:w="30" w:type="dxa"/>
-              <w:left w:w="40" w:type="dxa"/>
-              <w:bottom w:w="30" w:type="dxa"/>
-              <w:right w:w="40" w:type="dxa"/>
-            </w:tcMar>
-          </w:tcPr>
-          <w:p>
-            <w:pPr>
-              <w:spacing w:after="0"/>
-              <w:rPr>
-                <w:rFonts w:asciiTheme="majorBidi" w:hAnsiTheme="majorBidi" w:cstheme="majorBidi"/>
-              </w:rPr>
-            </w:pPr>
-            <w:r>
-              <w:rPr>
-                <w:rFonts w:asciiTheme="majorBidi" w:hAnsiTheme="majorBidi" w:cstheme="majorBidi"/>
-                <w:b/>
-                <w:sz w:val="17"/>
-              </w:rPr>
-              <w:t>Religion</w:t>
-            </w:r>
-          </w:p>
-        </w:tc>
-        <w:tc>
-          <w:tcPr>
-            <w:tcW w:w="2693" w:type="dxa"/>
-            <w:tcMar>
-              <w:top w:w="30" w:type="dxa"/>
-              <w:left w:w="40" w:type="dxa"/>
-              <w:bottom w:w="30" w:type="dxa"/>
-              <w:right w:w="40" w:type="dxa"/>
-            </w:tcMar>
-          </w:tcPr>
-          <w:p>
-            <w:pPr>
-              <w:spacing w:after="0"/>
-              <w:rPr>
-                <w:rFonts w:asciiTheme="majorBidi" w:hAnsiTheme="majorBidi" w:cstheme="majorBidi"/>
-              </w:rPr>
-            </w:pPr>
-            <w:r>
-              <w:rPr>
-                <w:rFonts w:asciiTheme="majorBidi" w:hAnsiTheme="majorBidi" w:cstheme="majorBidi"/>
-                <w:sz w:val="17"/>
-              </w:rPr>
-              <w:t>: Islam</w:t>
-            </w:r>
-          </w:p>
-        </w:tc>
-      </w:tr>
-      <w:tr>
-        <w:trPr>
-          <w:jc w:val="center"/>
-        </w:trPr>
-        <w:tc>
-          <w:tcPr>
-            <w:tcW w:w="2304" w:type="dxa"/>
-            <w:tcMar>
-              <w:top w:w="30" w:type="dxa"/>
-              <w:left w:w="40" w:type="dxa"/>
-              <w:bottom w:w="30" w:type="dxa"/>
-              <w:right w:w="40" w:type="dxa"/>
-            </w:tcMar>
-          </w:tcPr>
-          <w:p>
-            <w:pPr>
-              <w:spacing w:after="0"/>
-              <w:rPr>
-                <w:rFonts w:asciiTheme="majorBidi" w:hAnsiTheme="majorBidi" w:cstheme="majorBidi"/>
-              </w:rPr>
-            </w:pPr>
-            <w:r>
-              <w:rPr>
-                <w:rFonts w:asciiTheme="majorBidi" w:hAnsiTheme="majorBidi" w:cstheme="majorBidi"/>
-                <w:b/>
-                <w:sz w:val="17"/>
-              </w:rPr>
-              <w:t>Date of Birth</w:t>
-            </w:r>
-          </w:p>
-        </w:tc>
-        <w:tc>
-          <w:tcPr>
-            <w:tcW w:w="3024" w:type="dxa"/>
-            <w:tcMar>
-              <w:top w:w="30" w:type="dxa"/>
-              <w:left w:w="40" w:type="dxa"/>
-              <w:bottom w:w="30" w:type="dxa"/>
-              <w:right w:w="40" w:type="dxa"/>
-            </w:tcMar>
-          </w:tcPr>
-          <w:p>
-            <w:pPr>
-              <w:spacing w:after="0"/>
-              <w:rPr>
-                <w:rFonts w:asciiTheme="majorBidi" w:hAnsiTheme="majorBidi" w:cstheme="majorBidi"/>
-              </w:rPr>
-            </w:pPr>
-            <w:r>
-              <w:rPr>
-                <w:rFonts w:asciiTheme="majorBidi" w:hAnsiTheme="majorBidi" w:cstheme="majorBidi"/>
-                <w:sz w:val="17"/>
-              </w:rPr>
-              <w:t>: 26/02/2004</w:t>
-            </w:r>
-          </w:p>
-        </w:tc>
-        <w:tc>
-          <w:tcPr>
-            <w:tcW w:w="2016" w:type="dxa"/>
-            <w:tcMar>
-              <w:top w:w="30" w:type="dxa"/>
-              <w:left w:w="40" w:type="dxa"/>
-              <w:bottom w:w="30" w:type="dxa"/>
-              <w:right w:w="40" w:type="dxa"/>
-            </w:tcMar>
-          </w:tcPr>
-          <w:p>
-            <w:pPr>
-              <w:spacing w:after="0"/>
-              <w:rPr>
-                <w:rFonts w:asciiTheme="majorBidi" w:hAnsiTheme="majorBidi" w:cstheme="majorBidi"/>
-              </w:rPr>
-            </w:pPr>
-            <w:r>
-              <w:rPr>
-                <w:rFonts w:asciiTheme="majorBidi" w:hAnsiTheme="majorBidi" w:cstheme="majorBidi"/>
-                <w:b/>
-                <w:sz w:val="17"/>
-              </w:rPr>
-              <w:t>Marital Status</w:t>
-            </w:r>
-          </w:p>
-        </w:tc>
-        <w:tc>
-          <w:tcPr>
-            <w:tcW w:w="2693" w:type="dxa"/>
-            <w:tcMar>
-              <w:top w:w="30" w:type="dxa"/>
-              <w:left w:w="40" w:type="dxa"/>
-              <w:bottom w:w="30" w:type="dxa"/>
-              <w:right w:w="40" w:type="dxa"/>
-            </w:tcMar>
-          </w:tcPr>
-          <w:p>
-            <w:pPr>
-              <w:spacing w:after="0"/>
-              <w:rPr>
-                <w:rFonts w:asciiTheme="majorBidi" w:hAnsiTheme="majorBidi" w:cstheme="majorBidi"/>
-              </w:rPr>
-            </w:pPr>
-            <w:r>
-              <w:rPr>
-                <w:rFonts w:asciiTheme="majorBidi" w:hAnsiTheme="majorBidi" w:cstheme="majorBidi"/>
-                <w:sz w:val="17"/>
-              </w:rPr>
-              <w:t>: Single</w:t>
-            </w:r>
-          </w:p>
-        </w:tc>
-      </w:tr>
-      <w:tr>
-        <w:trPr>
-          <w:jc w:val="center"/>
-        </w:trPr>
-        <w:tc>
-          <w:tcPr>
-            <w:tcW w:w="2304" w:type="dxa"/>
-            <w:tcMar>
-              <w:top w:w="30" w:type="dxa"/>
-              <w:left w:w="40" w:type="dxa"/>
-              <w:bottom w:w="30" w:type="dxa"/>
-              <w:right w:w="40" w:type="dxa"/>
-            </w:tcMar>
-          </w:tcPr>
-          <w:p>
-            <w:pPr>
-              <w:spacing w:after="0"/>
-              <w:rPr>
-                <w:rFonts w:asciiTheme="majorBidi" w:hAnsiTheme="majorBidi" w:cstheme="majorBidi"/>
-              </w:rPr>
-            </w:pPr>
-            <w:r>
-              <w:rPr>
-                <w:rFonts w:asciiTheme="majorBidi" w:hAnsiTheme="majorBidi" w:cstheme="majorBidi"/>
-                <w:b/>
-                <w:sz w:val="17"/>
-              </w:rPr>
-              <w:t>Permanent Address</w:t>
-            </w:r>
-          </w:p>
-        </w:tc>
-        <w:tc>
-          <w:tcPr>
-            <w:tcW w:w="3024" w:type="dxa"/>
-            <w:tcMar>
-              <w:top w:w="30" w:type="dxa"/>
-              <w:left w:w="40" w:type="dxa"/>
-              <w:bottom w:w="30" w:type="dxa"/>
-              <w:right w:w="40" w:type="dxa"/>
-            </w:tcMar>
-          </w:tcPr>
-          <w:p>
-            <w:pPr>
-              <w:spacing w:after="0"/>
-              <w:rPr>
-                <w:rFonts w:asciiTheme="majorBidi" w:hAnsiTheme="majorBidi" w:cstheme="majorBidi"/>
-              </w:rPr>
-            </w:pPr>
-            <w:r>
-              <w:rPr>
-                <w:rFonts w:asciiTheme="majorBidi" w:hAnsiTheme="majorBidi" w:cstheme="majorBidi"/>
-                <w:sz w:val="17"/>
-              </w:rPr>
-              <w:t>: Barmi, Sreepur, Gazipur-1743</w:t>
-            </w:r>
-          </w:p>
-        </w:tc>
-        <w:tc>
-          <w:tcPr>
-            <w:tcW w:w="2016" w:type="dxa"/>
-            <w:tcMar>
-              <w:top w:w="30" w:type="dxa"/>
-              <w:left w:w="40" w:type="dxa"/>
-              <w:bottom w:w="30" w:type="dxa"/>
-              <w:right w:w="40" w:type="dxa"/>
-            </w:tcMar>
-          </w:tcPr>
-          <w:p>
-            <w:pPr>
-              <w:spacing w:after="0"/>
-              <w:rPr>
-                <w:rFonts w:asciiTheme="majorBidi" w:hAnsiTheme="majorBidi" w:cstheme="majorBidi"/>
-              </w:rPr>
-            </w:pPr>
-            <w:r>
-              <w:rPr>
-                <w:rFonts w:asciiTheme="majorBidi" w:hAnsiTheme="majorBidi" w:cstheme="majorBidi"/>
-                <w:b/>
-                <w:sz w:val="17"/>
-              </w:rPr>
-              <w:t>Present Address</w:t>
-            </w:r>
-          </w:p>
-        </w:tc>
-        <w:tc>
-          <w:tcPr>
-            <w:tcW w:w="2693" w:type="dxa"/>
-            <w:tcMar>
-              <w:top w:w="30" w:type="dxa"/>
-              <w:left w:w="40" w:type="dxa"/>
-              <w:bottom w:w="30" w:type="dxa"/>
-              <w:right w:w="40" w:type="dxa"/>
-            </w:tcMar>
-          </w:tcPr>
-          <w:p>
-            <w:pPr>
-              <w:spacing w:after="0"/>
-              <w:rPr>
-                <w:rFonts w:asciiTheme="majorBidi" w:hAnsiTheme="majorBidi" w:cstheme="majorBidi"/>
-              </w:rPr>
-            </w:pPr>
-            <w:r>
-              <w:rPr>
-                <w:rFonts w:asciiTheme="majorBidi" w:hAnsiTheme="majorBidi" w:cstheme="majorBidi"/>
-                <w:sz w:val="17"/>
-              </w:rPr>
-              <w:t>: Barmi, Sreepur, Gazipur-1743</w:t>
-            </w:r>
-          </w:p>
-        </w:tc>
-      </w:tr>
-    </w:tbl>
-    <w:p>
-      <w:pPr>
-        <w:keepNext/>
-        <w:pBdr>
-          <w:bottom w:val="single" w:sz="8" w:space="2" w:color="0F4C81"/>
-        </w:pBdr>
-        <w:spacing w:before="220" w:after="60"/>
-        <w:rPr>
-          <w:rFonts w:asciiTheme="majorBidi" w:hAnsiTheme="majorBidi" w:cstheme="majorBidi"/>
-          <w:sz w:val="23"/>
-          <w:szCs w:val="26"/>
-        </w:rPr>
-      </w:pPr>
-      <w:r>
-        <w:rPr>
-          <w:rFonts w:asciiTheme="majorBidi" w:hAnsiTheme="majorBidi" w:cstheme="majorBidi"/>
-          <w:b/>
-          <w:color w:val="0F4C81"/>
-          <w:sz w:val="26"/>
-          <w:szCs w:val="26"/>
-        </w:rPr>
-        <w:t>9. ACADEMIC &amp; PROFESSIONAL REFERENCES</w:t>
-      </w:r>
-    </w:p>
-    <w:tbl>
-      <w:tblPr>
-        <w:tblW w:w="0" w:type="auto"/>
-        <w:jc w:val="center"/>
-        <w:tblLayout w:type="fixed"/>
-        <w:tblLook w:val="04A0" w:firstRow="1" w:lastRow="0" w:firstColumn="1" w:lastColumn="0" w:noHBand="0" w:noVBand="1"/>
-      </w:tblPr>
-      <w:tblGrid>
-        <w:gridCol w:w="5011"/>
-        <w:gridCol w:w="5026"/>
-      </w:tblGrid>
-      <w:tr>
-        <w:trPr>
-          <w:jc w:val="center"/>
-        </w:trPr>
-        <w:tc>
-          <w:tcPr>
-            <w:tcW w:w="5011" w:type="dxa"/>
-            <w:tcMar>
-              <w:top w:w="40" w:type="dxa"/>
-              <w:left w:w="40" w:type="dxa"/>
-              <w:bottom w:w="40" w:type="dxa"/>
-              <w:right w:w="40" w:type="dxa"/>
-            </w:tcMar>
-          </w:tcPr>
-          <w:p>
-            <w:pPr>
-              <w:spacing w:after="20" w:line="252" w:lineRule="auto"/>
-              <w:rPr>
-                <w:rFonts w:asciiTheme="majorBidi" w:hAnsiTheme="majorBidi" w:cstheme="majorBidi"/>
-              </w:rPr>
-            </w:pPr>
-            <w:r>
-              <w:rPr>
-                <w:rFonts w:asciiTheme="majorBidi" w:hAnsiTheme="majorBidi" w:cstheme="majorBidi"/>
-                <w:b/>
-                <w:color w:val="0F4C81"/>
-                <w:sz w:val="18"/>
-              </w:rPr>
-              <w:t>Tanzillah Wahid</w:t>
-            </w:r>
-            <w:r>
-              <w:rPr>
-                <w:rFonts w:asciiTheme="majorBidi" w:hAnsiTheme="majorBidi" w:cstheme="majorBidi"/>
-                <w:b/>
-                <w:color w:val="0F4C81"/>
-                <w:sz w:val="18"/>
-              </w:rPr>
-              <w:br/>
-            </w:r>
-            <w:r>
-              <w:rPr>
-                <w:rFonts w:asciiTheme="majorBidi" w:hAnsiTheme="majorBidi" w:cstheme="majorBidi"/>
-                <w:sz w:val="16"/>
-              </w:rPr>
-              <w:t>Assistant Professor and Coordinator</w:t>
-            </w:r>
-            <w:r>
-              <w:rPr>
-                <w:rFonts w:asciiTheme="majorBidi" w:hAnsiTheme="majorBidi" w:cstheme="majorBidi"/>
-                <w:sz w:val="16"/>
-              </w:rPr>
-              <w:br/>
-              <w:t>Department of Computer Science &amp; Engineering</w:t>
-            </w:r>
-            <w:r>
-              <w:rPr>
-                <w:rFonts w:asciiTheme="majorBidi" w:hAnsiTheme="majorBidi" w:cstheme="majorBidi"/>
-                <w:sz w:val="16"/>
-              </w:rPr>
-              <w:br/>
-              <w:t xml:space="preserve">Uttara </w:t>
-            </w:r>
-            <w:r>
-              <w:rPr>
-                <w:rFonts w:asciiTheme="majorBidi" w:hAnsiTheme="majorBidi" w:cstheme="majorBidi"/>
-                <w:sz w:val="16"/>
-              </w:rPr>
-              <w:t>University, Dhaka, Bangladesh</w:t>
-            </w:r>
-            <w:r>
-              <w:rPr>
-                <w:rFonts w:asciiTheme="majorBidi" w:hAnsiTheme="majorBidi" w:cstheme="majorBidi"/>
-                <w:sz w:val="16"/>
-              </w:rPr>
-              <w:br/>
-              <w:t>Email: tanzillah@uttarauniversity.edu.bd</w:t>
-            </w:r>
-          </w:p>
-        </w:tc>
-        <w:tc>
-          <w:tcPr>
-            <w:tcW w:w="5026" w:type="dxa"/>
-            <w:tcMar>
-              <w:top w:w="40" w:type="dxa"/>
-              <w:left w:w="40" w:type="dxa"/>
-              <w:bottom w:w="40" w:type="dxa"/>
-              <w:right w:w="40" w:type="dxa"/>
-            </w:tcMar>
-          </w:tcPr>
-          <w:p>
-            <w:pPr>
-              <w:spacing w:after="20" w:line="252" w:lineRule="auto"/>
-              <w:rPr>
-                <w:rFonts w:asciiTheme="majorBidi" w:hAnsiTheme="majorBidi" w:cstheme="majorBidi"/>
-              </w:rPr>
-            </w:pPr>
-            <w:r>
-              <w:rPr>
-                <w:rFonts w:asciiTheme="majorBidi" w:hAnsiTheme="majorBidi" w:cstheme="majorBidi"/>
-                <w:b/>
-                <w:color w:val="0F4C81"/>
-                <w:sz w:val="18"/>
-              </w:rPr>
-              <w:t>Md. Norul Amin</w:t>
-            </w:r>
-            <w:r>
-              <w:rPr>
-                <w:rFonts w:asciiTheme="majorBidi" w:hAnsiTheme="majorBidi" w:cstheme="majorBidi"/>
-                <w:b/>
-                <w:color w:val="0F4C81"/>
-                <w:sz w:val="18"/>
-              </w:rPr>
-              <w:br/>
-            </w:r>
-            <w:r>
-              <w:rPr>
-                <w:rFonts w:asciiTheme="majorBidi" w:hAnsiTheme="majorBidi" w:cstheme="majorBidi"/>
-                <w:sz w:val="16"/>
-              </w:rPr>
-              <w:t>Founder &amp; Principal</w:t>
-            </w:r>
-            <w:r>
-              <w:rPr>
-                <w:rFonts w:asciiTheme="majorBidi" w:hAnsiTheme="majorBidi" w:cstheme="majorBidi"/>
-                <w:sz w:val="16"/>
-              </w:rPr>
-              <w:br/>
-              <w:t>Barmi Al-Madina Pre-Cadet School</w:t>
-            </w:r>
-            <w:r>
-              <w:rPr>
-                <w:rFonts w:asciiTheme="majorBidi" w:hAnsiTheme="majorBidi" w:cstheme="majorBidi"/>
-                <w:sz w:val="16"/>
-              </w:rPr>
-              <w:br/>
-              <w:t>Barmi, Sreepur, Gazipur, Bangladesh</w:t>
-            </w:r>
-            <w:r>
-              <w:rPr>
-                <w:rFonts w:asciiTheme="majorBidi" w:hAnsiTheme="majorBidi" w:cstheme="majorBidi"/>
-                <w:sz w:val="16"/>
-              </w:rPr>
-              <w:br/>
-              <w:t>Phone: +880 1915-430867</w:t>
-            </w:r>
-          </w:p>
-        </w:tc>
-      </w:tr>
-    </w:tbl>
-    <w:p>
-      <w:pPr>
-        <w:spacing w:before="160" w:line="264" w:lineRule="auto"/>
-        <w:rPr>
-          <w:rFonts w:asciiTheme="majorBidi" w:hAnsiTheme="majorBidi" w:cstheme="majorBidi"/>
-        </w:rPr>
-      </w:pPr>
-      <w:r>
-        <w:rPr>
-          <w:rFonts w:asciiTheme="majorBidi" w:hAnsiTheme="majorBidi" w:cstheme="majorBidi"/>
-          <w:i/>
-          <w:color w:val="475569"/>
-          <w:sz w:val="16"/>
-        </w:rPr>
-        <w:t>Declaration: I, Nurul Arefin Nabil, solemnly declare tha</w:t>
-      </w:r>
-      <w:r>
-        <w:rPr>
-          <w:rFonts w:asciiTheme="majorBidi" w:hAnsiTheme="majorBidi" w:cstheme="majorBidi"/>
-          <w:i/>
-          <w:color w:val="475569"/>
-          <w:sz w:val="16"/>
-        </w:rPr>
-        <w:t>t all the information provided in this curriculum vitae is authentic, complete, and accurate to the best of my knowledge and belief.</w:t>
-      </w:r>
-    </w:p>
-    <w:p>
-      <w:pPr>
-        <w:keepNext/>
-        <w:spacing w:after="0"/>
-      </w:pPr>
-      <w:r>
-        <w:rPr>
-          <w:rFonts w:asciiTheme="majorBidi" w:hAnsiTheme="majorBidi" w:cstheme="majorBidi"/>
-          <w:b/>
-          <w:color w:val="0F4C81"/>
-        </w:rPr>
-        <w:t>_______________________________</w:t>
-      </w:r>
-      <w:r>
-        <w:rPr>
-          <w:rFonts w:asciiTheme="majorBidi" w:hAnsiTheme="majorBidi" w:cstheme="majorBidi"/>
-          <w:b/>
-          <w:color w:val="0F4C81"/>
-        </w:rPr>
-        <w:br/>
-      </w:r>
-      <w:r>
-        <w:rPr>
-          <w:rFonts w:asciiTheme="majorBidi" w:hAnsiTheme="majorBidi" w:cstheme="majorBidi"/>
-          <w:b/>
-          <w:sz w:val="18"/>
-        </w:rPr>
-        <w:t>Nurul Arefin Nabil</w:t>
-      </w:r>
-      <w:r>
-        <w:rPr>
-          <w:rFonts w:asciiTheme="majorBidi" w:hAnsiTheme="majorBidi" w:cstheme="majorBidi"/>
-          <w:b/>
-          <w:sz w:val="18"/>
-        </w:rPr>
-        <w:br/>
-      </w:r>
-      <w:r>
-        <w:rPr>
-          <w:color w:val="64748B"/>
-          <w:sz w:val="16"/>
-        </w:rPr>
-        <w:t>Date: .......................................</w:t>
-      </w:r>
-    </w:p>
-    <w:p>
-      <w:r>
-        <w:br w:type="page"/>
-      </w:r>
-    </w:p>
     <w:tbl>
       <w:tblPr>
         <w:tblW w:w="0" w:type="auto"/>
@@ -2755,7 +46,6 @@
                 <w:szCs w:val="24"/>
                 <w:u w:val="single"/>
               </w:rPr>
-              <w:lastRenderedPageBreak/>
               <w:t>CURRICULUM VITAE</w:t>
             </w:r>
             <w:r>
@@ -2791,8 +81,8 @@
                 <w:rFonts w:asciiTheme="majorBidi" w:hAnsiTheme="majorBidi" w:cstheme="majorBidi"/>
                 <w:b/>
                 <w:color w:val="0F4C81"/>
-                <w:sz w:val="28"/>
-                <w:szCs w:val="24"/>
+                <w:sz w:val="36"/>
+                <w:szCs w:val="32"/>
               </w:rPr>
               <w:t>NURUL AREFIN NABIL</w:t>
             </w:r>
@@ -2811,17 +101,51 @@
               <w:rPr>
                 <w:rFonts w:asciiTheme="majorBidi" w:hAnsiTheme="majorBidi" w:cstheme="majorBidi"/>
                 <w:color w:val="334155"/>
-                <w:sz w:val="20"/>
-                <w:szCs w:val="20"/>
+                <w:sz w:val="22"/>
               </w:rPr>
-              <w:t>Mailing Address: Barmi, Sreepur, Gazipur-1743, Dhaka, Bangladesh</w:t>
+              <w:t xml:space="preserve">Mailing Address: </w:t>
+            </w:r>
+            <w:proofErr w:type="spellStart"/>
+            <w:r>
+              <w:rPr>
+                <w:rFonts w:asciiTheme="majorBidi" w:hAnsiTheme="majorBidi" w:cstheme="majorBidi"/>
+                <w:color w:val="334155"/>
+                <w:sz w:val="22"/>
+              </w:rPr>
+              <w:t>Barmi</w:t>
+            </w:r>
+            <w:proofErr w:type="spellEnd"/>
+            <w:r>
+              <w:rPr>
+                <w:rFonts w:asciiTheme="majorBidi" w:hAnsiTheme="majorBidi" w:cstheme="majorBidi"/>
+                <w:color w:val="334155"/>
+                <w:sz w:val="22"/>
+              </w:rPr>
+              <w:t xml:space="preserve">, </w:t>
+            </w:r>
+            <w:proofErr w:type="spellStart"/>
+            <w:r>
+              <w:rPr>
+                <w:rFonts w:asciiTheme="majorBidi" w:hAnsiTheme="majorBidi" w:cstheme="majorBidi"/>
+                <w:color w:val="334155"/>
+                <w:sz w:val="22"/>
+              </w:rPr>
+              <w:t>Sreepur</w:t>
+            </w:r>
+            <w:proofErr w:type="spellEnd"/>
+            <w:r>
+              <w:rPr>
+                <w:rFonts w:asciiTheme="majorBidi" w:hAnsiTheme="majorBidi" w:cstheme="majorBidi"/>
+                <w:color w:val="334155"/>
+                <w:sz w:val="22"/>
+              </w:rPr>
+              <w:t>, Gazipur-1743</w:t>
             </w:r>
             <w:r>
               <w:rPr>
                 <w:rFonts w:asciiTheme="majorBidi" w:hAnsiTheme="majorBidi" w:cstheme="majorBidi"/>
                 <w:color w:val="334155"/>
-                <w:sz w:val="20"/>
-                <w:szCs w:val="20"/>
+                <w:sz w:val="22"/>
               </w:rPr>
               <w:br/>
               <w:t>Mobile: +880 1881-196146   |   E-mail: nurularefinnabil@gmail.com</w:t>
@@ -2830,12 +154,39 @@
               <w:rPr>
                 <w:rFonts w:asciiTheme="majorBidi" w:hAnsiTheme="majorBidi" w:cstheme="majorBidi"/>
                 <w:color w:val="334155"/>
-                <w:sz w:val="20"/>
-                <w:szCs w:val="20"/>
+                <w:sz w:val="22"/>
               </w:rPr>
               <w:br/>
-              <w:t>Portfolio: www.areefin.me   |   LinkedIn: in/n-arefin-nabil</w:t>
+              <w:t>Portfolio: www.areefin.me   |   LinkedIn: in/n-</w:t>
             </w:r>
+            <w:proofErr w:type="spellStart"/>
+            <w:r>
+              <w:rPr>
+                <w:rFonts w:asciiTheme="majorBidi" w:hAnsiTheme="majorBidi" w:cstheme="majorBidi"/>
+                <w:color w:val="334155"/>
+                <w:sz w:val="22"/>
+              </w:rPr>
+              <w:t>arefin</w:t>
+            </w:r>
+            <w:proofErr w:type="spellEnd"/>
+            <w:r>
+              <w:rPr>
+                <w:rFonts w:asciiTheme="majorBidi" w:hAnsiTheme="majorBidi" w:cstheme="majorBidi"/>
+                <w:color w:val="334155"/>
+                <w:sz w:val="22"/>
+              </w:rPr>
+              <w:t>-</w:t>
+            </w:r>
+            <w:proofErr w:type="spellStart"/>
+            <w:r>
+              <w:rPr>
+                <w:rFonts w:asciiTheme="majorBidi" w:hAnsiTheme="majorBidi" w:cstheme="majorBidi"/>
+                <w:color w:val="334155"/>
+                <w:sz w:val="22"/>
+              </w:rPr>
+              <w:t>nabil</w:t>
+            </w:r>
+            <w:proofErr w:type="spellEnd"/>
           </w:p>
         </w:tc>
       </w:tr>
@@ -2850,8 +201,8 @@
         <w:spacing w:before="120" w:after="40"/>
         <w:rPr>
           <w:rFonts w:asciiTheme="majorBidi" w:hAnsiTheme="majorBidi" w:cstheme="majorBidi"/>
-          <w:sz w:val="25"/>
-          <w:szCs w:val="28"/>
+          <w:sz w:val="26"/>
+          <w:szCs w:val="26"/>
         </w:rPr>
       </w:pPr>
       <w:r>
@@ -2862,7 +213,7 @@
           <w:szCs w:val="28"/>
         </w:rPr>
         <w:drawing>
-          <wp:anchor distT="0" distB="0" distL="114300" distR="114300" simplePos="0" relativeHeight="251661312" behindDoc="0" locked="0" layoutInCell="1" allowOverlap="1" wp14:anchorId="562872B2" wp14:editId="55D545B3">
+          <wp:anchor distT="0" distB="0" distL="114300" distR="114300" simplePos="0" relativeHeight="251660288" behindDoc="0" locked="0" layoutInCell="1" allowOverlap="1" wp14:anchorId="562872B2" wp14:editId="55D545B3">
             <wp:simplePos x="0" y="0"/>
             <wp:positionH relativeFrom="column">
               <wp:posOffset>5468117</wp:posOffset>
@@ -2885,7 +236,7 @@
                     <pic:cNvPicPr/>
                   </pic:nvPicPr>
                   <pic:blipFill rotWithShape="1">
-                    <a:blip r:embed="rId7"/>
+                    <a:blip r:embed="rId6"/>
                     <a:srcRect l="3173" r="5338"/>
                     <a:stretch/>
                   </pic:blipFill>
@@ -2926,7 +277,17 @@
           <w:sz w:val="25"/>
           <w:szCs w:val="28"/>
         </w:rPr>
-        <w:t xml:space="preserve">  1. CAREER OBJECTIVE</w:t>
+        <w:t xml:space="preserve"> </w:t>
+      </w:r>
+      <w:r>
+        <w:rPr>
+          <w:rFonts w:asciiTheme="majorBidi" w:hAnsiTheme="majorBidi" w:cstheme="majorBidi"/>
+          <w:b/>
+          <w:color w:val="0F4C81"/>
+          <w:sz w:val="26"/>
+          <w:szCs w:val="26"/>
+        </w:rPr>
+        <w:t xml:space="preserve"> 1. CAREER OBJECTIVE</w:t>
       </w:r>
     </w:p>
     <w:p>
@@ -2935,33 +296,17 @@
         <w:jc w:val="both"/>
         <w:rPr>
           <w:rFonts w:asciiTheme="majorBidi" w:hAnsiTheme="majorBidi" w:cstheme="majorBidi"/>
-          <w:sz w:val="25"/>
-          <w:szCs w:val="28"/>
+          <w:sz w:val="24"/>
+          <w:szCs w:val="24"/>
         </w:rPr>
       </w:pPr>
       <w:r>
         <w:rPr>
           <w:rFonts w:asciiTheme="majorBidi" w:hAnsiTheme="majorBidi" w:cstheme="majorBidi"/>
-          <w:sz w:val="23"/>
-          <w:szCs w:val="28"/>
+          <w:sz w:val="24"/>
+          <w:szCs w:val="24"/>
         </w:rPr>
-        <w:t>To secure a responsib</w:t>
-      </w:r>
-      <w:r>
-        <w:rPr>
-          <w:rFonts w:asciiTheme="majorBidi" w:hAnsiTheme="majorBidi" w:cstheme="majorBidi"/>
-          <w:sz w:val="23"/>
-          <w:szCs w:val="28"/>
-        </w:rPr>
-        <w:t>le position as an ICT / Computer Science Teacher or IT Professional in a reputed institution, utilizing my academic foundation in CSE, practical programming skills, and teaching capabilities to contribute effectively toward institutional excellence and stu</w:t>
-      </w:r>
-      <w:r>
-        <w:rPr>
-          <w:rFonts w:asciiTheme="majorBidi" w:hAnsiTheme="majorBidi" w:cstheme="majorBidi"/>
-          <w:sz w:val="23"/>
-          <w:szCs w:val="28"/>
-        </w:rPr>
-        <w:t>dents' academic growth.</w:t>
+        <w:t>To secure a responsible position as an ICT / Computer Science Teacher or IT Professional in a reputed institution, utilizing my academic foundation in CSE, practical programming skills, and teaching capabilities to contribute effectively toward institutional excellence and students' academic growth.</w:t>
       </w:r>
     </w:p>
     <w:p>
@@ -2974,8 +319,30 @@
         <w:spacing w:before="120" w:after="40"/>
         <w:rPr>
           <w:rFonts w:asciiTheme="majorBidi" w:hAnsiTheme="majorBidi" w:cstheme="majorBidi"/>
-          <w:sz w:val="25"/>
-          <w:szCs w:val="28"/>
+          <w:sz w:val="26"/>
+          <w:szCs w:val="26"/>
+        </w:rPr>
+      </w:pPr>
+      <w:r>
+        <w:rPr>
+          <w:rFonts w:asciiTheme="majorBidi" w:hAnsiTheme="majorBidi" w:cstheme="majorBidi"/>
+          <w:b/>
+          <w:color w:val="0F4C81"/>
+          <w:sz w:val="26"/>
+          <w:szCs w:val="26"/>
+        </w:rPr>
+        <w:t xml:space="preserve">  2. TEACHING EXPERIENCE</w:t>
+      </w:r>
+    </w:p>
+    <w:p>
+      <w:pPr>
+        <w:spacing w:before="40" w:after="20" w:line="252" w:lineRule="auto"/>
+        <w:rPr>
+          <w:rFonts w:asciiTheme="majorBidi" w:hAnsiTheme="majorBidi" w:cstheme="majorBidi"/>
+          <w:b/>
+          <w:color w:val="64748B"/>
+          <w:sz w:val="24"/>
+          <w:szCs w:val="30"/>
         </w:rPr>
       </w:pPr>
       <w:r>
@@ -2984,19 +351,100 @@
           <w:b/>
           <w:color w:val="0F4C81"/>
           <w:sz w:val="25"/>
-          <w:szCs w:val="28"/>
+          <w:szCs w:val="30"/>
         </w:rPr>
-        <w:t xml:space="preserve">  2. </w:t>
+        <w:t>•  ICT Academic Tutor</w:t>
+      </w:r>
+      <w:r>
+        <w:rPr>
+          <w:rFonts w:asciiTheme="majorBidi" w:hAnsiTheme="majorBidi" w:cstheme="majorBidi"/>
+          <w:sz w:val="24"/>
+          <w:szCs w:val="30"/>
+        </w:rPr>
+        <w:t xml:space="preserve"> </w:t>
+      </w:r>
+      <w:r>
+        <w:rPr>
+          <w:rFonts w:asciiTheme="majorBidi" w:hAnsiTheme="majorBidi" w:cstheme="majorBidi"/>
+          <w:sz w:val="24"/>
+          <w:szCs w:val="30"/>
+        </w:rPr>
+        <w:t>-</w:t>
+      </w:r>
+      <w:r>
+        <w:rPr>
+          <w:rFonts w:asciiTheme="majorBidi" w:hAnsiTheme="majorBidi" w:cstheme="majorBidi"/>
+          <w:sz w:val="24"/>
+          <w:szCs w:val="30"/>
+        </w:rPr>
+        <w:t xml:space="preserve"> </w:t>
+      </w:r>
+      <w:proofErr w:type="spellStart"/>
+      <w:r>
+        <w:rPr>
+          <w:rFonts w:asciiTheme="majorBidi" w:hAnsiTheme="majorBidi" w:cstheme="majorBidi"/>
+          <w:sz w:val="24"/>
+          <w:szCs w:val="30"/>
+        </w:rPr>
+        <w:t>Tongi</w:t>
+      </w:r>
+      <w:proofErr w:type="spellEnd"/>
+      <w:r>
+        <w:rPr>
+          <w:rFonts w:asciiTheme="majorBidi" w:hAnsiTheme="majorBidi" w:cstheme="majorBidi"/>
+          <w:sz w:val="24"/>
+          <w:szCs w:val="30"/>
+        </w:rPr>
+        <w:t xml:space="preserve"> &amp; </w:t>
+      </w:r>
+      <w:proofErr w:type="spellStart"/>
+      <w:r>
+        <w:rPr>
+          <w:rFonts w:asciiTheme="majorBidi" w:hAnsiTheme="majorBidi" w:cstheme="majorBidi"/>
+          <w:sz w:val="24"/>
+          <w:szCs w:val="30"/>
+        </w:rPr>
+        <w:t>Sreepur</w:t>
+      </w:r>
+      <w:proofErr w:type="spellEnd"/>
+      <w:r>
+        <w:rPr>
+          <w:rFonts w:asciiTheme="majorBidi" w:hAnsiTheme="majorBidi" w:cstheme="majorBidi"/>
+          <w:b/>
+          <w:color w:val="64748B"/>
+          <w:sz w:val="24"/>
+          <w:szCs w:val="30"/>
+        </w:rPr>
+        <w:t xml:space="preserve"> </w:t>
       </w:r>
       <w:r>
         <w:rPr>
           <w:rFonts w:asciiTheme="majorBidi" w:hAnsiTheme="majorBidi" w:cstheme="majorBidi"/>
           <w:b/>
-          <w:color w:val="0F4C81"/>
-          <w:sz w:val="25"/>
-          <w:szCs w:val="28"/>
+          <w:color w:val="64748B"/>
+          <w:sz w:val="22"/>
         </w:rPr>
-        <w:t>TEACHING EXPERIENCE</w:t>
+        <w:t>(1+ Year)</w:t>
+      </w:r>
+    </w:p>
+    <w:p>
+      <w:pPr>
+        <w:spacing w:before="40" w:after="20" w:line="252" w:lineRule="auto"/>
+        <w:jc w:val="both"/>
+        <w:rPr>
+          <w:rFonts w:asciiTheme="majorBidi" w:hAnsiTheme="majorBidi" w:cstheme="majorBidi"/>
+          <w:sz w:val="27"/>
+          <w:szCs w:val="30"/>
+        </w:rPr>
+      </w:pPr>
+      <w:r>
+        <w:rPr>
+          <w:rFonts w:asciiTheme="majorBidi" w:hAnsiTheme="majorBidi" w:cstheme="majorBidi"/>
+          <w:color w:val="334155"/>
+          <w:sz w:val="24"/>
+          <w:szCs w:val="30"/>
+        </w:rPr>
+        <w:t>Teaching HSC ICT curriculum (C Programming, HTML/Web Design, Database/SQL, Number Systems). Conducting practical lab sessions and exam preparation model tests.</w:t>
       </w:r>
     </w:p>
     <w:p>
@@ -3007,7 +455,6 @@
           <w:b/>
           <w:color w:val="64748B"/>
           <w:sz w:val="22"/>
-          <w:szCs w:val="28"/>
         </w:rPr>
       </w:pPr>
       <w:r>
@@ -3015,34 +462,96 @@
           <w:rFonts w:asciiTheme="majorBidi" w:hAnsiTheme="majorBidi" w:cstheme="majorBidi"/>
           <w:b/>
           <w:color w:val="0F4C81"/>
-          <w:sz w:val="23"/>
-          <w:szCs w:val="28"/>
+          <w:sz w:val="25"/>
+          <w:szCs w:val="30"/>
         </w:rPr>
-        <w:t>•  ICT &amp; Programming Instructor / Academic Tutor</w:t>
+        <w:t>•  Assistant Teacher (ICT &amp; Science)</w:t>
       </w:r>
       <w:r>
         <w:rPr>
           <w:rFonts w:asciiTheme="majorBidi" w:hAnsiTheme="majorBidi" w:cstheme="majorBidi"/>
-          <w:sz w:val="22"/>
-          <w:szCs w:val="28"/>
+          <w:sz w:val="24"/>
+          <w:szCs w:val="30"/>
         </w:rPr>
         <w:t xml:space="preserve"> </w:t>
       </w:r>
       <w:r>
         <w:rPr>
           <w:rFonts w:asciiTheme="majorBidi" w:hAnsiTheme="majorBidi" w:cstheme="majorBidi"/>
-          <w:sz w:val="22"/>
-          <w:szCs w:val="28"/>
+          <w:sz w:val="24"/>
+          <w:szCs w:val="30"/>
         </w:rPr>
         <w:t>-</w:t>
       </w:r>
       <w:r>
         <w:rPr>
           <w:rFonts w:asciiTheme="majorBidi" w:hAnsiTheme="majorBidi" w:cstheme="majorBidi"/>
-          <w:sz w:val="22"/>
-          <w:szCs w:val="28"/>
+          <w:sz w:val="24"/>
+          <w:szCs w:val="30"/>
         </w:rPr>
-        <w:t xml:space="preserve"> Tongi, Uttara &amp; Sreepur</w:t>
+        <w:t xml:space="preserve"> Plus Coaching Center</w:t>
+      </w:r>
+      <w:r>
+        <w:rPr>
+          <w:rFonts w:asciiTheme="majorBidi" w:hAnsiTheme="majorBidi" w:cstheme="majorBidi"/>
+          <w:b/>
+          <w:color w:val="64748B"/>
+          <w:sz w:val="24"/>
+          <w:szCs w:val="30"/>
+        </w:rPr>
+        <w:t xml:space="preserve"> </w:t>
+      </w:r>
+      <w:r>
+        <w:rPr>
+          <w:rFonts w:asciiTheme="majorBidi" w:hAnsiTheme="majorBidi" w:cstheme="majorBidi"/>
+          <w:sz w:val="24"/>
+          <w:szCs w:val="30"/>
+        </w:rPr>
+        <w:t xml:space="preserve">&amp; </w:t>
+      </w:r>
+      <w:proofErr w:type="spellStart"/>
+      <w:r>
+        <w:rPr>
+          <w:rFonts w:asciiTheme="majorBidi" w:hAnsiTheme="majorBidi" w:cstheme="majorBidi"/>
+          <w:sz w:val="24"/>
+          <w:szCs w:val="30"/>
+        </w:rPr>
+        <w:t>Barmi</w:t>
+      </w:r>
+      <w:proofErr w:type="spellEnd"/>
+      <w:r>
+        <w:rPr>
+          <w:rFonts w:asciiTheme="majorBidi" w:hAnsiTheme="majorBidi" w:cstheme="majorBidi"/>
+          <w:sz w:val="24"/>
+          <w:szCs w:val="30"/>
+        </w:rPr>
+        <w:t xml:space="preserve"> Al-</w:t>
+      </w:r>
+      <w:proofErr w:type="spellStart"/>
+      <w:r>
+        <w:rPr>
+          <w:rFonts w:asciiTheme="majorBidi" w:hAnsiTheme="majorBidi" w:cstheme="majorBidi"/>
+          <w:sz w:val="24"/>
+          <w:szCs w:val="30"/>
+        </w:rPr>
+        <w:t>Madina</w:t>
+      </w:r>
+      <w:proofErr w:type="spellEnd"/>
+      <w:r>
+        <w:rPr>
+          <w:rFonts w:asciiTheme="majorBidi" w:hAnsiTheme="majorBidi" w:cstheme="majorBidi"/>
+          <w:sz w:val="24"/>
+          <w:szCs w:val="30"/>
+        </w:rPr>
+        <w:t xml:space="preserve"> </w:t>
+      </w:r>
+      <w:r>
+        <w:rPr>
+          <w:rFonts w:asciiTheme="majorBidi" w:hAnsiTheme="majorBidi" w:cstheme="majorBidi"/>
+          <w:sz w:val="24"/>
+          <w:szCs w:val="30"/>
+        </w:rPr>
+        <w:t xml:space="preserve">School </w:t>
       </w:r>
       <w:r>
         <w:rPr>
@@ -3050,17 +559,6 @@
           <w:b/>
           <w:color w:val="64748B"/>
           <w:sz w:val="22"/>
-          <w:szCs w:val="28"/>
-        </w:rPr>
-        <w:t xml:space="preserve">  </w:t>
-      </w:r>
-      <w:r>
-        <w:rPr>
-          <w:rFonts w:asciiTheme="majorBidi" w:hAnsiTheme="majorBidi" w:cstheme="majorBidi"/>
-          <w:b/>
-          <w:color w:val="64748B"/>
-          <w:sz w:val="20"/>
-          <w:szCs w:val="20"/>
         </w:rPr>
         <w:t>(1+ Year)</w:t>
       </w:r>
@@ -3071,185 +569,16 @@
         <w:jc w:val="both"/>
         <w:rPr>
           <w:rFonts w:asciiTheme="majorBidi" w:hAnsiTheme="majorBidi" w:cstheme="majorBidi"/>
-          <w:sz w:val="25"/>
-          <w:szCs w:val="28"/>
+          <w:sz w:val="27"/>
+          <w:szCs w:val="30"/>
         </w:rPr>
       </w:pPr>
       <w:r>
         <w:rPr>
           <w:rFonts w:asciiTheme="majorBidi" w:hAnsiTheme="majorBidi" w:cstheme="majorBidi"/>
           <w:color w:val="334155"/>
-          <w:sz w:val="22"/>
-          <w:szCs w:val="28"/>
-        </w:rPr>
-        <w:t>Teaching HSC ICT curriculum (C Programming, HTML/Web Design, Database/SQL, Number Systems).</w:t>
-      </w:r>
-      <w:r>
-        <w:rPr>
-          <w:rFonts w:asciiTheme="majorBidi" w:hAnsiTheme="majorBidi" w:cstheme="majorBidi"/>
-          <w:color w:val="334155"/>
-          <w:sz w:val="22"/>
-          <w:szCs w:val="28"/>
-        </w:rPr>
-        <w:t xml:space="preserve"> </w:t>
-      </w:r>
-      <w:r>
-        <w:rPr>
-          <w:rFonts w:asciiTheme="majorBidi" w:hAnsiTheme="majorBidi" w:cstheme="majorBidi"/>
-          <w:color w:val="334155"/>
-          <w:sz w:val="22"/>
-          <w:szCs w:val="28"/>
-        </w:rPr>
-        <w:t>Co</w:t>
-      </w:r>
-      <w:r>
-        <w:rPr>
-          <w:rFonts w:asciiTheme="majorBidi" w:hAnsiTheme="majorBidi" w:cstheme="majorBidi"/>
-          <w:color w:val="334155"/>
-          <w:sz w:val="22"/>
-          <w:szCs w:val="28"/>
-        </w:rPr>
-        <w:t>nducting practical lab sessions and exam preparation model tests.</w:t>
-      </w:r>
-    </w:p>
-    <w:p>
-      <w:pPr>
-        <w:spacing w:before="40" w:after="20" w:line="252" w:lineRule="auto"/>
-        <w:rPr>
-          <w:rFonts w:asciiTheme="majorBidi" w:hAnsiTheme="majorBidi" w:cstheme="majorBidi"/>
-          <w:b/>
-          <w:color w:val="64748B"/>
-          <w:sz w:val="20"/>
-          <w:szCs w:val="20"/>
-        </w:rPr>
-      </w:pPr>
-      <w:r>
-        <w:rPr>
-          <w:rFonts w:asciiTheme="majorBidi" w:hAnsiTheme="majorBidi" w:cstheme="majorBidi"/>
-          <w:b/>
-          <w:color w:val="0F4C81"/>
-          <w:sz w:val="23"/>
-          <w:szCs w:val="28"/>
-        </w:rPr>
-        <w:t>•  Assistant Teacher (ICT &amp; Science)</w:t>
-      </w:r>
-      <w:r>
-        <w:rPr>
-          <w:rFonts w:asciiTheme="majorBidi" w:hAnsiTheme="majorBidi" w:cstheme="majorBidi"/>
-          <w:sz w:val="22"/>
-          <w:szCs w:val="28"/>
-        </w:rPr>
-        <w:t xml:space="preserve"> </w:t>
-      </w:r>
-      <w:r>
-        <w:rPr>
-          <w:rFonts w:asciiTheme="majorBidi" w:hAnsiTheme="majorBidi" w:cstheme="majorBidi"/>
-          <w:sz w:val="22"/>
-          <w:szCs w:val="28"/>
-        </w:rPr>
-        <w:t>-</w:t>
-      </w:r>
-      <w:r>
-        <w:rPr>
-          <w:rFonts w:asciiTheme="majorBidi" w:hAnsiTheme="majorBidi" w:cstheme="majorBidi"/>
-          <w:sz w:val="22"/>
-          <w:szCs w:val="28"/>
-        </w:rPr>
-        <w:t xml:space="preserve"> Plus Coaching</w:t>
-      </w:r>
-      <w:r>
-        <w:rPr>
-          <w:rFonts w:asciiTheme="majorBidi" w:hAnsiTheme="majorBidi" w:cstheme="majorBidi"/>
-          <w:sz w:val="22"/>
-          <w:szCs w:val="28"/>
-        </w:rPr>
-        <w:t xml:space="preserve"> Center</w:t>
-      </w:r>
-      <w:r>
-        <w:rPr>
-          <w:rFonts w:asciiTheme="majorBidi" w:hAnsiTheme="majorBidi" w:cstheme="majorBidi"/>
-          <w:b/>
-          <w:color w:val="64748B"/>
-          <w:sz w:val="22"/>
-          <w:szCs w:val="28"/>
-        </w:rPr>
-        <w:t xml:space="preserve"> </w:t>
-      </w:r>
-      <w:r>
-        <w:rPr>
-          <w:rFonts w:asciiTheme="majorBidi" w:hAnsiTheme="majorBidi" w:cstheme="majorBidi"/>
-          <w:sz w:val="22"/>
-          <w:szCs w:val="28"/>
-        </w:rPr>
-        <w:t>&amp;</w:t>
-      </w:r>
-      <w:r>
-        <w:rPr>
-          <w:rFonts w:asciiTheme="majorBidi" w:hAnsiTheme="majorBidi" w:cstheme="majorBidi"/>
-          <w:sz w:val="22"/>
-          <w:szCs w:val="28"/>
-        </w:rPr>
-        <w:t xml:space="preserve"> </w:t>
-      </w:r>
-      <w:r>
-        <w:rPr>
-          <w:rFonts w:asciiTheme="majorBidi" w:hAnsiTheme="majorBidi" w:cstheme="majorBidi"/>
-          <w:sz w:val="22"/>
-          <w:szCs w:val="28"/>
-        </w:rPr>
-        <w:t>Barmi Al-Madina</w:t>
-      </w:r>
-      <w:r>
-        <w:rPr>
-          <w:rFonts w:asciiTheme="majorBidi" w:hAnsiTheme="majorBidi" w:cstheme="majorBidi"/>
-          <w:sz w:val="22"/>
-          <w:szCs w:val="28"/>
-        </w:rPr>
-        <w:t xml:space="preserve"> Pre-Cadet</w:t>
-      </w:r>
-      <w:r>
-        <w:rPr>
-          <w:rFonts w:asciiTheme="majorBidi" w:hAnsiTheme="majorBidi" w:cstheme="majorBidi"/>
-          <w:sz w:val="22"/>
-          <w:szCs w:val="28"/>
-        </w:rPr>
-        <w:t xml:space="preserve"> School</w:t>
-      </w:r>
-      <w:r>
-        <w:rPr>
-          <w:rFonts w:asciiTheme="majorBidi" w:hAnsiTheme="majorBidi" w:cstheme="majorBidi"/>
-          <w:sz w:val="22"/>
-          <w:szCs w:val="28"/>
-        </w:rPr>
-        <w:t xml:space="preserve"> </w:t>
-      </w:r>
-      <w:r>
-        <w:rPr>
-          <w:rFonts w:asciiTheme="majorBidi" w:hAnsiTheme="majorBidi" w:cstheme="majorBidi"/>
-          <w:b/>
-          <w:color w:val="64748B"/>
-          <w:sz w:val="20"/>
-          <w:szCs w:val="20"/>
-        </w:rPr>
-        <w:t>(1+ Year)</w:t>
-      </w:r>
-    </w:p>
-    <w:p>
-      <w:pPr>
-        <w:spacing w:before="40" w:after="20" w:line="252" w:lineRule="auto"/>
-        <w:jc w:val="both"/>
-        <w:rPr>
-          <w:rFonts w:asciiTheme="majorBidi" w:hAnsiTheme="majorBidi" w:cstheme="majorBidi"/>
-          <w:sz w:val="25"/>
-          <w:szCs w:val="28"/>
-        </w:rPr>
-      </w:pPr>
-      <w:r>
-        <w:rPr>
-          <w:rFonts w:asciiTheme="majorBidi" w:hAnsiTheme="majorBidi" w:cstheme="majorBidi"/>
-          <w:color w:val="334155"/>
-          <w:sz w:val="22"/>
-          <w:szCs w:val="28"/>
+          <w:sz w:val="24"/>
+          <w:szCs w:val="30"/>
         </w:rPr>
         <w:t>Conducted secondary ICT &amp;</w:t>
       </w:r>
@@ -3257,8 +586,8 @@
         <w:rPr>
           <w:rFonts w:asciiTheme="majorBidi" w:hAnsiTheme="majorBidi" w:cstheme="majorBidi"/>
           <w:color w:val="334155"/>
-          <w:sz w:val="22"/>
-          <w:szCs w:val="28"/>
+          <w:sz w:val="24"/>
+          <w:szCs w:val="30"/>
         </w:rPr>
         <w:t xml:space="preserve"> Primary</w:t>
       </w:r>
@@ -3266,8 +595,8 @@
         <w:rPr>
           <w:rFonts w:asciiTheme="majorBidi" w:hAnsiTheme="majorBidi" w:cstheme="majorBidi"/>
           <w:color w:val="334155"/>
-          <w:sz w:val="22"/>
-          <w:szCs w:val="28"/>
+          <w:sz w:val="24"/>
+          <w:szCs w:val="30"/>
         </w:rPr>
         <w:t xml:space="preserve"> Science</w:t>
       </w:r>
@@ -3275,8 +604,8 @@
         <w:rPr>
           <w:rFonts w:asciiTheme="majorBidi" w:hAnsiTheme="majorBidi" w:cstheme="majorBidi"/>
           <w:color w:val="334155"/>
-          <w:sz w:val="22"/>
-          <w:szCs w:val="28"/>
+          <w:sz w:val="24"/>
+          <w:szCs w:val="30"/>
         </w:rPr>
         <w:t>, Mathematics and English</w:t>
       </w:r>
@@ -3284,28 +613,10 @@
         <w:rPr>
           <w:rFonts w:asciiTheme="majorBidi" w:hAnsiTheme="majorBidi" w:cstheme="majorBidi"/>
           <w:color w:val="334155"/>
-          <w:sz w:val="22"/>
-          <w:szCs w:val="28"/>
+          <w:sz w:val="24"/>
+          <w:szCs w:val="30"/>
         </w:rPr>
-        <w:t xml:space="preserve"> classes, structured lesson planning, student evaluation, compute</w:t>
-      </w:r>
-      <w:r>
-        <w:rPr>
-          <w:rFonts w:asciiTheme="majorBidi" w:hAnsiTheme="majorBidi" w:cstheme="majorBidi"/>
-          <w:color w:val="334155"/>
-          <w:sz w:val="22"/>
-          <w:szCs w:val="28"/>
-        </w:rPr>
-        <w:t xml:space="preserve">r lab </w:t>
-      </w:r>
-      <w:r>
-        <w:rPr>
-          <w:rFonts w:asciiTheme="majorBidi" w:hAnsiTheme="majorBidi" w:cstheme="majorBidi"/>
-          <w:color w:val="334155"/>
-          <w:sz w:val="22"/>
-          <w:szCs w:val="28"/>
-        </w:rPr>
-        <w:t>training, and typing coaching.</w:t>
+        <w:t xml:space="preserve"> classes, structured lesson planning, student evaluation, computer lab training, and typing coaching.</w:t>
       </w:r>
     </w:p>
     <w:p>
@@ -3318,8 +629,8 @@
         <w:spacing w:before="120" w:after="40"/>
         <w:rPr>
           <w:rFonts w:asciiTheme="majorBidi" w:hAnsiTheme="majorBidi" w:cstheme="majorBidi"/>
-          <w:sz w:val="25"/>
-          <w:szCs w:val="28"/>
+          <w:sz w:val="26"/>
+          <w:szCs w:val="26"/>
         </w:rPr>
       </w:pPr>
       <w:r>
@@ -3330,7 +641,17 @@
           <w:sz w:val="25"/>
           <w:szCs w:val="28"/>
         </w:rPr>
-        <w:t xml:space="preserve">  3. EDUCATIONAL QUALIFICATIONS</w:t>
+        <w:t xml:space="preserve">  </w:t>
+      </w:r>
+      <w:r>
+        <w:rPr>
+          <w:rFonts w:asciiTheme="majorBidi" w:hAnsiTheme="majorBidi" w:cstheme="majorBidi"/>
+          <w:b/>
+          <w:color w:val="0F4C81"/>
+          <w:sz w:val="26"/>
+          <w:szCs w:val="26"/>
+        </w:rPr>
+        <w:t>3. EDUCATIONAL QUALIFICATIONS</w:t>
       </w:r>
     </w:p>
     <w:tbl>
@@ -3349,11 +670,11 @@
         <w:tblLook w:val="04A0" w:firstRow="1" w:lastRow="0" w:firstColumn="1" w:lastColumn="0" w:noHBand="0" w:noVBand="1"/>
       </w:tblPr>
       <w:tblGrid>
-        <w:gridCol w:w="2828"/>
-        <w:gridCol w:w="3191"/>
-        <w:gridCol w:w="1523"/>
-        <w:gridCol w:w="942"/>
-        <w:gridCol w:w="1595"/>
+        <w:gridCol w:w="2811"/>
+        <w:gridCol w:w="3150"/>
+        <w:gridCol w:w="1620"/>
+        <w:gridCol w:w="810"/>
+        <w:gridCol w:w="1688"/>
       </w:tblGrid>
       <w:tr>
         <w:trPr>
@@ -3362,7 +683,7 @@
         </w:trPr>
         <w:tc>
           <w:tcPr>
-            <w:tcW w:w="2828" w:type="dxa"/>
+            <w:tcW w:w="2811" w:type="dxa"/>
             <w:shd w:val="clear" w:color="auto" w:fill="F1F5F9"/>
             <w:tcMar>
               <w:top w:w="45" w:type="dxa"/>
@@ -3376,8 +697,8 @@
               <w:spacing w:after="0"/>
               <w:rPr>
                 <w:rFonts w:asciiTheme="majorBidi" w:hAnsiTheme="majorBidi" w:cstheme="majorBidi"/>
-                <w:sz w:val="25"/>
-                <w:szCs w:val="28"/>
+                <w:sz w:val="24"/>
+                <w:szCs w:val="24"/>
               </w:rPr>
             </w:pPr>
             <w:r>
@@ -3385,8 +706,8 @@
                 <w:rFonts w:asciiTheme="majorBidi" w:hAnsiTheme="majorBidi" w:cstheme="majorBidi"/>
                 <w:b/>
                 <w:color w:val="0F4C81"/>
-                <w:sz w:val="22"/>
-                <w:szCs w:val="28"/>
+                <w:sz w:val="24"/>
+                <w:szCs w:val="24"/>
               </w:rPr>
               <w:t>Exam / Degree</w:t>
             </w:r>
@@ -3394,7 +715,7 @@
         </w:tc>
         <w:tc>
           <w:tcPr>
-            <w:tcW w:w="3191" w:type="dxa"/>
+            <w:tcW w:w="3150" w:type="dxa"/>
             <w:shd w:val="clear" w:color="auto" w:fill="F1F5F9"/>
             <w:tcMar>
               <w:top w:w="45" w:type="dxa"/>
@@ -3408,8 +729,8 @@
               <w:spacing w:after="0"/>
               <w:rPr>
                 <w:rFonts w:asciiTheme="majorBidi" w:hAnsiTheme="majorBidi" w:cstheme="majorBidi"/>
-                <w:sz w:val="25"/>
-                <w:szCs w:val="28"/>
+                <w:sz w:val="24"/>
+                <w:szCs w:val="24"/>
               </w:rPr>
             </w:pPr>
             <w:r>
@@ -3417,8 +738,8 @@
                 <w:rFonts w:asciiTheme="majorBidi" w:hAnsiTheme="majorBidi" w:cstheme="majorBidi"/>
                 <w:b/>
                 <w:color w:val="0F4C81"/>
-                <w:sz w:val="22"/>
-                <w:szCs w:val="28"/>
+                <w:sz w:val="24"/>
+                <w:szCs w:val="24"/>
               </w:rPr>
               <w:t>Board / University</w:t>
             </w:r>
@@ -3426,7 +747,7 @@
         </w:tc>
         <w:tc>
           <w:tcPr>
-            <w:tcW w:w="1523" w:type="dxa"/>
+            <w:tcW w:w="1620" w:type="dxa"/>
             <w:shd w:val="clear" w:color="auto" w:fill="F1F5F9"/>
             <w:tcMar>
               <w:top w:w="45" w:type="dxa"/>
@@ -3440,8 +761,8 @@
               <w:spacing w:after="0"/>
               <w:rPr>
                 <w:rFonts w:asciiTheme="majorBidi" w:hAnsiTheme="majorBidi" w:cstheme="majorBidi"/>
-                <w:sz w:val="25"/>
-                <w:szCs w:val="28"/>
+                <w:sz w:val="24"/>
+                <w:szCs w:val="24"/>
               </w:rPr>
             </w:pPr>
             <w:r>
@@ -3449,8 +770,8 @@
                 <w:rFonts w:asciiTheme="majorBidi" w:hAnsiTheme="majorBidi" w:cstheme="majorBidi"/>
                 <w:b/>
                 <w:color w:val="0F4C81"/>
-                <w:sz w:val="22"/>
-                <w:szCs w:val="28"/>
+                <w:sz w:val="24"/>
+                <w:szCs w:val="24"/>
               </w:rPr>
               <w:t>Group / Major</w:t>
             </w:r>
@@ -3458,7 +779,7 @@
         </w:tc>
         <w:tc>
           <w:tcPr>
-            <w:tcW w:w="942" w:type="dxa"/>
+            <w:tcW w:w="810" w:type="dxa"/>
             <w:shd w:val="clear" w:color="auto" w:fill="F1F5F9"/>
             <w:tcMar>
               <w:top w:w="45" w:type="dxa"/>
@@ -3473,8 +794,8 @@
               <w:jc w:val="center"/>
               <w:rPr>
                 <w:rFonts w:asciiTheme="majorBidi" w:hAnsiTheme="majorBidi" w:cstheme="majorBidi"/>
-                <w:sz w:val="25"/>
-                <w:szCs w:val="28"/>
+                <w:sz w:val="24"/>
+                <w:szCs w:val="24"/>
               </w:rPr>
             </w:pPr>
             <w:r>
@@ -3482,8 +803,8 @@
                 <w:rFonts w:asciiTheme="majorBidi" w:hAnsiTheme="majorBidi" w:cstheme="majorBidi"/>
                 <w:b/>
                 <w:color w:val="0F4C81"/>
-                <w:sz w:val="22"/>
-                <w:szCs w:val="28"/>
+                <w:sz w:val="24"/>
+                <w:szCs w:val="24"/>
               </w:rPr>
               <w:t>Year</w:t>
             </w:r>
@@ -3491,7 +812,7 @@
         </w:tc>
         <w:tc>
           <w:tcPr>
-            <w:tcW w:w="1595" w:type="dxa"/>
+            <w:tcW w:w="1688" w:type="dxa"/>
             <w:shd w:val="clear" w:color="auto" w:fill="F1F5F9"/>
             <w:tcMar>
               <w:top w:w="45" w:type="dxa"/>
@@ -3506,8 +827,8 @@
               <w:jc w:val="center"/>
               <w:rPr>
                 <w:rFonts w:asciiTheme="majorBidi" w:hAnsiTheme="majorBidi" w:cstheme="majorBidi"/>
-                <w:sz w:val="25"/>
-                <w:szCs w:val="28"/>
+                <w:sz w:val="24"/>
+                <w:szCs w:val="24"/>
               </w:rPr>
             </w:pPr>
             <w:r>
@@ -3515,8 +836,8 @@
                 <w:rFonts w:asciiTheme="majorBidi" w:hAnsiTheme="majorBidi" w:cstheme="majorBidi"/>
                 <w:b/>
                 <w:color w:val="0F4C81"/>
-                <w:sz w:val="22"/>
-                <w:szCs w:val="28"/>
+                <w:sz w:val="24"/>
+                <w:szCs w:val="24"/>
               </w:rPr>
               <w:t>Result</w:t>
             </w:r>
@@ -3530,7 +851,7 @@
         </w:trPr>
         <w:tc>
           <w:tcPr>
-            <w:tcW w:w="2828" w:type="dxa"/>
+            <w:tcW w:w="2811" w:type="dxa"/>
             <w:tcMar>
               <w:top w:w="35" w:type="dxa"/>
               <w:left w:w="50" w:type="dxa"/>
@@ -3543,16 +864,16 @@
               <w:spacing w:after="0"/>
               <w:rPr>
                 <w:rFonts w:asciiTheme="majorBidi" w:hAnsiTheme="majorBidi" w:cstheme="majorBidi"/>
-                <w:sz w:val="25"/>
-                <w:szCs w:val="28"/>
+                <w:sz w:val="23"/>
+                <w:szCs w:val="23"/>
               </w:rPr>
             </w:pPr>
             <w:r>
               <w:rPr>
                 <w:rFonts w:asciiTheme="majorBidi" w:hAnsiTheme="majorBidi" w:cstheme="majorBidi"/>
                 <w:b/>
-                <w:sz w:val="22"/>
-                <w:szCs w:val="28"/>
+                <w:sz w:val="23"/>
+                <w:szCs w:val="23"/>
               </w:rPr>
               <w:t>B.Sc. in Computer Science &amp; Engineering</w:t>
             </w:r>
@@ -3560,7 +881,7 @@
         </w:tc>
         <w:tc>
           <w:tcPr>
-            <w:tcW w:w="3191" w:type="dxa"/>
+            <w:tcW w:w="3150" w:type="dxa"/>
             <w:tcMar>
               <w:top w:w="35" w:type="dxa"/>
               <w:left w:w="50" w:type="dxa"/>
@@ -3573,15 +894,15 @@
               <w:spacing w:after="0"/>
               <w:rPr>
                 <w:rFonts w:asciiTheme="majorBidi" w:hAnsiTheme="majorBidi" w:cstheme="majorBidi"/>
-                <w:sz w:val="25"/>
-                <w:szCs w:val="28"/>
+                <w:sz w:val="23"/>
+                <w:szCs w:val="23"/>
               </w:rPr>
             </w:pPr>
             <w:r>
               <w:rPr>
                 <w:rFonts w:asciiTheme="majorBidi" w:hAnsiTheme="majorBidi" w:cstheme="majorBidi"/>
-                <w:sz w:val="22"/>
-                <w:szCs w:val="28"/>
+                <w:sz w:val="23"/>
+                <w:szCs w:val="23"/>
               </w:rPr>
               <w:t>Uttara University, Dhaka</w:t>
             </w:r>
@@ -3589,7 +910,7 @@
         </w:tc>
         <w:tc>
           <w:tcPr>
-            <w:tcW w:w="1523" w:type="dxa"/>
+            <w:tcW w:w="1620" w:type="dxa"/>
             <w:tcMar>
               <w:top w:w="35" w:type="dxa"/>
               <w:left w:w="50" w:type="dxa"/>
@@ -3602,15 +923,15 @@
               <w:spacing w:after="0"/>
               <w:rPr>
                 <w:rFonts w:asciiTheme="majorBidi" w:hAnsiTheme="majorBidi" w:cstheme="majorBidi"/>
-                <w:sz w:val="25"/>
-                <w:szCs w:val="28"/>
+                <w:sz w:val="23"/>
+                <w:szCs w:val="23"/>
               </w:rPr>
             </w:pPr>
             <w:r>
               <w:rPr>
                 <w:rFonts w:asciiTheme="majorBidi" w:hAnsiTheme="majorBidi" w:cstheme="majorBidi"/>
-                <w:sz w:val="22"/>
-                <w:szCs w:val="28"/>
+                <w:sz w:val="23"/>
+                <w:szCs w:val="23"/>
               </w:rPr>
               <w:t>CSE</w:t>
             </w:r>
@@ -3618,7 +939,7 @@
         </w:tc>
         <w:tc>
           <w:tcPr>
-            <w:tcW w:w="942" w:type="dxa"/>
+            <w:tcW w:w="810" w:type="dxa"/>
             <w:tcMar>
               <w:top w:w="35" w:type="dxa"/>
               <w:left w:w="50" w:type="dxa"/>
@@ -3632,15 +953,15 @@
               <w:jc w:val="center"/>
               <w:rPr>
                 <w:rFonts w:asciiTheme="majorBidi" w:hAnsiTheme="majorBidi" w:cstheme="majorBidi"/>
-                <w:sz w:val="25"/>
-                <w:szCs w:val="28"/>
+                <w:sz w:val="23"/>
+                <w:szCs w:val="23"/>
               </w:rPr>
             </w:pPr>
             <w:r>
               <w:rPr>
                 <w:rFonts w:asciiTheme="majorBidi" w:hAnsiTheme="majorBidi" w:cstheme="majorBidi"/>
-                <w:sz w:val="22"/>
-                <w:szCs w:val="28"/>
+                <w:sz w:val="23"/>
+                <w:szCs w:val="23"/>
               </w:rPr>
               <w:t>2026</w:t>
             </w:r>
@@ -3648,7 +969,7 @@
         </w:tc>
         <w:tc>
           <w:tcPr>
-            <w:tcW w:w="1595" w:type="dxa"/>
+            <w:tcW w:w="1688" w:type="dxa"/>
             <w:tcMar>
               <w:top w:w="35" w:type="dxa"/>
               <w:left w:w="50" w:type="dxa"/>
@@ -3662,15 +983,15 @@
               <w:jc w:val="center"/>
               <w:rPr>
                 <w:rFonts w:asciiTheme="majorBidi" w:hAnsiTheme="majorBidi" w:cstheme="majorBidi"/>
-                <w:sz w:val="25"/>
-                <w:szCs w:val="28"/>
+                <w:sz w:val="23"/>
+                <w:szCs w:val="23"/>
               </w:rPr>
             </w:pPr>
             <w:r>
               <w:rPr>
                 <w:rFonts w:asciiTheme="majorBidi" w:hAnsiTheme="majorBidi" w:cstheme="majorBidi"/>
-                <w:sz w:val="22"/>
-                <w:szCs w:val="28"/>
+                <w:sz w:val="23"/>
+                <w:szCs w:val="23"/>
               </w:rPr>
               <w:t>CGPA 3.40 / 4.00</w:t>
             </w:r>
@@ -3684,7 +1005,7 @@
         </w:trPr>
         <w:tc>
           <w:tcPr>
-            <w:tcW w:w="2828" w:type="dxa"/>
+            <w:tcW w:w="2811" w:type="dxa"/>
             <w:tcMar>
               <w:top w:w="35" w:type="dxa"/>
               <w:left w:w="50" w:type="dxa"/>
@@ -3697,16 +1018,16 @@
               <w:spacing w:after="0"/>
               <w:rPr>
                 <w:rFonts w:asciiTheme="majorBidi" w:hAnsiTheme="majorBidi" w:cstheme="majorBidi"/>
-                <w:sz w:val="25"/>
-                <w:szCs w:val="28"/>
+                <w:sz w:val="23"/>
+                <w:szCs w:val="23"/>
               </w:rPr>
             </w:pPr>
             <w:r>
               <w:rPr>
                 <w:rFonts w:asciiTheme="majorBidi" w:hAnsiTheme="majorBidi" w:cstheme="majorBidi"/>
                 <w:b/>
-                <w:sz w:val="22"/>
-                <w:szCs w:val="28"/>
+                <w:sz w:val="23"/>
+                <w:szCs w:val="23"/>
               </w:rPr>
               <w:t>Alim (Equivalent to HSC)</w:t>
             </w:r>
@@ -3714,7 +1035,7 @@
         </w:tc>
         <w:tc>
           <w:tcPr>
-            <w:tcW w:w="3191" w:type="dxa"/>
+            <w:tcW w:w="3150" w:type="dxa"/>
             <w:tcMar>
               <w:top w:w="35" w:type="dxa"/>
               <w:left w:w="50" w:type="dxa"/>
@@ -3727,15 +1048,15 @@
               <w:spacing w:after="0"/>
               <w:rPr>
                 <w:rFonts w:asciiTheme="majorBidi" w:hAnsiTheme="majorBidi" w:cstheme="majorBidi"/>
-                <w:sz w:val="25"/>
-                <w:szCs w:val="28"/>
+                <w:sz w:val="23"/>
+                <w:szCs w:val="23"/>
               </w:rPr>
             </w:pPr>
             <w:r>
               <w:rPr>
                 <w:rFonts w:asciiTheme="majorBidi" w:hAnsiTheme="majorBidi" w:cstheme="majorBidi"/>
-                <w:sz w:val="22"/>
-                <w:szCs w:val="28"/>
+                <w:sz w:val="23"/>
+                <w:szCs w:val="23"/>
               </w:rPr>
               <w:t>Tamirul Millat Kamil Madrasha</w:t>
             </w:r>
@@ -3743,7 +1064,7 @@
         </w:tc>
         <w:tc>
           <w:tcPr>
-            <w:tcW w:w="1523" w:type="dxa"/>
+            <w:tcW w:w="1620" w:type="dxa"/>
             <w:tcMar>
               <w:top w:w="35" w:type="dxa"/>
               <w:left w:w="50" w:type="dxa"/>
@@ -3756,15 +1077,15 @@
               <w:spacing w:after="0"/>
               <w:rPr>
                 <w:rFonts w:asciiTheme="majorBidi" w:hAnsiTheme="majorBidi" w:cstheme="majorBidi"/>
-                <w:sz w:val="25"/>
-                <w:szCs w:val="28"/>
+                <w:sz w:val="23"/>
+                <w:szCs w:val="23"/>
               </w:rPr>
             </w:pPr>
             <w:r>
               <w:rPr>
                 <w:rFonts w:asciiTheme="majorBidi" w:hAnsiTheme="majorBidi" w:cstheme="majorBidi"/>
-                <w:sz w:val="22"/>
-                <w:szCs w:val="28"/>
+                <w:sz w:val="23"/>
+                <w:szCs w:val="23"/>
               </w:rPr>
               <w:t>Science</w:t>
             </w:r>
@@ -3772,7 +1093,7 @@
         </w:tc>
         <w:tc>
           <w:tcPr>
-            <w:tcW w:w="942" w:type="dxa"/>
+            <w:tcW w:w="810" w:type="dxa"/>
             <w:tcMar>
               <w:top w:w="35" w:type="dxa"/>
               <w:left w:w="50" w:type="dxa"/>
@@ -3786,15 +1107,15 @@
               <w:jc w:val="center"/>
               <w:rPr>
                 <w:rFonts w:asciiTheme="majorBidi" w:hAnsiTheme="majorBidi" w:cstheme="majorBidi"/>
-                <w:sz w:val="25"/>
-                <w:szCs w:val="28"/>
+                <w:sz w:val="23"/>
+                <w:szCs w:val="23"/>
               </w:rPr>
             </w:pPr>
             <w:r>
               <w:rPr>
                 <w:rFonts w:asciiTheme="majorBidi" w:hAnsiTheme="majorBidi" w:cstheme="majorBidi"/>
-                <w:sz w:val="22"/>
-                <w:szCs w:val="28"/>
+                <w:sz w:val="23"/>
+                <w:szCs w:val="23"/>
               </w:rPr>
               <w:t>2021</w:t>
             </w:r>
@@ -3802,7 +1123,7 @@
         </w:tc>
         <w:tc>
           <w:tcPr>
-            <w:tcW w:w="1595" w:type="dxa"/>
+            <w:tcW w:w="1688" w:type="dxa"/>
             <w:tcMar>
               <w:top w:w="35" w:type="dxa"/>
               <w:left w:w="50" w:type="dxa"/>
@@ -3817,16 +1138,16 @@
               <w:rPr>
                 <w:rFonts w:asciiTheme="majorBidi" w:hAnsiTheme="majorBidi" w:cstheme="majorBidi"/>
                 <w:bCs/>
-                <w:sz w:val="25"/>
-                <w:szCs w:val="28"/>
+                <w:sz w:val="23"/>
+                <w:szCs w:val="23"/>
               </w:rPr>
             </w:pPr>
             <w:r>
               <w:rPr>
                 <w:rFonts w:asciiTheme="majorBidi" w:hAnsiTheme="majorBidi" w:cstheme="majorBidi"/>
                 <w:bCs/>
-                <w:sz w:val="22"/>
-                <w:szCs w:val="28"/>
+                <w:sz w:val="23"/>
+                <w:szCs w:val="23"/>
               </w:rPr>
               <w:t>GPA 5.00 / 5.00</w:t>
             </w:r>
@@ -3840,7 +1161,7 @@
         </w:trPr>
         <w:tc>
           <w:tcPr>
-            <w:tcW w:w="2828" w:type="dxa"/>
+            <w:tcW w:w="2811" w:type="dxa"/>
             <w:tcMar>
               <w:top w:w="35" w:type="dxa"/>
               <w:left w:w="50" w:type="dxa"/>
@@ -3853,16 +1174,16 @@
               <w:spacing w:after="0"/>
               <w:rPr>
                 <w:rFonts w:asciiTheme="majorBidi" w:hAnsiTheme="majorBidi" w:cstheme="majorBidi"/>
-                <w:sz w:val="25"/>
-                <w:szCs w:val="28"/>
+                <w:sz w:val="23"/>
+                <w:szCs w:val="23"/>
               </w:rPr>
             </w:pPr>
             <w:r>
               <w:rPr>
                 <w:rFonts w:asciiTheme="majorBidi" w:hAnsiTheme="majorBidi" w:cstheme="majorBidi"/>
                 <w:b/>
-                <w:sz w:val="22"/>
-                <w:szCs w:val="28"/>
+                <w:sz w:val="23"/>
+                <w:szCs w:val="23"/>
               </w:rPr>
               <w:t>Dakhil (Equivalent to SSC)</w:t>
             </w:r>
@@ -3870,7 +1191,7 @@
         </w:tc>
         <w:tc>
           <w:tcPr>
-            <w:tcW w:w="3191" w:type="dxa"/>
+            <w:tcW w:w="3150" w:type="dxa"/>
             <w:tcMar>
               <w:top w:w="35" w:type="dxa"/>
               <w:left w:w="50" w:type="dxa"/>
@@ -3883,15 +1204,15 @@
               <w:spacing w:after="0"/>
               <w:rPr>
                 <w:rFonts w:asciiTheme="majorBidi" w:hAnsiTheme="majorBidi" w:cstheme="majorBidi"/>
-                <w:sz w:val="25"/>
-                <w:szCs w:val="28"/>
+                <w:sz w:val="23"/>
+                <w:szCs w:val="23"/>
               </w:rPr>
             </w:pPr>
             <w:r>
               <w:rPr>
                 <w:rFonts w:asciiTheme="majorBidi" w:hAnsiTheme="majorBidi" w:cstheme="majorBidi"/>
-                <w:sz w:val="22"/>
-                <w:szCs w:val="28"/>
+                <w:sz w:val="23"/>
+                <w:szCs w:val="23"/>
               </w:rPr>
               <w:t>Patka Dakhil Madrasha</w:t>
             </w:r>
@@ -3899,7 +1220,7 @@
         </w:tc>
         <w:tc>
           <w:tcPr>
-            <w:tcW w:w="1523" w:type="dxa"/>
+            <w:tcW w:w="1620" w:type="dxa"/>
             <w:tcMar>
               <w:top w:w="35" w:type="dxa"/>
               <w:left w:w="50" w:type="dxa"/>
@@ -3912,15 +1233,15 @@
               <w:spacing w:after="0"/>
               <w:rPr>
                 <w:rFonts w:asciiTheme="majorBidi" w:hAnsiTheme="majorBidi" w:cstheme="majorBidi"/>
-                <w:sz w:val="25"/>
-                <w:szCs w:val="28"/>
+                <w:sz w:val="23"/>
+                <w:szCs w:val="23"/>
               </w:rPr>
             </w:pPr>
             <w:r>
               <w:rPr>
                 <w:rFonts w:asciiTheme="majorBidi" w:hAnsiTheme="majorBidi" w:cstheme="majorBidi"/>
-                <w:sz w:val="22"/>
-                <w:szCs w:val="28"/>
+                <w:sz w:val="23"/>
+                <w:szCs w:val="23"/>
               </w:rPr>
               <w:t>Science</w:t>
             </w:r>
@@ -3928,7 +1249,7 @@
         </w:tc>
         <w:tc>
           <w:tcPr>
-            <w:tcW w:w="942" w:type="dxa"/>
+            <w:tcW w:w="810" w:type="dxa"/>
             <w:tcMar>
               <w:top w:w="35" w:type="dxa"/>
               <w:left w:w="50" w:type="dxa"/>
@@ -3942,15 +1263,15 @@
               <w:jc w:val="center"/>
               <w:rPr>
                 <w:rFonts w:asciiTheme="majorBidi" w:hAnsiTheme="majorBidi" w:cstheme="majorBidi"/>
-                <w:sz w:val="25"/>
-                <w:szCs w:val="28"/>
+                <w:sz w:val="23"/>
+                <w:szCs w:val="23"/>
               </w:rPr>
             </w:pPr>
             <w:r>
               <w:rPr>
                 <w:rFonts w:asciiTheme="majorBidi" w:hAnsiTheme="majorBidi" w:cstheme="majorBidi"/>
-                <w:sz w:val="22"/>
-                <w:szCs w:val="28"/>
+                <w:sz w:val="23"/>
+                <w:szCs w:val="23"/>
               </w:rPr>
               <w:t>2019</w:t>
             </w:r>
@@ -3958,7 +1279,7 @@
         </w:tc>
         <w:tc>
           <w:tcPr>
-            <w:tcW w:w="1595" w:type="dxa"/>
+            <w:tcW w:w="1688" w:type="dxa"/>
             <w:tcMar>
               <w:top w:w="35" w:type="dxa"/>
               <w:left w:w="50" w:type="dxa"/>
@@ -3973,16 +1294,16 @@
               <w:rPr>
                 <w:rFonts w:asciiTheme="majorBidi" w:hAnsiTheme="majorBidi" w:cstheme="majorBidi"/>
                 <w:bCs/>
-                <w:sz w:val="25"/>
-                <w:szCs w:val="28"/>
+                <w:sz w:val="23"/>
+                <w:szCs w:val="23"/>
               </w:rPr>
             </w:pPr>
             <w:r>
               <w:rPr>
                 <w:rFonts w:asciiTheme="majorBidi" w:hAnsiTheme="majorBidi" w:cstheme="majorBidi"/>
                 <w:bCs/>
-                <w:sz w:val="22"/>
-                <w:szCs w:val="28"/>
+                <w:sz w:val="23"/>
+                <w:szCs w:val="23"/>
               </w:rPr>
               <w:t xml:space="preserve">GPA 5.00 </w:t>
             </w:r>
@@ -3990,8 +1311,8 @@
               <w:rPr>
                 <w:rFonts w:asciiTheme="majorBidi" w:hAnsiTheme="majorBidi" w:cstheme="majorBidi"/>
                 <w:bCs/>
-                <w:sz w:val="22"/>
-                <w:szCs w:val="28"/>
+                <w:sz w:val="23"/>
+                <w:szCs w:val="23"/>
               </w:rPr>
               <w:t>/ 5.00</w:t>
             </w:r>
@@ -4009,8 +1330,8 @@
         <w:spacing w:before="120" w:after="40"/>
         <w:rPr>
           <w:rFonts w:asciiTheme="majorBidi" w:hAnsiTheme="majorBidi" w:cstheme="majorBidi"/>
-          <w:sz w:val="25"/>
-          <w:szCs w:val="28"/>
+          <w:sz w:val="26"/>
+          <w:szCs w:val="26"/>
         </w:rPr>
       </w:pPr>
       <w:r>
@@ -4021,7 +1342,17 @@
           <w:sz w:val="25"/>
           <w:szCs w:val="28"/>
         </w:rPr>
-        <w:t xml:space="preserve">  4. COMPUTER &amp; TECHNICAL SKILLS</w:t>
+        <w:t xml:space="preserve">  </w:t>
+      </w:r>
+      <w:r>
+        <w:rPr>
+          <w:rFonts w:asciiTheme="majorBidi" w:hAnsiTheme="majorBidi" w:cstheme="majorBidi"/>
+          <w:b/>
+          <w:color w:val="0F4C81"/>
+          <w:sz w:val="26"/>
+          <w:szCs w:val="26"/>
+        </w:rPr>
+        <w:t>4. COMPUTER &amp; TECHNICAL SKILLS</w:t>
       </w:r>
     </w:p>
     <w:p>
@@ -4029,24 +1360,24 @@
         <w:spacing w:before="20" w:after="20" w:line="252" w:lineRule="auto"/>
         <w:rPr>
           <w:rFonts w:asciiTheme="majorBidi" w:hAnsiTheme="majorBidi" w:cstheme="majorBidi"/>
-          <w:sz w:val="25"/>
-          <w:szCs w:val="28"/>
+          <w:sz w:val="23"/>
+          <w:szCs w:val="23"/>
         </w:rPr>
       </w:pPr>
       <w:r>
         <w:rPr>
           <w:rFonts w:asciiTheme="majorBidi" w:hAnsiTheme="majorBidi" w:cstheme="majorBidi"/>
           <w:b/>
-          <w:sz w:val="22"/>
-          <w:szCs w:val="28"/>
+          <w:sz w:val="23"/>
+          <w:szCs w:val="23"/>
         </w:rPr>
         <w:t xml:space="preserve">•  Programming &amp; Web: </w:t>
       </w:r>
       <w:r>
         <w:rPr>
           <w:rFonts w:asciiTheme="majorBidi" w:hAnsiTheme="majorBidi" w:cstheme="majorBidi"/>
-          <w:sz w:val="22"/>
-          <w:szCs w:val="28"/>
+          <w:sz w:val="23"/>
+          <w:szCs w:val="23"/>
         </w:rPr>
         <w:t>C, C++, Python, HTML5, CSS3, Relational Database &amp; SQL queries</w:t>
       </w:r>
@@ -4056,34 +1387,26 @@
         <w:spacing w:before="20" w:after="20" w:line="252" w:lineRule="auto"/>
         <w:rPr>
           <w:rFonts w:asciiTheme="majorBidi" w:hAnsiTheme="majorBidi" w:cstheme="majorBidi"/>
-          <w:sz w:val="25"/>
-          <w:szCs w:val="28"/>
+          <w:sz w:val="23"/>
+          <w:szCs w:val="23"/>
         </w:rPr>
       </w:pPr>
       <w:r>
         <w:rPr>
           <w:rFonts w:asciiTheme="majorBidi" w:hAnsiTheme="majorBidi" w:cstheme="majorBidi"/>
           <w:b/>
-          <w:sz w:val="22"/>
-          <w:szCs w:val="28"/>
+          <w:sz w:val="23"/>
+          <w:szCs w:val="23"/>
         </w:rPr>
         <w:t xml:space="preserve">•  Office Applications: </w:t>
       </w:r>
       <w:r>
         <w:rPr>
           <w:rFonts w:asciiTheme="majorBidi" w:hAnsiTheme="majorBidi" w:cstheme="majorBidi"/>
-          <w:sz w:val="22"/>
-          <w:szCs w:val="28"/>
+          <w:sz w:val="23"/>
+          <w:szCs w:val="23"/>
         </w:rPr>
-        <w:t xml:space="preserve">MS Word, MS Excel, MS PowerPoint, MS Access, </w:t>
-      </w:r>
-      <w:r>
-        <w:rPr>
-          <w:rFonts w:asciiTheme="majorBidi" w:hAnsiTheme="majorBidi" w:cstheme="majorBidi"/>
-          <w:sz w:val="22"/>
-          <w:szCs w:val="28"/>
-        </w:rPr>
-        <w:t>Internet &amp; Google Workspace</w:t>
+        <w:t>MS Word, MS Excel, MS PowerPoint, MS Access, Internet &amp; Google Workspace</w:t>
       </w:r>
     </w:p>
     <w:p>
@@ -4091,24 +1414,24 @@
         <w:spacing w:before="20" w:after="20" w:line="252" w:lineRule="auto"/>
         <w:rPr>
           <w:rFonts w:asciiTheme="majorBidi" w:hAnsiTheme="majorBidi" w:cstheme="majorBidi"/>
-          <w:sz w:val="25"/>
-          <w:szCs w:val="28"/>
+          <w:sz w:val="23"/>
+          <w:szCs w:val="23"/>
         </w:rPr>
       </w:pPr>
       <w:r>
         <w:rPr>
           <w:rFonts w:asciiTheme="majorBidi" w:hAnsiTheme="majorBidi" w:cstheme="majorBidi"/>
           <w:b/>
-          <w:sz w:val="22"/>
-          <w:szCs w:val="28"/>
+          <w:sz w:val="23"/>
+          <w:szCs w:val="23"/>
         </w:rPr>
         <w:t xml:space="preserve">•  Hardware &amp; Systems: </w:t>
       </w:r>
       <w:r>
         <w:rPr>
           <w:rFonts w:asciiTheme="majorBidi" w:hAnsiTheme="majorBidi" w:cstheme="majorBidi"/>
-          <w:sz w:val="22"/>
-          <w:szCs w:val="28"/>
+          <w:sz w:val="23"/>
+          <w:szCs w:val="23"/>
         </w:rPr>
         <w:t>Windows, Linux, Computer Troubleshooting, Lab Networking &amp; Safe Internet</w:t>
       </w:r>
@@ -4123,8 +1446,8 @@
         <w:spacing w:before="120" w:after="40"/>
         <w:rPr>
           <w:rFonts w:asciiTheme="majorBidi" w:hAnsiTheme="majorBidi" w:cstheme="majorBidi"/>
-          <w:sz w:val="25"/>
-          <w:szCs w:val="28"/>
+          <w:sz w:val="26"/>
+          <w:szCs w:val="26"/>
         </w:rPr>
       </w:pPr>
       <w:r>
@@ -4135,7 +1458,17 @@
           <w:sz w:val="25"/>
           <w:szCs w:val="28"/>
         </w:rPr>
-        <w:t xml:space="preserve">  5. PERSONAL INFORMATION</w:t>
+        <w:t xml:space="preserve">  </w:t>
+      </w:r>
+      <w:r>
+        <w:rPr>
+          <w:rFonts w:asciiTheme="majorBidi" w:hAnsiTheme="majorBidi" w:cstheme="majorBidi"/>
+          <w:b/>
+          <w:color w:val="0F4C81"/>
+          <w:sz w:val="26"/>
+          <w:szCs w:val="26"/>
+        </w:rPr>
+        <w:t>5. PERSONAL INFORMATION</w:t>
       </w:r>
     </w:p>
     <w:tbl>
@@ -4170,16 +1503,16 @@
               <w:spacing w:after="0"/>
               <w:rPr>
                 <w:rFonts w:asciiTheme="majorBidi" w:hAnsiTheme="majorBidi" w:cstheme="majorBidi"/>
-                <w:sz w:val="25"/>
-                <w:szCs w:val="28"/>
+                <w:sz w:val="23"/>
+                <w:szCs w:val="23"/>
               </w:rPr>
             </w:pPr>
             <w:r>
               <w:rPr>
                 <w:rFonts w:asciiTheme="majorBidi" w:hAnsiTheme="majorBidi" w:cstheme="majorBidi"/>
                 <w:b/>
-                <w:sz w:val="22"/>
-                <w:szCs w:val="28"/>
+                <w:sz w:val="23"/>
+                <w:szCs w:val="23"/>
               </w:rPr>
               <w:t>Father's Name</w:t>
             </w:r>
@@ -4200,25 +1533,17 @@
               <w:spacing w:after="0"/>
               <w:rPr>
                 <w:rFonts w:asciiTheme="majorBidi" w:hAnsiTheme="majorBidi" w:cstheme="majorBidi"/>
-                <w:sz w:val="25"/>
-                <w:szCs w:val="28"/>
+                <w:sz w:val="23"/>
+                <w:szCs w:val="23"/>
               </w:rPr>
             </w:pPr>
             <w:r>
               <w:rPr>
                 <w:rFonts w:asciiTheme="majorBidi" w:hAnsiTheme="majorBidi" w:cstheme="majorBidi"/>
-                <w:sz w:val="22"/>
-                <w:szCs w:val="28"/>
+                <w:sz w:val="23"/>
+                <w:szCs w:val="23"/>
               </w:rPr>
-              <w:t>: Md. N</w:t>
-            </w:r>
-            <w:r>
-              <w:rPr>
-                <w:rFonts w:asciiTheme="majorBidi" w:hAnsiTheme="majorBidi" w:cstheme="majorBidi"/>
-                <w:sz w:val="22"/>
-                <w:szCs w:val="28"/>
-              </w:rPr>
-              <w:t>orul Amin</w:t>
+              <w:t>: Md. Norul Amin</w:t>
             </w:r>
           </w:p>
         </w:tc>
@@ -4237,16 +1562,16 @@
               <w:spacing w:after="0"/>
               <w:rPr>
                 <w:rFonts w:asciiTheme="majorBidi" w:hAnsiTheme="majorBidi" w:cstheme="majorBidi"/>
-                <w:sz w:val="25"/>
-                <w:szCs w:val="28"/>
+                <w:sz w:val="23"/>
+                <w:szCs w:val="23"/>
               </w:rPr>
             </w:pPr>
             <w:r>
               <w:rPr>
                 <w:rFonts w:asciiTheme="majorBidi" w:hAnsiTheme="majorBidi" w:cstheme="majorBidi"/>
                 <w:b/>
-                <w:sz w:val="22"/>
-                <w:szCs w:val="28"/>
+                <w:sz w:val="23"/>
+                <w:szCs w:val="23"/>
               </w:rPr>
               <w:t>Date of Birth</w:t>
             </w:r>
@@ -4267,23 +1592,23 @@
               <w:spacing w:after="0"/>
               <w:rPr>
                 <w:rFonts w:asciiTheme="majorBidi" w:hAnsiTheme="majorBidi" w:cstheme="majorBidi"/>
-                <w:sz w:val="25"/>
-                <w:szCs w:val="28"/>
+                <w:sz w:val="23"/>
+                <w:szCs w:val="23"/>
               </w:rPr>
             </w:pPr>
             <w:r>
               <w:rPr>
                 <w:rFonts w:asciiTheme="majorBidi" w:hAnsiTheme="majorBidi" w:cstheme="majorBidi"/>
-                <w:sz w:val="22"/>
-                <w:szCs w:val="28"/>
+                <w:sz w:val="23"/>
+                <w:szCs w:val="23"/>
               </w:rPr>
               <w:t>: 26</w:t>
             </w:r>
             <w:r>
               <w:rPr>
                 <w:rFonts w:asciiTheme="majorBidi" w:hAnsiTheme="majorBidi" w:cstheme="majorBidi"/>
-                <w:sz w:val="22"/>
-                <w:szCs w:val="28"/>
+                <w:sz w:val="23"/>
+                <w:szCs w:val="23"/>
                 <w:vertAlign w:val="superscript"/>
               </w:rPr>
               <w:t>th</w:t>
@@ -4291,8 +1616,8 @@
             <w:r>
               <w:rPr>
                 <w:rFonts w:asciiTheme="majorBidi" w:hAnsiTheme="majorBidi" w:cstheme="majorBidi"/>
-                <w:sz w:val="22"/>
-                <w:szCs w:val="28"/>
+                <w:sz w:val="23"/>
+                <w:szCs w:val="23"/>
               </w:rPr>
               <w:t xml:space="preserve"> February, 2004</w:t>
             </w:r>
@@ -4318,16 +1643,16 @@
               <w:spacing w:after="0"/>
               <w:rPr>
                 <w:rFonts w:asciiTheme="majorBidi" w:hAnsiTheme="majorBidi" w:cstheme="majorBidi"/>
-                <w:sz w:val="25"/>
-                <w:szCs w:val="28"/>
+                <w:sz w:val="23"/>
+                <w:szCs w:val="23"/>
               </w:rPr>
             </w:pPr>
             <w:r>
               <w:rPr>
                 <w:rFonts w:asciiTheme="majorBidi" w:hAnsiTheme="majorBidi" w:cstheme="majorBidi"/>
                 <w:b/>
-                <w:sz w:val="22"/>
-                <w:szCs w:val="28"/>
+                <w:sz w:val="23"/>
+                <w:szCs w:val="23"/>
               </w:rPr>
               <w:t>Mother's Name</w:t>
             </w:r>
@@ -4348,15 +1673,15 @@
               <w:spacing w:after="0"/>
               <w:rPr>
                 <w:rFonts w:asciiTheme="majorBidi" w:hAnsiTheme="majorBidi" w:cstheme="majorBidi"/>
-                <w:sz w:val="25"/>
-                <w:szCs w:val="28"/>
+                <w:sz w:val="23"/>
+                <w:szCs w:val="23"/>
               </w:rPr>
             </w:pPr>
             <w:r>
               <w:rPr>
                 <w:rFonts w:asciiTheme="majorBidi" w:hAnsiTheme="majorBidi" w:cstheme="majorBidi"/>
-                <w:sz w:val="22"/>
-                <w:szCs w:val="28"/>
+                <w:sz w:val="23"/>
+                <w:szCs w:val="23"/>
               </w:rPr>
               <w:t>: Nurun Naher</w:t>
             </w:r>
@@ -4377,16 +1702,16 @@
               <w:spacing w:after="0"/>
               <w:rPr>
                 <w:rFonts w:asciiTheme="majorBidi" w:hAnsiTheme="majorBidi" w:cstheme="majorBidi"/>
-                <w:sz w:val="25"/>
-                <w:szCs w:val="28"/>
+                <w:sz w:val="23"/>
+                <w:szCs w:val="23"/>
               </w:rPr>
             </w:pPr>
             <w:r>
               <w:rPr>
                 <w:rFonts w:asciiTheme="majorBidi" w:hAnsiTheme="majorBidi" w:cstheme="majorBidi"/>
                 <w:b/>
-                <w:sz w:val="22"/>
-                <w:szCs w:val="28"/>
+                <w:sz w:val="23"/>
+                <w:szCs w:val="23"/>
               </w:rPr>
               <w:t xml:space="preserve">Gender </w:t>
             </w:r>
@@ -4407,15 +1732,15 @@
               <w:spacing w:after="0"/>
               <w:rPr>
                 <w:rFonts w:asciiTheme="majorBidi" w:hAnsiTheme="majorBidi" w:cstheme="majorBidi"/>
-                <w:sz w:val="25"/>
-                <w:szCs w:val="28"/>
+                <w:sz w:val="23"/>
+                <w:szCs w:val="23"/>
               </w:rPr>
             </w:pPr>
             <w:r>
               <w:rPr>
                 <w:rFonts w:asciiTheme="majorBidi" w:hAnsiTheme="majorBidi" w:cstheme="majorBidi"/>
-                <w:sz w:val="22"/>
-                <w:szCs w:val="28"/>
+                <w:sz w:val="23"/>
+                <w:szCs w:val="23"/>
               </w:rPr>
               <w:t>: Male</w:t>
             </w:r>
@@ -4441,16 +1766,16 @@
               <w:spacing w:after="0"/>
               <w:rPr>
                 <w:rFonts w:asciiTheme="majorBidi" w:hAnsiTheme="majorBidi" w:cstheme="majorBidi"/>
-                <w:sz w:val="25"/>
-                <w:szCs w:val="28"/>
+                <w:sz w:val="23"/>
+                <w:szCs w:val="23"/>
               </w:rPr>
             </w:pPr>
             <w:r>
               <w:rPr>
                 <w:rFonts w:asciiTheme="majorBidi" w:hAnsiTheme="majorBidi" w:cstheme="majorBidi"/>
                 <w:b/>
-                <w:sz w:val="22"/>
-                <w:szCs w:val="28"/>
+                <w:sz w:val="23"/>
+                <w:szCs w:val="23"/>
               </w:rPr>
               <w:t>Nationality</w:t>
             </w:r>
@@ -4471,15 +1796,15 @@
               <w:spacing w:after="0"/>
               <w:rPr>
                 <w:rFonts w:asciiTheme="majorBidi" w:hAnsiTheme="majorBidi" w:cstheme="majorBidi"/>
-                <w:sz w:val="25"/>
-                <w:szCs w:val="28"/>
+                <w:sz w:val="23"/>
+                <w:szCs w:val="23"/>
               </w:rPr>
             </w:pPr>
             <w:r>
               <w:rPr>
                 <w:rFonts w:asciiTheme="majorBidi" w:hAnsiTheme="majorBidi" w:cstheme="majorBidi"/>
-                <w:sz w:val="22"/>
-                <w:szCs w:val="28"/>
+                <w:sz w:val="23"/>
+                <w:szCs w:val="23"/>
               </w:rPr>
               <w:t>: Bangladeshi (by birth)</w:t>
             </w:r>
@@ -4500,16 +1825,16 @@
               <w:spacing w:after="0"/>
               <w:rPr>
                 <w:rFonts w:asciiTheme="majorBidi" w:hAnsiTheme="majorBidi" w:cstheme="majorBidi"/>
-                <w:sz w:val="25"/>
-                <w:szCs w:val="28"/>
+                <w:sz w:val="23"/>
+                <w:szCs w:val="23"/>
               </w:rPr>
             </w:pPr>
             <w:r>
               <w:rPr>
                 <w:rFonts w:asciiTheme="majorBidi" w:hAnsiTheme="majorBidi" w:cstheme="majorBidi"/>
                 <w:b/>
-                <w:sz w:val="22"/>
-                <w:szCs w:val="28"/>
+                <w:sz w:val="23"/>
+                <w:szCs w:val="23"/>
               </w:rPr>
               <w:t>Marital Status</w:t>
             </w:r>
@@ -4530,15 +1855,15 @@
               <w:spacing w:after="0"/>
               <w:rPr>
                 <w:rFonts w:asciiTheme="majorBidi" w:hAnsiTheme="majorBidi" w:cstheme="majorBidi"/>
-                <w:sz w:val="25"/>
-                <w:szCs w:val="28"/>
+                <w:sz w:val="23"/>
+                <w:szCs w:val="23"/>
               </w:rPr>
             </w:pPr>
             <w:r>
               <w:rPr>
                 <w:rFonts w:asciiTheme="majorBidi" w:hAnsiTheme="majorBidi" w:cstheme="majorBidi"/>
-                <w:sz w:val="22"/>
-                <w:szCs w:val="28"/>
+                <w:sz w:val="23"/>
+                <w:szCs w:val="23"/>
               </w:rPr>
               <w:t>: Single</w:t>
             </w:r>
@@ -4564,16 +1889,16 @@
               <w:spacing w:after="0"/>
               <w:rPr>
                 <w:rFonts w:asciiTheme="majorBidi" w:hAnsiTheme="majorBidi" w:cstheme="majorBidi"/>
-                <w:sz w:val="25"/>
-                <w:szCs w:val="28"/>
+                <w:sz w:val="23"/>
+                <w:szCs w:val="23"/>
               </w:rPr>
             </w:pPr>
             <w:r>
               <w:rPr>
                 <w:rFonts w:asciiTheme="majorBidi" w:hAnsiTheme="majorBidi" w:cstheme="majorBidi"/>
                 <w:b/>
-                <w:sz w:val="22"/>
-                <w:szCs w:val="28"/>
+                <w:sz w:val="23"/>
+                <w:szCs w:val="23"/>
               </w:rPr>
               <w:t>Religion</w:t>
             </w:r>
@@ -4594,15 +1919,15 @@
               <w:spacing w:after="0"/>
               <w:rPr>
                 <w:rFonts w:asciiTheme="majorBidi" w:hAnsiTheme="majorBidi" w:cstheme="majorBidi"/>
-                <w:sz w:val="25"/>
-                <w:szCs w:val="28"/>
+                <w:sz w:val="23"/>
+                <w:szCs w:val="23"/>
               </w:rPr>
             </w:pPr>
             <w:r>
               <w:rPr>
                 <w:rFonts w:asciiTheme="majorBidi" w:hAnsiTheme="majorBidi" w:cstheme="majorBidi"/>
-                <w:sz w:val="22"/>
-                <w:szCs w:val="28"/>
+                <w:sz w:val="23"/>
+                <w:szCs w:val="23"/>
               </w:rPr>
               <w:t>: Islam</w:t>
             </w:r>
@@ -4623,16 +1948,16 @@
               <w:spacing w:after="0"/>
               <w:rPr>
                 <w:rFonts w:asciiTheme="majorBidi" w:hAnsiTheme="majorBidi" w:cstheme="majorBidi"/>
-                <w:sz w:val="25"/>
-                <w:szCs w:val="28"/>
+                <w:sz w:val="23"/>
+                <w:szCs w:val="23"/>
               </w:rPr>
             </w:pPr>
             <w:r>
               <w:rPr>
                 <w:rFonts w:asciiTheme="majorBidi" w:hAnsiTheme="majorBidi" w:cstheme="majorBidi"/>
                 <w:b/>
-                <w:sz w:val="22"/>
-                <w:szCs w:val="28"/>
+                <w:sz w:val="23"/>
+                <w:szCs w:val="23"/>
               </w:rPr>
               <w:t>Blood Group</w:t>
             </w:r>
@@ -4653,31 +1978,31 @@
               <w:spacing w:after="0"/>
               <w:rPr>
                 <w:rFonts w:asciiTheme="majorBidi" w:hAnsiTheme="majorBidi" w:cstheme="majorBidi"/>
-                <w:sz w:val="25"/>
-                <w:szCs w:val="28"/>
+                <w:sz w:val="23"/>
+                <w:szCs w:val="23"/>
               </w:rPr>
             </w:pPr>
             <w:r>
               <w:rPr>
                 <w:rFonts w:asciiTheme="majorBidi" w:hAnsiTheme="majorBidi" w:cstheme="majorBidi"/>
-                <w:sz w:val="22"/>
-                <w:szCs w:val="28"/>
+                <w:sz w:val="23"/>
+                <w:szCs w:val="23"/>
               </w:rPr>
               <w:t xml:space="preserve">: </w:t>
             </w:r>
             <w:r>
               <w:rPr>
                 <w:rFonts w:asciiTheme="majorBidi" w:hAnsiTheme="majorBidi" w:cstheme="majorBidi"/>
-                <w:sz w:val="22"/>
-                <w:szCs w:val="28"/>
+                <w:sz w:val="23"/>
+                <w:szCs w:val="23"/>
               </w:rPr>
               <w:t>O</w:t>
             </w:r>
             <w:r>
               <w:rPr>
                 <w:rFonts w:asciiTheme="majorBidi" w:hAnsiTheme="majorBidi" w:cstheme="majorBidi"/>
-                <w:sz w:val="22"/>
-                <w:szCs w:val="28"/>
+                <w:sz w:val="23"/>
+                <w:szCs w:val="23"/>
               </w:rPr>
               <w:t>+ (Positive)</w:t>
             </w:r>
@@ -4703,16 +2028,16 @@
               <w:spacing w:after="0"/>
               <w:rPr>
                 <w:rFonts w:asciiTheme="majorBidi" w:hAnsiTheme="majorBidi" w:cstheme="majorBidi"/>
-                <w:sz w:val="25"/>
-                <w:szCs w:val="28"/>
+                <w:sz w:val="23"/>
+                <w:szCs w:val="23"/>
               </w:rPr>
             </w:pPr>
             <w:r>
               <w:rPr>
                 <w:rFonts w:asciiTheme="majorBidi" w:hAnsiTheme="majorBidi" w:cstheme="majorBidi"/>
                 <w:b/>
-                <w:sz w:val="22"/>
-                <w:szCs w:val="28"/>
+                <w:sz w:val="23"/>
+                <w:szCs w:val="23"/>
               </w:rPr>
               <w:t>Permanent Address</w:t>
             </w:r>
@@ -4733,15 +2058,15 @@
               <w:spacing w:after="0"/>
               <w:rPr>
                 <w:rFonts w:asciiTheme="majorBidi" w:hAnsiTheme="majorBidi" w:cstheme="majorBidi"/>
-                <w:sz w:val="25"/>
-                <w:szCs w:val="28"/>
+                <w:sz w:val="23"/>
+                <w:szCs w:val="23"/>
               </w:rPr>
             </w:pPr>
             <w:r>
               <w:rPr>
                 <w:rFonts w:asciiTheme="majorBidi" w:hAnsiTheme="majorBidi" w:cstheme="majorBidi"/>
-                <w:sz w:val="22"/>
-                <w:szCs w:val="28"/>
+                <w:sz w:val="23"/>
+                <w:szCs w:val="23"/>
               </w:rPr>
               <w:t>: Barmi, Sreepur, Gazipur</w:t>
             </w:r>
@@ -4762,16 +2087,16 @@
               <w:spacing w:after="0"/>
               <w:rPr>
                 <w:rFonts w:asciiTheme="majorBidi" w:hAnsiTheme="majorBidi" w:cstheme="majorBidi"/>
-                <w:sz w:val="25"/>
-                <w:szCs w:val="28"/>
+                <w:sz w:val="23"/>
+                <w:szCs w:val="23"/>
               </w:rPr>
             </w:pPr>
             <w:r>
               <w:rPr>
                 <w:rFonts w:asciiTheme="majorBidi" w:hAnsiTheme="majorBidi" w:cstheme="majorBidi"/>
                 <w:b/>
-                <w:sz w:val="22"/>
-                <w:szCs w:val="28"/>
+                <w:sz w:val="23"/>
+                <w:szCs w:val="23"/>
               </w:rPr>
               <w:t>Present Address</w:t>
             </w:r>
@@ -4792,15 +2117,15 @@
               <w:spacing w:after="0"/>
               <w:rPr>
                 <w:rFonts w:asciiTheme="majorBidi" w:hAnsiTheme="majorBidi" w:cstheme="majorBidi"/>
-                <w:sz w:val="25"/>
-                <w:szCs w:val="28"/>
+                <w:sz w:val="23"/>
+                <w:szCs w:val="23"/>
               </w:rPr>
             </w:pPr>
             <w:r>
               <w:rPr>
                 <w:rFonts w:asciiTheme="majorBidi" w:hAnsiTheme="majorBidi" w:cstheme="majorBidi"/>
-                <w:sz w:val="22"/>
-                <w:szCs w:val="28"/>
+                <w:sz w:val="23"/>
+                <w:szCs w:val="23"/>
               </w:rPr>
               <w:t>: Barmi, Sreepur, Gazipur</w:t>
             </w:r>
@@ -4818,8 +2143,8 @@
         <w:spacing w:before="120" w:after="40"/>
         <w:rPr>
           <w:rFonts w:asciiTheme="majorBidi" w:hAnsiTheme="majorBidi" w:cstheme="majorBidi"/>
-          <w:sz w:val="25"/>
-          <w:szCs w:val="28"/>
+          <w:sz w:val="26"/>
+          <w:szCs w:val="26"/>
         </w:rPr>
       </w:pPr>
       <w:r>
@@ -4830,7 +2155,17 @@
           <w:sz w:val="25"/>
           <w:szCs w:val="28"/>
         </w:rPr>
-        <w:t xml:space="preserve">  6. REFERENCES</w:t>
+        <w:t xml:space="preserve">  </w:t>
+      </w:r>
+      <w:r>
+        <w:rPr>
+          <w:rFonts w:asciiTheme="majorBidi" w:hAnsiTheme="majorBidi" w:cstheme="majorBidi"/>
+          <w:b/>
+          <w:color w:val="0F4C81"/>
+          <w:sz w:val="26"/>
+          <w:szCs w:val="26"/>
+        </w:rPr>
+        <w:t>6. REFERENCES</w:t>
       </w:r>
     </w:p>
     <w:tbl>
@@ -4841,16 +2176,17 @@
         <w:tblLook w:val="04A0" w:firstRow="1" w:lastRow="0" w:firstColumn="1" w:lastColumn="0" w:noHBand="0" w:noVBand="1"/>
       </w:tblPr>
       <w:tblGrid>
-        <w:gridCol w:w="5296"/>
-        <w:gridCol w:w="4712"/>
+        <w:gridCol w:w="5326"/>
+        <w:gridCol w:w="4738"/>
       </w:tblGrid>
       <w:tr>
         <w:trPr>
+          <w:trHeight w:val="1468"/>
           <w:jc w:val="center"/>
         </w:trPr>
         <w:tc>
           <w:tcPr>
-            <w:tcW w:w="5296" w:type="dxa"/>
+            <w:tcW w:w="5326" w:type="dxa"/>
             <w:tcMar>
               <w:top w:w="20" w:type="dxa"/>
               <w:left w:w="30" w:type="dxa"/>
@@ -4863,35 +2199,47 @@
               <w:spacing w:after="0" w:line="252" w:lineRule="auto"/>
               <w:rPr>
                 <w:rFonts w:asciiTheme="majorBidi" w:hAnsiTheme="majorBidi" w:cstheme="majorBidi"/>
-                <w:sz w:val="22"/>
-                <w:szCs w:val="28"/>
+                <w:sz w:val="24"/>
+                <w:szCs w:val="24"/>
               </w:rPr>
             </w:pPr>
+            <w:proofErr w:type="spellStart"/>
             <w:r>
               <w:rPr>
                 <w:rFonts w:asciiTheme="majorBidi" w:hAnsiTheme="majorBidi" w:cstheme="majorBidi"/>
                 <w:b/>
                 <w:color w:val="0F4C81"/>
-                <w:sz w:val="23"/>
-                <w:szCs w:val="28"/>
+                <w:sz w:val="24"/>
+                <w:szCs w:val="24"/>
               </w:rPr>
-              <w:t>Tanzillah Wahid</w:t>
+              <w:t>Tanzillah</w:t>
+            </w:r>
+            <w:proofErr w:type="spellEnd"/>
+            <w:r>
+              <w:rPr>
+                <w:rFonts w:asciiTheme="majorBidi" w:hAnsiTheme="majorBidi" w:cstheme="majorBidi"/>
+                <w:b/>
+                <w:color w:val="0F4C81"/>
+                <w:sz w:val="24"/>
+                <w:szCs w:val="24"/>
+              </w:rPr>
+              <w:t xml:space="preserve"> Wahid</w:t>
             </w:r>
             <w:r>
               <w:rPr>
                 <w:rFonts w:asciiTheme="majorBidi" w:hAnsiTheme="majorBidi" w:cstheme="majorBidi"/>
                 <w:b/>
                 <w:color w:val="0F4C81"/>
-                <w:sz w:val="23"/>
-                <w:szCs w:val="28"/>
+                <w:sz w:val="24"/>
+                <w:szCs w:val="24"/>
               </w:rPr>
               <w:br/>
             </w:r>
             <w:r>
               <w:rPr>
                 <w:rFonts w:asciiTheme="majorBidi" w:hAnsiTheme="majorBidi" w:cstheme="majorBidi"/>
-                <w:sz w:val="22"/>
-                <w:szCs w:val="28"/>
+                <w:sz w:val="24"/>
+                <w:szCs w:val="24"/>
               </w:rPr>
               <w:t>Assistant Professor &amp; Coordinator,</w:t>
             </w:r>
@@ -4901,23 +2249,23 @@
               <w:spacing w:after="0" w:line="252" w:lineRule="auto"/>
               <w:rPr>
                 <w:rFonts w:asciiTheme="majorBidi" w:hAnsiTheme="majorBidi" w:cstheme="majorBidi"/>
-                <w:sz w:val="22"/>
-                <w:szCs w:val="28"/>
+                <w:sz w:val="24"/>
+                <w:szCs w:val="24"/>
               </w:rPr>
             </w:pPr>
             <w:r>
               <w:rPr>
                 <w:rFonts w:asciiTheme="majorBidi" w:hAnsiTheme="majorBidi" w:cstheme="majorBidi"/>
-                <w:sz w:val="22"/>
-                <w:szCs w:val="28"/>
+                <w:sz w:val="24"/>
+                <w:szCs w:val="24"/>
               </w:rPr>
               <w:t>Dept. of CSE</w:t>
             </w:r>
             <w:r>
               <w:rPr>
                 <w:rFonts w:asciiTheme="majorBidi" w:hAnsiTheme="majorBidi" w:cstheme="majorBidi"/>
-                <w:sz w:val="22"/>
-                <w:szCs w:val="28"/>
+                <w:sz w:val="24"/>
+                <w:szCs w:val="24"/>
               </w:rPr>
               <w:br/>
               <w:t xml:space="preserve">Uttara University, Dhaka </w:t>
@@ -4928,15 +2276,15 @@
               <w:spacing w:after="0" w:line="252" w:lineRule="auto"/>
               <w:rPr>
                 <w:rFonts w:asciiTheme="majorBidi" w:hAnsiTheme="majorBidi" w:cstheme="majorBidi"/>
-                <w:sz w:val="25"/>
-                <w:szCs w:val="28"/>
+                <w:sz w:val="24"/>
+                <w:szCs w:val="24"/>
               </w:rPr>
             </w:pPr>
             <w:r>
               <w:rPr>
                 <w:rFonts w:asciiTheme="majorBidi" w:hAnsiTheme="majorBidi" w:cstheme="majorBidi"/>
-                <w:sz w:val="22"/>
-                <w:szCs w:val="28"/>
+                <w:sz w:val="24"/>
+                <w:szCs w:val="24"/>
               </w:rPr>
               <w:t>Email: tanzillah@uttarauniversity.edu.bd</w:t>
             </w:r>
@@ -4944,7 +2292,7 @@
         </w:tc>
         <w:tc>
           <w:tcPr>
-            <w:tcW w:w="4712" w:type="dxa"/>
+            <w:tcW w:w="4738" w:type="dxa"/>
             <w:tcMar>
               <w:top w:w="20" w:type="dxa"/>
               <w:left w:w="30" w:type="dxa"/>
@@ -4957,35 +2305,47 @@
               <w:spacing w:after="0" w:line="252" w:lineRule="auto"/>
               <w:rPr>
                 <w:rFonts w:asciiTheme="majorBidi" w:hAnsiTheme="majorBidi" w:cstheme="majorBidi"/>
-                <w:sz w:val="22"/>
-                <w:szCs w:val="28"/>
+                <w:sz w:val="24"/>
+                <w:szCs w:val="24"/>
               </w:rPr>
             </w:pPr>
+            <w:proofErr w:type="spellStart"/>
             <w:r>
               <w:rPr>
                 <w:rFonts w:asciiTheme="majorBidi" w:hAnsiTheme="majorBidi" w:cstheme="majorBidi"/>
                 <w:b/>
                 <w:color w:val="0F4C81"/>
-                <w:sz w:val="23"/>
-                <w:szCs w:val="28"/>
+                <w:sz w:val="24"/>
+                <w:szCs w:val="24"/>
               </w:rPr>
-              <w:t>Md. Norul Amin</w:t>
+              <w:t>Moh</w:t>
+            </w:r>
+            <w:proofErr w:type="spellEnd"/>
+            <w:r>
+              <w:rPr>
+                <w:rFonts w:asciiTheme="majorBidi" w:hAnsiTheme="majorBidi" w:cstheme="majorBidi"/>
+                <w:b/>
+                <w:color w:val="0F4C81"/>
+                <w:sz w:val="24"/>
+                <w:szCs w:val="24"/>
+              </w:rPr>
+              <w:t>. Nurul Amin</w:t>
             </w:r>
             <w:r>
               <w:rPr>
                 <w:rFonts w:asciiTheme="majorBidi" w:hAnsiTheme="majorBidi" w:cstheme="majorBidi"/>
                 <w:b/>
                 <w:color w:val="0F4C81"/>
-                <w:sz w:val="23"/>
-                <w:szCs w:val="28"/>
+                <w:sz w:val="24"/>
+                <w:szCs w:val="24"/>
               </w:rPr>
               <w:br/>
             </w:r>
             <w:r>
               <w:rPr>
                 <w:rFonts w:asciiTheme="majorBidi" w:hAnsiTheme="majorBidi" w:cstheme="majorBidi"/>
-                <w:sz w:val="22"/>
-                <w:szCs w:val="28"/>
+                <w:sz w:val="24"/>
+                <w:szCs w:val="24"/>
               </w:rPr>
               <w:t xml:space="preserve">Founder &amp; Principal, </w:t>
             </w:r>
@@ -4995,42 +2355,89 @@
               <w:spacing w:after="0" w:line="252" w:lineRule="auto"/>
               <w:rPr>
                 <w:rFonts w:asciiTheme="majorBidi" w:hAnsiTheme="majorBidi" w:cstheme="majorBidi"/>
-                <w:sz w:val="22"/>
-                <w:szCs w:val="28"/>
+                <w:sz w:val="24"/>
+                <w:szCs w:val="24"/>
               </w:rPr>
             </w:pPr>
+            <w:proofErr w:type="spellStart"/>
             <w:r>
               <w:rPr>
                 <w:rFonts w:asciiTheme="majorBidi" w:hAnsiTheme="majorBidi" w:cstheme="majorBidi"/>
-                <w:sz w:val="22"/>
-                <w:szCs w:val="28"/>
+                <w:sz w:val="24"/>
+                <w:szCs w:val="24"/>
               </w:rPr>
-              <w:t>B</w:t>
+              <w:t>Barmi</w:t>
+            </w:r>
+            <w:proofErr w:type="spellEnd"/>
+            <w:r>
+              <w:rPr>
+                <w:rFonts w:asciiTheme="majorBidi" w:hAnsiTheme="majorBidi" w:cstheme="majorBidi"/>
+                <w:sz w:val="24"/>
+                <w:szCs w:val="24"/>
+              </w:rPr>
+              <w:t xml:space="preserve"> Al-</w:t>
+            </w:r>
+            <w:proofErr w:type="spellStart"/>
+            <w:r>
+              <w:rPr>
+                <w:rFonts w:asciiTheme="majorBidi" w:hAnsiTheme="majorBidi" w:cstheme="majorBidi"/>
+                <w:sz w:val="24"/>
+                <w:szCs w:val="24"/>
+              </w:rPr>
+              <w:t>Madina</w:t>
+            </w:r>
+            <w:proofErr w:type="spellEnd"/>
+            <w:r>
+              <w:rPr>
+                <w:rFonts w:asciiTheme="majorBidi" w:hAnsiTheme="majorBidi" w:cstheme="majorBidi"/>
+                <w:sz w:val="24"/>
+                <w:szCs w:val="24"/>
+              </w:rPr>
+              <w:t xml:space="preserve"> School</w:t>
             </w:r>
             <w:r>
               <w:rPr>
                 <w:rFonts w:asciiTheme="majorBidi" w:hAnsiTheme="majorBidi" w:cstheme="majorBidi"/>
-                <w:sz w:val="22"/>
-                <w:szCs w:val="28"/>
+                <w:sz w:val="24"/>
+                <w:szCs w:val="24"/>
               </w:rPr>
-              <w:t>armi Al-Madina Pre-Cadet Sch</w:t>
+              <w:br/>
             </w:r>
+            <w:proofErr w:type="spellStart"/>
             <w:r>
               <w:rPr>
                 <w:rFonts w:asciiTheme="majorBidi" w:hAnsiTheme="majorBidi" w:cstheme="majorBidi"/>
-                <w:sz w:val="22"/>
-                <w:szCs w:val="28"/>
+                <w:sz w:val="24"/>
+                <w:szCs w:val="24"/>
               </w:rPr>
-              <w:t>ool</w:t>
+              <w:t>Barmi</w:t>
             </w:r>
+            <w:proofErr w:type="spellEnd"/>
             <w:r>
               <w:rPr>
                 <w:rFonts w:asciiTheme="majorBidi" w:hAnsiTheme="majorBidi" w:cstheme="majorBidi"/>
-                <w:sz w:val="22"/>
-                <w:szCs w:val="28"/>
+                <w:sz w:val="24"/>
+                <w:szCs w:val="24"/>
               </w:rPr>
-              <w:br/>
-              <w:t xml:space="preserve">Barmi, Sreepur, Gazipur </w:t>
+              <w:t xml:space="preserve">, </w:t>
+            </w:r>
+            <w:proofErr w:type="spellStart"/>
+            <w:r>
+              <w:rPr>
+                <w:rFonts w:asciiTheme="majorBidi" w:hAnsiTheme="majorBidi" w:cstheme="majorBidi"/>
+                <w:sz w:val="24"/>
+                <w:szCs w:val="24"/>
+              </w:rPr>
+              <w:t>Sreepur</w:t>
+            </w:r>
+            <w:proofErr w:type="spellEnd"/>
+            <w:r>
+              <w:rPr>
+                <w:rFonts w:asciiTheme="majorBidi" w:hAnsiTheme="majorBidi" w:cstheme="majorBidi"/>
+                <w:sz w:val="24"/>
+                <w:szCs w:val="24"/>
+              </w:rPr>
+              <w:t xml:space="preserve">, Gazipur </w:t>
             </w:r>
           </w:p>
           <w:p>
@@ -5038,15 +2445,15 @@
               <w:spacing w:after="0" w:line="252" w:lineRule="auto"/>
               <w:rPr>
                 <w:rFonts w:asciiTheme="majorBidi" w:hAnsiTheme="majorBidi" w:cstheme="majorBidi"/>
-                <w:sz w:val="25"/>
-                <w:szCs w:val="28"/>
+                <w:sz w:val="24"/>
+                <w:szCs w:val="24"/>
               </w:rPr>
             </w:pPr>
             <w:r>
               <w:rPr>
                 <w:rFonts w:asciiTheme="majorBidi" w:hAnsiTheme="majorBidi" w:cstheme="majorBidi"/>
-                <w:sz w:val="22"/>
-                <w:szCs w:val="28"/>
+                <w:sz w:val="24"/>
+                <w:szCs w:val="24"/>
               </w:rPr>
               <w:t>Mobile: +880 1915-430867</w:t>
             </w:r>
@@ -5056,7 +2463,16 @@
     </w:tbl>
     <w:p>
       <w:pPr>
-        <w:spacing w:before="80" w:after="80" w:line="252" w:lineRule="auto"/>
+        <w:rPr>
+          <w:rFonts w:asciiTheme="majorBidi" w:hAnsiTheme="majorBidi" w:cstheme="majorBidi"/>
+          <w:color w:val="000000" w:themeColor="text1"/>
+          <w:sz w:val="22"/>
+          <w:szCs w:val="28"/>
+        </w:rPr>
+      </w:pPr>
+    </w:p>
+    <w:p>
+      <w:pPr>
         <w:rPr>
           <w:rFonts w:asciiTheme="majorBidi" w:hAnsiTheme="majorBidi" w:cstheme="majorBidi"/>
           <w:sz w:val="25"/>
@@ -5066,173 +2482,12 @@
       <w:r>
         <w:rPr>
           <w:rFonts w:asciiTheme="majorBidi" w:hAnsiTheme="majorBidi" w:cstheme="majorBidi"/>
-          <w:i/>
-          <w:color w:val="475569"/>
+          <w:color w:val="000000" w:themeColor="text1"/>
           <w:sz w:val="22"/>
           <w:szCs w:val="28"/>
         </w:rPr>
-        <w:t>Declaration: I do hereby declare that all information stated above is authentic, complete and true to the best of my knowledge.</w:t>
+        <w:t>Date: .......................................</w:t>
       </w:r>
-    </w:p>
-    <w:tbl>
-      <w:tblPr>
-        <w:tblW w:w="0" w:type="auto"/>
-        <w:jc w:val="center"/>
-        <w:tblLayout w:type="fixed"/>
-        <w:tblLook w:val="04A0" w:firstRow="1" w:lastRow="0" w:firstColumn="1" w:lastColumn="0" w:noHBand="0" w:noVBand="1"/>
-      </w:tblPr>
-      <w:tblGrid>
-        <w:gridCol w:w="5040"/>
-        <w:gridCol w:w="4968"/>
-      </w:tblGrid>
-      <w:tr>
-        <w:trPr>
-          <w:jc w:val="center"/>
-        </w:trPr>
-        <w:tc>
-          <w:tcPr>
-            <w:tcW w:w="5040" w:type="dxa"/>
-            <w:tcMar>
-              <w:top w:w="8" w:type="dxa"/>
-              <w:left w:w="0" w:type="dxa"/>
-              <w:bottom w:w="0" w:type="dxa"/>
-              <w:right w:w="0" w:type="dxa"/>
-            </w:tcMar>
-          </w:tcPr>
-          <w:p>
-            <w:pPr>
-              <w:spacing w:after="0"/>
-              <w:rPr>
-                <w:rFonts w:asciiTheme="majorBidi" w:hAnsiTheme="majorBidi" w:cstheme="majorBidi"/>
-                <w:sz w:val="25"/>
-                <w:szCs w:val="28"/>
-              </w:rPr>
-            </w:pPr>
-            <w:r>
-              <w:rPr>
-                <w:rFonts w:asciiTheme="majorBidi" w:hAnsiTheme="majorBidi" w:cstheme="majorBidi"/>
-                <w:color w:val="64748B"/>
-                <w:sz w:val="22"/>
-                <w:szCs w:val="28"/>
-              </w:rPr>
-              <w:br/>
-              <w:t xml:space="preserve">Date: </w:t>
-            </w:r>
-            <w:r>
-              <w:rPr>
-                <w:rFonts w:asciiTheme="majorBidi" w:hAnsiTheme="majorBidi" w:cstheme="majorBidi"/>
-                <w:color w:val="64748B"/>
-                <w:sz w:val="22"/>
-                <w:szCs w:val="28"/>
-              </w:rPr>
-              <w:t>.......................................</w:t>
-            </w:r>
-          </w:p>
-        </w:tc>
-        <w:tc>
-          <w:tcPr>
-            <w:tcW w:w="4968" w:type="dxa"/>
-            <w:tcMar>
-              <w:top w:w="8" w:type="dxa"/>
-              <w:left w:w="0" w:type="dxa"/>
-              <w:bottom w:w="0" w:type="dxa"/>
-              <w:right w:w="0" w:type="dxa"/>
-            </w:tcMar>
-          </w:tcPr>
-          <w:p>
-            <w:pPr>
-              <w:spacing w:after="0"/>
-              <w:jc w:val="right"/>
-              <w:rPr>
-                <w:rFonts w:asciiTheme="majorBidi" w:hAnsiTheme="majorBidi" w:cstheme="majorBidi"/>
-                <w:b/>
-                <w:color w:val="0F4C81"/>
-                <w:sz w:val="25"/>
-                <w:szCs w:val="28"/>
-              </w:rPr>
-            </w:pPr>
-          </w:p>
-          <w:p>
-            <w:pPr>
-              <w:spacing w:after="0"/>
-              <w:jc w:val="right"/>
-              <w:rPr>
-                <w:rFonts w:asciiTheme="majorBidi" w:hAnsiTheme="majorBidi" w:cstheme="majorBidi"/>
-                <w:sz w:val="25"/>
-                <w:szCs w:val="28"/>
-              </w:rPr>
-            </w:pPr>
-            <w:r>
-              <w:rPr>
-                <w:rFonts w:asciiTheme="majorBidi" w:hAnsiTheme="majorBidi" w:cstheme="majorBidi"/>
-                <w:b/>
-                <w:color w:val="0F4C81"/>
-                <w:sz w:val="25"/>
-                <w:szCs w:val="28"/>
-              </w:rPr>
-              <w:t>_</w:t>
-            </w:r>
-            <w:r>
-              <w:rPr>
-                <w:rFonts w:asciiTheme="majorBidi" w:hAnsiTheme="majorBidi" w:cstheme="majorBidi"/>
-                <w:b/>
-                <w:color w:val="0F4C81"/>
-                <w:sz w:val="25"/>
-                <w:szCs w:val="28"/>
-              </w:rPr>
-              <w:t>_</w:t>
-            </w:r>
-            <w:r>
-              <w:rPr>
-                <w:rFonts w:asciiTheme="majorBidi" w:hAnsiTheme="majorBidi" w:cstheme="majorBidi"/>
-                <w:b/>
-                <w:color w:val="0F4C81"/>
-                <w:sz w:val="25"/>
-                <w:szCs w:val="28"/>
-              </w:rPr>
-              <w:t>______________</w:t>
-            </w:r>
-            <w:r>
-              <w:rPr>
-                <w:rFonts w:asciiTheme="majorBidi" w:hAnsiTheme="majorBidi" w:cstheme="majorBidi"/>
-                <w:b/>
-                <w:color w:val="0F4C81"/>
-                <w:sz w:val="25"/>
-                <w:szCs w:val="28"/>
-              </w:rPr>
-              <w:t>_</w:t>
-            </w:r>
-            <w:r>
-              <w:rPr>
-                <w:rFonts w:asciiTheme="majorBidi" w:hAnsiTheme="majorBidi" w:cstheme="majorBidi"/>
-                <w:b/>
-                <w:color w:val="0F4C81"/>
-                <w:sz w:val="25"/>
-                <w:szCs w:val="28"/>
-              </w:rPr>
-              <w:br/>
-            </w:r>
-            <w:r>
-              <w:rPr>
-                <w:rFonts w:asciiTheme="majorBidi" w:hAnsiTheme="majorBidi" w:cstheme="majorBidi"/>
-                <w:b/>
-                <w:sz w:val="23"/>
-                <w:szCs w:val="28"/>
-              </w:rPr>
-              <w:t>(Nurul Arefin Nabil)</w:t>
-            </w:r>
-          </w:p>
-        </w:tc>
-      </w:tr>
-    </w:tbl>
-    <w:p>
-      <w:pPr>
-        <w:rPr>
-          <w:rFonts w:asciiTheme="majorBidi" w:hAnsiTheme="majorBidi" w:cstheme="majorBidi"/>
-          <w:sz w:val="25"/>
-          <w:szCs w:val="28"/>
-        </w:rPr>
-      </w:pPr>
     </w:p>
     <w:sectPr>
       <w:pgSz w:w="11909" w:h="16834"/>
@@ -5732,11 +2987,6 @@
     <w:lsdException w:name="Book Title" w:uiPriority="33" w:qFormat="1"/>
     <w:lsdException w:name="Bibliography" w:semiHidden="1" w:uiPriority="37" w:unhideWhenUsed="1"/>
     <w:lsdException w:name="TOC Heading" w:semiHidden="1" w:uiPriority="39" w:unhideWhenUsed="1" w:qFormat="1"/>
-    <w:lsdException w:name="Plain Table 5" w:semiHidden="1" w:unhideWhenUsed="1"/>
-    <w:lsdException w:name="Grid Table Light" w:semiHidden="1" w:unhideWhenUsed="1"/>
-    <w:lsdException w:name="Grid Table 1 Light" w:semiHidden="1" w:unhideWhenUsed="1"/>
-    <w:lsdException w:name="Grid Table 2" w:semiHidden="1" w:unhideWhenUsed="1"/>
-    <w:lsdException w:name="Grid Table 3" w:semiHidden="1" w:unhideWhenUsed="1"/>
     <w:lsdException w:name="Grid Table 4" w:uiPriority="49"/>
     <w:lsdException w:name="Grid Table 5 Dark" w:uiPriority="50"/>
     <w:lsdException w:name="Grid Table 6 Colorful" w:uiPriority="51"/>
